--- a/Git-GitHub-Assignment_MSDSF26M012_MSDSF25A007.docx
+++ b/Git-GitHub-Assignment_MSDSF26M012_MSDSF25A007.docx
@@ -65,6 +65,22 @@
     </w:p>
     <w:p>
       <w:r>
+        <w:t xml:space="preserve">M Imran </w:t>
+      </w:r>
+      <w:proofErr w:type="spellStart"/>
+      <w:r>
+        <w:t>Mian</w:t>
+      </w:r>
+      <w:proofErr w:type="spellEnd"/>
+      <w:r>
+        <w:t xml:space="preserve"> / MSDSF25A007 / </w:t>
+      </w:r>
+      <w:r>
+        <w:t>https://github.com/memrranmian</w:t>
+      </w:r>
+    </w:p>
+    <w:p>
+      <w:r>
         <w:t>________________________________________________________________________________</w:t>
       </w:r>
     </w:p>
@@ -339,13 +355,20 @@
           <w:sz w:val="18"/>
         </w:rPr>
         <w:br/>
-        <w:t xml:space="preserve">      ↓</w:t>
       </w:r>
       <w:r>
         <w:rPr>
           <w:rFonts w:ascii="Consolas" w:hAnsi="Consolas"/>
           <w:sz w:val="18"/>
         </w:rPr>
+        <w:lastRenderedPageBreak/>
+        <w:t xml:space="preserve">      ↓</w:t>
+      </w:r>
+      <w:r>
+        <w:rPr>
+          <w:rFonts w:ascii="Consolas" w:hAnsi="Consolas"/>
+          <w:sz w:val="18"/>
+        </w:rPr>
         <w:br/>
         <w:t>Create Tag and Release</w:t>
       </w:r>
@@ -355,7 +378,6 @@
         <w:pStyle w:val="Heading1"/>
       </w:pPr>
       <w:r>
-        <w:lastRenderedPageBreak/>
         <w:t>2. Learning Objectives</w:t>
       </w:r>
     </w:p>
@@ -3057,6 +3079,7 @@
       <w:r>
         <w:rPr>
           <w:i/>
+          <w:noProof/>
         </w:rPr>
         <w:drawing>
           <wp:inline distT="0" distB="0" distL="0" distR="0" wp14:anchorId="24FF7A5F" wp14:editId="4BDDC44A">
@@ -3177,6 +3200,9 @@
     <w:p/>
     <w:p>
       <w:r>
+        <w:rPr>
+          <w:noProof/>
+        </w:rPr>
         <w:drawing>
           <wp:inline distT="0" distB="0" distL="0" distR="0" wp14:anchorId="4BFB6C6C" wp14:editId="366CB5EE">
             <wp:extent cx="3200400" cy="658495"/>
@@ -3224,6 +3250,7 @@
       <w:r>
         <w:rPr>
           <w:i/>
+          <w:noProof/>
         </w:rPr>
         <w:lastRenderedPageBreak/>
         <w:drawing>
@@ -3281,6 +3308,7 @@
       <w:r>
         <w:rPr>
           <w:i/>
+          <w:noProof/>
         </w:rPr>
         <w:drawing>
           <wp:inline distT="0" distB="0" distL="0" distR="0" wp14:anchorId="1BB58B30" wp14:editId="474AD112">
@@ -3419,6 +3447,9 @@
     </w:p>
     <w:p>
       <w:r>
+        <w:rPr>
+          <w:noProof/>
+        </w:rPr>
         <w:lastRenderedPageBreak/>
         <w:drawing>
           <wp:inline distT="0" distB="0" distL="0" distR="0" wp14:anchorId="7E06FC16" wp14:editId="15F8B2CD">
@@ -3494,6 +3525,7 @@
       <w:r>
         <w:rPr>
           <w:i/>
+          <w:noProof/>
         </w:rPr>
         <w:lastRenderedPageBreak/>
         <w:drawing>
@@ -3569,6 +3601,7 @@
       <w:r>
         <w:rPr>
           <w:i/>
+          <w:noProof/>
         </w:rPr>
         <w:lastRenderedPageBreak/>
         <w:drawing>
@@ -3636,6 +3669,7 @@
       <w:r>
         <w:rPr>
           <w:i/>
+          <w:noProof/>
         </w:rPr>
         <w:drawing>
           <wp:inline distT="0" distB="0" distL="0" distR="0" wp14:anchorId="2B651EF6" wp14:editId="1B7D3004">
@@ -3759,6 +3793,7 @@
       <w:r>
         <w:rPr>
           <w:i/>
+          <w:noProof/>
         </w:rPr>
         <w:drawing>
           <wp:inline distT="0" distB="0" distL="0" distR="0" wp14:anchorId="28AC666F" wp14:editId="2B731086">
@@ -3825,6 +3860,7 @@
       <w:r>
         <w:rPr>
           <w:i/>
+          <w:noProof/>
         </w:rPr>
         <w:drawing>
           <wp:inline distT="0" distB="0" distL="0" distR="0" wp14:anchorId="37D4E599" wp14:editId="04EC0C63">
@@ -3931,6 +3967,7 @@
       <w:r>
         <w:rPr>
           <w:i/>
+          <w:noProof/>
         </w:rPr>
         <w:drawing>
           <wp:inline distT="0" distB="0" distL="0" distR="0" wp14:anchorId="1F09AF6D" wp14:editId="4B299CC0">
@@ -4012,6 +4049,7 @@
       <w:r>
         <w:rPr>
           <w:i/>
+          <w:noProof/>
         </w:rPr>
         <w:drawing>
           <wp:inline distT="0" distB="0" distL="0" distR="0" wp14:anchorId="7302C6CC" wp14:editId="17F83257">
@@ -4090,6 +4128,7 @@
       <w:r>
         <w:rPr>
           <w:i/>
+          <w:noProof/>
         </w:rPr>
         <w:drawing>
           <wp:inline distT="0" distB="0" distL="0" distR="0" wp14:anchorId="3BFCF249" wp14:editId="0E06828B">
@@ -4167,6 +4206,7 @@
       <w:r>
         <w:rPr>
           <w:i/>
+          <w:noProof/>
         </w:rPr>
         <w:drawing>
           <wp:inline distT="0" distB="0" distL="0" distR="0" wp14:anchorId="17830B05" wp14:editId="2900CD80">
@@ -4330,6 +4370,7 @@
       <w:r>
         <w:rPr>
           <w:i/>
+          <w:noProof/>
         </w:rPr>
         <w:lastRenderedPageBreak/>
         <w:drawing>
@@ -4427,6 +4468,9 @@
     </w:p>
     <w:p>
       <w:r>
+        <w:rPr>
+          <w:noProof/>
+        </w:rPr>
         <w:lastRenderedPageBreak/>
         <w:drawing>
           <wp:inline distT="0" distB="0" distL="0" distR="0" wp14:anchorId="726EEBC1" wp14:editId="5A79D7BD">
@@ -4472,6 +4516,7 @@
       <w:r>
         <w:rPr>
           <w:i/>
+          <w:noProof/>
         </w:rPr>
         <w:drawing>
           <wp:inline distT="0" distB="0" distL="0" distR="0" wp14:anchorId="3A72F6E2" wp14:editId="5B67278E">
@@ -4773,47 +4818,31 @@
           <w:rFonts w:ascii="Consolas" w:hAnsi="Consolas"/>
           <w:sz w:val="18"/>
         </w:rPr>
-        <w:t xml:space="preserve"> </w:t>
+        <w:t xml:space="preserve"> Student Task Management Application)</w:t>
       </w:r>
       <w:r>
         <w:rPr>
           <w:rFonts w:ascii="Consolas" w:hAnsi="Consolas"/>
           <w:sz w:val="18"/>
         </w:rPr>
-        <w:t>Student Task Management Application</w:t>
-      </w:r>
+        <w:t xml:space="preserve"> and pushed the branch to </w:t>
+      </w:r>
+      <w:proofErr w:type="spellStart"/>
       <w:r>
         <w:rPr>
           <w:rFonts w:ascii="Consolas" w:hAnsi="Consolas"/>
           <w:sz w:val="18"/>
         </w:rPr>
-        <w:t>)</w:t>
-      </w:r>
+        <w:t>github</w:t>
+      </w:r>
+      <w:proofErr w:type="spellEnd"/>
       <w:r>
         <w:rPr>
           <w:rFonts w:ascii="Consolas" w:hAnsi="Consolas"/>
           <w:sz w:val="18"/>
         </w:rPr>
-        <w:t xml:space="preserve"> and pushed the branch to </w:t>
-      </w:r>
-      <w:proofErr w:type="spellStart"/>
-      <w:r>
-        <w:rPr>
-          <w:rFonts w:ascii="Consolas" w:hAnsi="Consolas"/>
-          <w:sz w:val="18"/>
-        </w:rPr>
-        <w:t>github</w:t>
-      </w:r>
-      <w:proofErr w:type="spellEnd"/>
-      <w:r>
-        <w:rPr>
-          <w:rFonts w:ascii="Consolas" w:hAnsi="Consolas"/>
-          <w:sz w:val="18"/>
-        </w:rPr>
         <w:t>.</w:t>
       </w:r>
-      <w:bookmarkStart w:id="0" w:name="_GoBack"/>
-      <w:bookmarkEnd w:id="0"/>
     </w:p>
     <w:p>
       <w:pPr>
@@ -4827,6 +4856,9 @@
         <w:ind w:left="360"/>
       </w:pPr>
       <w:r>
+        <w:rPr>
+          <w:noProof/>
+        </w:rPr>
         <w:lastRenderedPageBreak/>
         <w:drawing>
           <wp:inline distT="0" distB="0" distL="0" distR="0" wp14:anchorId="3E547C90" wp14:editId="1C96C3BF">
@@ -4866,6 +4898,61 @@
       </w:r>
     </w:p>
     <w:p>
+      <w:pPr>
+        <w:spacing w:before="60" w:after="100"/>
+        <w:ind w:left="360"/>
+      </w:pPr>
+    </w:p>
+    <w:p>
+      <w:pPr>
+        <w:spacing w:before="60" w:after="100"/>
+        <w:ind w:left="360"/>
+      </w:pPr>
+      <w:r>
+        <w:rPr>
+          <w:noProof/>
+        </w:rPr>
+        <w:lastRenderedPageBreak/>
+        <w:drawing>
+          <wp:inline distT="0" distB="0" distL="0" distR="0" wp14:anchorId="4A2E6196" wp14:editId="49FE6173">
+            <wp:extent cx="6858000" cy="4018280"/>
+            <wp:effectExtent l="0" t="0" r="0" b="1270"/>
+            <wp:docPr id="4" name="Picture 4"/>
+            <wp:cNvGraphicFramePr>
+              <a:graphicFrameLocks xmlns:a="http://schemas.openxmlformats.org/drawingml/2006/main" noChangeAspect="1"/>
+            </wp:cNvGraphicFramePr>
+            <a:graphic xmlns:a="http://schemas.openxmlformats.org/drawingml/2006/main">
+              <a:graphicData uri="http://schemas.openxmlformats.org/drawingml/2006/picture">
+                <pic:pic xmlns:pic="http://schemas.openxmlformats.org/drawingml/2006/picture">
+                  <pic:nvPicPr>
+                    <pic:cNvPr id="1" name=""/>
+                    <pic:cNvPicPr/>
+                  </pic:nvPicPr>
+                  <pic:blipFill>
+                    <a:blip r:embed="rId39"/>
+                    <a:stretch>
+                      <a:fillRect/>
+                    </a:stretch>
+                  </pic:blipFill>
+                  <pic:spPr>
+                    <a:xfrm>
+                      <a:off x="0" y="0"/>
+                      <a:ext cx="6858000" cy="4018280"/>
+                    </a:xfrm>
+                    <a:prstGeom prst="rect">
+                      <a:avLst/>
+                    </a:prstGeom>
+                  </pic:spPr>
+                </pic:pic>
+              </a:graphicData>
+            </a:graphic>
+          </wp:inline>
+        </w:drawing>
+      </w:r>
+      <w:bookmarkStart w:id="0" w:name="_GoBack"/>
+      <w:bookmarkEnd w:id="0"/>
+    </w:p>
+    <w:p>
       <w:r>
         <w:rPr>
           <w:b/>
@@ -4904,7 +4991,6 @@
               <w:rPr>
                 <w:sz w:val="18"/>
               </w:rPr>
-              <w:lastRenderedPageBreak/>
               <w:t>[Insert Screenshot 24 here]</w:t>
             </w:r>
             <w:r>
@@ -5126,6 +5212,7 @@
               <w:rPr>
                 <w:sz w:val="18"/>
               </w:rPr>
+              <w:lastRenderedPageBreak/>
               <w:t>[Insert Screenshot 26 here]</w:t>
             </w:r>
             <w:r>
@@ -5448,7 +5535,6 @@
           <w:sz w:val="24"/>
           <w:szCs w:val="24"/>
         </w:rPr>
-        <w:lastRenderedPageBreak/>
         <w:t>Switching branches mid-feature to fix an urgent bug</w:t>
       </w:r>
     </w:p>
@@ -5735,6 +5821,7 @@
         <w:rPr>
           <w:i/>
         </w:rPr>
+        <w:lastRenderedPageBreak/>
         <w:t xml:space="preserve">Figure 28: </w:t>
       </w:r>
       <w:proofErr w:type="spellStart"/>
@@ -6166,7 +6253,6 @@
         <w:rPr>
           <w:i/>
         </w:rPr>
-        <w:lastRenderedPageBreak/>
         <w:t xml:space="preserve">Figure 29: </w:t>
       </w:r>
       <w:proofErr w:type="spellStart"/>
@@ -7065,7 +7151,6 @@
         <w:rPr>
           <w:b/>
         </w:rPr>
-        <w:lastRenderedPageBreak/>
         <w:t>Questions / Explanation:</w:t>
       </w:r>
     </w:p>
@@ -7121,15 +7206,7 @@
           <w:b w:val="0"/>
           <w:bCs w:val="0"/>
         </w:rPr>
-        <w:t>D</w:t>
-      </w:r>
-      <w:r>
-        <w:rPr>
-          <w:rStyle w:val="Strong"/>
-          <w:b w:val="0"/>
-          <w:bCs w:val="0"/>
-        </w:rPr>
-        <w:t xml:space="preserve">ifference between </w:t>
+        <w:t xml:space="preserve">Difference between </w:t>
       </w:r>
       <w:proofErr w:type="spellStart"/>
       <w:r>
@@ -7623,6 +7700,7 @@
         <w:pStyle w:val="Heading1"/>
       </w:pPr>
       <w:r>
+        <w:lastRenderedPageBreak/>
         <w:t>Issue-Based Development, Tag, Release and Final Evidence</w:t>
       </w:r>
     </w:p>
@@ -7912,7 +7990,6 @@
         <w:rPr>
           <w:b/>
         </w:rPr>
-        <w:lastRenderedPageBreak/>
         <w:t xml:space="preserve">📸 Screenshot 32 — </w:t>
       </w:r>
       <w:proofErr w:type="spellStart"/>
@@ -8120,6 +8197,7 @@
           <w:rFonts w:ascii="Consolas" w:hAnsi="Consolas"/>
           <w:sz w:val="18"/>
         </w:rPr>
+        <w:lastRenderedPageBreak/>
         <w:t>git</w:t>
       </w:r>
       <w:proofErr w:type="spellEnd"/>
@@ -8434,7 +8512,6 @@
         <w:rPr>
           <w:b/>
         </w:rPr>
-        <w:lastRenderedPageBreak/>
         <w:t>📸 Screenshot 37 — Final Application</w:t>
       </w:r>
     </w:p>
@@ -8659,6 +8736,7 @@
             </w:pPr>
             <w:proofErr w:type="spellStart"/>
             <w:r>
+              <w:lastRenderedPageBreak/>
               <w:t>git</w:t>
             </w:r>
             <w:proofErr w:type="spellEnd"/>
@@ -9771,7 +9849,6 @@
         <w:pStyle w:val="ListBullet"/>
       </w:pPr>
       <w:r>
-        <w:lastRenderedPageBreak/>
         <w:t>Project Description</w:t>
       </w:r>
     </w:p>
@@ -9936,13 +10013,20 @@
           <w:sz w:val="18"/>
         </w:rPr>
         <w:br/>
-        <w:t>Add task completion</w:t>
       </w:r>
       <w:r>
         <w:rPr>
           <w:rFonts w:ascii="Consolas" w:hAnsi="Consolas"/>
           <w:sz w:val="18"/>
         </w:rPr>
+        <w:lastRenderedPageBreak/>
+        <w:t>Add task completion</w:t>
+      </w:r>
+      <w:r>
+        <w:rPr>
+          <w:rFonts w:ascii="Consolas" w:hAnsi="Consolas"/>
+          <w:sz w:val="18"/>
+        </w:rPr>
         <w:br/>
         <w:t>Add task search</w:t>
       </w:r>
@@ -10210,7 +10294,6 @@
         <w:pStyle w:val="NormalWeb"/>
       </w:pPr>
       <w:r>
-        <w:lastRenderedPageBreak/>
         <w:t xml:space="preserve">Answer: </w:t>
       </w:r>
       <w:proofErr w:type="gramStart"/>
@@ -10574,6 +10657,7 @@
         <w:rPr>
           <w:rFonts w:hAnsi="Symbol"/>
         </w:rPr>
+        <w:lastRenderedPageBreak/>
         <w:t></w:t>
       </w:r>
       <w:r>
@@ -10780,248 +10864,248 @@
         <w:rPr>
           <w:rFonts w:hAnsi="Symbol"/>
         </w:rPr>
+        <w:t></w:t>
+      </w:r>
+      <w:r>
+        <w:t xml:space="preserve">  Discussed</w:t>
+      </w:r>
+      <w:proofErr w:type="gramEnd"/>
+      <w:r>
+        <w:t xml:space="preserve"> changes with the collaborator, edited the conflicting sections to combine the correct logic, and removed all conflict marker tags.</w:t>
+      </w:r>
+    </w:p>
+    <w:p>
+      <w:pPr>
+        <w:pStyle w:val="NormalWeb"/>
+      </w:pPr>
+      <w:proofErr w:type="gramStart"/>
+      <w:r>
+        <w:rPr>
+          <w:rFonts w:hAnsi="Symbol"/>
+        </w:rPr>
+        <w:t></w:t>
+      </w:r>
+      <w:r>
+        <w:t xml:space="preserve">  Staged</w:t>
+      </w:r>
+      <w:proofErr w:type="gramEnd"/>
+      <w:r>
+        <w:t xml:space="preserve"> the resolved files using </w:t>
+      </w:r>
+      <w:proofErr w:type="spellStart"/>
+      <w:r>
+        <w:rPr>
+          <w:rStyle w:val="HTMLCode"/>
+        </w:rPr>
+        <w:t>git</w:t>
+      </w:r>
+      <w:proofErr w:type="spellEnd"/>
+      <w:r>
+        <w:rPr>
+          <w:rStyle w:val="HTMLCode"/>
+        </w:rPr>
+        <w:t xml:space="preserve"> add &lt;file&gt;</w:t>
+      </w:r>
+      <w:r>
+        <w:t xml:space="preserve"> and completed the merge via </w:t>
+      </w:r>
+      <w:proofErr w:type="spellStart"/>
+      <w:r>
+        <w:rPr>
+          <w:rStyle w:val="HTMLCode"/>
+        </w:rPr>
+        <w:t>git</w:t>
+      </w:r>
+      <w:proofErr w:type="spellEnd"/>
+      <w:r>
+        <w:rPr>
+          <w:rStyle w:val="HTMLCode"/>
+        </w:rPr>
+        <w:t xml:space="preserve"> commit</w:t>
+      </w:r>
+      <w:r>
+        <w:t xml:space="preserve"> before pushing to GitHub.</w:t>
+      </w:r>
+    </w:p>
+    <w:p>
+      <w:r>
+        <w:t>Q8. Why is a Pull Request useful?</w:t>
+      </w:r>
+    </w:p>
+    <w:p>
+      <w:pPr>
+        <w:pStyle w:val="NormalWeb"/>
+      </w:pPr>
+      <w:r>
+        <w:t>Answer:</w:t>
+      </w:r>
+      <w:r>
+        <w:t xml:space="preserve"> </w:t>
+      </w:r>
+      <w:proofErr w:type="gramStart"/>
+      <w:r>
+        <w:rPr>
+          <w:rFonts w:hAnsi="Symbol"/>
+        </w:rPr>
+        <w:t></w:t>
+      </w:r>
+      <w:r>
+        <w:t xml:space="preserve">  Provides</w:t>
+      </w:r>
+      <w:proofErr w:type="gramEnd"/>
+      <w:r>
+        <w:t xml:space="preserve"> a formal code review mechanism to verify code quality, structure, and functionality prior to merging into production branches.</w:t>
+      </w:r>
+    </w:p>
+    <w:p>
+      <w:pPr>
+        <w:pStyle w:val="NormalWeb"/>
+      </w:pPr>
+      <w:proofErr w:type="gramStart"/>
+      <w:r>
+        <w:rPr>
+          <w:rFonts w:hAnsi="Symbol"/>
+        </w:rPr>
+        <w:t></w:t>
+      </w:r>
+      <w:r>
+        <w:t xml:space="preserve">  Facilitates</w:t>
+      </w:r>
+      <w:proofErr w:type="gramEnd"/>
+      <w:r>
+        <w:t xml:space="preserve"> team discussion, inline commenting, and automated integration checks.</w:t>
+      </w:r>
+    </w:p>
+    <w:p>
+      <w:pPr>
+        <w:pStyle w:val="NormalWeb"/>
+      </w:pPr>
+      <w:proofErr w:type="gramStart"/>
+      <w:r>
+        <w:rPr>
+          <w:rFonts w:hAnsi="Symbol"/>
+        </w:rPr>
+        <w:t></w:t>
+      </w:r>
+      <w:r>
+        <w:t xml:space="preserve">  Documents</w:t>
+      </w:r>
+      <w:proofErr w:type="gramEnd"/>
+      <w:r>
+        <w:t xml:space="preserve"> architectural decisions and historical context tied to specific feature branches.</w:t>
+      </w:r>
+    </w:p>
+    <w:p>
+      <w:r>
+        <w:t>Q9. Why should commit messages be meaningful?</w:t>
+      </w:r>
+    </w:p>
+    <w:p>
+      <w:pPr>
+        <w:pStyle w:val="NormalWeb"/>
+      </w:pPr>
+      <w:r>
+        <w:t>Answer:</w:t>
+      </w:r>
+      <w:r>
+        <w:rPr>
+          <w:rFonts w:hAnsi="Symbol"/>
+        </w:rPr>
+        <w:t xml:space="preserve"> </w:t>
+      </w:r>
+      <w:proofErr w:type="gramStart"/>
+      <w:r>
+        <w:rPr>
+          <w:rFonts w:hAnsi="Symbol"/>
+        </w:rPr>
+        <w:t></w:t>
+      </w:r>
+      <w:r>
+        <w:t xml:space="preserve">  Communicates</w:t>
+      </w:r>
+      <w:proofErr w:type="gramEnd"/>
+      <w:r>
+        <w:t xml:space="preserve"> the specific intent and business logic behind changes to collaborators and future maintainers.</w:t>
+      </w:r>
+    </w:p>
+    <w:p>
+      <w:pPr>
+        <w:pStyle w:val="NormalWeb"/>
+      </w:pPr>
+      <w:r>
+        <w:rPr>
+          <w:rFonts w:hAnsi="Symbol"/>
+        </w:rPr>
+        <w:t></w:t>
+      </w:r>
+      <w:r>
+        <w:t xml:space="preserve">  Accelerates debugging and code auditing when inspecting history using commands like </w:t>
+      </w:r>
+      <w:proofErr w:type="spellStart"/>
+      <w:r>
+        <w:rPr>
+          <w:rStyle w:val="HTMLCode"/>
+        </w:rPr>
+        <w:t>git</w:t>
+      </w:r>
+      <w:proofErr w:type="spellEnd"/>
+      <w:r>
+        <w:rPr>
+          <w:rStyle w:val="HTMLCode"/>
+        </w:rPr>
+        <w:t xml:space="preserve"> log</w:t>
+      </w:r>
+      <w:r>
+        <w:t xml:space="preserve">, </w:t>
+      </w:r>
+      <w:proofErr w:type="spellStart"/>
+      <w:r>
+        <w:rPr>
+          <w:rStyle w:val="HTMLCode"/>
+        </w:rPr>
+        <w:t>git</w:t>
+      </w:r>
+      <w:proofErr w:type="spellEnd"/>
+      <w:r>
+        <w:rPr>
+          <w:rStyle w:val="HTMLCode"/>
+        </w:rPr>
+        <w:t xml:space="preserve"> blame</w:t>
+      </w:r>
+      <w:r>
+        <w:t xml:space="preserve">, and </w:t>
+      </w:r>
+      <w:proofErr w:type="spellStart"/>
+      <w:r>
+        <w:rPr>
+          <w:rStyle w:val="HTMLCode"/>
+        </w:rPr>
+        <w:t>git</w:t>
+      </w:r>
+      <w:proofErr w:type="spellEnd"/>
+      <w:r>
+        <w:rPr>
+          <w:rStyle w:val="HTMLCode"/>
+        </w:rPr>
+        <w:t xml:space="preserve"> bisect</w:t>
+      </w:r>
+      <w:r>
+        <w:t>.</w:t>
+      </w:r>
+    </w:p>
+    <w:p>
+      <w:pPr>
+        <w:pStyle w:val="NormalWeb"/>
+      </w:pPr>
+      <w:proofErr w:type="gramStart"/>
+      <w:r>
+        <w:rPr>
+          <w:rFonts w:hAnsi="Symbol"/>
+        </w:rPr>
         <w:lastRenderedPageBreak/>
         <w:t></w:t>
       </w:r>
       <w:r>
-        <w:t xml:space="preserve">  Discussed</w:t>
-      </w:r>
-      <w:proofErr w:type="gramEnd"/>
-      <w:r>
-        <w:t xml:space="preserve"> changes with the collaborator, edited the conflicting sections to combine the correct logic, and removed all conflict marker tags.</w:t>
-      </w:r>
-    </w:p>
-    <w:p>
-      <w:pPr>
-        <w:pStyle w:val="NormalWeb"/>
-      </w:pPr>
-      <w:proofErr w:type="gramStart"/>
-      <w:r>
-        <w:rPr>
-          <w:rFonts w:hAnsi="Symbol"/>
-        </w:rPr>
-        <w:t></w:t>
-      </w:r>
-      <w:r>
-        <w:t xml:space="preserve">  Staged</w:t>
-      </w:r>
-      <w:proofErr w:type="gramEnd"/>
-      <w:r>
-        <w:t xml:space="preserve"> the resolved files using </w:t>
-      </w:r>
-      <w:proofErr w:type="spellStart"/>
-      <w:r>
-        <w:rPr>
-          <w:rStyle w:val="HTMLCode"/>
-        </w:rPr>
-        <w:t>git</w:t>
-      </w:r>
-      <w:proofErr w:type="spellEnd"/>
-      <w:r>
-        <w:rPr>
-          <w:rStyle w:val="HTMLCode"/>
-        </w:rPr>
-        <w:t xml:space="preserve"> add &lt;file&gt;</w:t>
-      </w:r>
-      <w:r>
-        <w:t xml:space="preserve"> and completed the merge via </w:t>
-      </w:r>
-      <w:proofErr w:type="spellStart"/>
-      <w:r>
-        <w:rPr>
-          <w:rStyle w:val="HTMLCode"/>
-        </w:rPr>
-        <w:t>git</w:t>
-      </w:r>
-      <w:proofErr w:type="spellEnd"/>
-      <w:r>
-        <w:rPr>
-          <w:rStyle w:val="HTMLCode"/>
-        </w:rPr>
-        <w:t xml:space="preserve"> commit</w:t>
-      </w:r>
-      <w:r>
-        <w:t xml:space="preserve"> before pushing to GitHub.</w:t>
-      </w:r>
-    </w:p>
-    <w:p>
-      <w:r>
-        <w:t>Q8. Why is a Pull Request useful?</w:t>
-      </w:r>
-    </w:p>
-    <w:p>
-      <w:pPr>
-        <w:pStyle w:val="NormalWeb"/>
-      </w:pPr>
-      <w:r>
-        <w:t>Answer:</w:t>
-      </w:r>
-      <w:r>
-        <w:t xml:space="preserve"> </w:t>
-      </w:r>
-      <w:proofErr w:type="gramStart"/>
-      <w:r>
-        <w:rPr>
-          <w:rFonts w:hAnsi="Symbol"/>
-        </w:rPr>
-        <w:t></w:t>
-      </w:r>
-      <w:r>
-        <w:t xml:space="preserve">  Provides</w:t>
-      </w:r>
-      <w:proofErr w:type="gramEnd"/>
-      <w:r>
-        <w:t xml:space="preserve"> a formal code review mechanism to verify code quality, structure, and functionality prior to merging into production branches.</w:t>
-      </w:r>
-    </w:p>
-    <w:p>
-      <w:pPr>
-        <w:pStyle w:val="NormalWeb"/>
-      </w:pPr>
-      <w:proofErr w:type="gramStart"/>
-      <w:r>
-        <w:rPr>
-          <w:rFonts w:hAnsi="Symbol"/>
-        </w:rPr>
-        <w:t></w:t>
-      </w:r>
-      <w:r>
-        <w:t xml:space="preserve">  Facilitates</w:t>
-      </w:r>
-      <w:proofErr w:type="gramEnd"/>
-      <w:r>
-        <w:t xml:space="preserve"> team discussion, inline commenting, and automated integration checks.</w:t>
-      </w:r>
-    </w:p>
-    <w:p>
-      <w:pPr>
-        <w:pStyle w:val="NormalWeb"/>
-      </w:pPr>
-      <w:proofErr w:type="gramStart"/>
-      <w:r>
-        <w:rPr>
-          <w:rFonts w:hAnsi="Symbol"/>
-        </w:rPr>
-        <w:t></w:t>
-      </w:r>
-      <w:r>
-        <w:t xml:space="preserve">  Documents</w:t>
-      </w:r>
-      <w:proofErr w:type="gramEnd"/>
-      <w:r>
-        <w:t xml:space="preserve"> architectural decisions and historical context tied to specific feature branches.</w:t>
-      </w:r>
-    </w:p>
-    <w:p>
-      <w:r>
-        <w:t>Q9. Why should commit messages be meaningful?</w:t>
-      </w:r>
-    </w:p>
-    <w:p>
-      <w:pPr>
-        <w:pStyle w:val="NormalWeb"/>
-      </w:pPr>
-      <w:r>
-        <w:t>Answer:</w:t>
-      </w:r>
-      <w:r>
-        <w:rPr>
-          <w:rFonts w:hAnsi="Symbol"/>
-        </w:rPr>
-        <w:t xml:space="preserve"> </w:t>
-      </w:r>
-      <w:proofErr w:type="gramStart"/>
-      <w:r>
-        <w:rPr>
-          <w:rFonts w:hAnsi="Symbol"/>
-        </w:rPr>
-        <w:t></w:t>
-      </w:r>
-      <w:r>
-        <w:t xml:space="preserve">  Communicates</w:t>
-      </w:r>
-      <w:proofErr w:type="gramEnd"/>
-      <w:r>
-        <w:t xml:space="preserve"> the specific intent and business logic behind changes to collaborators and future maintainers.</w:t>
-      </w:r>
-    </w:p>
-    <w:p>
-      <w:pPr>
-        <w:pStyle w:val="NormalWeb"/>
-      </w:pPr>
-      <w:r>
-        <w:rPr>
-          <w:rFonts w:hAnsi="Symbol"/>
-        </w:rPr>
-        <w:t></w:t>
-      </w:r>
-      <w:r>
-        <w:t xml:space="preserve">  Accelerates debugging and code auditing when inspecting history using commands like </w:t>
-      </w:r>
-      <w:proofErr w:type="spellStart"/>
-      <w:r>
-        <w:rPr>
-          <w:rStyle w:val="HTMLCode"/>
-        </w:rPr>
-        <w:t>git</w:t>
-      </w:r>
-      <w:proofErr w:type="spellEnd"/>
-      <w:r>
-        <w:rPr>
-          <w:rStyle w:val="HTMLCode"/>
-        </w:rPr>
-        <w:t xml:space="preserve"> log</w:t>
-      </w:r>
-      <w:r>
-        <w:t xml:space="preserve">, </w:t>
-      </w:r>
-      <w:proofErr w:type="spellStart"/>
-      <w:r>
-        <w:rPr>
-          <w:rStyle w:val="HTMLCode"/>
-        </w:rPr>
-        <w:t>git</w:t>
-      </w:r>
-      <w:proofErr w:type="spellEnd"/>
-      <w:r>
-        <w:rPr>
-          <w:rStyle w:val="HTMLCode"/>
-        </w:rPr>
-        <w:t xml:space="preserve"> blame</w:t>
-      </w:r>
-      <w:r>
-        <w:t xml:space="preserve">, and </w:t>
-      </w:r>
-      <w:proofErr w:type="spellStart"/>
-      <w:r>
-        <w:rPr>
-          <w:rStyle w:val="HTMLCode"/>
-        </w:rPr>
-        <w:t>git</w:t>
-      </w:r>
-      <w:proofErr w:type="spellEnd"/>
-      <w:r>
-        <w:rPr>
-          <w:rStyle w:val="HTMLCode"/>
-        </w:rPr>
-        <w:t xml:space="preserve"> bisect</w:t>
-      </w:r>
-      <w:r>
-        <w:t>.</w:t>
-      </w:r>
-    </w:p>
-    <w:p>
-      <w:pPr>
-        <w:pStyle w:val="NormalWeb"/>
-      </w:pPr>
-      <w:proofErr w:type="gramStart"/>
-      <w:r>
-        <w:rPr>
-          <w:rFonts w:hAnsi="Symbol"/>
-        </w:rPr>
-        <w:t></w:t>
-      </w:r>
-      <w:r>
         <w:t xml:space="preserve">  Enables</w:t>
       </w:r>
       <w:proofErr w:type="gramEnd"/>
@@ -11219,7 +11303,7 @@
       <w:pPr>
         <w:spacing w:after="0"/>
         <w:sectPr>
-          <w:footerReference w:type="default" r:id="rId39"/>
+          <w:footerReference w:type="default" r:id="rId40"/>
           <w:pgSz w:w="12240" w:h="15840"/>
           <w:pgMar w:top="720" w:right="720" w:bottom="720" w:left="720" w:header="720" w:footer="720" w:gutter="0"/>
           <w:cols w:space="720"/>
@@ -11364,7 +11448,6 @@
         <w:spacing w:after="0"/>
       </w:pPr>
       <w:r>
-        <w:lastRenderedPageBreak/>
         <w:t xml:space="preserve">☐ </w:t>
       </w:r>
       <w:proofErr w:type="spellStart"/>
@@ -25706,7 +25789,7 @@
 </file>
 
 <file path=customXml/itemProps1.xml><?xml version="1.0" encoding="utf-8"?>
-<ds:datastoreItem xmlns:ds="http://schemas.openxmlformats.org/officeDocument/2006/customXml" ds:itemID="{04E78993-238C-4F0C-8AC5-E760BC1BDF41}">
+<ds:datastoreItem xmlns:ds="http://schemas.openxmlformats.org/officeDocument/2006/customXml" ds:itemID="{F1588178-374B-406B-919C-6B0563E829B6}">
   <ds:schemaRefs>
     <ds:schemaRef ds:uri="http://schemas.openxmlformats.org/officeDocument/2006/bibliography"/>
   </ds:schemaRefs>

--- a/Git-GitHub-Assignment_MSDSF26M012_MSDSF25A007.docx
+++ b/Git-GitHub-Assignment_MSDSF26M012_MSDSF25A007.docx
@@ -4949,8 +4949,6 @@
           </wp:inline>
         </w:drawing>
       </w:r>
-      <w:bookmarkStart w:id="0" w:name="_GoBack"/>
-      <w:bookmarkEnd w:id="0"/>
     </w:p>
     <w:p>
       <w:r>
@@ -5384,6 +5382,816 @@
         <w:t>Show stash, stash list, and stash pop evidence.</w:t>
       </w:r>
     </w:p>
+    <w:p>
+      <w:pPr>
+        <w:jc w:val="center"/>
+      </w:pPr>
+      <w:r>
+        <w:rPr>
+          <w:i/>
+        </w:rPr>
+        <w:drawing>
+          <wp:inline distT="0" distB="0" distL="0" distR="0" wp14:anchorId="4A653325" wp14:editId="18860B47">
+            <wp:extent cx="6858000" cy="4010025"/>
+            <wp:effectExtent l="0" t="0" r="0" b="9525"/>
+            <wp:docPr id="7" name="Picture 7"/>
+            <wp:cNvGraphicFramePr>
+              <a:graphicFrameLocks xmlns:a="http://schemas.openxmlformats.org/drawingml/2006/main" noChangeAspect="1"/>
+            </wp:cNvGraphicFramePr>
+            <a:graphic xmlns:a="http://schemas.openxmlformats.org/drawingml/2006/main">
+              <a:graphicData uri="http://schemas.openxmlformats.org/drawingml/2006/picture">
+                <pic:pic xmlns:pic="http://schemas.openxmlformats.org/drawingml/2006/picture">
+                  <pic:nvPicPr>
+                    <pic:cNvPr id="1" name=""/>
+                    <pic:cNvPicPr/>
+                  </pic:nvPicPr>
+                  <pic:blipFill>
+                    <a:blip r:embed="rId40"/>
+                    <a:stretch>
+                      <a:fillRect/>
+                    </a:stretch>
+                  </pic:blipFill>
+                  <pic:spPr>
+                    <a:xfrm>
+                      <a:off x="0" y="0"/>
+                      <a:ext cx="6858000" cy="4010025"/>
+                    </a:xfrm>
+                    <a:prstGeom prst="rect">
+                      <a:avLst/>
+                    </a:prstGeom>
+                  </pic:spPr>
+                </pic:pic>
+              </a:graphicData>
+            </a:graphic>
+          </wp:inline>
+        </w:drawing>
+      </w:r>
+      <w:r>
+        <w:rPr>
+          <w:i/>
+        </w:rPr>
+        <w:t xml:space="preserve">Figure 27: </w:t>
+      </w:r>
+      <w:proofErr w:type="spellStart"/>
+      <w:r>
+        <w:rPr>
+          <w:i/>
+        </w:rPr>
+        <w:t>Git</w:t>
+      </w:r>
+      <w:proofErr w:type="spellEnd"/>
+      <w:r>
+        <w:rPr>
+          <w:i/>
+        </w:rPr>
+        <w:t xml:space="preserve"> Stash.</w:t>
+      </w:r>
+    </w:p>
+    <w:p>
+      <w:r>
+        <w:rPr>
+          <w:b/>
+        </w:rPr>
+        <w:t>Questions / Explanation:</w:t>
+      </w:r>
+    </w:p>
+    <w:p>
+      <w:pPr>
+        <w:pStyle w:val="ListBullet"/>
+      </w:pPr>
+      <w:r>
+        <w:t xml:space="preserve">Why would a developer use </w:t>
+      </w:r>
+      <w:proofErr w:type="spellStart"/>
+      <w:r>
+        <w:t>git</w:t>
+      </w:r>
+      <w:proofErr w:type="spellEnd"/>
+      <w:r>
+        <w:t xml:space="preserve"> stash?</w:t>
+      </w:r>
+    </w:p>
+    <w:p>
+      <w:pPr>
+        <w:spacing w:before="100" w:beforeAutospacing="1" w:after="100" w:afterAutospacing="1" w:line="240" w:lineRule="auto"/>
+        <w:rPr>
+          <w:rFonts w:ascii="Times New Roman" w:eastAsia="Times New Roman" w:hAnsi="Times New Roman" w:cs="Times New Roman"/>
+          <w:sz w:val="24"/>
+          <w:szCs w:val="24"/>
+        </w:rPr>
+      </w:pPr>
+      <w:proofErr w:type="spellStart"/>
+      <w:proofErr w:type="gramStart"/>
+      <w:r>
+        <w:rPr>
+          <w:rFonts w:ascii="Courier New" w:eastAsia="Times New Roman" w:hAnsi="Courier New" w:cs="Courier New"/>
+          <w:sz w:val="20"/>
+          <w:szCs w:val="20"/>
+        </w:rPr>
+        <w:t>git</w:t>
+      </w:r>
+      <w:proofErr w:type="spellEnd"/>
+      <w:proofErr w:type="gramEnd"/>
+      <w:r>
+        <w:rPr>
+          <w:rFonts w:ascii="Courier New" w:eastAsia="Times New Roman" w:hAnsi="Courier New" w:cs="Courier New"/>
+          <w:sz w:val="20"/>
+          <w:szCs w:val="20"/>
+        </w:rPr>
+        <w:t xml:space="preserve"> stash</w:t>
+      </w:r>
+      <w:r>
+        <w:rPr>
+          <w:rFonts w:ascii="Times New Roman" w:eastAsia="Times New Roman" w:hAnsi="Times New Roman" w:cs="Times New Roman"/>
+          <w:sz w:val="24"/>
+          <w:szCs w:val="24"/>
+        </w:rPr>
+        <w:t xml:space="preserve"> temporarily stores uncommitted changes when switching branches or contexts without losing work. Use cases:</w:t>
+      </w:r>
+    </w:p>
+    <w:p>
+      <w:pPr>
+        <w:numPr>
+          <w:ilvl w:val="0"/>
+          <w:numId w:val="13"/>
+        </w:numPr>
+        <w:spacing w:before="100" w:beforeAutospacing="1" w:after="100" w:afterAutospacing="1" w:line="240" w:lineRule="auto"/>
+        <w:rPr>
+          <w:rFonts w:ascii="Times New Roman" w:eastAsia="Times New Roman" w:hAnsi="Times New Roman" w:cs="Times New Roman"/>
+          <w:sz w:val="24"/>
+          <w:szCs w:val="24"/>
+        </w:rPr>
+      </w:pPr>
+      <w:r>
+        <w:rPr>
+          <w:rFonts w:ascii="Times New Roman" w:eastAsia="Times New Roman" w:hAnsi="Times New Roman" w:cs="Times New Roman"/>
+          <w:sz w:val="24"/>
+          <w:szCs w:val="24"/>
+        </w:rPr>
+        <w:t>Switching branches mid-feature to fix an urgent bug</w:t>
+      </w:r>
+    </w:p>
+    <w:p>
+      <w:pPr>
+        <w:numPr>
+          <w:ilvl w:val="0"/>
+          <w:numId w:val="13"/>
+        </w:numPr>
+        <w:spacing w:before="100" w:beforeAutospacing="1" w:after="100" w:afterAutospacing="1" w:line="240" w:lineRule="auto"/>
+        <w:rPr>
+          <w:rFonts w:ascii="Times New Roman" w:eastAsia="Times New Roman" w:hAnsi="Times New Roman" w:cs="Times New Roman"/>
+          <w:sz w:val="24"/>
+          <w:szCs w:val="24"/>
+        </w:rPr>
+      </w:pPr>
+      <w:r>
+        <w:rPr>
+          <w:rFonts w:ascii="Times New Roman" w:eastAsia="Times New Roman" w:hAnsi="Times New Roman" w:cs="Times New Roman"/>
+          <w:sz w:val="24"/>
+          <w:szCs w:val="24"/>
+        </w:rPr>
+        <w:t>Pulling remote changes without committing incomplete work</w:t>
+      </w:r>
+    </w:p>
+    <w:p>
+      <w:pPr>
+        <w:numPr>
+          <w:ilvl w:val="0"/>
+          <w:numId w:val="13"/>
+        </w:numPr>
+        <w:spacing w:before="100" w:beforeAutospacing="1" w:after="100" w:afterAutospacing="1" w:line="240" w:lineRule="auto"/>
+        <w:rPr>
+          <w:rFonts w:ascii="Times New Roman" w:eastAsia="Times New Roman" w:hAnsi="Times New Roman" w:cs="Times New Roman"/>
+          <w:sz w:val="24"/>
+          <w:szCs w:val="24"/>
+        </w:rPr>
+      </w:pPr>
+      <w:r>
+        <w:rPr>
+          <w:rFonts w:ascii="Times New Roman" w:eastAsia="Times New Roman" w:hAnsi="Times New Roman" w:cs="Times New Roman"/>
+          <w:sz w:val="24"/>
+          <w:szCs w:val="24"/>
+        </w:rPr>
+        <w:t>Cleaning working directory without discarding progress</w:t>
+      </w:r>
+    </w:p>
+    <w:p>
+      <w:pPr>
+        <w:numPr>
+          <w:ilvl w:val="0"/>
+          <w:numId w:val="13"/>
+        </w:numPr>
+        <w:spacing w:before="100" w:beforeAutospacing="1" w:after="100" w:afterAutospacing="1" w:line="240" w:lineRule="auto"/>
+        <w:rPr>
+          <w:rFonts w:ascii="Times New Roman" w:eastAsia="Times New Roman" w:hAnsi="Times New Roman" w:cs="Times New Roman"/>
+          <w:sz w:val="24"/>
+          <w:szCs w:val="24"/>
+        </w:rPr>
+      </w:pPr>
+      <w:r>
+        <w:rPr>
+          <w:rFonts w:ascii="Times New Roman" w:eastAsia="Times New Roman" w:hAnsi="Times New Roman" w:cs="Times New Roman"/>
+          <w:sz w:val="24"/>
+          <w:szCs w:val="24"/>
+        </w:rPr>
+        <w:lastRenderedPageBreak/>
+        <w:t>Pausing work to review another developer's code</w:t>
+      </w:r>
+    </w:p>
+    <w:p>
+      <w:pPr>
+        <w:spacing w:before="100" w:beforeAutospacing="1" w:after="100" w:afterAutospacing="1" w:line="240" w:lineRule="auto"/>
+        <w:rPr>
+          <w:rFonts w:ascii="Times New Roman" w:eastAsia="Times New Roman" w:hAnsi="Times New Roman" w:cs="Times New Roman"/>
+          <w:sz w:val="24"/>
+          <w:szCs w:val="24"/>
+        </w:rPr>
+      </w:pPr>
+      <w:r>
+        <w:rPr>
+          <w:rFonts w:ascii="Times New Roman" w:eastAsia="Times New Roman" w:hAnsi="Times New Roman" w:cs="Times New Roman"/>
+          <w:b/>
+          <w:bCs/>
+          <w:sz w:val="24"/>
+          <w:szCs w:val="24"/>
+        </w:rPr>
+        <w:t>Industry practice:</w:t>
+      </w:r>
+      <w:r>
+        <w:rPr>
+          <w:rFonts w:ascii="Times New Roman" w:eastAsia="Times New Roman" w:hAnsi="Times New Roman" w:cs="Times New Roman"/>
+          <w:sz w:val="24"/>
+          <w:szCs w:val="24"/>
+        </w:rPr>
+        <w:t xml:space="preserve"> Developers stash when interrupted by higher-priority tasks; it's essential in interrupt-driven environments.</w:t>
+      </w:r>
+    </w:p>
+    <w:p>
+      <w:pPr>
+        <w:pStyle w:val="ListBullet"/>
+        <w:numPr>
+          <w:ilvl w:val="0"/>
+          <w:numId w:val="0"/>
+        </w:numPr>
+        <w:ind w:left="360"/>
+      </w:pPr>
+    </w:p>
+    <w:p>
+      <w:pPr>
+        <w:pStyle w:val="Heading2"/>
+      </w:pPr>
+      <w:r>
+        <w:t xml:space="preserve">Task 23 — Demonstrate </w:t>
+      </w:r>
+      <w:proofErr w:type="spellStart"/>
+      <w:r>
+        <w:t>Git</w:t>
+      </w:r>
+      <w:proofErr w:type="spellEnd"/>
+      <w:r>
+        <w:t xml:space="preserve"> Restore</w:t>
+      </w:r>
+    </w:p>
+    <w:p>
+      <w:r>
+        <w:t xml:space="preserve">Modify style.css, inspect the changes, </w:t>
+      </w:r>
+      <w:proofErr w:type="gramStart"/>
+      <w:r>
+        <w:t>then</w:t>
+      </w:r>
+      <w:proofErr w:type="gramEnd"/>
+      <w:r>
+        <w:t xml:space="preserve"> discard the uncommitted modification.</w:t>
+      </w:r>
+    </w:p>
+    <w:p>
+      <w:pPr>
+        <w:spacing w:before="60" w:after="100"/>
+        <w:ind w:left="360"/>
+      </w:pPr>
+      <w:proofErr w:type="spellStart"/>
+      <w:proofErr w:type="gramStart"/>
+      <w:r>
+        <w:rPr>
+          <w:rFonts w:ascii="Consolas" w:hAnsi="Consolas"/>
+          <w:sz w:val="18"/>
+        </w:rPr>
+        <w:t>git</w:t>
+      </w:r>
+      <w:proofErr w:type="spellEnd"/>
+      <w:proofErr w:type="gramEnd"/>
+      <w:r>
+        <w:rPr>
+          <w:rFonts w:ascii="Consolas" w:hAnsi="Consolas"/>
+          <w:sz w:val="18"/>
+        </w:rPr>
+        <w:t xml:space="preserve"> diff</w:t>
+      </w:r>
+      <w:r>
+        <w:rPr>
+          <w:rFonts w:ascii="Consolas" w:hAnsi="Consolas"/>
+          <w:sz w:val="18"/>
+        </w:rPr>
+        <w:br/>
+      </w:r>
+      <w:proofErr w:type="spellStart"/>
+      <w:r>
+        <w:rPr>
+          <w:rFonts w:ascii="Consolas" w:hAnsi="Consolas"/>
+          <w:sz w:val="18"/>
+        </w:rPr>
+        <w:t>git</w:t>
+      </w:r>
+      <w:proofErr w:type="spellEnd"/>
+      <w:r>
+        <w:rPr>
+          <w:rFonts w:ascii="Consolas" w:hAnsi="Consolas"/>
+          <w:sz w:val="18"/>
+        </w:rPr>
+        <w:t xml:space="preserve"> restore style.css</w:t>
+      </w:r>
+      <w:r>
+        <w:rPr>
+          <w:rFonts w:ascii="Consolas" w:hAnsi="Consolas"/>
+          <w:sz w:val="18"/>
+        </w:rPr>
+        <w:br/>
+      </w:r>
+      <w:proofErr w:type="spellStart"/>
+      <w:r>
+        <w:rPr>
+          <w:rFonts w:ascii="Consolas" w:hAnsi="Consolas"/>
+          <w:sz w:val="18"/>
+        </w:rPr>
+        <w:t>git</w:t>
+      </w:r>
+      <w:proofErr w:type="spellEnd"/>
+      <w:r>
+        <w:rPr>
+          <w:rFonts w:ascii="Consolas" w:hAnsi="Consolas"/>
+          <w:sz w:val="18"/>
+        </w:rPr>
+        <w:t xml:space="preserve"> status</w:t>
+      </w:r>
+    </w:p>
+    <w:p>
+      <w:r>
+        <w:rPr>
+          <w:b/>
+        </w:rPr>
+        <w:t xml:space="preserve">📸 Screenshot 28 — </w:t>
+      </w:r>
+      <w:proofErr w:type="spellStart"/>
+      <w:r>
+        <w:rPr>
+          <w:b/>
+        </w:rPr>
+        <w:t>Git</w:t>
+      </w:r>
+      <w:proofErr w:type="spellEnd"/>
+      <w:r>
+        <w:rPr>
+          <w:b/>
+        </w:rPr>
+        <w:t xml:space="preserve"> Restore</w:t>
+      </w:r>
+    </w:p>
+    <w:p>
+      <w:r>
+        <w:t>Show the change before restore and clean status afterward.</w:t>
+      </w:r>
+    </w:p>
+    <w:p>
+      <w:pPr>
+        <w:jc w:val="center"/>
+      </w:pPr>
+      <w:r>
+        <w:rPr>
+          <w:i/>
+        </w:rPr>
+        <w:lastRenderedPageBreak/>
+        <w:drawing>
+          <wp:inline distT="0" distB="0" distL="0" distR="0" wp14:anchorId="121F5853" wp14:editId="1DCD5298">
+            <wp:extent cx="6858000" cy="8036560"/>
+            <wp:effectExtent l="0" t="0" r="0" b="2540"/>
+            <wp:docPr id="21" name="Picture 21"/>
+            <wp:cNvGraphicFramePr>
+              <a:graphicFrameLocks xmlns:a="http://schemas.openxmlformats.org/drawingml/2006/main" noChangeAspect="1"/>
+            </wp:cNvGraphicFramePr>
+            <a:graphic xmlns:a="http://schemas.openxmlformats.org/drawingml/2006/main">
+              <a:graphicData uri="http://schemas.openxmlformats.org/drawingml/2006/picture">
+                <pic:pic xmlns:pic="http://schemas.openxmlformats.org/drawingml/2006/picture">
+                  <pic:nvPicPr>
+                    <pic:cNvPr id="1" name=""/>
+                    <pic:cNvPicPr/>
+                  </pic:nvPicPr>
+                  <pic:blipFill>
+                    <a:blip r:embed="rId41"/>
+                    <a:stretch>
+                      <a:fillRect/>
+                    </a:stretch>
+                  </pic:blipFill>
+                  <pic:spPr>
+                    <a:xfrm>
+                      <a:off x="0" y="0"/>
+                      <a:ext cx="6858000" cy="8036560"/>
+                    </a:xfrm>
+                    <a:prstGeom prst="rect">
+                      <a:avLst/>
+                    </a:prstGeom>
+                  </pic:spPr>
+                </pic:pic>
+              </a:graphicData>
+            </a:graphic>
+          </wp:inline>
+        </w:drawing>
+      </w:r>
+      <w:bookmarkStart w:id="0" w:name="_GoBack"/>
+      <w:bookmarkEnd w:id="0"/>
+      <w:r>
+        <w:rPr>
+          <w:i/>
+        </w:rPr>
+        <w:t xml:space="preserve">Figure 28: </w:t>
+      </w:r>
+      <w:proofErr w:type="spellStart"/>
+      <w:r>
+        <w:rPr>
+          <w:i/>
+        </w:rPr>
+        <w:t>Git</w:t>
+      </w:r>
+      <w:proofErr w:type="spellEnd"/>
+      <w:r>
+        <w:rPr>
+          <w:i/>
+        </w:rPr>
+        <w:t xml:space="preserve"> Restore.</w:t>
+      </w:r>
+    </w:p>
+    <w:p>
+      <w:r>
+        <w:rPr>
+          <w:b/>
+        </w:rPr>
+        <w:t>Questions / Explanation:</w:t>
+      </w:r>
+    </w:p>
+    <w:p>
+      <w:pPr>
+        <w:pStyle w:val="ListBullet"/>
+      </w:pPr>
+      <w:r>
+        <w:t>What happened to the uncommitted modification?</w:t>
+      </w:r>
+    </w:p>
+    <w:p>
+      <w:pPr>
+        <w:spacing w:before="100" w:beforeAutospacing="1" w:after="100" w:afterAutospacing="1" w:line="240" w:lineRule="auto"/>
+        <w:rPr>
+          <w:rFonts w:ascii="Times New Roman" w:eastAsia="Times New Roman" w:hAnsi="Times New Roman" w:cs="Times New Roman"/>
+          <w:sz w:val="24"/>
+          <w:szCs w:val="24"/>
+        </w:rPr>
+      </w:pPr>
+      <w:r>
+        <w:rPr>
+          <w:rFonts w:ascii="Times New Roman" w:eastAsia="Times New Roman" w:hAnsi="Times New Roman" w:cs="Times New Roman"/>
+          <w:sz w:val="24"/>
+          <w:szCs w:val="24"/>
+        </w:rPr>
+        <w:lastRenderedPageBreak/>
+        <w:t xml:space="preserve">When using </w:t>
+      </w:r>
+      <w:proofErr w:type="spellStart"/>
+      <w:r>
+        <w:rPr>
+          <w:rFonts w:ascii="Courier New" w:eastAsia="Times New Roman" w:hAnsi="Courier New" w:cs="Courier New"/>
+          <w:sz w:val="20"/>
+          <w:szCs w:val="20"/>
+        </w:rPr>
+        <w:t>git</w:t>
+      </w:r>
+      <w:proofErr w:type="spellEnd"/>
+      <w:r>
+        <w:rPr>
+          <w:rFonts w:ascii="Courier New" w:eastAsia="Times New Roman" w:hAnsi="Courier New" w:cs="Courier New"/>
+          <w:sz w:val="20"/>
+          <w:szCs w:val="20"/>
+        </w:rPr>
+        <w:t xml:space="preserve"> restore &lt;file&gt;</w:t>
+      </w:r>
+      <w:r>
+        <w:rPr>
+          <w:rFonts w:ascii="Times New Roman" w:eastAsia="Times New Roman" w:hAnsi="Times New Roman" w:cs="Times New Roman"/>
+          <w:sz w:val="24"/>
+          <w:szCs w:val="24"/>
+        </w:rPr>
+        <w:t>:</w:t>
+      </w:r>
+    </w:p>
+    <w:p>
+      <w:pPr>
+        <w:numPr>
+          <w:ilvl w:val="0"/>
+          <w:numId w:val="14"/>
+        </w:numPr>
+        <w:spacing w:before="100" w:beforeAutospacing="1" w:after="100" w:afterAutospacing="1" w:line="240" w:lineRule="auto"/>
+        <w:rPr>
+          <w:rFonts w:ascii="Times New Roman" w:eastAsia="Times New Roman" w:hAnsi="Times New Roman" w:cs="Times New Roman"/>
+          <w:sz w:val="24"/>
+          <w:szCs w:val="24"/>
+        </w:rPr>
+      </w:pPr>
+      <w:r>
+        <w:rPr>
+          <w:rFonts w:ascii="Times New Roman" w:eastAsia="Times New Roman" w:hAnsi="Times New Roman" w:cs="Times New Roman"/>
+          <w:sz w:val="24"/>
+          <w:szCs w:val="24"/>
+        </w:rPr>
+        <w:t xml:space="preserve">The </w:t>
+      </w:r>
+      <w:r>
+        <w:rPr>
+          <w:rFonts w:ascii="Times New Roman" w:eastAsia="Times New Roman" w:hAnsi="Times New Roman" w:cs="Times New Roman"/>
+          <w:b/>
+          <w:bCs/>
+          <w:sz w:val="24"/>
+          <w:szCs w:val="24"/>
+        </w:rPr>
+        <w:t>uncommitted changes are permanently discarded</w:t>
+      </w:r>
+    </w:p>
+    <w:p>
+      <w:pPr>
+        <w:numPr>
+          <w:ilvl w:val="0"/>
+          <w:numId w:val="14"/>
+        </w:numPr>
+        <w:spacing w:before="100" w:beforeAutospacing="1" w:after="100" w:afterAutospacing="1" w:line="240" w:lineRule="auto"/>
+        <w:rPr>
+          <w:rFonts w:ascii="Times New Roman" w:eastAsia="Times New Roman" w:hAnsi="Times New Roman" w:cs="Times New Roman"/>
+          <w:sz w:val="24"/>
+          <w:szCs w:val="24"/>
+        </w:rPr>
+      </w:pPr>
+      <w:r>
+        <w:rPr>
+          <w:rFonts w:ascii="Times New Roman" w:eastAsia="Times New Roman" w:hAnsi="Times New Roman" w:cs="Times New Roman"/>
+          <w:sz w:val="24"/>
+          <w:szCs w:val="24"/>
+        </w:rPr>
+        <w:t>Working directory reverts to the last committed state</w:t>
+      </w:r>
+    </w:p>
+    <w:p>
+      <w:pPr>
+        <w:numPr>
+          <w:ilvl w:val="0"/>
+          <w:numId w:val="14"/>
+        </w:numPr>
+        <w:spacing w:before="100" w:beforeAutospacing="1" w:after="100" w:afterAutospacing="1" w:line="240" w:lineRule="auto"/>
+        <w:rPr>
+          <w:rFonts w:ascii="Times New Roman" w:eastAsia="Times New Roman" w:hAnsi="Times New Roman" w:cs="Times New Roman"/>
+          <w:sz w:val="24"/>
+          <w:szCs w:val="24"/>
+        </w:rPr>
+      </w:pPr>
+      <w:r>
+        <w:rPr>
+          <w:rFonts w:ascii="Times New Roman" w:eastAsia="Times New Roman" w:hAnsi="Times New Roman" w:cs="Times New Roman"/>
+          <w:sz w:val="24"/>
+          <w:szCs w:val="24"/>
+        </w:rPr>
+        <w:t xml:space="preserve">Changes are </w:t>
+      </w:r>
+      <w:r>
+        <w:rPr>
+          <w:rFonts w:ascii="Times New Roman" w:eastAsia="Times New Roman" w:hAnsi="Times New Roman" w:cs="Times New Roman"/>
+          <w:b/>
+          <w:bCs/>
+          <w:sz w:val="24"/>
+          <w:szCs w:val="24"/>
+        </w:rPr>
+        <w:t>not recoverable</w:t>
+      </w:r>
+      <w:r>
+        <w:rPr>
+          <w:rFonts w:ascii="Times New Roman" w:eastAsia="Times New Roman" w:hAnsi="Times New Roman" w:cs="Times New Roman"/>
+          <w:sz w:val="24"/>
+          <w:szCs w:val="24"/>
+        </w:rPr>
+        <w:t xml:space="preserve"> (unless previously stashed)</w:t>
+      </w:r>
+    </w:p>
+    <w:p>
+      <w:pPr>
+        <w:numPr>
+          <w:ilvl w:val="0"/>
+          <w:numId w:val="14"/>
+        </w:numPr>
+        <w:spacing w:before="100" w:beforeAutospacing="1" w:after="100" w:afterAutospacing="1" w:line="240" w:lineRule="auto"/>
+        <w:rPr>
+          <w:rFonts w:ascii="Times New Roman" w:eastAsia="Times New Roman" w:hAnsi="Times New Roman" w:cs="Times New Roman"/>
+          <w:sz w:val="24"/>
+          <w:szCs w:val="24"/>
+        </w:rPr>
+      </w:pPr>
+      <w:r>
+        <w:rPr>
+          <w:rFonts w:ascii="Times New Roman" w:eastAsia="Times New Roman" w:hAnsi="Times New Roman" w:cs="Times New Roman"/>
+          <w:sz w:val="24"/>
+          <w:szCs w:val="24"/>
+        </w:rPr>
+        <w:t>This is irreversible, so it should only be used when intentionally abandoning changes</w:t>
+      </w:r>
+    </w:p>
+    <w:p>
+      <w:pPr>
+        <w:pStyle w:val="ListBullet"/>
+        <w:numPr>
+          <w:ilvl w:val="0"/>
+          <w:numId w:val="0"/>
+        </w:numPr>
+        <w:ind w:left="360"/>
+      </w:pPr>
+    </w:p>
+    <w:p>
+      <w:pPr>
+        <w:pStyle w:val="Heading2"/>
+      </w:pPr>
+      <w:r>
+        <w:t xml:space="preserve">Task 24 — Demonstrate </w:t>
+      </w:r>
+      <w:proofErr w:type="spellStart"/>
+      <w:r>
+        <w:t>Git</w:t>
+      </w:r>
+      <w:proofErr w:type="spellEnd"/>
+      <w:r>
+        <w:t xml:space="preserve"> Reset</w:t>
+      </w:r>
+    </w:p>
+    <w:p>
+      <w:r>
+        <w:t>Create a temporary commit and then use a soft reset to remove the commit while keeping the changes staged.</w:t>
+      </w:r>
+    </w:p>
+    <w:p>
+      <w:pPr>
+        <w:spacing w:before="60" w:after="100"/>
+        <w:ind w:left="360"/>
+      </w:pPr>
+      <w:proofErr w:type="spellStart"/>
+      <w:proofErr w:type="gramStart"/>
+      <w:r>
+        <w:rPr>
+          <w:rFonts w:ascii="Consolas" w:hAnsi="Consolas"/>
+          <w:sz w:val="18"/>
+        </w:rPr>
+        <w:t>git</w:t>
+      </w:r>
+      <w:proofErr w:type="spellEnd"/>
+      <w:proofErr w:type="gramEnd"/>
+      <w:r>
+        <w:rPr>
+          <w:rFonts w:ascii="Consolas" w:hAnsi="Consolas"/>
+          <w:sz w:val="18"/>
+        </w:rPr>
+        <w:t xml:space="preserve"> add .</w:t>
+      </w:r>
+      <w:r>
+        <w:rPr>
+          <w:rFonts w:ascii="Consolas" w:hAnsi="Consolas"/>
+          <w:sz w:val="18"/>
+        </w:rPr>
+        <w:br/>
+      </w:r>
+      <w:proofErr w:type="spellStart"/>
+      <w:proofErr w:type="gramStart"/>
+      <w:r>
+        <w:rPr>
+          <w:rFonts w:ascii="Consolas" w:hAnsi="Consolas"/>
+          <w:sz w:val="18"/>
+        </w:rPr>
+        <w:t>git</w:t>
+      </w:r>
+      <w:proofErr w:type="spellEnd"/>
+      <w:proofErr w:type="gramEnd"/>
+      <w:r>
+        <w:rPr>
+          <w:rFonts w:ascii="Consolas" w:hAnsi="Consolas"/>
+          <w:sz w:val="18"/>
+        </w:rPr>
+        <w:t xml:space="preserve"> commit -m "Temporary test commit"</w:t>
+      </w:r>
+      <w:r>
+        <w:rPr>
+          <w:rFonts w:ascii="Consolas" w:hAnsi="Consolas"/>
+          <w:sz w:val="18"/>
+        </w:rPr>
+        <w:br/>
+      </w:r>
+      <w:proofErr w:type="spellStart"/>
+      <w:r>
+        <w:rPr>
+          <w:rFonts w:ascii="Consolas" w:hAnsi="Consolas"/>
+          <w:sz w:val="18"/>
+        </w:rPr>
+        <w:t>git</w:t>
+      </w:r>
+      <w:proofErr w:type="spellEnd"/>
+      <w:r>
+        <w:rPr>
+          <w:rFonts w:ascii="Consolas" w:hAnsi="Consolas"/>
+          <w:sz w:val="18"/>
+        </w:rPr>
+        <w:t xml:space="preserve"> log --</w:t>
+      </w:r>
+      <w:proofErr w:type="spellStart"/>
+      <w:r>
+        <w:rPr>
+          <w:rFonts w:ascii="Consolas" w:hAnsi="Consolas"/>
+          <w:sz w:val="18"/>
+        </w:rPr>
+        <w:t>oneline</w:t>
+      </w:r>
+      <w:proofErr w:type="spellEnd"/>
+      <w:r>
+        <w:rPr>
+          <w:rFonts w:ascii="Consolas" w:hAnsi="Consolas"/>
+          <w:sz w:val="18"/>
+        </w:rPr>
+        <w:br/>
+      </w:r>
+      <w:proofErr w:type="spellStart"/>
+      <w:r>
+        <w:rPr>
+          <w:rFonts w:ascii="Consolas" w:hAnsi="Consolas"/>
+          <w:sz w:val="18"/>
+        </w:rPr>
+        <w:t>git</w:t>
+      </w:r>
+      <w:proofErr w:type="spellEnd"/>
+      <w:r>
+        <w:rPr>
+          <w:rFonts w:ascii="Consolas" w:hAnsi="Consolas"/>
+          <w:sz w:val="18"/>
+        </w:rPr>
+        <w:t xml:space="preserve"> reset --soft HEAD~1</w:t>
+      </w:r>
+      <w:r>
+        <w:rPr>
+          <w:rFonts w:ascii="Consolas" w:hAnsi="Consolas"/>
+          <w:sz w:val="18"/>
+        </w:rPr>
+        <w:br/>
+      </w:r>
+      <w:proofErr w:type="spellStart"/>
+      <w:r>
+        <w:rPr>
+          <w:rFonts w:ascii="Consolas" w:hAnsi="Consolas"/>
+          <w:sz w:val="18"/>
+        </w:rPr>
+        <w:t>git</w:t>
+      </w:r>
+      <w:proofErr w:type="spellEnd"/>
+      <w:r>
+        <w:rPr>
+          <w:rFonts w:ascii="Consolas" w:hAnsi="Consolas"/>
+          <w:sz w:val="18"/>
+        </w:rPr>
+        <w:t xml:space="preserve"> status</w:t>
+      </w:r>
+    </w:p>
+    <w:p>
+      <w:r>
+        <w:rPr>
+          <w:b/>
+        </w:rPr>
+        <w:t xml:space="preserve">📸 Screenshot 29 — </w:t>
+      </w:r>
+      <w:proofErr w:type="spellStart"/>
+      <w:r>
+        <w:rPr>
+          <w:b/>
+        </w:rPr>
+        <w:t>Git</w:t>
+      </w:r>
+      <w:proofErr w:type="spellEnd"/>
+      <w:r>
+        <w:rPr>
+          <w:b/>
+        </w:rPr>
+        <w:t xml:space="preserve"> Reset</w:t>
+      </w:r>
+    </w:p>
+    <w:p>
+      <w:r>
+        <w:t>Show the temporary commit and the result of the soft reset.</w:t>
+      </w:r>
+    </w:p>
     <w:tbl>
       <w:tblPr>
         <w:tblW w:w="0" w:type="auto"/>
@@ -5410,7 +6218,7 @@
               <w:rPr>
                 <w:sz w:val="18"/>
               </w:rPr>
-              <w:t>[Insert Screenshot 27 here]</w:t>
+              <w:t>[Insert Screenshot 29 here]</w:t>
             </w:r>
             <w:r>
               <w:rPr>
@@ -5437,7 +6245,7 @@
         <w:rPr>
           <w:i/>
         </w:rPr>
-        <w:t xml:space="preserve">Figure 27: </w:t>
+        <w:t xml:space="preserve">Figure 29: </w:t>
       </w:r>
       <w:proofErr w:type="spellStart"/>
       <w:r>
@@ -5451,7 +6259,7 @@
         <w:rPr>
           <w:i/>
         </w:rPr>
-        <w:t xml:space="preserve"> Stash.</w:t>
+        <w:t xml:space="preserve"> Reset.</w:t>
       </w:r>
     </w:p>
     <w:p>
@@ -5467,15 +6275,7 @@
         <w:pStyle w:val="ListBullet"/>
       </w:pPr>
       <w:r>
-        <w:t xml:space="preserve">Why would a developer use </w:t>
-      </w:r>
-      <w:proofErr w:type="spellStart"/>
-      <w:r>
-        <w:t>git</w:t>
-      </w:r>
-      <w:proofErr w:type="spellEnd"/>
-      <w:r>
-        <w:t xml:space="preserve"> stash?</w:t>
+        <w:t>What happened to the commit?</w:t>
       </w:r>
     </w:p>
     <w:p>
@@ -5487,8 +6287,15 @@
           <w:szCs w:val="24"/>
         </w:rPr>
       </w:pPr>
+      <w:r>
+        <w:rPr>
+          <w:rFonts w:ascii="Times New Roman" w:eastAsia="Times New Roman" w:hAnsi="Times New Roman" w:cs="Times New Roman"/>
+          <w:sz w:val="24"/>
+          <w:szCs w:val="24"/>
+        </w:rPr>
+        <w:t xml:space="preserve">With </w:t>
+      </w:r>
       <w:proofErr w:type="spellStart"/>
-      <w:proofErr w:type="gramStart"/>
       <w:r>
         <w:rPr>
           <w:rFonts w:ascii="Courier New" w:eastAsia="Times New Roman" w:hAnsi="Courier New" w:cs="Courier New"/>
@@ -5498,14 +6305,13 @@
         <w:t>git</w:t>
       </w:r>
       <w:proofErr w:type="spellEnd"/>
-      <w:proofErr w:type="gramEnd"/>
       <w:r>
         <w:rPr>
           <w:rFonts w:ascii="Courier New" w:eastAsia="Times New Roman" w:hAnsi="Courier New" w:cs="Courier New"/>
           <w:sz w:val="20"/>
           <w:szCs w:val="20"/>
         </w:rPr>
-        <w:t xml:space="preserve"> stash</w:t>
+        <w:t xml:space="preserve"> reset --soft HEAD~1</w:t>
       </w:r>
       <w:r>
         <w:rPr>
@@ -5513,14 +6319,14 @@
           <w:sz w:val="24"/>
           <w:szCs w:val="24"/>
         </w:rPr>
-        <w:t xml:space="preserve"> temporarily stores uncommitted changes when switching branches or contexts without losing work. Use cases:</w:t>
+        <w:t>:</w:t>
       </w:r>
     </w:p>
     <w:p>
       <w:pPr>
         <w:numPr>
           <w:ilvl w:val="0"/>
-          <w:numId w:val="13"/>
+          <w:numId w:val="15"/>
         </w:numPr>
         <w:spacing w:before="100" w:beforeAutospacing="1" w:after="100" w:afterAutospacing="1" w:line="240" w:lineRule="auto"/>
         <w:rPr>
@@ -5535,84 +6341,8 @@
           <w:sz w:val="24"/>
           <w:szCs w:val="24"/>
         </w:rPr>
-        <w:t>Switching branches mid-feature to fix an urgent bug</w:t>
-      </w:r>
-    </w:p>
-    <w:p>
-      <w:pPr>
-        <w:numPr>
-          <w:ilvl w:val="0"/>
-          <w:numId w:val="13"/>
-        </w:numPr>
-        <w:spacing w:before="100" w:beforeAutospacing="1" w:after="100" w:afterAutospacing="1" w:line="240" w:lineRule="auto"/>
-        <w:rPr>
-          <w:rFonts w:ascii="Times New Roman" w:eastAsia="Times New Roman" w:hAnsi="Times New Roman" w:cs="Times New Roman"/>
-          <w:sz w:val="24"/>
-          <w:szCs w:val="24"/>
-        </w:rPr>
-      </w:pPr>
-      <w:r>
-        <w:rPr>
-          <w:rFonts w:ascii="Times New Roman" w:eastAsia="Times New Roman" w:hAnsi="Times New Roman" w:cs="Times New Roman"/>
-          <w:sz w:val="24"/>
-          <w:szCs w:val="24"/>
-        </w:rPr>
-        <w:t>Pulling remote changes without committing incomplete work</w:t>
-      </w:r>
-    </w:p>
-    <w:p>
-      <w:pPr>
-        <w:numPr>
-          <w:ilvl w:val="0"/>
-          <w:numId w:val="13"/>
-        </w:numPr>
-        <w:spacing w:before="100" w:beforeAutospacing="1" w:after="100" w:afterAutospacing="1" w:line="240" w:lineRule="auto"/>
-        <w:rPr>
-          <w:rFonts w:ascii="Times New Roman" w:eastAsia="Times New Roman" w:hAnsi="Times New Roman" w:cs="Times New Roman"/>
-          <w:sz w:val="24"/>
-          <w:szCs w:val="24"/>
-        </w:rPr>
-      </w:pPr>
-      <w:r>
-        <w:rPr>
-          <w:rFonts w:ascii="Times New Roman" w:eastAsia="Times New Roman" w:hAnsi="Times New Roman" w:cs="Times New Roman"/>
-          <w:sz w:val="24"/>
-          <w:szCs w:val="24"/>
-        </w:rPr>
-        <w:t>Cleaning working directory without discarding progress</w:t>
-      </w:r>
-    </w:p>
-    <w:p>
-      <w:pPr>
-        <w:numPr>
-          <w:ilvl w:val="0"/>
-          <w:numId w:val="13"/>
-        </w:numPr>
-        <w:spacing w:before="100" w:beforeAutospacing="1" w:after="100" w:afterAutospacing="1" w:line="240" w:lineRule="auto"/>
-        <w:rPr>
-          <w:rFonts w:ascii="Times New Roman" w:eastAsia="Times New Roman" w:hAnsi="Times New Roman" w:cs="Times New Roman"/>
-          <w:sz w:val="24"/>
-          <w:szCs w:val="24"/>
-        </w:rPr>
-      </w:pPr>
-      <w:r>
-        <w:rPr>
-          <w:rFonts w:ascii="Times New Roman" w:eastAsia="Times New Roman" w:hAnsi="Times New Roman" w:cs="Times New Roman"/>
-          <w:sz w:val="24"/>
-          <w:szCs w:val="24"/>
-        </w:rPr>
-        <w:t>Pausing work to review another developer's code</w:t>
-      </w:r>
-    </w:p>
-    <w:p>
-      <w:pPr>
-        <w:spacing w:before="100" w:beforeAutospacing="1" w:after="100" w:afterAutospacing="1" w:line="240" w:lineRule="auto"/>
-        <w:rPr>
-          <w:rFonts w:ascii="Times New Roman" w:eastAsia="Times New Roman" w:hAnsi="Times New Roman" w:cs="Times New Roman"/>
-          <w:sz w:val="24"/>
-          <w:szCs w:val="24"/>
-        </w:rPr>
-      </w:pPr>
+        <w:t xml:space="preserve">The </w:t>
+      </w:r>
       <w:r>
         <w:rPr>
           <w:rFonts w:ascii="Times New Roman" w:eastAsia="Times New Roman" w:hAnsi="Times New Roman" w:cs="Times New Roman"/>
@@ -5621,7 +6351,7 @@
           <w:sz w:val="24"/>
           <w:szCs w:val="24"/>
         </w:rPr>
-        <w:t>Industry practice:</w:t>
+        <w:t>commit is removed</w:t>
       </w:r>
       <w:r>
         <w:rPr>
@@ -5629,7 +6359,141 @@
           <w:sz w:val="24"/>
           <w:szCs w:val="24"/>
         </w:rPr>
-        <w:t xml:space="preserve"> Developers stash when interrupted by higher-priority tasks; it's essential in interrupt-driven environments.</w:t>
+        <w:t xml:space="preserve"> and HEAD pointer moves back one commit</w:t>
+      </w:r>
+    </w:p>
+    <w:p>
+      <w:pPr>
+        <w:numPr>
+          <w:ilvl w:val="0"/>
+          <w:numId w:val="15"/>
+        </w:numPr>
+        <w:spacing w:before="100" w:beforeAutospacing="1" w:after="100" w:afterAutospacing="1" w:line="240" w:lineRule="auto"/>
+        <w:rPr>
+          <w:rFonts w:ascii="Times New Roman" w:eastAsia="Times New Roman" w:hAnsi="Times New Roman" w:cs="Times New Roman"/>
+          <w:sz w:val="24"/>
+          <w:szCs w:val="24"/>
+        </w:rPr>
+      </w:pPr>
+      <w:r>
+        <w:rPr>
+          <w:rFonts w:ascii="Times New Roman" w:eastAsia="Times New Roman" w:hAnsi="Times New Roman" w:cs="Times New Roman"/>
+          <w:sz w:val="24"/>
+          <w:szCs w:val="24"/>
+        </w:rPr>
+        <w:t xml:space="preserve">The </w:t>
+      </w:r>
+      <w:r>
+        <w:rPr>
+          <w:rFonts w:ascii="Courier New" w:eastAsia="Times New Roman" w:hAnsi="Courier New" w:cs="Courier New"/>
+          <w:sz w:val="20"/>
+          <w:szCs w:val="20"/>
+        </w:rPr>
+        <w:t>--soft</w:t>
+      </w:r>
+      <w:r>
+        <w:rPr>
+          <w:rFonts w:ascii="Times New Roman" w:eastAsia="Times New Roman" w:hAnsi="Times New Roman" w:cs="Times New Roman"/>
+          <w:sz w:val="24"/>
+          <w:szCs w:val="24"/>
+        </w:rPr>
+        <w:t xml:space="preserve"> flag is critical: </w:t>
+      </w:r>
+      <w:r>
+        <w:rPr>
+          <w:rFonts w:ascii="Times New Roman" w:eastAsia="Times New Roman" w:hAnsi="Times New Roman" w:cs="Times New Roman"/>
+          <w:b/>
+          <w:bCs/>
+          <w:sz w:val="24"/>
+          <w:szCs w:val="24"/>
+        </w:rPr>
+        <w:t>changes remain staged</w:t>
+      </w:r>
+      <w:r>
+        <w:rPr>
+          <w:rFonts w:ascii="Times New Roman" w:eastAsia="Times New Roman" w:hAnsi="Times New Roman" w:cs="Times New Roman"/>
+          <w:sz w:val="24"/>
+          <w:szCs w:val="24"/>
+        </w:rPr>
+        <w:t xml:space="preserve"> in the index</w:t>
+      </w:r>
+    </w:p>
+    <w:p>
+      <w:pPr>
+        <w:numPr>
+          <w:ilvl w:val="0"/>
+          <w:numId w:val="15"/>
+        </w:numPr>
+        <w:spacing w:before="100" w:beforeAutospacing="1" w:after="100" w:afterAutospacing="1" w:line="240" w:lineRule="auto"/>
+        <w:rPr>
+          <w:rFonts w:ascii="Times New Roman" w:eastAsia="Times New Roman" w:hAnsi="Times New Roman" w:cs="Times New Roman"/>
+          <w:sz w:val="24"/>
+          <w:szCs w:val="24"/>
+        </w:rPr>
+      </w:pPr>
+      <w:r>
+        <w:rPr>
+          <w:rFonts w:ascii="Times New Roman" w:eastAsia="Times New Roman" w:hAnsi="Times New Roman" w:cs="Times New Roman"/>
+          <w:sz w:val="24"/>
+          <w:szCs w:val="24"/>
+        </w:rPr>
+        <w:t xml:space="preserve">Changes are </w:t>
+      </w:r>
+      <w:r>
+        <w:rPr>
+          <w:rFonts w:ascii="Times New Roman" w:eastAsia="Times New Roman" w:hAnsi="Times New Roman" w:cs="Times New Roman"/>
+          <w:b/>
+          <w:bCs/>
+          <w:sz w:val="24"/>
+          <w:szCs w:val="24"/>
+        </w:rPr>
+        <w:t>not lost</w:t>
+      </w:r>
+      <w:r>
+        <w:rPr>
+          <w:rFonts w:ascii="Times New Roman" w:eastAsia="Times New Roman" w:hAnsi="Times New Roman" w:cs="Times New Roman"/>
+          <w:sz w:val="24"/>
+          <w:szCs w:val="24"/>
+        </w:rPr>
+        <w:t>—they stay in the staging area ready for re-commit</w:t>
+      </w:r>
+    </w:p>
+    <w:p>
+      <w:pPr>
+        <w:numPr>
+          <w:ilvl w:val="0"/>
+          <w:numId w:val="15"/>
+        </w:numPr>
+        <w:spacing w:before="100" w:beforeAutospacing="1" w:after="100" w:afterAutospacing="1" w:line="240" w:lineRule="auto"/>
+        <w:rPr>
+          <w:rFonts w:ascii="Times New Roman" w:eastAsia="Times New Roman" w:hAnsi="Times New Roman" w:cs="Times New Roman"/>
+          <w:sz w:val="24"/>
+          <w:szCs w:val="24"/>
+        </w:rPr>
+      </w:pPr>
+      <w:r>
+        <w:rPr>
+          <w:rFonts w:ascii="Times New Roman" w:eastAsia="Times New Roman" w:hAnsi="Times New Roman" w:cs="Times New Roman"/>
+          <w:sz w:val="24"/>
+          <w:szCs w:val="24"/>
+        </w:rPr>
+        <w:t xml:space="preserve">Differs from </w:t>
+      </w:r>
+      <w:r>
+        <w:rPr>
+          <w:rFonts w:ascii="Courier New" w:eastAsia="Times New Roman" w:hAnsi="Courier New" w:cs="Courier New"/>
+          <w:sz w:val="20"/>
+          <w:szCs w:val="20"/>
+        </w:rPr>
+        <w:t>--hard</w:t>
+      </w:r>
+      <w:r>
+        <w:rPr>
+          <w:rFonts w:ascii="Times New Roman" w:eastAsia="Times New Roman" w:hAnsi="Times New Roman" w:cs="Times New Roman"/>
+          <w:sz w:val="24"/>
+          <w:szCs w:val="24"/>
+        </w:rPr>
+        <w:t>, which would discard them entirely</w:t>
       </w:r>
     </w:p>
     <w:p>
@@ -5644,215 +6508,10 @@
     </w:p>
     <w:p>
       <w:pPr>
-        <w:pStyle w:val="Heading2"/>
-      </w:pPr>
-      <w:r>
-        <w:t xml:space="preserve">Task 23 — Demonstrate </w:t>
-      </w:r>
-      <w:proofErr w:type="spellStart"/>
-      <w:r>
-        <w:t>Git</w:t>
-      </w:r>
-      <w:proofErr w:type="spellEnd"/>
-      <w:r>
-        <w:t xml:space="preserve"> Restore</w:t>
-      </w:r>
-    </w:p>
-    <w:p>
-      <w:r>
-        <w:t xml:space="preserve">Modify style.css, inspect the changes, </w:t>
-      </w:r>
-      <w:proofErr w:type="gramStart"/>
-      <w:r>
-        <w:t>then</w:t>
-      </w:r>
-      <w:proofErr w:type="gramEnd"/>
-      <w:r>
-        <w:t xml:space="preserve"> discard the uncommitted modification.</w:t>
-      </w:r>
-    </w:p>
-    <w:p>
-      <w:pPr>
-        <w:spacing w:before="60" w:after="100"/>
-        <w:ind w:left="360"/>
-      </w:pPr>
-      <w:proofErr w:type="spellStart"/>
-      <w:proofErr w:type="gramStart"/>
-      <w:r>
-        <w:rPr>
-          <w:rFonts w:ascii="Consolas" w:hAnsi="Consolas"/>
-          <w:sz w:val="18"/>
-        </w:rPr>
-        <w:t>git</w:t>
-      </w:r>
-      <w:proofErr w:type="spellEnd"/>
-      <w:proofErr w:type="gramEnd"/>
-      <w:r>
-        <w:rPr>
-          <w:rFonts w:ascii="Consolas" w:hAnsi="Consolas"/>
-          <w:sz w:val="18"/>
-        </w:rPr>
-        <w:t xml:space="preserve"> diff</w:t>
-      </w:r>
-      <w:r>
-        <w:rPr>
-          <w:rFonts w:ascii="Consolas" w:hAnsi="Consolas"/>
-          <w:sz w:val="18"/>
-        </w:rPr>
-        <w:br/>
-      </w:r>
-      <w:proofErr w:type="spellStart"/>
-      <w:r>
-        <w:rPr>
-          <w:rFonts w:ascii="Consolas" w:hAnsi="Consolas"/>
-          <w:sz w:val="18"/>
-        </w:rPr>
-        <w:t>git</w:t>
-      </w:r>
-      <w:proofErr w:type="spellEnd"/>
-      <w:r>
-        <w:rPr>
-          <w:rFonts w:ascii="Consolas" w:hAnsi="Consolas"/>
-          <w:sz w:val="18"/>
-        </w:rPr>
-        <w:t xml:space="preserve"> restore style.css</w:t>
-      </w:r>
-      <w:r>
-        <w:rPr>
-          <w:rFonts w:ascii="Consolas" w:hAnsi="Consolas"/>
-          <w:sz w:val="18"/>
-        </w:rPr>
-        <w:br/>
-      </w:r>
-      <w:proofErr w:type="spellStart"/>
-      <w:r>
-        <w:rPr>
-          <w:rFonts w:ascii="Consolas" w:hAnsi="Consolas"/>
-          <w:sz w:val="18"/>
-        </w:rPr>
-        <w:t>git</w:t>
-      </w:r>
-      <w:proofErr w:type="spellEnd"/>
-      <w:r>
-        <w:rPr>
-          <w:rFonts w:ascii="Consolas" w:hAnsi="Consolas"/>
-          <w:sz w:val="18"/>
-        </w:rPr>
-        <w:t xml:space="preserve"> status</w:t>
-      </w:r>
-    </w:p>
-    <w:p>
-      <w:r>
-        <w:rPr>
-          <w:b/>
-        </w:rPr>
-        <w:t xml:space="preserve">📸 Screenshot 28 — </w:t>
-      </w:r>
-      <w:proofErr w:type="spellStart"/>
-      <w:r>
-        <w:rPr>
-          <w:b/>
-        </w:rPr>
-        <w:t>Git</w:t>
-      </w:r>
-      <w:proofErr w:type="spellEnd"/>
-      <w:r>
-        <w:rPr>
-          <w:b/>
-        </w:rPr>
-        <w:t xml:space="preserve"> Restore</w:t>
-      </w:r>
-    </w:p>
-    <w:p>
-      <w:r>
-        <w:t>Show the change before restore and clean status afterward.</w:t>
-      </w:r>
-    </w:p>
-    <w:tbl>
-      <w:tblPr>
-        <w:tblW w:w="0" w:type="auto"/>
-        <w:jc w:val="center"/>
-        <w:tblLook w:val="04A0" w:firstRow="1" w:lastRow="0" w:firstColumn="1" w:lastColumn="0" w:noHBand="0" w:noVBand="1"/>
-      </w:tblPr>
-      <w:tblGrid>
-        <w:gridCol w:w="10080"/>
-      </w:tblGrid>
-      <w:tr>
-        <w:trPr>
-          <w:jc w:val="center"/>
-        </w:trPr>
-        <w:tc>
-          <w:tcPr>
-            <w:tcW w:w="10080" w:type="dxa"/>
-            <w:shd w:val="clear" w:color="auto" w:fill="EDEDED"/>
-          </w:tcPr>
-          <w:p>
-            <w:pPr>
-              <w:jc w:val="center"/>
-            </w:pPr>
-            <w:r>
-              <w:rPr>
-                <w:sz w:val="18"/>
-              </w:rPr>
-              <w:t>[Insert Screenshot 28 here]</w:t>
-            </w:r>
-            <w:r>
-              <w:rPr>
-                <w:sz w:val="18"/>
-              </w:rPr>
-              <w:br/>
-            </w:r>
-            <w:r>
-              <w:rPr>
-                <w:sz w:val="18"/>
-              </w:rPr>
-              <w:br/>
-              <w:t>Evidence / output should be clearly visible.</w:t>
-            </w:r>
-          </w:p>
-        </w:tc>
-      </w:tr>
-    </w:tbl>
-    <w:p>
-      <w:pPr>
-        <w:jc w:val="center"/>
-      </w:pPr>
-      <w:r>
-        <w:rPr>
-          <w:i/>
-        </w:rPr>
-        <w:lastRenderedPageBreak/>
-        <w:t xml:space="preserve">Figure 28: </w:t>
-      </w:r>
-      <w:proofErr w:type="spellStart"/>
-      <w:r>
-        <w:rPr>
-          <w:i/>
-        </w:rPr>
-        <w:t>Git</w:t>
-      </w:r>
-      <w:proofErr w:type="spellEnd"/>
-      <w:r>
-        <w:rPr>
-          <w:i/>
-        </w:rPr>
-        <w:t xml:space="preserve"> Restore.</w:t>
-      </w:r>
-    </w:p>
-    <w:p>
-      <w:r>
-        <w:rPr>
-          <w:b/>
-        </w:rPr>
-        <w:t>Questions / Explanation:</w:t>
-      </w:r>
-    </w:p>
-    <w:p>
-      <w:pPr>
         <w:pStyle w:val="ListBullet"/>
       </w:pPr>
       <w:r>
-        <w:t>What happened to the uncommitted modification?</w:t>
+        <w:t>What happened to the file changes?</w:t>
       </w:r>
     </w:p>
     <w:p>
@@ -5870,7 +6529,7 @@
           <w:sz w:val="24"/>
           <w:szCs w:val="24"/>
         </w:rPr>
-        <w:t xml:space="preserve">When using </w:t>
+        <w:t xml:space="preserve">After </w:t>
       </w:r>
       <w:proofErr w:type="spellStart"/>
       <w:r>
@@ -5888,7 +6547,7 @@
           <w:sz w:val="20"/>
           <w:szCs w:val="20"/>
         </w:rPr>
-        <w:t xml:space="preserve"> restore &lt;file&gt;</w:t>
+        <w:t xml:space="preserve"> reset --soft HEAD~1</w:t>
       </w:r>
       <w:r>
         <w:rPr>
@@ -5903,7 +6562,7 @@
       <w:pPr>
         <w:numPr>
           <w:ilvl w:val="0"/>
-          <w:numId w:val="14"/>
+          <w:numId w:val="16"/>
         </w:numPr>
         <w:spacing w:before="100" w:beforeAutospacing="1" w:after="100" w:afterAutospacing="1" w:line="240" w:lineRule="auto"/>
         <w:rPr>
@@ -5912,14 +6571,6 @@
           <w:szCs w:val="24"/>
         </w:rPr>
       </w:pPr>
-      <w:r>
-        <w:rPr>
-          <w:rFonts w:ascii="Times New Roman" w:eastAsia="Times New Roman" w:hAnsi="Times New Roman" w:cs="Times New Roman"/>
-          <w:sz w:val="24"/>
-          <w:szCs w:val="24"/>
-        </w:rPr>
-        <w:t xml:space="preserve">The </w:t>
-      </w:r>
       <w:r>
         <w:rPr>
           <w:rFonts w:ascii="Times New Roman" w:eastAsia="Times New Roman" w:hAnsi="Times New Roman" w:cs="Times New Roman"/>
@@ -5928,76 +6579,66 @@
           <w:sz w:val="24"/>
           <w:szCs w:val="24"/>
         </w:rPr>
-        <w:t>uncommitted changes are permanently discarded</w:t>
-      </w:r>
-    </w:p>
-    <w:p>
-      <w:pPr>
-        <w:numPr>
-          <w:ilvl w:val="0"/>
-          <w:numId w:val="14"/>
-        </w:numPr>
-        <w:spacing w:before="100" w:beforeAutospacing="1" w:after="100" w:afterAutospacing="1" w:line="240" w:lineRule="auto"/>
+        <w:t>File changes remain intact</w:t>
+      </w:r>
+      <w:r>
         <w:rPr>
           <w:rFonts w:ascii="Times New Roman" w:eastAsia="Times New Roman" w:hAnsi="Times New Roman" w:cs="Times New Roman"/>
           <w:sz w:val="24"/>
           <w:szCs w:val="24"/>
         </w:rPr>
-      </w:pPr>
-      <w:r>
+        <w:t xml:space="preserve"> in the staging area</w:t>
+      </w:r>
+    </w:p>
+    <w:p>
+      <w:pPr>
+        <w:numPr>
+          <w:ilvl w:val="0"/>
+          <w:numId w:val="16"/>
+        </w:numPr>
+        <w:spacing w:before="100" w:beforeAutospacing="1" w:after="100" w:afterAutospacing="1" w:line="240" w:lineRule="auto"/>
         <w:rPr>
           <w:rFonts w:ascii="Times New Roman" w:eastAsia="Times New Roman" w:hAnsi="Times New Roman" w:cs="Times New Roman"/>
           <w:sz w:val="24"/>
           <w:szCs w:val="24"/>
         </w:rPr>
-        <w:t>Working directory reverts to the last committed state</w:t>
-      </w:r>
-    </w:p>
-    <w:p>
-      <w:pPr>
-        <w:numPr>
-          <w:ilvl w:val="0"/>
-          <w:numId w:val="14"/>
-        </w:numPr>
-        <w:spacing w:before="100" w:beforeAutospacing="1" w:after="100" w:afterAutospacing="1" w:line="240" w:lineRule="auto"/>
+      </w:pPr>
+      <w:r>
         <w:rPr>
           <w:rFonts w:ascii="Times New Roman" w:eastAsia="Times New Roman" w:hAnsi="Times New Roman" w:cs="Times New Roman"/>
           <w:sz w:val="24"/>
           <w:szCs w:val="24"/>
         </w:rPr>
-      </w:pPr>
-      <w:r>
+        <w:t>Files are marked as "Changes to be committed"</w:t>
+      </w:r>
+    </w:p>
+    <w:p>
+      <w:pPr>
+        <w:numPr>
+          <w:ilvl w:val="0"/>
+          <w:numId w:val="16"/>
+        </w:numPr>
+        <w:spacing w:before="100" w:beforeAutospacing="1" w:after="100" w:afterAutospacing="1" w:line="240" w:lineRule="auto"/>
         <w:rPr>
           <w:rFonts w:ascii="Times New Roman" w:eastAsia="Times New Roman" w:hAnsi="Times New Roman" w:cs="Times New Roman"/>
           <w:sz w:val="24"/>
           <w:szCs w:val="24"/>
         </w:rPr>
-        <w:t xml:space="preserve">Changes are </w:t>
-      </w:r>
-      <w:r>
-        <w:rPr>
-          <w:rFonts w:ascii="Times New Roman" w:eastAsia="Times New Roman" w:hAnsi="Times New Roman" w:cs="Times New Roman"/>
-          <w:b/>
-          <w:bCs/>
-          <w:sz w:val="24"/>
-          <w:szCs w:val="24"/>
-        </w:rPr>
-        <w:t>not recoverable</w:t>
-      </w:r>
+      </w:pPr>
       <w:r>
         <w:rPr>
           <w:rFonts w:ascii="Times New Roman" w:eastAsia="Times New Roman" w:hAnsi="Times New Roman" w:cs="Times New Roman"/>
           <w:sz w:val="24"/>
           <w:szCs w:val="24"/>
         </w:rPr>
-        <w:t xml:space="preserve"> (unless previously stashed)</w:t>
+        <w:t>Developer can re-examine, modify, or split changes before a new commit</w:t>
       </w:r>
     </w:p>
     <w:p>
       <w:pPr>
         <w:numPr>
           <w:ilvl w:val="0"/>
-          <w:numId w:val="14"/>
+          <w:numId w:val="16"/>
         </w:numPr>
         <w:spacing w:before="100" w:beforeAutospacing="1" w:after="100" w:afterAutospacing="1" w:line="240" w:lineRule="auto"/>
         <w:rPr>
@@ -6012,7 +6653,41 @@
           <w:sz w:val="24"/>
           <w:szCs w:val="24"/>
         </w:rPr>
-        <w:t>This is irreversible, so it should only be used when intentionally abandoning changes</w:t>
+        <w:t xml:space="preserve">Running </w:t>
+      </w:r>
+      <w:proofErr w:type="spellStart"/>
+      <w:r>
+        <w:rPr>
+          <w:rFonts w:ascii="Courier New" w:eastAsia="Times New Roman" w:hAnsi="Courier New" w:cs="Courier New"/>
+          <w:sz w:val="20"/>
+          <w:szCs w:val="20"/>
+        </w:rPr>
+        <w:t>git</w:t>
+      </w:r>
+      <w:proofErr w:type="spellEnd"/>
+      <w:r>
+        <w:rPr>
+          <w:rFonts w:ascii="Courier New" w:eastAsia="Times New Roman" w:hAnsi="Courier New" w:cs="Courier New"/>
+          <w:sz w:val="20"/>
+          <w:szCs w:val="20"/>
+        </w:rPr>
+        <w:t xml:space="preserve"> commit</w:t>
+      </w:r>
+      <w:r>
+        <w:rPr>
+          <w:rFonts w:ascii="Times New Roman" w:eastAsia="Times New Roman" w:hAnsi="Times New Roman" w:cs="Times New Roman"/>
+          <w:sz w:val="24"/>
+          <w:szCs w:val="24"/>
+        </w:rPr>
+        <w:t xml:space="preserve"> again will create a fresh commit with the same content</w:t>
+      </w:r>
+      <w:r>
+        <w:rPr>
+          <w:rFonts w:ascii="Times New Roman" w:eastAsia="Times New Roman" w:hAnsi="Times New Roman" w:cs="Times New Roman"/>
+          <w:sz w:val="24"/>
+          <w:szCs w:val="24"/>
+        </w:rPr>
+        <w:t>.</w:t>
       </w:r>
     </w:p>
     <w:p>
@@ -6027,263 +6702,10 @@
     </w:p>
     <w:p>
       <w:pPr>
-        <w:pStyle w:val="Heading2"/>
-      </w:pPr>
-      <w:r>
-        <w:t xml:space="preserve">Task 24 — Demonstrate </w:t>
-      </w:r>
-      <w:proofErr w:type="spellStart"/>
-      <w:r>
-        <w:t>Git</w:t>
-      </w:r>
-      <w:proofErr w:type="spellEnd"/>
-      <w:r>
-        <w:t xml:space="preserve"> Reset</w:t>
-      </w:r>
-    </w:p>
-    <w:p>
-      <w:r>
-        <w:t>Create a temporary commit and then use a soft reset to remove the commit while keeping the changes staged.</w:t>
-      </w:r>
-    </w:p>
-    <w:p>
-      <w:pPr>
-        <w:spacing w:before="60" w:after="100"/>
-        <w:ind w:left="360"/>
-      </w:pPr>
-      <w:proofErr w:type="spellStart"/>
-      <w:proofErr w:type="gramStart"/>
-      <w:r>
-        <w:rPr>
-          <w:rFonts w:ascii="Consolas" w:hAnsi="Consolas"/>
-          <w:sz w:val="18"/>
-        </w:rPr>
-        <w:t>git</w:t>
-      </w:r>
-      <w:proofErr w:type="spellEnd"/>
-      <w:proofErr w:type="gramEnd"/>
-      <w:r>
-        <w:rPr>
-          <w:rFonts w:ascii="Consolas" w:hAnsi="Consolas"/>
-          <w:sz w:val="18"/>
-        </w:rPr>
-        <w:t xml:space="preserve"> add .</w:t>
-      </w:r>
-      <w:r>
-        <w:rPr>
-          <w:rFonts w:ascii="Consolas" w:hAnsi="Consolas"/>
-          <w:sz w:val="18"/>
-        </w:rPr>
-        <w:br/>
-      </w:r>
-      <w:proofErr w:type="spellStart"/>
-      <w:proofErr w:type="gramStart"/>
-      <w:r>
-        <w:rPr>
-          <w:rFonts w:ascii="Consolas" w:hAnsi="Consolas"/>
-          <w:sz w:val="18"/>
-        </w:rPr>
-        <w:t>git</w:t>
-      </w:r>
-      <w:proofErr w:type="spellEnd"/>
-      <w:proofErr w:type="gramEnd"/>
-      <w:r>
-        <w:rPr>
-          <w:rFonts w:ascii="Consolas" w:hAnsi="Consolas"/>
-          <w:sz w:val="18"/>
-        </w:rPr>
-        <w:t xml:space="preserve"> commit -m "Temporary test commit"</w:t>
-      </w:r>
-      <w:r>
-        <w:rPr>
-          <w:rFonts w:ascii="Consolas" w:hAnsi="Consolas"/>
-          <w:sz w:val="18"/>
-        </w:rPr>
-        <w:br/>
-      </w:r>
-      <w:proofErr w:type="spellStart"/>
-      <w:r>
-        <w:rPr>
-          <w:rFonts w:ascii="Consolas" w:hAnsi="Consolas"/>
-          <w:sz w:val="18"/>
-        </w:rPr>
-        <w:t>git</w:t>
-      </w:r>
-      <w:proofErr w:type="spellEnd"/>
-      <w:r>
-        <w:rPr>
-          <w:rFonts w:ascii="Consolas" w:hAnsi="Consolas"/>
-          <w:sz w:val="18"/>
-        </w:rPr>
-        <w:t xml:space="preserve"> log --</w:t>
-      </w:r>
-      <w:proofErr w:type="spellStart"/>
-      <w:r>
-        <w:rPr>
-          <w:rFonts w:ascii="Consolas" w:hAnsi="Consolas"/>
-          <w:sz w:val="18"/>
-        </w:rPr>
-        <w:t>oneline</w:t>
-      </w:r>
-      <w:proofErr w:type="spellEnd"/>
-      <w:r>
-        <w:rPr>
-          <w:rFonts w:ascii="Consolas" w:hAnsi="Consolas"/>
-          <w:sz w:val="18"/>
-        </w:rPr>
-        <w:br/>
-      </w:r>
-      <w:proofErr w:type="spellStart"/>
-      <w:r>
-        <w:rPr>
-          <w:rFonts w:ascii="Consolas" w:hAnsi="Consolas"/>
-          <w:sz w:val="18"/>
-        </w:rPr>
-        <w:t>git</w:t>
-      </w:r>
-      <w:proofErr w:type="spellEnd"/>
-      <w:r>
-        <w:rPr>
-          <w:rFonts w:ascii="Consolas" w:hAnsi="Consolas"/>
-          <w:sz w:val="18"/>
-        </w:rPr>
-        <w:t xml:space="preserve"> reset --soft HEAD~1</w:t>
-      </w:r>
-      <w:r>
-        <w:rPr>
-          <w:rFonts w:ascii="Consolas" w:hAnsi="Consolas"/>
-          <w:sz w:val="18"/>
-        </w:rPr>
-        <w:br/>
-      </w:r>
-      <w:proofErr w:type="spellStart"/>
-      <w:r>
-        <w:rPr>
-          <w:rFonts w:ascii="Consolas" w:hAnsi="Consolas"/>
-          <w:sz w:val="18"/>
-        </w:rPr>
-        <w:t>git</w:t>
-      </w:r>
-      <w:proofErr w:type="spellEnd"/>
-      <w:r>
-        <w:rPr>
-          <w:rFonts w:ascii="Consolas" w:hAnsi="Consolas"/>
-          <w:sz w:val="18"/>
-        </w:rPr>
-        <w:t xml:space="preserve"> status</w:t>
-      </w:r>
-    </w:p>
-    <w:p>
-      <w:r>
-        <w:rPr>
-          <w:b/>
-        </w:rPr>
-        <w:t xml:space="preserve">📸 Screenshot 29 — </w:t>
-      </w:r>
-      <w:proofErr w:type="spellStart"/>
-      <w:r>
-        <w:rPr>
-          <w:b/>
-        </w:rPr>
-        <w:t>Git</w:t>
-      </w:r>
-      <w:proofErr w:type="spellEnd"/>
-      <w:r>
-        <w:rPr>
-          <w:b/>
-        </w:rPr>
-        <w:t xml:space="preserve"> Reset</w:t>
-      </w:r>
-    </w:p>
-    <w:p>
-      <w:r>
-        <w:t>Show the temporary commit and the result of the soft reset.</w:t>
-      </w:r>
-    </w:p>
-    <w:tbl>
-      <w:tblPr>
-        <w:tblW w:w="0" w:type="auto"/>
-        <w:jc w:val="center"/>
-        <w:tblLook w:val="04A0" w:firstRow="1" w:lastRow="0" w:firstColumn="1" w:lastColumn="0" w:noHBand="0" w:noVBand="1"/>
-      </w:tblPr>
-      <w:tblGrid>
-        <w:gridCol w:w="10080"/>
-      </w:tblGrid>
-      <w:tr>
-        <w:trPr>
-          <w:jc w:val="center"/>
-        </w:trPr>
-        <w:tc>
-          <w:tcPr>
-            <w:tcW w:w="10080" w:type="dxa"/>
-            <w:shd w:val="clear" w:color="auto" w:fill="EDEDED"/>
-          </w:tcPr>
-          <w:p>
-            <w:pPr>
-              <w:jc w:val="center"/>
-            </w:pPr>
-            <w:r>
-              <w:rPr>
-                <w:sz w:val="18"/>
-              </w:rPr>
-              <w:t>[Insert Screenshot 29 here]</w:t>
-            </w:r>
-            <w:r>
-              <w:rPr>
-                <w:sz w:val="18"/>
-              </w:rPr>
-              <w:br/>
-            </w:r>
-            <w:r>
-              <w:rPr>
-                <w:sz w:val="18"/>
-              </w:rPr>
-              <w:br/>
-              <w:t>Evidence / output should be clearly visible.</w:t>
-            </w:r>
-          </w:p>
-        </w:tc>
-      </w:tr>
-    </w:tbl>
-    <w:p>
-      <w:pPr>
-        <w:jc w:val="center"/>
-      </w:pPr>
-      <w:r>
-        <w:rPr>
-          <w:i/>
-        </w:rPr>
-        <w:t xml:space="preserve">Figure 29: </w:t>
-      </w:r>
-      <w:proofErr w:type="spellStart"/>
-      <w:r>
-        <w:rPr>
-          <w:i/>
-        </w:rPr>
-        <w:t>Git</w:t>
-      </w:r>
-      <w:proofErr w:type="spellEnd"/>
-      <w:r>
-        <w:rPr>
-          <w:i/>
-        </w:rPr>
-        <w:t xml:space="preserve"> Reset.</w:t>
-      </w:r>
-    </w:p>
-    <w:p>
-      <w:r>
-        <w:rPr>
-          <w:b/>
-        </w:rPr>
-        <w:t>Questions / Explanation:</w:t>
-      </w:r>
-    </w:p>
-    <w:p>
-      <w:pPr>
         <w:pStyle w:val="ListBullet"/>
       </w:pPr>
       <w:r>
-        <w:t>What happened to the commit?</w:t>
+        <w:t>What does --soft mean?</w:t>
       </w:r>
     </w:p>
     <w:p>
@@ -6297,59 +6719,19 @@
       </w:pPr>
       <w:r>
         <w:rPr>
+          <w:rFonts w:ascii="Courier New" w:eastAsia="Times New Roman" w:hAnsi="Courier New" w:cs="Courier New"/>
+          <w:sz w:val="20"/>
+          <w:szCs w:val="20"/>
+        </w:rPr>
+        <w:t>--soft</w:t>
+      </w:r>
+      <w:r>
+        <w:rPr>
           <w:rFonts w:ascii="Times New Roman" w:eastAsia="Times New Roman" w:hAnsi="Times New Roman" w:cs="Times New Roman"/>
           <w:sz w:val="24"/>
           <w:szCs w:val="24"/>
         </w:rPr>
-        <w:t xml:space="preserve">With </w:t>
-      </w:r>
-      <w:proofErr w:type="spellStart"/>
-      <w:r>
-        <w:rPr>
-          <w:rFonts w:ascii="Courier New" w:eastAsia="Times New Roman" w:hAnsi="Courier New" w:cs="Courier New"/>
-          <w:sz w:val="20"/>
-          <w:szCs w:val="20"/>
-        </w:rPr>
-        <w:t>git</w:t>
-      </w:r>
-      <w:proofErr w:type="spellEnd"/>
-      <w:r>
-        <w:rPr>
-          <w:rFonts w:ascii="Courier New" w:eastAsia="Times New Roman" w:hAnsi="Courier New" w:cs="Courier New"/>
-          <w:sz w:val="20"/>
-          <w:szCs w:val="20"/>
-        </w:rPr>
-        <w:t xml:space="preserve"> reset --soft HEAD~1</w:t>
-      </w:r>
-      <w:r>
-        <w:rPr>
-          <w:rFonts w:ascii="Times New Roman" w:eastAsia="Times New Roman" w:hAnsi="Times New Roman" w:cs="Times New Roman"/>
-          <w:sz w:val="24"/>
-          <w:szCs w:val="24"/>
-        </w:rPr>
-        <w:t>:</w:t>
-      </w:r>
-    </w:p>
-    <w:p>
-      <w:pPr>
-        <w:numPr>
-          <w:ilvl w:val="0"/>
-          <w:numId w:val="15"/>
-        </w:numPr>
-        <w:spacing w:before="100" w:beforeAutospacing="1" w:after="100" w:afterAutospacing="1" w:line="240" w:lineRule="auto"/>
-        <w:rPr>
-          <w:rFonts w:ascii="Times New Roman" w:eastAsia="Times New Roman" w:hAnsi="Times New Roman" w:cs="Times New Roman"/>
-          <w:sz w:val="24"/>
-          <w:szCs w:val="24"/>
-        </w:rPr>
-      </w:pPr>
-      <w:r>
-        <w:rPr>
-          <w:rFonts w:ascii="Times New Roman" w:eastAsia="Times New Roman" w:hAnsi="Times New Roman" w:cs="Times New Roman"/>
-          <w:sz w:val="24"/>
-          <w:szCs w:val="24"/>
-        </w:rPr>
-        <w:t xml:space="preserve">The </w:t>
+        <w:t xml:space="preserve"> is a reset mode that </w:t>
       </w:r>
       <w:r>
         <w:rPr>
@@ -6359,396 +6741,6 @@
           <w:sz w:val="24"/>
           <w:szCs w:val="24"/>
         </w:rPr>
-        <w:t>commit is removed</w:t>
-      </w:r>
-      <w:r>
-        <w:rPr>
-          <w:rFonts w:ascii="Times New Roman" w:eastAsia="Times New Roman" w:hAnsi="Times New Roman" w:cs="Times New Roman"/>
-          <w:sz w:val="24"/>
-          <w:szCs w:val="24"/>
-        </w:rPr>
-        <w:t xml:space="preserve"> and HEAD pointer moves back one commit</w:t>
-      </w:r>
-    </w:p>
-    <w:p>
-      <w:pPr>
-        <w:numPr>
-          <w:ilvl w:val="0"/>
-          <w:numId w:val="15"/>
-        </w:numPr>
-        <w:spacing w:before="100" w:beforeAutospacing="1" w:after="100" w:afterAutospacing="1" w:line="240" w:lineRule="auto"/>
-        <w:rPr>
-          <w:rFonts w:ascii="Times New Roman" w:eastAsia="Times New Roman" w:hAnsi="Times New Roman" w:cs="Times New Roman"/>
-          <w:sz w:val="24"/>
-          <w:szCs w:val="24"/>
-        </w:rPr>
-      </w:pPr>
-      <w:r>
-        <w:rPr>
-          <w:rFonts w:ascii="Times New Roman" w:eastAsia="Times New Roman" w:hAnsi="Times New Roman" w:cs="Times New Roman"/>
-          <w:sz w:val="24"/>
-          <w:szCs w:val="24"/>
-        </w:rPr>
-        <w:t xml:space="preserve">The </w:t>
-      </w:r>
-      <w:r>
-        <w:rPr>
-          <w:rFonts w:ascii="Courier New" w:eastAsia="Times New Roman" w:hAnsi="Courier New" w:cs="Courier New"/>
-          <w:sz w:val="20"/>
-          <w:szCs w:val="20"/>
-        </w:rPr>
-        <w:t>--soft</w:t>
-      </w:r>
-      <w:r>
-        <w:rPr>
-          <w:rFonts w:ascii="Times New Roman" w:eastAsia="Times New Roman" w:hAnsi="Times New Roman" w:cs="Times New Roman"/>
-          <w:sz w:val="24"/>
-          <w:szCs w:val="24"/>
-        </w:rPr>
-        <w:t xml:space="preserve"> flag is critical: </w:t>
-      </w:r>
-      <w:r>
-        <w:rPr>
-          <w:rFonts w:ascii="Times New Roman" w:eastAsia="Times New Roman" w:hAnsi="Times New Roman" w:cs="Times New Roman"/>
-          <w:b/>
-          <w:bCs/>
-          <w:sz w:val="24"/>
-          <w:szCs w:val="24"/>
-        </w:rPr>
-        <w:t>changes remain staged</w:t>
-      </w:r>
-      <w:r>
-        <w:rPr>
-          <w:rFonts w:ascii="Times New Roman" w:eastAsia="Times New Roman" w:hAnsi="Times New Roman" w:cs="Times New Roman"/>
-          <w:sz w:val="24"/>
-          <w:szCs w:val="24"/>
-        </w:rPr>
-        <w:t xml:space="preserve"> in the index</w:t>
-      </w:r>
-    </w:p>
-    <w:p>
-      <w:pPr>
-        <w:numPr>
-          <w:ilvl w:val="0"/>
-          <w:numId w:val="15"/>
-        </w:numPr>
-        <w:spacing w:before="100" w:beforeAutospacing="1" w:after="100" w:afterAutospacing="1" w:line="240" w:lineRule="auto"/>
-        <w:rPr>
-          <w:rFonts w:ascii="Times New Roman" w:eastAsia="Times New Roman" w:hAnsi="Times New Roman" w:cs="Times New Roman"/>
-          <w:sz w:val="24"/>
-          <w:szCs w:val="24"/>
-        </w:rPr>
-      </w:pPr>
-      <w:r>
-        <w:rPr>
-          <w:rFonts w:ascii="Times New Roman" w:eastAsia="Times New Roman" w:hAnsi="Times New Roman" w:cs="Times New Roman"/>
-          <w:sz w:val="24"/>
-          <w:szCs w:val="24"/>
-        </w:rPr>
-        <w:t xml:space="preserve">Changes are </w:t>
-      </w:r>
-      <w:r>
-        <w:rPr>
-          <w:rFonts w:ascii="Times New Roman" w:eastAsia="Times New Roman" w:hAnsi="Times New Roman" w:cs="Times New Roman"/>
-          <w:b/>
-          <w:bCs/>
-          <w:sz w:val="24"/>
-          <w:szCs w:val="24"/>
-        </w:rPr>
-        <w:t>not lost</w:t>
-      </w:r>
-      <w:r>
-        <w:rPr>
-          <w:rFonts w:ascii="Times New Roman" w:eastAsia="Times New Roman" w:hAnsi="Times New Roman" w:cs="Times New Roman"/>
-          <w:sz w:val="24"/>
-          <w:szCs w:val="24"/>
-        </w:rPr>
-        <w:t>—they stay in the staging area ready for re-commit</w:t>
-      </w:r>
-    </w:p>
-    <w:p>
-      <w:pPr>
-        <w:numPr>
-          <w:ilvl w:val="0"/>
-          <w:numId w:val="15"/>
-        </w:numPr>
-        <w:spacing w:before="100" w:beforeAutospacing="1" w:after="100" w:afterAutospacing="1" w:line="240" w:lineRule="auto"/>
-        <w:rPr>
-          <w:rFonts w:ascii="Times New Roman" w:eastAsia="Times New Roman" w:hAnsi="Times New Roman" w:cs="Times New Roman"/>
-          <w:sz w:val="24"/>
-          <w:szCs w:val="24"/>
-        </w:rPr>
-      </w:pPr>
-      <w:r>
-        <w:rPr>
-          <w:rFonts w:ascii="Times New Roman" w:eastAsia="Times New Roman" w:hAnsi="Times New Roman" w:cs="Times New Roman"/>
-          <w:sz w:val="24"/>
-          <w:szCs w:val="24"/>
-        </w:rPr>
-        <w:t xml:space="preserve">Differs from </w:t>
-      </w:r>
-      <w:r>
-        <w:rPr>
-          <w:rFonts w:ascii="Courier New" w:eastAsia="Times New Roman" w:hAnsi="Courier New" w:cs="Courier New"/>
-          <w:sz w:val="20"/>
-          <w:szCs w:val="20"/>
-        </w:rPr>
-        <w:t>--hard</w:t>
-      </w:r>
-      <w:r>
-        <w:rPr>
-          <w:rFonts w:ascii="Times New Roman" w:eastAsia="Times New Roman" w:hAnsi="Times New Roman" w:cs="Times New Roman"/>
-          <w:sz w:val="24"/>
-          <w:szCs w:val="24"/>
-        </w:rPr>
-        <w:t>, which would discard them entirely</w:t>
-      </w:r>
-    </w:p>
-    <w:p>
-      <w:pPr>
-        <w:pStyle w:val="ListBullet"/>
-        <w:numPr>
-          <w:ilvl w:val="0"/>
-          <w:numId w:val="0"/>
-        </w:numPr>
-        <w:ind w:left="360"/>
-      </w:pPr>
-    </w:p>
-    <w:p>
-      <w:pPr>
-        <w:pStyle w:val="ListBullet"/>
-      </w:pPr>
-      <w:r>
-        <w:t>What happened to the file changes?</w:t>
-      </w:r>
-    </w:p>
-    <w:p>
-      <w:pPr>
-        <w:spacing w:before="100" w:beforeAutospacing="1" w:after="100" w:afterAutospacing="1" w:line="240" w:lineRule="auto"/>
-        <w:rPr>
-          <w:rFonts w:ascii="Times New Roman" w:eastAsia="Times New Roman" w:hAnsi="Times New Roman" w:cs="Times New Roman"/>
-          <w:sz w:val="24"/>
-          <w:szCs w:val="24"/>
-        </w:rPr>
-      </w:pPr>
-      <w:r>
-        <w:rPr>
-          <w:rFonts w:ascii="Times New Roman" w:eastAsia="Times New Roman" w:hAnsi="Times New Roman" w:cs="Times New Roman"/>
-          <w:sz w:val="24"/>
-          <w:szCs w:val="24"/>
-        </w:rPr>
-        <w:t xml:space="preserve">After </w:t>
-      </w:r>
-      <w:proofErr w:type="spellStart"/>
-      <w:r>
-        <w:rPr>
-          <w:rFonts w:ascii="Courier New" w:eastAsia="Times New Roman" w:hAnsi="Courier New" w:cs="Courier New"/>
-          <w:sz w:val="20"/>
-          <w:szCs w:val="20"/>
-        </w:rPr>
-        <w:t>git</w:t>
-      </w:r>
-      <w:proofErr w:type="spellEnd"/>
-      <w:r>
-        <w:rPr>
-          <w:rFonts w:ascii="Courier New" w:eastAsia="Times New Roman" w:hAnsi="Courier New" w:cs="Courier New"/>
-          <w:sz w:val="20"/>
-          <w:szCs w:val="20"/>
-        </w:rPr>
-        <w:t xml:space="preserve"> reset --soft HEAD~1</w:t>
-      </w:r>
-      <w:r>
-        <w:rPr>
-          <w:rFonts w:ascii="Times New Roman" w:eastAsia="Times New Roman" w:hAnsi="Times New Roman" w:cs="Times New Roman"/>
-          <w:sz w:val="24"/>
-          <w:szCs w:val="24"/>
-        </w:rPr>
-        <w:t>:</w:t>
-      </w:r>
-    </w:p>
-    <w:p>
-      <w:pPr>
-        <w:numPr>
-          <w:ilvl w:val="0"/>
-          <w:numId w:val="16"/>
-        </w:numPr>
-        <w:spacing w:before="100" w:beforeAutospacing="1" w:after="100" w:afterAutospacing="1" w:line="240" w:lineRule="auto"/>
-        <w:rPr>
-          <w:rFonts w:ascii="Times New Roman" w:eastAsia="Times New Roman" w:hAnsi="Times New Roman" w:cs="Times New Roman"/>
-          <w:sz w:val="24"/>
-          <w:szCs w:val="24"/>
-        </w:rPr>
-      </w:pPr>
-      <w:r>
-        <w:rPr>
-          <w:rFonts w:ascii="Times New Roman" w:eastAsia="Times New Roman" w:hAnsi="Times New Roman" w:cs="Times New Roman"/>
-          <w:b/>
-          <w:bCs/>
-          <w:sz w:val="24"/>
-          <w:szCs w:val="24"/>
-        </w:rPr>
-        <w:t>File changes remain intact</w:t>
-      </w:r>
-      <w:r>
-        <w:rPr>
-          <w:rFonts w:ascii="Times New Roman" w:eastAsia="Times New Roman" w:hAnsi="Times New Roman" w:cs="Times New Roman"/>
-          <w:sz w:val="24"/>
-          <w:szCs w:val="24"/>
-        </w:rPr>
-        <w:t xml:space="preserve"> in the staging area</w:t>
-      </w:r>
-    </w:p>
-    <w:p>
-      <w:pPr>
-        <w:numPr>
-          <w:ilvl w:val="0"/>
-          <w:numId w:val="16"/>
-        </w:numPr>
-        <w:spacing w:before="100" w:beforeAutospacing="1" w:after="100" w:afterAutospacing="1" w:line="240" w:lineRule="auto"/>
-        <w:rPr>
-          <w:rFonts w:ascii="Times New Roman" w:eastAsia="Times New Roman" w:hAnsi="Times New Roman" w:cs="Times New Roman"/>
-          <w:sz w:val="24"/>
-          <w:szCs w:val="24"/>
-        </w:rPr>
-      </w:pPr>
-      <w:r>
-        <w:rPr>
-          <w:rFonts w:ascii="Times New Roman" w:eastAsia="Times New Roman" w:hAnsi="Times New Roman" w:cs="Times New Roman"/>
-          <w:sz w:val="24"/>
-          <w:szCs w:val="24"/>
-        </w:rPr>
-        <w:t>Files are marked as "Changes to be committed"</w:t>
-      </w:r>
-    </w:p>
-    <w:p>
-      <w:pPr>
-        <w:numPr>
-          <w:ilvl w:val="0"/>
-          <w:numId w:val="16"/>
-        </w:numPr>
-        <w:spacing w:before="100" w:beforeAutospacing="1" w:after="100" w:afterAutospacing="1" w:line="240" w:lineRule="auto"/>
-        <w:rPr>
-          <w:rFonts w:ascii="Times New Roman" w:eastAsia="Times New Roman" w:hAnsi="Times New Roman" w:cs="Times New Roman"/>
-          <w:sz w:val="24"/>
-          <w:szCs w:val="24"/>
-        </w:rPr>
-      </w:pPr>
-      <w:r>
-        <w:rPr>
-          <w:rFonts w:ascii="Times New Roman" w:eastAsia="Times New Roman" w:hAnsi="Times New Roman" w:cs="Times New Roman"/>
-          <w:sz w:val="24"/>
-          <w:szCs w:val="24"/>
-        </w:rPr>
-        <w:t>Developer can re-examine, modify, or split changes before a new commit</w:t>
-      </w:r>
-    </w:p>
-    <w:p>
-      <w:pPr>
-        <w:numPr>
-          <w:ilvl w:val="0"/>
-          <w:numId w:val="16"/>
-        </w:numPr>
-        <w:spacing w:before="100" w:beforeAutospacing="1" w:after="100" w:afterAutospacing="1" w:line="240" w:lineRule="auto"/>
-        <w:rPr>
-          <w:rFonts w:ascii="Times New Roman" w:eastAsia="Times New Roman" w:hAnsi="Times New Roman" w:cs="Times New Roman"/>
-          <w:sz w:val="24"/>
-          <w:szCs w:val="24"/>
-        </w:rPr>
-      </w:pPr>
-      <w:r>
-        <w:rPr>
-          <w:rFonts w:ascii="Times New Roman" w:eastAsia="Times New Roman" w:hAnsi="Times New Roman" w:cs="Times New Roman"/>
-          <w:sz w:val="24"/>
-          <w:szCs w:val="24"/>
-        </w:rPr>
-        <w:t xml:space="preserve">Running </w:t>
-      </w:r>
-      <w:proofErr w:type="spellStart"/>
-      <w:r>
-        <w:rPr>
-          <w:rFonts w:ascii="Courier New" w:eastAsia="Times New Roman" w:hAnsi="Courier New" w:cs="Courier New"/>
-          <w:sz w:val="20"/>
-          <w:szCs w:val="20"/>
-        </w:rPr>
-        <w:t>git</w:t>
-      </w:r>
-      <w:proofErr w:type="spellEnd"/>
-      <w:r>
-        <w:rPr>
-          <w:rFonts w:ascii="Courier New" w:eastAsia="Times New Roman" w:hAnsi="Courier New" w:cs="Courier New"/>
-          <w:sz w:val="20"/>
-          <w:szCs w:val="20"/>
-        </w:rPr>
-        <w:t xml:space="preserve"> commit</w:t>
-      </w:r>
-      <w:r>
-        <w:rPr>
-          <w:rFonts w:ascii="Times New Roman" w:eastAsia="Times New Roman" w:hAnsi="Times New Roman" w:cs="Times New Roman"/>
-          <w:sz w:val="24"/>
-          <w:szCs w:val="24"/>
-        </w:rPr>
-        <w:t xml:space="preserve"> again will create a fresh commit with the same content</w:t>
-      </w:r>
-      <w:r>
-        <w:rPr>
-          <w:rFonts w:ascii="Times New Roman" w:eastAsia="Times New Roman" w:hAnsi="Times New Roman" w:cs="Times New Roman"/>
-          <w:sz w:val="24"/>
-          <w:szCs w:val="24"/>
-        </w:rPr>
-        <w:t>.</w:t>
-      </w:r>
-    </w:p>
-    <w:p>
-      <w:pPr>
-        <w:pStyle w:val="ListBullet"/>
-        <w:numPr>
-          <w:ilvl w:val="0"/>
-          <w:numId w:val="0"/>
-        </w:numPr>
-        <w:ind w:left="360"/>
-      </w:pPr>
-    </w:p>
-    <w:p>
-      <w:pPr>
-        <w:pStyle w:val="ListBullet"/>
-      </w:pPr>
-      <w:r>
-        <w:t>What does --soft mean?</w:t>
-      </w:r>
-    </w:p>
-    <w:p>
-      <w:pPr>
-        <w:spacing w:before="100" w:beforeAutospacing="1" w:after="100" w:afterAutospacing="1" w:line="240" w:lineRule="auto"/>
-        <w:rPr>
-          <w:rFonts w:ascii="Times New Roman" w:eastAsia="Times New Roman" w:hAnsi="Times New Roman" w:cs="Times New Roman"/>
-          <w:sz w:val="24"/>
-          <w:szCs w:val="24"/>
-        </w:rPr>
-      </w:pPr>
-      <w:r>
-        <w:rPr>
-          <w:rFonts w:ascii="Courier New" w:eastAsia="Times New Roman" w:hAnsi="Courier New" w:cs="Courier New"/>
-          <w:sz w:val="20"/>
-          <w:szCs w:val="20"/>
-        </w:rPr>
-        <w:t>--soft</w:t>
-      </w:r>
-      <w:r>
-        <w:rPr>
-          <w:rFonts w:ascii="Times New Roman" w:eastAsia="Times New Roman" w:hAnsi="Times New Roman" w:cs="Times New Roman"/>
-          <w:sz w:val="24"/>
-          <w:szCs w:val="24"/>
-        </w:rPr>
-        <w:t xml:space="preserve"> is a reset mode that </w:t>
-      </w:r>
-      <w:r>
-        <w:rPr>
-          <w:rFonts w:ascii="Times New Roman" w:eastAsia="Times New Roman" w:hAnsi="Times New Roman" w:cs="Times New Roman"/>
-          <w:b/>
-          <w:bCs/>
-          <w:sz w:val="24"/>
-          <w:szCs w:val="24"/>
-        </w:rPr>
         <w:t>preserves both the working directory and staging area</w:t>
       </w:r>
       <w:r>
@@ -6779,6 +6771,7 @@
           <w:sz w:val="20"/>
           <w:szCs w:val="20"/>
         </w:rPr>
+        <w:lastRenderedPageBreak/>
         <w:t>--soft</w:t>
       </w:r>
       <w:r>
@@ -7700,7 +7693,6 @@
         <w:pStyle w:val="Heading1"/>
       </w:pPr>
       <w:r>
-        <w:lastRenderedPageBreak/>
         <w:t>Issue-Based Development, Tag, Release and Final Evidence</w:t>
       </w:r>
     </w:p>
@@ -7729,6 +7721,7 @@
           <w:rFonts w:ascii="Consolas" w:hAnsi="Consolas"/>
           <w:sz w:val="18"/>
         </w:rPr>
+        <w:lastRenderedPageBreak/>
         <w:t>git</w:t>
       </w:r>
       <w:proofErr w:type="spellEnd"/>
@@ -8197,7 +8190,6 @@
           <w:rFonts w:ascii="Consolas" w:hAnsi="Consolas"/>
           <w:sz w:val="18"/>
         </w:rPr>
-        <w:lastRenderedPageBreak/>
         <w:t>git</w:t>
       </w:r>
       <w:proofErr w:type="spellEnd"/>
@@ -8296,6 +8288,7 @@
     </w:p>
     <w:p>
       <w:r>
+        <w:lastRenderedPageBreak/>
         <w:t>Show meaningful commit history and branches.</w:t>
       </w:r>
     </w:p>
@@ -8736,7 +8729,6 @@
             </w:pPr>
             <w:proofErr w:type="spellStart"/>
             <w:r>
-              <w:lastRenderedPageBreak/>
               <w:t>git</w:t>
             </w:r>
             <w:proofErr w:type="spellEnd"/>
@@ -8946,6 +8938,7 @@
             </w:pPr>
             <w:proofErr w:type="spellStart"/>
             <w:r>
+              <w:lastRenderedPageBreak/>
               <w:t>git</w:t>
             </w:r>
             <w:proofErr w:type="spellEnd"/>
@@ -10013,14 +10006,15 @@
           <w:sz w:val="18"/>
         </w:rPr>
         <w:br/>
+        <w:t>Add task completion</w:t>
       </w:r>
       <w:r>
         <w:rPr>
           <w:rFonts w:ascii="Consolas" w:hAnsi="Consolas"/>
           <w:sz w:val="18"/>
         </w:rPr>
-        <w:lastRenderedPageBreak/>
-        <w:t>Add task completion</w:t>
+        <w:br/>
+        <w:t>Add task search</w:t>
       </w:r>
       <w:r>
         <w:rPr>
@@ -10028,7 +10022,7 @@
           <w:sz w:val="18"/>
         </w:rPr>
         <w:br/>
-        <w:t>Add task search</w:t>
+        <w:t>Update project documentation</w:t>
       </w:r>
       <w:r>
         <w:rPr>
@@ -10036,7 +10030,7 @@
           <w:sz w:val="18"/>
         </w:rPr>
         <w:br/>
-        <w:t>Update project documentation</w:t>
+        <w:t>Fix responsive layout</w:t>
       </w:r>
       <w:r>
         <w:rPr>
@@ -10044,19 +10038,12 @@
           <w:sz w:val="18"/>
         </w:rPr>
         <w:br/>
-        <w:t>Fix responsive layout</w:t>
-      </w:r>
-      <w:r>
-        <w:rPr>
-          <w:rFonts w:ascii="Consolas" w:hAnsi="Consolas"/>
-          <w:sz w:val="18"/>
-        </w:rPr>
-        <w:br/>
         <w:t>Prepare version 1.0 release</w:t>
       </w:r>
     </w:p>
     <w:p>
       <w:r>
+        <w:lastRenderedPageBreak/>
         <w:t xml:space="preserve">Avoid meaningless messages such as: changes, update, final, </w:t>
       </w:r>
       <w:proofErr w:type="spellStart"/>
@@ -10657,7 +10644,6 @@
         <w:rPr>
           <w:rFonts w:hAnsi="Symbol"/>
         </w:rPr>
-        <w:lastRenderedPageBreak/>
         <w:t></w:t>
       </w:r>
       <w:r>
@@ -10696,6 +10682,7 @@
     <w:p/>
     <w:p>
       <w:r>
+        <w:lastRenderedPageBreak/>
         <w:t>Q5. Why should developers normally create feature branches instead of making every change directly on main?</w:t>
       </w:r>
     </w:p>
@@ -11102,30 +11089,30 @@
         <w:rPr>
           <w:rFonts w:hAnsi="Symbol"/>
         </w:rPr>
+        <w:t></w:t>
+      </w:r>
+      <w:r>
+        <w:t xml:space="preserve">  Enables</w:t>
+      </w:r>
+      <w:proofErr w:type="gramEnd"/>
+      <w:r>
+        <w:t xml:space="preserve"> automated changelog generation and structured release tracking.</w:t>
+      </w:r>
+    </w:p>
+    <w:p>
+      <w:pPr>
+        <w:pStyle w:val="NormalWeb"/>
+      </w:pPr>
+      <w:r>
+        <w:t>Q10. What problems did you encounter during this assignment and how did you solve them?</w:t>
+      </w:r>
+    </w:p>
+    <w:p>
+      <w:pPr>
+        <w:pStyle w:val="NormalWeb"/>
+      </w:pPr>
+      <w:r>
         <w:lastRenderedPageBreak/>
-        <w:t></w:t>
-      </w:r>
-      <w:r>
-        <w:t xml:space="preserve">  Enables</w:t>
-      </w:r>
-      <w:proofErr w:type="gramEnd"/>
-      <w:r>
-        <w:t xml:space="preserve"> automated changelog generation and structured release tracking.</w:t>
-      </w:r>
-    </w:p>
-    <w:p>
-      <w:pPr>
-        <w:pStyle w:val="NormalWeb"/>
-      </w:pPr>
-      <w:r>
-        <w:t>Q10. What problems did you encounter during this assignment and how did you solve them?</w:t>
-      </w:r>
-    </w:p>
-    <w:p>
-      <w:pPr>
-        <w:pStyle w:val="NormalWeb"/>
-      </w:pPr>
-      <w:r>
         <w:t xml:space="preserve">Answer: </w:t>
       </w:r>
       <w:proofErr w:type="gramStart"/>
@@ -11303,7 +11290,7 @@
       <w:pPr>
         <w:spacing w:after="0"/>
         <w:sectPr>
-          <w:footerReference w:type="default" r:id="rId40"/>
+          <w:footerReference w:type="default" r:id="rId42"/>
           <w:pgSz w:w="12240" w:h="15840"/>
           <w:pgMar w:top="720" w:right="720" w:bottom="720" w:left="720" w:header="720" w:footer="720" w:gutter="0"/>
           <w:cols w:space="720"/>
@@ -25789,7 +25776,7 @@
 </file>
 
 <file path=customXml/itemProps1.xml><?xml version="1.0" encoding="utf-8"?>
-<ds:datastoreItem xmlns:ds="http://schemas.openxmlformats.org/officeDocument/2006/customXml" ds:itemID="{F1588178-374B-406B-919C-6B0563E829B6}">
+<ds:datastoreItem xmlns:ds="http://schemas.openxmlformats.org/officeDocument/2006/customXml" ds:itemID="{F1865A1D-05D7-4DEB-8B99-2CAFBF241A36}">
   <ds:schemaRefs>
     <ds:schemaRef ds:uri="http://schemas.openxmlformats.org/officeDocument/2006/bibliography"/>
   </ds:schemaRefs>

--- a/Git-GitHub-Assignment_MSDSF26M012_MSDSF25A007.docx
+++ b/Git-GitHub-Assignment_MSDSF26M012_MSDSF25A007.docx
@@ -5807,8 +5807,6 @@
           </wp:inline>
         </w:drawing>
       </w:r>
-      <w:bookmarkStart w:id="0" w:name="_GoBack"/>
-      <w:bookmarkEnd w:id="0"/>
       <w:r>
         <w:rPr>
           <w:i/>
@@ -6192,55 +6190,52 @@
         <w:t>Show the temporary commit and the result of the soft reset.</w:t>
       </w:r>
     </w:p>
-    <w:tbl>
-      <w:tblPr>
-        <w:tblW w:w="0" w:type="auto"/>
+    <w:p>
+      <w:pPr>
         <w:jc w:val="center"/>
-        <w:tblLook w:val="04A0" w:firstRow="1" w:lastRow="0" w:firstColumn="1" w:lastColumn="0" w:noHBand="0" w:noVBand="1"/>
-      </w:tblPr>
-      <w:tblGrid>
-        <w:gridCol w:w="10080"/>
-      </w:tblGrid>
-      <w:tr>
-        <w:trPr>
-          <w:jc w:val="center"/>
-        </w:trPr>
-        <w:tc>
-          <w:tcPr>
-            <w:tcW w:w="10080" w:type="dxa"/>
-            <w:shd w:val="clear" w:color="auto" w:fill="EDEDED"/>
-          </w:tcPr>
-          <w:p>
-            <w:pPr>
-              <w:jc w:val="center"/>
-            </w:pPr>
-            <w:r>
-              <w:rPr>
-                <w:sz w:val="18"/>
-              </w:rPr>
-              <w:t>[Insert Screenshot 29 here]</w:t>
-            </w:r>
-            <w:r>
-              <w:rPr>
-                <w:sz w:val="18"/>
-              </w:rPr>
-              <w:br/>
-            </w:r>
-            <w:r>
-              <w:rPr>
-                <w:sz w:val="18"/>
-              </w:rPr>
-              <w:br/>
-              <w:t>Evidence / output should be clearly visible.</w:t>
-            </w:r>
-          </w:p>
-        </w:tc>
-      </w:tr>
-    </w:tbl>
-    <w:p>
-      <w:pPr>
-        <w:jc w:val="center"/>
-      </w:pPr>
+      </w:pPr>
+      <w:r>
+        <w:rPr>
+          <w:i/>
+        </w:rPr>
+        <w:drawing>
+          <wp:inline distT="0" distB="0" distL="0" distR="0" wp14:anchorId="5051AC4D" wp14:editId="012EAC83">
+            <wp:extent cx="6858000" cy="4018280"/>
+            <wp:effectExtent l="0" t="0" r="0" b="1270"/>
+            <wp:docPr id="22" name="Picture 22"/>
+            <wp:cNvGraphicFramePr>
+              <a:graphicFrameLocks xmlns:a="http://schemas.openxmlformats.org/drawingml/2006/main" noChangeAspect="1"/>
+            </wp:cNvGraphicFramePr>
+            <a:graphic xmlns:a="http://schemas.openxmlformats.org/drawingml/2006/main">
+              <a:graphicData uri="http://schemas.openxmlformats.org/drawingml/2006/picture">
+                <pic:pic xmlns:pic="http://schemas.openxmlformats.org/drawingml/2006/picture">
+                  <pic:nvPicPr>
+                    <pic:cNvPr id="1" name=""/>
+                    <pic:cNvPicPr/>
+                  </pic:nvPicPr>
+                  <pic:blipFill>
+                    <a:blip r:embed="rId42"/>
+                    <a:stretch>
+                      <a:fillRect/>
+                    </a:stretch>
+                  </pic:blipFill>
+                  <pic:spPr>
+                    <a:xfrm>
+                      <a:off x="0" y="0"/>
+                      <a:ext cx="6858000" cy="4018280"/>
+                    </a:xfrm>
+                    <a:prstGeom prst="rect">
+                      <a:avLst/>
+                    </a:prstGeom>
+                  </pic:spPr>
+                </pic:pic>
+              </a:graphicData>
+            </a:graphic>
+          </wp:inline>
+        </w:drawing>
+      </w:r>
+      <w:bookmarkStart w:id="0" w:name="_GoBack"/>
+      <w:bookmarkEnd w:id="0"/>
       <w:r>
         <w:rPr>
           <w:i/>
@@ -6341,6 +6336,7 @@
           <w:sz w:val="24"/>
           <w:szCs w:val="24"/>
         </w:rPr>
+        <w:lastRenderedPageBreak/>
         <w:t xml:space="preserve">The </w:t>
       </w:r>
       <w:r>
@@ -6771,7 +6767,6 @@
           <w:sz w:val="20"/>
           <w:szCs w:val="20"/>
         </w:rPr>
-        <w:lastRenderedPageBreak/>
         <w:t>--soft</w:t>
       </w:r>
       <w:r>
@@ -7289,6 +7284,7 @@
                 <w:b/>
                 <w:bCs/>
               </w:rPr>
+              <w:lastRenderedPageBreak/>
               <w:t>Aspect</w:t>
             </w:r>
           </w:p>
@@ -7721,7 +7717,6 @@
           <w:rFonts w:ascii="Consolas" w:hAnsi="Consolas"/>
           <w:sz w:val="18"/>
         </w:rPr>
-        <w:lastRenderedPageBreak/>
         <w:t>git</w:t>
       </w:r>
       <w:proofErr w:type="spellEnd"/>
@@ -8031,6 +8026,7 @@
               <w:rPr>
                 <w:sz w:val="18"/>
               </w:rPr>
+              <w:lastRenderedPageBreak/>
               <w:t>[Insert Screenshot 32 here]</w:t>
             </w:r>
             <w:r>
@@ -8288,7 +8284,6 @@
     </w:p>
     <w:p>
       <w:r>
-        <w:lastRenderedPageBreak/>
         <w:t>Show meaningful commit history and branches.</w:t>
       </w:r>
     </w:p>
@@ -8539,6 +8534,7 @@
               <w:rPr>
                 <w:sz w:val="18"/>
               </w:rPr>
+              <w:lastRenderedPageBreak/>
               <w:t>[Insert Screenshot 37 here]</w:t>
             </w:r>
             <w:r>
@@ -8938,7 +8934,6 @@
             </w:pPr>
             <w:proofErr w:type="spellStart"/>
             <w:r>
-              <w:lastRenderedPageBreak/>
               <w:t>git</w:t>
             </w:r>
             <w:proofErr w:type="spellEnd"/>
@@ -9858,6 +9853,7 @@
         <w:pStyle w:val="ListBullet"/>
       </w:pPr>
       <w:r>
+        <w:lastRenderedPageBreak/>
         <w:t>Features</w:t>
       </w:r>
     </w:p>
@@ -10043,7 +10039,6 @@
     </w:p>
     <w:p>
       <w:r>
-        <w:lastRenderedPageBreak/>
         <w:t xml:space="preserve">Avoid meaningless messages such as: changes, update, final, </w:t>
       </w:r>
       <w:proofErr w:type="spellStart"/>
@@ -10341,6 +10336,7 @@
         <w:rPr>
           <w:rFonts w:hAnsi="Symbol"/>
         </w:rPr>
+        <w:lastRenderedPageBreak/>
         <w:t></w:t>
       </w:r>
       <w:r>
@@ -10682,8 +10678,241 @@
     <w:p/>
     <w:p>
       <w:r>
+        <w:t>Q5. Why should developers normally create feature branches instead of making every change directly on main?</w:t>
+      </w:r>
+    </w:p>
+    <w:p>
+      <w:pPr>
+        <w:pStyle w:val="NormalWeb"/>
+      </w:pPr>
+      <w:r>
+        <w:t>Answer:</w:t>
+      </w:r>
+      <w:r>
+        <w:t xml:space="preserve"> </w:t>
+      </w:r>
+      <w:proofErr w:type="gramStart"/>
+      <w:r>
+        <w:rPr>
+          <w:rFonts w:hAnsi="Symbol"/>
+        </w:rPr>
+        <w:t></w:t>
+      </w:r>
+      <w:r>
+        <w:t xml:space="preserve">  Isolates</w:t>
+      </w:r>
+      <w:proofErr w:type="gramEnd"/>
+      <w:r>
+        <w:t xml:space="preserve"> in-progress features, experiments, or bug fixes without destabilizing production code on </w:t>
+      </w:r>
+      <w:r>
+        <w:rPr>
+          <w:rStyle w:val="HTMLCode"/>
+        </w:rPr>
+        <w:t>main</w:t>
+      </w:r>
+      <w:r>
+        <w:t>.</w:t>
+      </w:r>
+    </w:p>
+    <w:p>
+      <w:pPr>
+        <w:pStyle w:val="NormalWeb"/>
+      </w:pPr>
+      <w:proofErr w:type="gramStart"/>
+      <w:r>
+        <w:rPr>
+          <w:rFonts w:hAnsi="Symbol"/>
+        </w:rPr>
+        <w:t></w:t>
+      </w:r>
+      <w:r>
+        <w:t xml:space="preserve">  Enables</w:t>
+      </w:r>
+      <w:proofErr w:type="gramEnd"/>
+      <w:r>
+        <w:t xml:space="preserve"> team collaboration via Pull Requests, peer code reviews, and automated CI/CD checks before code merges.</w:t>
+      </w:r>
+    </w:p>
+    <w:p>
+      <w:pPr>
+        <w:pStyle w:val="NormalWeb"/>
+      </w:pPr>
+      <w:proofErr w:type="gramStart"/>
+      <w:r>
+        <w:rPr>
+          <w:rFonts w:hAnsi="Symbol"/>
+        </w:rPr>
+        <w:t></w:t>
+      </w:r>
+      <w:r>
+        <w:t xml:space="preserve">  Permits</w:t>
+      </w:r>
+      <w:proofErr w:type="gramEnd"/>
+      <w:r>
+        <w:t xml:space="preserve"> multiple developers to work concurrently on distinct features without colliding in active working branches.</w:t>
+      </w:r>
+    </w:p>
+    <w:p/>
+    <w:p>
+      <w:r>
+        <w:t xml:space="preserve">Q6. What causes a </w:t>
+      </w:r>
+      <w:proofErr w:type="spellStart"/>
+      <w:r>
+        <w:t>Git</w:t>
+      </w:r>
+      <w:proofErr w:type="spellEnd"/>
+      <w:r>
+        <w:t xml:space="preserve"> merge conflict?</w:t>
+      </w:r>
+    </w:p>
+    <w:p>
+      <w:r>
+        <w:t xml:space="preserve">Answer: </w:t>
+      </w:r>
+      <w:r>
+        <w:t xml:space="preserve">A merge conflict occurs when two branches modify the exact same lines of code within a file differently, or when one branch deletes a file that another branch edits, preventing </w:t>
+      </w:r>
+      <w:proofErr w:type="spellStart"/>
+      <w:r>
+        <w:t>Git</w:t>
+      </w:r>
+      <w:proofErr w:type="spellEnd"/>
+      <w:r>
+        <w:t xml:space="preserve"> from resolving the differences automatically.</w:t>
+      </w:r>
+    </w:p>
+    <w:p>
+      <w:r>
+        <w:t>Q7. How did you resolve your merge conflict?</w:t>
+      </w:r>
+    </w:p>
+    <w:p>
+      <w:pPr>
+        <w:pStyle w:val="NormalWeb"/>
+      </w:pPr>
+      <w:r>
+        <w:t xml:space="preserve">Answer: </w:t>
+      </w:r>
+      <w:proofErr w:type="gramStart"/>
+      <w:r>
+        <w:rPr>
+          <w:rFonts w:hAnsi="Symbol"/>
+        </w:rPr>
+        <w:t></w:t>
+      </w:r>
+      <w:r>
+        <w:t xml:space="preserve">  Opened</w:t>
+      </w:r>
+      <w:proofErr w:type="gramEnd"/>
+      <w:r>
+        <w:t xml:space="preserve"> the conflicting file(s) containing conflict markers (</w:t>
+      </w:r>
+      <w:r>
+        <w:rPr>
+          <w:rStyle w:val="HTMLCode"/>
+        </w:rPr>
+        <w:t>&lt;&lt;&lt;&lt;&lt;&lt;&lt;</w:t>
+      </w:r>
+      <w:r>
+        <w:t xml:space="preserve">, </w:t>
+      </w:r>
+      <w:r>
+        <w:rPr>
+          <w:rStyle w:val="HTMLCode"/>
+        </w:rPr>
+        <w:t>=======</w:t>
+      </w:r>
+      <w:r>
+        <w:t xml:space="preserve">, </w:t>
+      </w:r>
+      <w:r>
+        <w:rPr>
+          <w:rStyle w:val="HTMLCode"/>
+        </w:rPr>
+        <w:t>&gt;&gt;&gt;&gt;&gt;&gt;&gt;</w:t>
+      </w:r>
+      <w:r>
+        <w:t>).</w:t>
+      </w:r>
+    </w:p>
+    <w:p>
+      <w:pPr>
+        <w:pStyle w:val="NormalWeb"/>
+      </w:pPr>
+      <w:proofErr w:type="gramStart"/>
+      <w:r>
+        <w:rPr>
+          <w:rFonts w:hAnsi="Symbol"/>
+        </w:rPr>
+        <w:t></w:t>
+      </w:r>
+      <w:r>
+        <w:t xml:space="preserve">  Discussed</w:t>
+      </w:r>
+      <w:proofErr w:type="gramEnd"/>
+      <w:r>
+        <w:t xml:space="preserve"> changes with the collaborator, edited the conflicting sections to combine the correct logic, and removed all conflict marker tags.</w:t>
+      </w:r>
+    </w:p>
+    <w:p>
+      <w:pPr>
+        <w:pStyle w:val="NormalWeb"/>
+      </w:pPr>
+      <w:proofErr w:type="gramStart"/>
+      <w:r>
+        <w:rPr>
+          <w:rFonts w:hAnsi="Symbol"/>
+        </w:rPr>
         <w:lastRenderedPageBreak/>
-        <w:t>Q5. Why should developers normally create feature branches instead of making every change directly on main?</w:t>
+        <w:t></w:t>
+      </w:r>
+      <w:r>
+        <w:t xml:space="preserve">  Staged</w:t>
+      </w:r>
+      <w:proofErr w:type="gramEnd"/>
+      <w:r>
+        <w:t xml:space="preserve"> the resolved files using </w:t>
+      </w:r>
+      <w:proofErr w:type="spellStart"/>
+      <w:r>
+        <w:rPr>
+          <w:rStyle w:val="HTMLCode"/>
+        </w:rPr>
+        <w:t>git</w:t>
+      </w:r>
+      <w:proofErr w:type="spellEnd"/>
+      <w:r>
+        <w:rPr>
+          <w:rStyle w:val="HTMLCode"/>
+        </w:rPr>
+        <w:t xml:space="preserve"> add &lt;file&gt;</w:t>
+      </w:r>
+      <w:r>
+        <w:t xml:space="preserve"> and completed the merge via </w:t>
+      </w:r>
+      <w:proofErr w:type="spellStart"/>
+      <w:r>
+        <w:rPr>
+          <w:rStyle w:val="HTMLCode"/>
+        </w:rPr>
+        <w:t>git</w:t>
+      </w:r>
+      <w:proofErr w:type="spellEnd"/>
+      <w:r>
+        <w:rPr>
+          <w:rStyle w:val="HTMLCode"/>
+        </w:rPr>
+        <w:t xml:space="preserve"> commit</w:t>
+      </w:r>
+      <w:r>
+        <w:t xml:space="preserve"> before pushing to GitHub.</w:t>
+      </w:r>
+    </w:p>
+    <w:p>
+      <w:r>
+        <w:t>Q8. Why is a Pull Request useful?</w:t>
       </w:r>
     </w:p>
     <w:p>
@@ -10704,17 +10933,144 @@
         <w:t></w:t>
       </w:r>
       <w:r>
-        <w:t xml:space="preserve">  Isolates</w:t>
+        <w:t xml:space="preserve">  Provides</w:t>
       </w:r>
       <w:proofErr w:type="gramEnd"/>
       <w:r>
-        <w:t xml:space="preserve"> in-progress features, experiments, or bug fixes without destabilizing production code on </w:t>
-      </w:r>
+        <w:t xml:space="preserve"> a formal code review mechanism to verify code quality, structure, and functionality prior to merging into production branches.</w:t>
+      </w:r>
+    </w:p>
+    <w:p>
+      <w:pPr>
+        <w:pStyle w:val="NormalWeb"/>
+      </w:pPr>
+      <w:proofErr w:type="gramStart"/>
+      <w:r>
+        <w:rPr>
+          <w:rFonts w:hAnsi="Symbol"/>
+        </w:rPr>
+        <w:t></w:t>
+      </w:r>
+      <w:r>
+        <w:t xml:space="preserve">  Facilitates</w:t>
+      </w:r>
+      <w:proofErr w:type="gramEnd"/>
+      <w:r>
+        <w:t xml:space="preserve"> team discussion, inline commenting, and automated integration checks.</w:t>
+      </w:r>
+    </w:p>
+    <w:p>
+      <w:pPr>
+        <w:pStyle w:val="NormalWeb"/>
+      </w:pPr>
+      <w:proofErr w:type="gramStart"/>
+      <w:r>
+        <w:rPr>
+          <w:rFonts w:hAnsi="Symbol"/>
+        </w:rPr>
+        <w:t></w:t>
+      </w:r>
+      <w:r>
+        <w:t xml:space="preserve">  Documents</w:t>
+      </w:r>
+      <w:proofErr w:type="gramEnd"/>
+      <w:r>
+        <w:t xml:space="preserve"> architectural decisions and historical context tied to specific feature branches.</w:t>
+      </w:r>
+    </w:p>
+    <w:p>
+      <w:r>
+        <w:t>Q9. Why should commit messages be meaningful?</w:t>
+      </w:r>
+    </w:p>
+    <w:p>
+      <w:pPr>
+        <w:pStyle w:val="NormalWeb"/>
+      </w:pPr>
+      <w:r>
+        <w:t>Answer:</w:t>
+      </w:r>
+      <w:r>
+        <w:rPr>
+          <w:rFonts w:hAnsi="Symbol"/>
+        </w:rPr>
+        <w:t xml:space="preserve"> </w:t>
+      </w:r>
+      <w:proofErr w:type="gramStart"/>
+      <w:r>
+        <w:rPr>
+          <w:rFonts w:hAnsi="Symbol"/>
+        </w:rPr>
+        <w:t></w:t>
+      </w:r>
+      <w:r>
+        <w:t xml:space="preserve">  Communicates</w:t>
+      </w:r>
+      <w:proofErr w:type="gramEnd"/>
+      <w:r>
+        <w:t xml:space="preserve"> the specific intent and business logic behind changes to collaborators and future maintainers.</w:t>
+      </w:r>
+    </w:p>
+    <w:p>
+      <w:pPr>
+        <w:pStyle w:val="NormalWeb"/>
+      </w:pPr>
+      <w:r>
+        <w:rPr>
+          <w:rFonts w:hAnsi="Symbol"/>
+        </w:rPr>
+        <w:t></w:t>
+      </w:r>
+      <w:r>
+        <w:t xml:space="preserve">  Accelerates debugging and code auditing when inspecting history using commands like </w:t>
+      </w:r>
+      <w:proofErr w:type="spellStart"/>
       <w:r>
         <w:rPr>
           <w:rStyle w:val="HTMLCode"/>
         </w:rPr>
-        <w:t>main</w:t>
+        <w:t>git</w:t>
+      </w:r>
+      <w:proofErr w:type="spellEnd"/>
+      <w:r>
+        <w:rPr>
+          <w:rStyle w:val="HTMLCode"/>
+        </w:rPr>
+        <w:t xml:space="preserve"> log</w:t>
+      </w:r>
+      <w:r>
+        <w:t xml:space="preserve">, </w:t>
+      </w:r>
+      <w:proofErr w:type="spellStart"/>
+      <w:r>
+        <w:rPr>
+          <w:rStyle w:val="HTMLCode"/>
+        </w:rPr>
+        <w:t>git</w:t>
+      </w:r>
+      <w:proofErr w:type="spellEnd"/>
+      <w:r>
+        <w:rPr>
+          <w:rStyle w:val="HTMLCode"/>
+        </w:rPr>
+        <w:t xml:space="preserve"> blame</w:t>
+      </w:r>
+      <w:r>
+        <w:t xml:space="preserve">, and </w:t>
+      </w:r>
+      <w:proofErr w:type="spellStart"/>
+      <w:r>
+        <w:rPr>
+          <w:rStyle w:val="HTMLCode"/>
+        </w:rPr>
+        <w:t>git</w:t>
+      </w:r>
+      <w:proofErr w:type="spellEnd"/>
+      <w:r>
+        <w:rPr>
+          <w:rStyle w:val="HTMLCode"/>
+        </w:rPr>
+        <w:t xml:space="preserve"> bisect</w:t>
       </w:r>
       <w:r>
         <w:t>.</w:t>
@@ -10736,61 +11092,15 @@
       </w:r>
       <w:proofErr w:type="gramEnd"/>
       <w:r>
-        <w:t xml:space="preserve"> team collaboration via Pull Requests, peer code reviews, and automated CI/CD checks before code merges.</w:t>
+        <w:t xml:space="preserve"> automated changelog generation and structured release tracking.</w:t>
       </w:r>
     </w:p>
     <w:p>
       <w:pPr>
         <w:pStyle w:val="NormalWeb"/>
       </w:pPr>
-      <w:proofErr w:type="gramStart"/>
-      <w:r>
-        <w:rPr>
-          <w:rFonts w:hAnsi="Symbol"/>
-        </w:rPr>
-        <w:t></w:t>
-      </w:r>
-      <w:r>
-        <w:t xml:space="preserve">  Permits</w:t>
-      </w:r>
-      <w:proofErr w:type="gramEnd"/>
-      <w:r>
-        <w:t xml:space="preserve"> multiple developers to work concurrently on distinct features without colliding in active working branches.</w:t>
-      </w:r>
-    </w:p>
-    <w:p/>
-    <w:p>
-      <w:r>
-        <w:t xml:space="preserve">Q6. What causes a </w:t>
-      </w:r>
-      <w:proofErr w:type="spellStart"/>
-      <w:r>
-        <w:t>Git</w:t>
-      </w:r>
-      <w:proofErr w:type="spellEnd"/>
-      <w:r>
-        <w:t xml:space="preserve"> merge conflict?</w:t>
-      </w:r>
-    </w:p>
-    <w:p>
-      <w:r>
-        <w:t xml:space="preserve">Answer: </w:t>
-      </w:r>
-      <w:r>
-        <w:t xml:space="preserve">A merge conflict occurs when two branches modify the exact same lines of code within a file differently, or when one branch deletes a file that another branch edits, preventing </w:t>
-      </w:r>
-      <w:proofErr w:type="spellStart"/>
-      <w:r>
-        <w:t>Git</w:t>
-      </w:r>
-      <w:proofErr w:type="spellEnd"/>
-      <w:r>
-        <w:t xml:space="preserve"> from resolving the differences automatically.</w:t>
-      </w:r>
-    </w:p>
-    <w:p>
-      <w:r>
-        <w:t>Q7. How did you resolve your merge conflict?</w:t>
+      <w:r>
+        <w:t>Q10. What problems did you encounter during this assignment and how did you solve them?</w:t>
       </w:r>
     </w:p>
     <w:p>
@@ -10798,321 +11108,6 @@
         <w:pStyle w:val="NormalWeb"/>
       </w:pPr>
       <w:r>
-        <w:t xml:space="preserve">Answer: </w:t>
-      </w:r>
-      <w:proofErr w:type="gramStart"/>
-      <w:r>
-        <w:rPr>
-          <w:rFonts w:hAnsi="Symbol"/>
-        </w:rPr>
-        <w:t></w:t>
-      </w:r>
-      <w:r>
-        <w:t xml:space="preserve">  Opened</w:t>
-      </w:r>
-      <w:proofErr w:type="gramEnd"/>
-      <w:r>
-        <w:t xml:space="preserve"> the conflicting file(s) containing conflict markers (</w:t>
-      </w:r>
-      <w:r>
-        <w:rPr>
-          <w:rStyle w:val="HTMLCode"/>
-        </w:rPr>
-        <w:t>&lt;&lt;&lt;&lt;&lt;&lt;&lt;</w:t>
-      </w:r>
-      <w:r>
-        <w:t xml:space="preserve">, </w:t>
-      </w:r>
-      <w:r>
-        <w:rPr>
-          <w:rStyle w:val="HTMLCode"/>
-        </w:rPr>
-        <w:t>=======</w:t>
-      </w:r>
-      <w:r>
-        <w:t xml:space="preserve">, </w:t>
-      </w:r>
-      <w:r>
-        <w:rPr>
-          <w:rStyle w:val="HTMLCode"/>
-        </w:rPr>
-        <w:t>&gt;&gt;&gt;&gt;&gt;&gt;&gt;</w:t>
-      </w:r>
-      <w:r>
-        <w:t>).</w:t>
-      </w:r>
-    </w:p>
-    <w:p>
-      <w:pPr>
-        <w:pStyle w:val="NormalWeb"/>
-      </w:pPr>
-      <w:proofErr w:type="gramStart"/>
-      <w:r>
-        <w:rPr>
-          <w:rFonts w:hAnsi="Symbol"/>
-        </w:rPr>
-        <w:t></w:t>
-      </w:r>
-      <w:r>
-        <w:t xml:space="preserve">  Discussed</w:t>
-      </w:r>
-      <w:proofErr w:type="gramEnd"/>
-      <w:r>
-        <w:t xml:space="preserve"> changes with the collaborator, edited the conflicting sections to combine the correct logic, and removed all conflict marker tags.</w:t>
-      </w:r>
-    </w:p>
-    <w:p>
-      <w:pPr>
-        <w:pStyle w:val="NormalWeb"/>
-      </w:pPr>
-      <w:proofErr w:type="gramStart"/>
-      <w:r>
-        <w:rPr>
-          <w:rFonts w:hAnsi="Symbol"/>
-        </w:rPr>
-        <w:t></w:t>
-      </w:r>
-      <w:r>
-        <w:t xml:space="preserve">  Staged</w:t>
-      </w:r>
-      <w:proofErr w:type="gramEnd"/>
-      <w:r>
-        <w:t xml:space="preserve"> the resolved files using </w:t>
-      </w:r>
-      <w:proofErr w:type="spellStart"/>
-      <w:r>
-        <w:rPr>
-          <w:rStyle w:val="HTMLCode"/>
-        </w:rPr>
-        <w:t>git</w:t>
-      </w:r>
-      <w:proofErr w:type="spellEnd"/>
-      <w:r>
-        <w:rPr>
-          <w:rStyle w:val="HTMLCode"/>
-        </w:rPr>
-        <w:t xml:space="preserve"> add &lt;file&gt;</w:t>
-      </w:r>
-      <w:r>
-        <w:t xml:space="preserve"> and completed the merge via </w:t>
-      </w:r>
-      <w:proofErr w:type="spellStart"/>
-      <w:r>
-        <w:rPr>
-          <w:rStyle w:val="HTMLCode"/>
-        </w:rPr>
-        <w:t>git</w:t>
-      </w:r>
-      <w:proofErr w:type="spellEnd"/>
-      <w:r>
-        <w:rPr>
-          <w:rStyle w:val="HTMLCode"/>
-        </w:rPr>
-        <w:t xml:space="preserve"> commit</w:t>
-      </w:r>
-      <w:r>
-        <w:t xml:space="preserve"> before pushing to GitHub.</w:t>
-      </w:r>
-    </w:p>
-    <w:p>
-      <w:r>
-        <w:t>Q8. Why is a Pull Request useful?</w:t>
-      </w:r>
-    </w:p>
-    <w:p>
-      <w:pPr>
-        <w:pStyle w:val="NormalWeb"/>
-      </w:pPr>
-      <w:r>
-        <w:t>Answer:</w:t>
-      </w:r>
-      <w:r>
-        <w:t xml:space="preserve"> </w:t>
-      </w:r>
-      <w:proofErr w:type="gramStart"/>
-      <w:r>
-        <w:rPr>
-          <w:rFonts w:hAnsi="Symbol"/>
-        </w:rPr>
-        <w:t></w:t>
-      </w:r>
-      <w:r>
-        <w:t xml:space="preserve">  Provides</w:t>
-      </w:r>
-      <w:proofErr w:type="gramEnd"/>
-      <w:r>
-        <w:t xml:space="preserve"> a formal code review mechanism to verify code quality, structure, and functionality prior to merging into production branches.</w:t>
-      </w:r>
-    </w:p>
-    <w:p>
-      <w:pPr>
-        <w:pStyle w:val="NormalWeb"/>
-      </w:pPr>
-      <w:proofErr w:type="gramStart"/>
-      <w:r>
-        <w:rPr>
-          <w:rFonts w:hAnsi="Symbol"/>
-        </w:rPr>
-        <w:t></w:t>
-      </w:r>
-      <w:r>
-        <w:t xml:space="preserve">  Facilitates</w:t>
-      </w:r>
-      <w:proofErr w:type="gramEnd"/>
-      <w:r>
-        <w:t xml:space="preserve"> team discussion, inline commenting, and automated integration checks.</w:t>
-      </w:r>
-    </w:p>
-    <w:p>
-      <w:pPr>
-        <w:pStyle w:val="NormalWeb"/>
-      </w:pPr>
-      <w:proofErr w:type="gramStart"/>
-      <w:r>
-        <w:rPr>
-          <w:rFonts w:hAnsi="Symbol"/>
-        </w:rPr>
-        <w:t></w:t>
-      </w:r>
-      <w:r>
-        <w:t xml:space="preserve">  Documents</w:t>
-      </w:r>
-      <w:proofErr w:type="gramEnd"/>
-      <w:r>
-        <w:t xml:space="preserve"> architectural decisions and historical context tied to specific feature branches.</w:t>
-      </w:r>
-    </w:p>
-    <w:p>
-      <w:r>
-        <w:t>Q9. Why should commit messages be meaningful?</w:t>
-      </w:r>
-    </w:p>
-    <w:p>
-      <w:pPr>
-        <w:pStyle w:val="NormalWeb"/>
-      </w:pPr>
-      <w:r>
-        <w:t>Answer:</w:t>
-      </w:r>
-      <w:r>
-        <w:rPr>
-          <w:rFonts w:hAnsi="Symbol"/>
-        </w:rPr>
-        <w:t xml:space="preserve"> </w:t>
-      </w:r>
-      <w:proofErr w:type="gramStart"/>
-      <w:r>
-        <w:rPr>
-          <w:rFonts w:hAnsi="Symbol"/>
-        </w:rPr>
-        <w:t></w:t>
-      </w:r>
-      <w:r>
-        <w:t xml:space="preserve">  Communicates</w:t>
-      </w:r>
-      <w:proofErr w:type="gramEnd"/>
-      <w:r>
-        <w:t xml:space="preserve"> the specific intent and business logic behind changes to collaborators and future maintainers.</w:t>
-      </w:r>
-    </w:p>
-    <w:p>
-      <w:pPr>
-        <w:pStyle w:val="NormalWeb"/>
-      </w:pPr>
-      <w:r>
-        <w:rPr>
-          <w:rFonts w:hAnsi="Symbol"/>
-        </w:rPr>
-        <w:t></w:t>
-      </w:r>
-      <w:r>
-        <w:t xml:space="preserve">  Accelerates debugging and code auditing when inspecting history using commands like </w:t>
-      </w:r>
-      <w:proofErr w:type="spellStart"/>
-      <w:r>
-        <w:rPr>
-          <w:rStyle w:val="HTMLCode"/>
-        </w:rPr>
-        <w:t>git</w:t>
-      </w:r>
-      <w:proofErr w:type="spellEnd"/>
-      <w:r>
-        <w:rPr>
-          <w:rStyle w:val="HTMLCode"/>
-        </w:rPr>
-        <w:t xml:space="preserve"> log</w:t>
-      </w:r>
-      <w:r>
-        <w:t xml:space="preserve">, </w:t>
-      </w:r>
-      <w:proofErr w:type="spellStart"/>
-      <w:r>
-        <w:rPr>
-          <w:rStyle w:val="HTMLCode"/>
-        </w:rPr>
-        <w:t>git</w:t>
-      </w:r>
-      <w:proofErr w:type="spellEnd"/>
-      <w:r>
-        <w:rPr>
-          <w:rStyle w:val="HTMLCode"/>
-        </w:rPr>
-        <w:t xml:space="preserve"> blame</w:t>
-      </w:r>
-      <w:r>
-        <w:t xml:space="preserve">, and </w:t>
-      </w:r>
-      <w:proofErr w:type="spellStart"/>
-      <w:r>
-        <w:rPr>
-          <w:rStyle w:val="HTMLCode"/>
-        </w:rPr>
-        <w:t>git</w:t>
-      </w:r>
-      <w:proofErr w:type="spellEnd"/>
-      <w:r>
-        <w:rPr>
-          <w:rStyle w:val="HTMLCode"/>
-        </w:rPr>
-        <w:t xml:space="preserve"> bisect</w:t>
-      </w:r>
-      <w:r>
-        <w:t>.</w:t>
-      </w:r>
-    </w:p>
-    <w:p>
-      <w:pPr>
-        <w:pStyle w:val="NormalWeb"/>
-      </w:pPr>
-      <w:proofErr w:type="gramStart"/>
-      <w:r>
-        <w:rPr>
-          <w:rFonts w:hAnsi="Symbol"/>
-        </w:rPr>
-        <w:t></w:t>
-      </w:r>
-      <w:r>
-        <w:t xml:space="preserve">  Enables</w:t>
-      </w:r>
-      <w:proofErr w:type="gramEnd"/>
-      <w:r>
-        <w:t xml:space="preserve"> automated changelog generation and structured release tracking.</w:t>
-      </w:r>
-    </w:p>
-    <w:p>
-      <w:pPr>
-        <w:pStyle w:val="NormalWeb"/>
-      </w:pPr>
-      <w:r>
-        <w:t>Q10. What problems did you encounter during this assignment and how did you solve them?</w:t>
-      </w:r>
-    </w:p>
-    <w:p>
-      <w:pPr>
-        <w:pStyle w:val="NormalWeb"/>
-      </w:pPr>
-      <w:r>
-        <w:lastRenderedPageBreak/>
         <w:t xml:space="preserve">Answer: </w:t>
       </w:r>
       <w:proofErr w:type="gramStart"/>
@@ -11290,7 +11285,7 @@
       <w:pPr>
         <w:spacing w:after="0"/>
         <w:sectPr>
-          <w:footerReference w:type="default" r:id="rId42"/>
+          <w:footerReference w:type="default" r:id="rId43"/>
           <w:pgSz w:w="12240" w:h="15840"/>
           <w:pgMar w:top="720" w:right="720" w:bottom="720" w:left="720" w:header="720" w:footer="720" w:gutter="0"/>
           <w:cols w:space="720"/>
@@ -11527,6 +11522,7 @@
         <w:spacing w:after="0"/>
       </w:pPr>
       <w:r>
+        <w:lastRenderedPageBreak/>
         <w:t>☐ Screenshots have captions and explanations</w:t>
       </w:r>
     </w:p>
@@ -25776,7 +25772,7 @@
 </file>
 
 <file path=customXml/itemProps1.xml><?xml version="1.0" encoding="utf-8"?>
-<ds:datastoreItem xmlns:ds="http://schemas.openxmlformats.org/officeDocument/2006/customXml" ds:itemID="{F1865A1D-05D7-4DEB-8B99-2CAFBF241A36}">
+<ds:datastoreItem xmlns:ds="http://schemas.openxmlformats.org/officeDocument/2006/customXml" ds:itemID="{D2E041A8-FA4A-4998-92D7-68D20E924EB9}">
   <ds:schemaRefs>
     <ds:schemaRef ds:uri="http://schemas.openxmlformats.org/officeDocument/2006/bibliography"/>
   </ds:schemaRefs>

--- a/Git-GitHub-Assignment_MSDSF26M012_MSDSF25A007.docx
+++ b/Git-GitHub-Assignment_MSDSF26M012_MSDSF25A007.docx
@@ -1,26 +1,17 @@
 
 <file path=word/document.xml><?xml version="1.0" encoding="utf-8"?>
-<w:document xmlns:wpc="http://schemas.microsoft.com/office/word/2010/wordprocessingCanvas" xmlns:mc="http://schemas.openxmlformats.org/markup-compatibility/2006" xmlns:o="urn:schemas-microsoft-com:office:office" xmlns:r="http://schemas.openxmlformats.org/officeDocument/2006/relationships" xmlns:m="http://schemas.openxmlformats.org/officeDocument/2006/math" xmlns:v="urn:schemas-microsoft-com:vml" xmlns:wp14="http://schemas.microsoft.com/office/word/2010/wordprocessingDrawing" xmlns:wp="http://schemas.openxmlformats.org/drawingml/2006/wordprocessingDrawing" xmlns:w10="urn:schemas-microsoft-com:office:word" xmlns:w="http://schemas.openxmlformats.org/wordprocessingml/2006/main" xmlns:w14="http://schemas.microsoft.com/office/word/2010/wordml" xmlns:w15="http://schemas.microsoft.com/office/word/2012/wordml" xmlns:wpg="http://schemas.microsoft.com/office/word/2010/wordprocessingGroup" xmlns:wpi="http://schemas.microsoft.com/office/word/2010/wordprocessingInk" xmlns:wne="http://schemas.microsoft.com/office/word/2006/wordml" xmlns:wps="http://schemas.microsoft.com/office/word/2010/wordprocessingShape" mc:Ignorable="w14 w15 wp14">
+<w:document xmlns:wpc="http://schemas.microsoft.com/office/word/2010/wordprocessingCanvas" xmlns:cx="http://schemas.microsoft.com/office/drawing/2014/chartex" xmlns:cx1="http://schemas.microsoft.com/office/drawing/2015/9/8/chartex" xmlns:cx2="http://schemas.microsoft.com/office/drawing/2015/10/21/chartex" xmlns:cx3="http://schemas.microsoft.com/office/drawing/2016/5/9/chartex" xmlns:cx4="http://schemas.microsoft.com/office/drawing/2016/5/10/chartex" xmlns:cx5="http://schemas.microsoft.com/office/drawing/2016/5/11/chartex" xmlns:cx6="http://schemas.microsoft.com/office/drawing/2016/5/12/chartex" xmlns:cx7="http://schemas.microsoft.com/office/drawing/2016/5/13/chartex" xmlns:cx8="http://schemas.microsoft.com/office/drawing/2016/5/14/chartex" xmlns:mc="http://schemas.openxmlformats.org/markup-compatibility/2006" xmlns:aink="http://schemas.microsoft.com/office/drawing/2016/ink" xmlns:am3d="http://schemas.microsoft.com/office/drawing/2017/model3d" xmlns:o="urn:schemas-microsoft-com:office:office" xmlns:oel="http://schemas.microsoft.com/office/2019/extlst" xmlns:r="http://schemas.openxmlformats.org/officeDocument/2006/relationships" xmlns:m="http://schemas.openxmlformats.org/officeDocument/2006/math" xmlns:v="urn:schemas-microsoft-com:vml" xmlns:wp14="http://schemas.microsoft.com/office/word/2010/wordprocessingDrawing" xmlns:wp="http://schemas.openxmlformats.org/drawingml/2006/wordprocessingDrawing" xmlns:w10="urn:schemas-microsoft-com:office:word" xmlns:w="http://schemas.openxmlformats.org/wordprocessingml/2006/main" xmlns:w14="http://schemas.microsoft.com/office/word/2010/wordml" xmlns:w15="http://schemas.microsoft.com/office/word/2012/wordml" xmlns:w16cex="http://schemas.microsoft.com/office/word/2018/wordml/cex" xmlns:w16cid="http://schemas.microsoft.com/office/word/2016/wordml/cid" xmlns:w16="http://schemas.microsoft.com/office/word/2018/wordml" xmlns:w16du="http://schemas.microsoft.com/office/word/2023/wordml/word16du" xmlns:w16sdtdh="http://schemas.microsoft.com/office/word/2020/wordml/sdtdatahash" xmlns:w16sdtfl="http://schemas.microsoft.com/office/word/2024/wordml/sdtformatlock" xmlns:w16se="http://schemas.microsoft.com/office/word/2015/wordml/symex" xmlns:wpg="http://schemas.microsoft.com/office/word/2010/wordprocessingGroup" xmlns:wpi="http://schemas.microsoft.com/office/word/2010/wordprocessingInk" xmlns:wne="http://schemas.microsoft.com/office/word/2006/wordml" xmlns:wps="http://schemas.microsoft.com/office/word/2010/wordprocessingShape" mc:Ignorable="w14 w15 w16se w16cid w16 w16cex w16sdtdh w16sdtfl w16du wp14">
   <w:body>
     <w:p>
       <w:pPr>
         <w:jc w:val="center"/>
       </w:pPr>
-      <w:proofErr w:type="spellStart"/>
       <w:r>
         <w:rPr>
           <w:b/>
           <w:sz w:val="48"/>
         </w:rPr>
-        <w:t>Git</w:t>
-      </w:r>
-      <w:proofErr w:type="spellEnd"/>
-      <w:r>
-        <w:rPr>
-          <w:b/>
-          <w:sz w:val="48"/>
-        </w:rPr>
-        <w:t xml:space="preserve"> &amp; GitHub Collaborative Assignment</w:t>
+        <w:t>Git &amp; GitHub Collaborative Assignment</w:t>
       </w:r>
     </w:p>
     <w:p>
@@ -71,15 +62,7 @@
     </w:p>
     <w:p>
       <w:r>
-        <w:t xml:space="preserve">M Imran </w:t>
-      </w:r>
-      <w:proofErr w:type="spellStart"/>
-      <w:r>
-        <w:t>Mian</w:t>
-      </w:r>
-      <w:proofErr w:type="spellEnd"/>
-      <w:r>
-        <w:t xml:space="preserve"> / MSDSF25A007 / </w:t>
+        <w:t xml:space="preserve">M Imran Mian / MSDSF25A007 / </w:t>
       </w:r>
       <w:r>
         <w:t>https://github.com/memrranmian</w:t>
@@ -110,15 +93,7 @@
     </w:p>
     <w:p>
       <w:r>
-        <w:t xml:space="preserve">You and your partner are working as a small software development team. Your team has been asked to develop a simple web application called Student Task Manager. The application will allow users to add tasks, display tasks, mark tasks as completed, delete tasks, and search tasks. The main purpose of this assignment is to demonstrate </w:t>
-      </w:r>
-      <w:proofErr w:type="spellStart"/>
-      <w:r>
-        <w:t>Git</w:t>
-      </w:r>
-      <w:proofErr w:type="spellEnd"/>
-      <w:r>
-        <w:t xml:space="preserve"> and GitHub as a real collaborative software-development workflow.</w:t>
+        <w:t>You and your partner are working as a small software development team. Your team has been asked to develop a simple web application called Student Task Manager. The application will allow users to add tasks, display tasks, mark tasks as completed, delete tasks, and search tasks. The main purpose of this assignment is to demonstrate Git and GitHub as a real collaborative software-development workflow.</w:t>
       </w:r>
     </w:p>
     <w:p>
@@ -152,24 +127,23 @@
           <w:sz w:val="18"/>
         </w:rPr>
         <w:br/>
-        <w:t xml:space="preserve">Initialize </w:t>
-      </w:r>
-      <w:proofErr w:type="spellStart"/>
+        <w:t>Initialize Git</w:t>
+      </w:r>
       <w:r>
         <w:rPr>
           <w:rFonts w:ascii="Consolas" w:hAnsi="Consolas"/>
           <w:sz w:val="18"/>
         </w:rPr>
-        <w:t>Git</w:t>
-      </w:r>
-      <w:proofErr w:type="spellEnd"/>
+        <w:br/>
+        <w:t xml:space="preserve">      ↓</w:t>
+      </w:r>
       <w:r>
         <w:rPr>
           <w:rFonts w:ascii="Consolas" w:hAnsi="Consolas"/>
           <w:sz w:val="18"/>
         </w:rPr>
         <w:br/>
-        <w:t xml:space="preserve">      ↓</w:t>
+        <w:t>Create Commits</w:t>
       </w:r>
       <w:r>
         <w:rPr>
@@ -177,7 +151,7 @@
           <w:sz w:val="18"/>
         </w:rPr>
         <w:br/>
-        <w:t>Create Commits</w:t>
+        <w:t xml:space="preserve">      ↓</w:t>
       </w:r>
       <w:r>
         <w:rPr>
@@ -185,7 +159,7 @@
           <w:sz w:val="18"/>
         </w:rPr>
         <w:br/>
-        <w:t xml:space="preserve">      ↓</w:t>
+        <w:t>Create GitHub Repository</w:t>
       </w:r>
       <w:r>
         <w:rPr>
@@ -193,7 +167,7 @@
           <w:sz w:val="18"/>
         </w:rPr>
         <w:br/>
-        <w:t>Create GitHub Repository</w:t>
+        <w:t xml:space="preserve">      ↓</w:t>
       </w:r>
       <w:r>
         <w:rPr>
@@ -201,7 +175,7 @@
           <w:sz w:val="18"/>
         </w:rPr>
         <w:br/>
-        <w:t xml:space="preserve">      ↓</w:t>
+        <w:t>Create Branches</w:t>
       </w:r>
       <w:r>
         <w:rPr>
@@ -209,7 +183,7 @@
           <w:sz w:val="18"/>
         </w:rPr>
         <w:br/>
-        <w:t>Create Branches</w:t>
+        <w:t xml:space="preserve">      ↓</w:t>
       </w:r>
       <w:r>
         <w:rPr>
@@ -217,7 +191,7 @@
           <w:sz w:val="18"/>
         </w:rPr>
         <w:br/>
-        <w:t xml:space="preserve">      ↓</w:t>
+        <w:t>Develop Features</w:t>
       </w:r>
       <w:r>
         <w:rPr>
@@ -225,7 +199,7 @@
           <w:sz w:val="18"/>
         </w:rPr>
         <w:br/>
-        <w:t>Develop Features</w:t>
+        <w:t xml:space="preserve">      ↓</w:t>
       </w:r>
       <w:r>
         <w:rPr>
@@ -233,7 +207,7 @@
           <w:sz w:val="18"/>
         </w:rPr>
         <w:br/>
-        <w:t xml:space="preserve">      ↓</w:t>
+        <w:t>Push Branches</w:t>
       </w:r>
       <w:r>
         <w:rPr>
@@ -241,7 +215,7 @@
           <w:sz w:val="18"/>
         </w:rPr>
         <w:br/>
-        <w:t>Push Branches</w:t>
+        <w:t xml:space="preserve">      ↓</w:t>
       </w:r>
       <w:r>
         <w:rPr>
@@ -249,7 +223,7 @@
           <w:sz w:val="18"/>
         </w:rPr>
         <w:br/>
-        <w:t xml:space="preserve">      ↓</w:t>
+        <w:t>Create Issues</w:t>
       </w:r>
       <w:r>
         <w:rPr>
@@ -257,7 +231,7 @@
           <w:sz w:val="18"/>
         </w:rPr>
         <w:br/>
-        <w:t>Create Issues</w:t>
+        <w:t xml:space="preserve">      ↓</w:t>
       </w:r>
       <w:r>
         <w:rPr>
@@ -265,7 +239,7 @@
           <w:sz w:val="18"/>
         </w:rPr>
         <w:br/>
-        <w:t xml:space="preserve">      ↓</w:t>
+        <w:t>Create Pull Requests</w:t>
       </w:r>
       <w:r>
         <w:rPr>
@@ -273,7 +247,7 @@
           <w:sz w:val="18"/>
         </w:rPr>
         <w:br/>
-        <w:t>Create Pull Requests</w:t>
+        <w:t xml:space="preserve">      ↓</w:t>
       </w:r>
       <w:r>
         <w:rPr>
@@ -281,7 +255,7 @@
           <w:sz w:val="18"/>
         </w:rPr>
         <w:br/>
-        <w:t xml:space="preserve">      ↓</w:t>
+        <w:t>Code Review</w:t>
       </w:r>
       <w:r>
         <w:rPr>
@@ -289,7 +263,7 @@
           <w:sz w:val="18"/>
         </w:rPr>
         <w:br/>
-        <w:t>Code Review</w:t>
+        <w:t xml:space="preserve">      ↓</w:t>
       </w:r>
       <w:r>
         <w:rPr>
@@ -297,7 +271,7 @@
           <w:sz w:val="18"/>
         </w:rPr>
         <w:br/>
-        <w:t xml:space="preserve">      ↓</w:t>
+        <w:t>Merge</w:t>
       </w:r>
       <w:r>
         <w:rPr>
@@ -305,7 +279,7 @@
           <w:sz w:val="18"/>
         </w:rPr>
         <w:br/>
-        <w:t>Merge</w:t>
+        <w:t xml:space="preserve">      ↓</w:t>
       </w:r>
       <w:r>
         <w:rPr>
@@ -313,7 +287,7 @@
           <w:sz w:val="18"/>
         </w:rPr>
         <w:br/>
-        <w:t xml:space="preserve">      ↓</w:t>
+        <w:t>Create and Resolve Merge Conflict</w:t>
       </w:r>
       <w:r>
         <w:rPr>
@@ -321,7 +295,7 @@
           <w:sz w:val="18"/>
         </w:rPr>
         <w:br/>
-        <w:t>Create and Resolve Merge Conflict</w:t>
+        <w:t xml:space="preserve">      ↓</w:t>
       </w:r>
       <w:r>
         <w:rPr>
@@ -329,46 +303,212 @@
           <w:sz w:val="18"/>
         </w:rPr>
         <w:br/>
-        <w:t xml:space="preserve">      ↓</w:t>
       </w:r>
       <w:r>
         <w:rPr>
           <w:rFonts w:ascii="Consolas" w:hAnsi="Consolas"/>
           <w:sz w:val="18"/>
         </w:rPr>
-        <w:br/>
-        <w:t xml:space="preserve">Use </w:t>
-      </w:r>
-      <w:proofErr w:type="spellStart"/>
+        <w:lastRenderedPageBreak/>
+        <w:t>Use Git Recovery Commands</w:t>
+      </w:r>
       <w:r>
         <w:rPr>
           <w:rFonts w:ascii="Consolas" w:hAnsi="Consolas"/>
           <w:sz w:val="18"/>
         </w:rPr>
-        <w:t>Git</w:t>
-      </w:r>
-      <w:proofErr w:type="spellEnd"/>
+        <w:br/>
+        <w:t xml:space="preserve">      ↓</w:t>
+      </w:r>
       <w:r>
         <w:rPr>
           <w:rFonts w:ascii="Consolas" w:hAnsi="Consolas"/>
           <w:sz w:val="18"/>
         </w:rPr>
-        <w:t xml:space="preserve"> Recovery Commands</w:t>
-      </w:r>
+        <w:br/>
+        <w:t>Create Tag and Release</w:t>
+      </w:r>
+    </w:p>
+    <w:p>
+      <w:pPr>
+        <w:pStyle w:val="Heading1"/>
+      </w:pPr>
+      <w:r>
+        <w:t>2. Learning Objectives</w:t>
+      </w:r>
+    </w:p>
+    <w:p>
+      <w:pPr>
+        <w:pStyle w:val="ListBullet"/>
+      </w:pPr>
+      <w:r>
+        <w:t>Configure Git and understand Git identity.</w:t>
+      </w:r>
+    </w:p>
+    <w:p>
+      <w:pPr>
+        <w:pStyle w:val="ListBullet"/>
+      </w:pPr>
+      <w:r>
+        <w:t>Create and initialize a local Git repository.</w:t>
+      </w:r>
+    </w:p>
+    <w:p>
+      <w:pPr>
+        <w:pStyle w:val="ListBullet"/>
+      </w:pPr>
+      <w:r>
+        <w:t>Understand the working directory, staging area, local repository, and remote repository.</w:t>
+      </w:r>
+    </w:p>
+    <w:p>
+      <w:pPr>
+        <w:pStyle w:val="ListBullet"/>
+      </w:pPr>
+      <w:r>
+        <w:t>Create meaningful commits and inspect history.</w:t>
+      </w:r>
+    </w:p>
+    <w:p>
+      <w:pPr>
+        <w:pStyle w:val="ListBullet"/>
+      </w:pPr>
+      <w:r>
+        <w:t>Create, switch, push, and merge branches.</w:t>
+      </w:r>
+    </w:p>
+    <w:p>
+      <w:pPr>
+        <w:pStyle w:val="ListBullet"/>
+      </w:pPr>
+      <w:r>
+        <w:t>Clone and synchronize a GitHub repository.</w:t>
+      </w:r>
+    </w:p>
+    <w:p>
+      <w:pPr>
+        <w:pStyle w:val="ListBullet"/>
+      </w:pPr>
+      <w:r>
+        <w:t>Use GitHub Issues and Pull Requests.</w:t>
+      </w:r>
+    </w:p>
+    <w:p>
+      <w:pPr>
+        <w:pStyle w:val="ListBullet"/>
+      </w:pPr>
+      <w:r>
+        <w:t>Perform code review and collaborative merging.</w:t>
+      </w:r>
+    </w:p>
+    <w:p>
+      <w:pPr>
+        <w:pStyle w:val="ListBullet"/>
+      </w:pPr>
+      <w:r>
+        <w:t>Create and resolve a merge conflict.</w:t>
+      </w:r>
+    </w:p>
+    <w:p>
+      <w:pPr>
+        <w:pStyle w:val="ListBullet"/>
+      </w:pPr>
+      <w:r>
+        <w:t>Use git stash, restore, reset, and revert.</w:t>
+      </w:r>
+    </w:p>
+    <w:p>
+      <w:pPr>
+        <w:pStyle w:val="ListBullet"/>
+      </w:pPr>
+      <w:r>
+        <w:t>Create tags and a GitHub release.</w:t>
+      </w:r>
+    </w:p>
+    <w:p>
+      <w:pPr>
+        <w:pStyle w:val="ListBullet"/>
+      </w:pPr>
+      <w:r>
+        <w:t>Document evidence using screenshots and explanations.</w:t>
+      </w:r>
+    </w:p>
+    <w:p>
+      <w:pPr>
+        <w:pStyle w:val="Heading1"/>
+      </w:pPr>
+      <w:r>
+        <w:t>3. Submission Requirements</w:t>
+      </w:r>
+    </w:p>
+    <w:p>
+      <w:r>
+        <w:t>Your assignment has two evidence sources. First, your public GitHub repository will be inspected for commits, branches, issues, Pull Requests, reviews, merges, tags, release, and contributions. Second, you must submit one Word document containing the required screenshots and short explanations.</w:t>
+      </w:r>
+    </w:p>
+    <w:p>
+      <w:r>
+        <w:t>Important: Screenshots are mandatory wherever this document says “Take Screenshot”.</w:t>
+      </w:r>
+    </w:p>
+    <w:p>
+      <w:r>
+        <w:t>Do not submit screenshots without captions or explanations. Each screenshot should be readable and show the relevant command/output.</w:t>
+      </w:r>
+    </w:p>
+    <w:p>
+      <w:pPr>
+        <w:pStyle w:val="Heading1"/>
+      </w:pPr>
+      <w:r>
+        <w:t>4. Team Roles</w:t>
+      </w:r>
+    </w:p>
+    <w:p>
+      <w:r>
+        <w:t>Student 1 initially handles project initialization, README, index.html, and the first feature. Student 2 initially handles styling and a second feature. Both students must perform Git operations, create commits, participate in branches, review each other’s work, and contribute to the final repository.</w:t>
+      </w:r>
+    </w:p>
+    <w:p>
+      <w:pPr>
+        <w:pStyle w:val="Heading1"/>
+      </w:pPr>
+      <w:r>
+        <w:t>Git Basics and Local Repository</w:t>
+      </w:r>
+    </w:p>
+    <w:p>
+      <w:pPr>
+        <w:pStyle w:val="Heading2"/>
+      </w:pPr>
+      <w:r>
+        <w:t>Task 1 — Install and Configure Git</w:t>
+      </w:r>
+    </w:p>
+    <w:p>
+      <w:r>
+        <w:t>Verify Git installation and configure your Git identity.</w:t>
+      </w:r>
+    </w:p>
+    <w:p>
+      <w:pPr>
+        <w:spacing w:before="60" w:after="100"/>
+        <w:ind w:left="360"/>
+      </w:pPr>
       <w:r>
         <w:rPr>
           <w:rFonts w:ascii="Consolas" w:hAnsi="Consolas"/>
           <w:sz w:val="18"/>
         </w:rPr>
-        <w:br/>
+        <w:t>git --version</w:t>
       </w:r>
       <w:r>
         <w:rPr>
           <w:rFonts w:ascii="Consolas" w:hAnsi="Consolas"/>
           <w:sz w:val="18"/>
         </w:rPr>
-        <w:lastRenderedPageBreak/>
-        <w:t xml:space="preserve">      ↓</w:t>
+        <w:br/>
+        <w:t>git config --global user.name "Your Name"</w:t>
       </w:r>
       <w:r>
         <w:rPr>
@@ -376,391 +516,15 @@
           <w:sz w:val="18"/>
         </w:rPr>
         <w:br/>
-        <w:t>Create Tag and Release</w:t>
-      </w:r>
-    </w:p>
-    <w:p>
-      <w:pPr>
-        <w:pStyle w:val="Heading1"/>
-      </w:pPr>
-      <w:r>
-        <w:t>2. Learning Objectives</w:t>
-      </w:r>
-    </w:p>
-    <w:p>
-      <w:pPr>
-        <w:pStyle w:val="ListBullet"/>
-      </w:pPr>
-      <w:r>
-        <w:t xml:space="preserve">Configure </w:t>
-      </w:r>
-      <w:proofErr w:type="spellStart"/>
-      <w:r>
-        <w:t>Git</w:t>
-      </w:r>
-      <w:proofErr w:type="spellEnd"/>
-      <w:r>
-        <w:t xml:space="preserve"> and understand </w:t>
-      </w:r>
-      <w:proofErr w:type="spellStart"/>
-      <w:r>
-        <w:t>Git</w:t>
-      </w:r>
-      <w:proofErr w:type="spellEnd"/>
-      <w:r>
-        <w:t xml:space="preserve"> identity.</w:t>
-      </w:r>
-    </w:p>
-    <w:p>
-      <w:pPr>
-        <w:pStyle w:val="ListBullet"/>
-      </w:pPr>
-      <w:r>
-        <w:t xml:space="preserve">Create and initialize a local </w:t>
-      </w:r>
-      <w:proofErr w:type="spellStart"/>
-      <w:r>
-        <w:t>Git</w:t>
-      </w:r>
-      <w:proofErr w:type="spellEnd"/>
-      <w:r>
-        <w:t xml:space="preserve"> repository.</w:t>
-      </w:r>
-    </w:p>
-    <w:p>
-      <w:pPr>
-        <w:pStyle w:val="ListBullet"/>
-      </w:pPr>
-      <w:r>
-        <w:t>Understand the working directory, staging area, local repository, and remote repository.</w:t>
-      </w:r>
-    </w:p>
-    <w:p>
-      <w:pPr>
-        <w:pStyle w:val="ListBullet"/>
-      </w:pPr>
-      <w:r>
-        <w:t>Create meaningful commits and inspect history.</w:t>
-      </w:r>
-    </w:p>
-    <w:p>
-      <w:pPr>
-        <w:pStyle w:val="ListBullet"/>
-      </w:pPr>
-      <w:r>
-        <w:t>Create, switch, push, and merge branches.</w:t>
-      </w:r>
-    </w:p>
-    <w:p>
-      <w:pPr>
-        <w:pStyle w:val="ListBullet"/>
-      </w:pPr>
-      <w:r>
-        <w:t>Clone and synchronize a GitHub repository.</w:t>
-      </w:r>
-    </w:p>
-    <w:p>
-      <w:pPr>
-        <w:pStyle w:val="ListBullet"/>
-      </w:pPr>
-      <w:r>
-        <w:t>Use GitHub Issues and Pull Requests.</w:t>
-      </w:r>
-    </w:p>
-    <w:p>
-      <w:pPr>
-        <w:pStyle w:val="ListBullet"/>
-      </w:pPr>
-      <w:r>
-        <w:t>Perform code review and collaborative merging.</w:t>
-      </w:r>
-    </w:p>
-    <w:p>
-      <w:pPr>
-        <w:pStyle w:val="ListBullet"/>
-      </w:pPr>
-      <w:r>
-        <w:t>Create and resolve a merge conflict.</w:t>
-      </w:r>
-    </w:p>
-    <w:p>
-      <w:pPr>
-        <w:pStyle w:val="ListBullet"/>
-      </w:pPr>
-      <w:r>
-        <w:t xml:space="preserve">Use </w:t>
-      </w:r>
-      <w:proofErr w:type="spellStart"/>
-      <w:r>
-        <w:t>git</w:t>
-      </w:r>
-      <w:proofErr w:type="spellEnd"/>
-      <w:r>
-        <w:t xml:space="preserve"> stash, restore, reset, and revert.</w:t>
-      </w:r>
-    </w:p>
-    <w:p>
-      <w:pPr>
-        <w:pStyle w:val="ListBullet"/>
-      </w:pPr>
-      <w:r>
-        <w:t>Create tags and a GitHub release.</w:t>
-      </w:r>
-    </w:p>
-    <w:p>
-      <w:pPr>
-        <w:pStyle w:val="ListBullet"/>
-      </w:pPr>
-      <w:r>
-        <w:t>Document evidence using screenshots and explanations.</w:t>
-      </w:r>
-    </w:p>
-    <w:p>
-      <w:pPr>
-        <w:pStyle w:val="Heading1"/>
-      </w:pPr>
-      <w:r>
-        <w:t>3. Submission Requirements</w:t>
-      </w:r>
-    </w:p>
-    <w:p>
-      <w:r>
-        <w:t>Your assignment has two evidence sources. First, your public GitHub repository will be inspected for commits, branches, issues, Pull Requests, reviews, merges, tags, release, and contributions. Second, you must submit one Word document containing the required screenshots and short explanations.</w:t>
-      </w:r>
-    </w:p>
-    <w:p>
-      <w:r>
-        <w:t>Important: Screenshots are mandatory wherever this document says “Take Screenshot”.</w:t>
-      </w:r>
-    </w:p>
-    <w:p>
-      <w:r>
-        <w:t>Do not submit screenshots without captions or explanations. Each screenshot should be readable and show the relevant command/output.</w:t>
-      </w:r>
-    </w:p>
-    <w:p>
-      <w:pPr>
-        <w:pStyle w:val="Heading1"/>
-      </w:pPr>
-      <w:r>
-        <w:t>4. Team Roles</w:t>
-      </w:r>
-    </w:p>
-    <w:p>
-      <w:r>
-        <w:t xml:space="preserve">Student 1 initially handles project initialization, README, index.html, and the first feature. Student 2 initially handles styling and a second feature. Both students must perform </w:t>
-      </w:r>
-      <w:proofErr w:type="spellStart"/>
-      <w:r>
-        <w:t>Git</w:t>
-      </w:r>
-      <w:proofErr w:type="spellEnd"/>
-      <w:r>
-        <w:t xml:space="preserve"> operations, create commits, participate in branches, review each other’s work, and contribute to the final repository.</w:t>
-      </w:r>
-    </w:p>
-    <w:p>
-      <w:pPr>
-        <w:pStyle w:val="Heading1"/>
-      </w:pPr>
-      <w:proofErr w:type="spellStart"/>
-      <w:r>
-        <w:t>Git</w:t>
-      </w:r>
-      <w:proofErr w:type="spellEnd"/>
-      <w:r>
-        <w:t xml:space="preserve"> Basics and Local Repository</w:t>
-      </w:r>
-    </w:p>
-    <w:p>
-      <w:pPr>
-        <w:pStyle w:val="Heading2"/>
-      </w:pPr>
-      <w:r>
-        <w:t xml:space="preserve">Task 1 — Install and Configure </w:t>
-      </w:r>
-      <w:proofErr w:type="spellStart"/>
-      <w:r>
-        <w:t>Git</w:t>
-      </w:r>
-      <w:proofErr w:type="spellEnd"/>
-    </w:p>
-    <w:p>
-      <w:r>
-        <w:t xml:space="preserve">Verify </w:t>
-      </w:r>
-      <w:proofErr w:type="spellStart"/>
-      <w:r>
-        <w:t>Git</w:t>
-      </w:r>
-      <w:proofErr w:type="spellEnd"/>
-      <w:r>
-        <w:t xml:space="preserve"> installation and configure your </w:t>
-      </w:r>
-      <w:proofErr w:type="spellStart"/>
-      <w:r>
-        <w:t>Git</w:t>
-      </w:r>
-      <w:proofErr w:type="spellEnd"/>
-      <w:r>
-        <w:t xml:space="preserve"> identity.</w:t>
-      </w:r>
-    </w:p>
-    <w:p>
-      <w:pPr>
-        <w:spacing w:before="60" w:after="100"/>
-        <w:ind w:left="360"/>
-      </w:pPr>
-      <w:proofErr w:type="spellStart"/>
-      <w:proofErr w:type="gramStart"/>
+        <w:t>git config --global user.email "your@email.com"</w:t>
+      </w:r>
       <w:r>
         <w:rPr>
           <w:rFonts w:ascii="Consolas" w:hAnsi="Consolas"/>
           <w:sz w:val="18"/>
         </w:rPr>
-        <w:t>git</w:t>
-      </w:r>
-      <w:proofErr w:type="spellEnd"/>
-      <w:proofErr w:type="gramEnd"/>
-      <w:r>
-        <w:rPr>
-          <w:rFonts w:ascii="Consolas" w:hAnsi="Consolas"/>
-          <w:sz w:val="18"/>
-        </w:rPr>
-        <w:t xml:space="preserve"> --version</w:t>
-      </w:r>
-      <w:r>
-        <w:rPr>
-          <w:rFonts w:ascii="Consolas" w:hAnsi="Consolas"/>
-          <w:sz w:val="18"/>
-        </w:rPr>
         <w:br/>
-      </w:r>
-      <w:proofErr w:type="spellStart"/>
-      <w:r>
-        <w:rPr>
-          <w:rFonts w:ascii="Consolas" w:hAnsi="Consolas"/>
-          <w:sz w:val="18"/>
-        </w:rPr>
-        <w:t>git</w:t>
-      </w:r>
-      <w:proofErr w:type="spellEnd"/>
-      <w:r>
-        <w:rPr>
-          <w:rFonts w:ascii="Consolas" w:hAnsi="Consolas"/>
-          <w:sz w:val="18"/>
-        </w:rPr>
-        <w:t xml:space="preserve"> </w:t>
-      </w:r>
-      <w:proofErr w:type="spellStart"/>
-      <w:r>
-        <w:rPr>
-          <w:rFonts w:ascii="Consolas" w:hAnsi="Consolas"/>
-          <w:sz w:val="18"/>
-        </w:rPr>
-        <w:t>config</w:t>
-      </w:r>
-      <w:proofErr w:type="spellEnd"/>
-      <w:r>
-        <w:rPr>
-          <w:rFonts w:ascii="Consolas" w:hAnsi="Consolas"/>
-          <w:sz w:val="18"/>
-        </w:rPr>
-        <w:t xml:space="preserve"> --global user.name "Your Name"</w:t>
-      </w:r>
-      <w:r>
-        <w:rPr>
-          <w:rFonts w:ascii="Consolas" w:hAnsi="Consolas"/>
-          <w:sz w:val="18"/>
-        </w:rPr>
-        <w:br/>
-      </w:r>
-      <w:proofErr w:type="spellStart"/>
-      <w:r>
-        <w:rPr>
-          <w:rFonts w:ascii="Consolas" w:hAnsi="Consolas"/>
-          <w:sz w:val="18"/>
-        </w:rPr>
-        <w:t>git</w:t>
-      </w:r>
-      <w:proofErr w:type="spellEnd"/>
-      <w:r>
-        <w:rPr>
-          <w:rFonts w:ascii="Consolas" w:hAnsi="Consolas"/>
-          <w:sz w:val="18"/>
-        </w:rPr>
-        <w:t xml:space="preserve"> </w:t>
-      </w:r>
-      <w:proofErr w:type="spellStart"/>
-      <w:r>
-        <w:rPr>
-          <w:rFonts w:ascii="Consolas" w:hAnsi="Consolas"/>
-          <w:sz w:val="18"/>
-        </w:rPr>
-        <w:t>config</w:t>
-      </w:r>
-      <w:proofErr w:type="spellEnd"/>
-      <w:r>
-        <w:rPr>
-          <w:rFonts w:ascii="Consolas" w:hAnsi="Consolas"/>
-          <w:sz w:val="18"/>
-        </w:rPr>
-        <w:t xml:space="preserve"> --global </w:t>
-      </w:r>
-      <w:proofErr w:type="spellStart"/>
-      <w:r>
-        <w:rPr>
-          <w:rFonts w:ascii="Consolas" w:hAnsi="Consolas"/>
-          <w:sz w:val="18"/>
-        </w:rPr>
-        <w:t>user.email</w:t>
-      </w:r>
-      <w:proofErr w:type="spellEnd"/>
-      <w:r>
-        <w:rPr>
-          <w:rFonts w:ascii="Consolas" w:hAnsi="Consolas"/>
-          <w:sz w:val="18"/>
-        </w:rPr>
-        <w:t xml:space="preserve"> "your@email.com"</w:t>
-      </w:r>
-      <w:r>
-        <w:rPr>
-          <w:rFonts w:ascii="Consolas" w:hAnsi="Consolas"/>
-          <w:sz w:val="18"/>
-        </w:rPr>
-        <w:br/>
-      </w:r>
-      <w:proofErr w:type="spellStart"/>
-      <w:r>
-        <w:rPr>
-          <w:rFonts w:ascii="Consolas" w:hAnsi="Consolas"/>
-          <w:sz w:val="18"/>
-        </w:rPr>
-        <w:t>git</w:t>
-      </w:r>
-      <w:proofErr w:type="spellEnd"/>
-      <w:r>
-        <w:rPr>
-          <w:rFonts w:ascii="Consolas" w:hAnsi="Consolas"/>
-          <w:sz w:val="18"/>
-        </w:rPr>
-        <w:t xml:space="preserve"> </w:t>
-      </w:r>
-      <w:proofErr w:type="spellStart"/>
-      <w:r>
-        <w:rPr>
-          <w:rFonts w:ascii="Consolas" w:hAnsi="Consolas"/>
-          <w:sz w:val="18"/>
-        </w:rPr>
-        <w:t>config</w:t>
-      </w:r>
-      <w:proofErr w:type="spellEnd"/>
-      <w:r>
-        <w:rPr>
-          <w:rFonts w:ascii="Consolas" w:hAnsi="Consolas"/>
-          <w:sz w:val="18"/>
-        </w:rPr>
-        <w:t xml:space="preserve"> --list</w:t>
+        <w:t>git config --list</w:t>
       </w:r>
     </w:p>
     <w:p>
@@ -768,34 +532,12 @@
         <w:rPr>
           <w:b/>
         </w:rPr>
-        <w:t xml:space="preserve">📸 Screenshot 1 — </w:t>
-      </w:r>
-      <w:proofErr w:type="spellStart"/>
-      <w:r>
-        <w:rPr>
-          <w:b/>
-        </w:rPr>
-        <w:t>Git</w:t>
-      </w:r>
-      <w:proofErr w:type="spellEnd"/>
-      <w:r>
-        <w:rPr>
-          <w:b/>
-        </w:rPr>
-        <w:t xml:space="preserve"> Configuration</w:t>
-      </w:r>
-    </w:p>
-    <w:p>
-      <w:r>
-        <w:t xml:space="preserve">Show </w:t>
-      </w:r>
-      <w:proofErr w:type="spellStart"/>
-      <w:r>
-        <w:t>Git</w:t>
-      </w:r>
-      <w:proofErr w:type="spellEnd"/>
-      <w:r>
-        <w:t xml:space="preserve"> version, username, and email.</w:t>
+        <w:t>📸 Screenshot 1 — Git Configuration</w:t>
+      </w:r>
+    </w:p>
+    <w:p>
+      <w:r>
+        <w:t>Show Git version, username, and email.</w:t>
       </w:r>
     </w:p>
     <w:tbl>
@@ -870,21 +612,7 @@
         <w:rPr>
           <w:i/>
         </w:rPr>
-        <w:t xml:space="preserve">Figure 1: </w:t>
-      </w:r>
-      <w:proofErr w:type="spellStart"/>
-      <w:r>
-        <w:rPr>
-          <w:i/>
-        </w:rPr>
-        <w:t>Git</w:t>
-      </w:r>
-      <w:proofErr w:type="spellEnd"/>
-      <w:r>
-        <w:rPr>
-          <w:i/>
-        </w:rPr>
-        <w:t xml:space="preserve"> Configuration.</w:t>
+        <w:t>Figure 1: Git Configuration.</w:t>
       </w:r>
     </w:p>
     <w:p>
@@ -905,23 +633,12 @@
         <w:spacing w:before="60" w:after="100"/>
         <w:ind w:left="360"/>
       </w:pPr>
-      <w:proofErr w:type="spellStart"/>
-      <w:proofErr w:type="gramStart"/>
       <w:r>
         <w:rPr>
           <w:rFonts w:ascii="Consolas" w:hAnsi="Consolas"/>
           <w:sz w:val="18"/>
         </w:rPr>
-        <w:t>mkdir</w:t>
-      </w:r>
-      <w:proofErr w:type="spellEnd"/>
-      <w:proofErr w:type="gramEnd"/>
-      <w:r>
-        <w:rPr>
-          <w:rFonts w:ascii="Consolas" w:hAnsi="Consolas"/>
-          <w:sz w:val="18"/>
-        </w:rPr>
-        <w:t xml:space="preserve"> student-task-manager</w:t>
+        <w:t>mkdir student-task-manager</w:t>
       </w:r>
       <w:r>
         <w:rPr>
@@ -1010,25 +727,12 @@
         <w:pStyle w:val="Heading2"/>
       </w:pPr>
       <w:r>
-        <w:t xml:space="preserve">Task 3 — Initialize </w:t>
-      </w:r>
-      <w:proofErr w:type="spellStart"/>
-      <w:r>
-        <w:t>Git</w:t>
-      </w:r>
-      <w:proofErr w:type="spellEnd"/>
-    </w:p>
-    <w:p>
-      <w:r>
-        <w:t xml:space="preserve">Initialize the local </w:t>
-      </w:r>
-      <w:proofErr w:type="spellStart"/>
-      <w:r>
-        <w:t>Git</w:t>
-      </w:r>
-      <w:proofErr w:type="spellEnd"/>
-      <w:r>
-        <w:t xml:space="preserve"> repository and check its status.</w:t>
+        <w:t>Task 3 — Initialize Git</w:t>
+      </w:r>
+    </w:p>
+    <w:p>
+      <w:r>
+        <w:t>Initialize the local Git repository and check its status.</w:t>
       </w:r>
     </w:p>
     <w:p>
@@ -1036,56 +740,21 @@
         <w:spacing w:before="60" w:after="100"/>
         <w:ind w:left="360"/>
       </w:pPr>
-      <w:proofErr w:type="spellStart"/>
-      <w:proofErr w:type="gramStart"/>
       <w:r>
         <w:rPr>
           <w:rFonts w:ascii="Consolas" w:hAnsi="Consolas"/>
           <w:sz w:val="18"/>
         </w:rPr>
         <w:lastRenderedPageBreak/>
-        <w:t>git</w:t>
-      </w:r>
-      <w:proofErr w:type="spellEnd"/>
-      <w:proofErr w:type="gramEnd"/>
+        <w:t>git init</w:t>
+      </w:r>
       <w:r>
         <w:rPr>
           <w:rFonts w:ascii="Consolas" w:hAnsi="Consolas"/>
           <w:sz w:val="18"/>
         </w:rPr>
-        <w:t xml:space="preserve"> </w:t>
-      </w:r>
-      <w:proofErr w:type="spellStart"/>
-      <w:r>
-        <w:rPr>
-          <w:rFonts w:ascii="Consolas" w:hAnsi="Consolas"/>
-          <w:sz w:val="18"/>
-        </w:rPr>
-        <w:t>init</w:t>
-      </w:r>
-      <w:proofErr w:type="spellEnd"/>
-      <w:r>
-        <w:rPr>
-          <w:rFonts w:ascii="Consolas" w:hAnsi="Consolas"/>
-          <w:sz w:val="18"/>
-        </w:rPr>
         <w:br/>
-      </w:r>
-      <w:proofErr w:type="spellStart"/>
-      <w:r>
-        <w:rPr>
-          <w:rFonts w:ascii="Consolas" w:hAnsi="Consolas"/>
-          <w:sz w:val="18"/>
-        </w:rPr>
-        <w:t>git</w:t>
-      </w:r>
-      <w:proofErr w:type="spellEnd"/>
-      <w:r>
-        <w:rPr>
-          <w:rFonts w:ascii="Consolas" w:hAnsi="Consolas"/>
-          <w:sz w:val="18"/>
-        </w:rPr>
-        <w:t xml:space="preserve"> status</w:t>
+        <w:t>git status</w:t>
       </w:r>
     </w:p>
     <w:p>
@@ -1093,50 +762,12 @@
         <w:rPr>
           <w:b/>
         </w:rPr>
-        <w:t xml:space="preserve">📸 Screenshot 3 — </w:t>
-      </w:r>
-      <w:proofErr w:type="spellStart"/>
-      <w:r>
-        <w:rPr>
-          <w:b/>
-        </w:rPr>
-        <w:t>Git</w:t>
-      </w:r>
-      <w:proofErr w:type="spellEnd"/>
-      <w:r>
-        <w:rPr>
-          <w:b/>
-        </w:rPr>
-        <w:t xml:space="preserve"> Initialization</w:t>
-      </w:r>
-    </w:p>
-    <w:p>
-      <w:r>
-        <w:t xml:space="preserve">Show </w:t>
-      </w:r>
-      <w:proofErr w:type="spellStart"/>
-      <w:r>
-        <w:t>git</w:t>
-      </w:r>
-      <w:proofErr w:type="spellEnd"/>
-      <w:r>
-        <w:t xml:space="preserve"> </w:t>
-      </w:r>
-      <w:proofErr w:type="spellStart"/>
-      <w:r>
-        <w:t>init</w:t>
-      </w:r>
-      <w:proofErr w:type="spellEnd"/>
-      <w:r>
-        <w:t xml:space="preserve"> and </w:t>
-      </w:r>
-      <w:proofErr w:type="spellStart"/>
-      <w:r>
-        <w:t>git</w:t>
-      </w:r>
-      <w:proofErr w:type="spellEnd"/>
-      <w:r>
-        <w:t xml:space="preserve"> status in the terminal.</w:t>
+        <w:t>📸 Screenshot 3 — Git Initialization</w:t>
+      </w:r>
+    </w:p>
+    <w:p>
+      <w:r>
+        <w:t>Show git init and git status in the terminal.</w:t>
       </w:r>
     </w:p>
     <w:tbl>
@@ -1214,21 +845,7 @@
         <w:rPr>
           <w:i/>
         </w:rPr>
-        <w:t xml:space="preserve">Figure 3: </w:t>
-      </w:r>
-      <w:proofErr w:type="spellStart"/>
-      <w:r>
-        <w:rPr>
-          <w:i/>
-        </w:rPr>
-        <w:t>Git</w:t>
-      </w:r>
-      <w:proofErr w:type="spellEnd"/>
-      <w:r>
-        <w:rPr>
-          <w:i/>
-        </w:rPr>
-        <w:t xml:space="preserve"> Initialization.</w:t>
+        <w:t>Figure 3: Git Initialization.</w:t>
       </w:r>
     </w:p>
     <w:p>
@@ -1249,48 +866,20 @@
         <w:spacing w:before="60" w:after="100"/>
         <w:ind w:left="360"/>
       </w:pPr>
-      <w:proofErr w:type="spellStart"/>
-      <w:proofErr w:type="gramStart"/>
       <w:r>
         <w:rPr>
           <w:rFonts w:ascii="Consolas" w:hAnsi="Consolas"/>
           <w:sz w:val="18"/>
         </w:rPr>
-        <w:t>git</w:t>
-      </w:r>
-      <w:proofErr w:type="spellEnd"/>
-      <w:proofErr w:type="gramEnd"/>
+        <w:t>git add .</w:t>
+      </w:r>
       <w:r>
         <w:rPr>
           <w:rFonts w:ascii="Consolas" w:hAnsi="Consolas"/>
           <w:sz w:val="18"/>
         </w:rPr>
-        <w:t xml:space="preserve"> add .</w:t>
-      </w:r>
-      <w:r>
-        <w:rPr>
-          <w:rFonts w:ascii="Consolas" w:hAnsi="Consolas"/>
-          <w:sz w:val="18"/>
-        </w:rPr>
         <w:br/>
-      </w:r>
-      <w:proofErr w:type="spellStart"/>
-      <w:proofErr w:type="gramStart"/>
-      <w:r>
-        <w:rPr>
-          <w:rFonts w:ascii="Consolas" w:hAnsi="Consolas"/>
-          <w:sz w:val="18"/>
-        </w:rPr>
-        <w:t>git</w:t>
-      </w:r>
-      <w:proofErr w:type="spellEnd"/>
-      <w:proofErr w:type="gramEnd"/>
-      <w:r>
-        <w:rPr>
-          <w:rFonts w:ascii="Consolas" w:hAnsi="Consolas"/>
-          <w:sz w:val="18"/>
-        </w:rPr>
-        <w:t xml:space="preserve"> status</w:t>
+        <w:t>git status</w:t>
       </w:r>
     </w:p>
     <w:p>
@@ -1402,46 +991,20 @@
         <w:spacing w:before="60" w:after="100"/>
         <w:ind w:left="360"/>
       </w:pPr>
-      <w:proofErr w:type="spellStart"/>
-      <w:proofErr w:type="gramStart"/>
       <w:r>
         <w:rPr>
           <w:rFonts w:ascii="Consolas" w:hAnsi="Consolas"/>
           <w:sz w:val="18"/>
         </w:rPr>
-        <w:t>git</w:t>
-      </w:r>
-      <w:proofErr w:type="spellEnd"/>
-      <w:proofErr w:type="gramEnd"/>
+        <w:t>git commit -m "Initial project setup"</w:t>
+      </w:r>
       <w:r>
         <w:rPr>
           <w:rFonts w:ascii="Consolas" w:hAnsi="Consolas"/>
           <w:sz w:val="18"/>
         </w:rPr>
-        <w:t xml:space="preserve"> commit -m "Initial project setup"</w:t>
-      </w:r>
-      <w:r>
-        <w:rPr>
-          <w:rFonts w:ascii="Consolas" w:hAnsi="Consolas"/>
-          <w:sz w:val="18"/>
-        </w:rPr>
         <w:br/>
-      </w:r>
-      <w:proofErr w:type="spellStart"/>
-      <w:r>
-        <w:rPr>
-          <w:rFonts w:ascii="Consolas" w:hAnsi="Consolas"/>
-          <w:sz w:val="18"/>
-        </w:rPr>
-        <w:t>git</w:t>
-      </w:r>
-      <w:proofErr w:type="spellEnd"/>
-      <w:r>
-        <w:rPr>
-          <w:rFonts w:ascii="Consolas" w:hAnsi="Consolas"/>
-          <w:sz w:val="18"/>
-        </w:rPr>
-        <w:t xml:space="preserve"> status</w:t>
+        <w:t>git status</w:t>
       </w:r>
     </w:p>
     <w:p>
@@ -1540,15 +1103,7 @@
         <w:pStyle w:val="Heading2"/>
       </w:pPr>
       <w:r>
-        <w:t xml:space="preserve">Task 6 — Inspect </w:t>
-      </w:r>
-      <w:proofErr w:type="spellStart"/>
-      <w:r>
-        <w:t>Git</w:t>
-      </w:r>
-      <w:proofErr w:type="spellEnd"/>
-      <w:r>
-        <w:t xml:space="preserve"> History</w:t>
+        <w:t>Task 6 — Inspect Git History</w:t>
       </w:r>
     </w:p>
     <w:p>
@@ -1561,24 +1116,21 @@
         <w:spacing w:before="60" w:after="100"/>
         <w:ind w:left="360"/>
       </w:pPr>
-      <w:proofErr w:type="spellStart"/>
-      <w:proofErr w:type="gramStart"/>
       <w:r>
         <w:rPr>
           <w:rFonts w:ascii="Consolas" w:hAnsi="Consolas"/>
           <w:sz w:val="18"/>
         </w:rPr>
         <w:lastRenderedPageBreak/>
-        <w:t>git</w:t>
-      </w:r>
-      <w:proofErr w:type="spellEnd"/>
-      <w:proofErr w:type="gramEnd"/>
+        <w:t>git log</w:t>
+      </w:r>
       <w:r>
         <w:rPr>
           <w:rFonts w:ascii="Consolas" w:hAnsi="Consolas"/>
           <w:sz w:val="18"/>
         </w:rPr>
-        <w:t xml:space="preserve"> log</w:t>
+        <w:br/>
+        <w:t>git log --oneline</w:t>
       </w:r>
       <w:r>
         <w:rPr>
@@ -1586,70 +1138,7 @@
           <w:sz w:val="18"/>
         </w:rPr>
         <w:br/>
-      </w:r>
-      <w:proofErr w:type="spellStart"/>
-      <w:r>
-        <w:rPr>
-          <w:rFonts w:ascii="Consolas" w:hAnsi="Consolas"/>
-          <w:sz w:val="18"/>
-        </w:rPr>
-        <w:t>git</w:t>
-      </w:r>
-      <w:proofErr w:type="spellEnd"/>
-      <w:r>
-        <w:rPr>
-          <w:rFonts w:ascii="Consolas" w:hAnsi="Consolas"/>
-          <w:sz w:val="18"/>
-        </w:rPr>
-        <w:t xml:space="preserve"> log --</w:t>
-      </w:r>
-      <w:proofErr w:type="spellStart"/>
-      <w:r>
-        <w:rPr>
-          <w:rFonts w:ascii="Consolas" w:hAnsi="Consolas"/>
-          <w:sz w:val="18"/>
-        </w:rPr>
-        <w:t>oneline</w:t>
-      </w:r>
-      <w:proofErr w:type="spellEnd"/>
-      <w:r>
-        <w:rPr>
-          <w:rFonts w:ascii="Consolas" w:hAnsi="Consolas"/>
-          <w:sz w:val="18"/>
-        </w:rPr>
-        <w:br/>
-      </w:r>
-      <w:proofErr w:type="spellStart"/>
-      <w:r>
-        <w:rPr>
-          <w:rFonts w:ascii="Consolas" w:hAnsi="Consolas"/>
-          <w:sz w:val="18"/>
-        </w:rPr>
-        <w:t>git</w:t>
-      </w:r>
-      <w:proofErr w:type="spellEnd"/>
-      <w:r>
-        <w:rPr>
-          <w:rFonts w:ascii="Consolas" w:hAnsi="Consolas"/>
-          <w:sz w:val="18"/>
-        </w:rPr>
-        <w:t xml:space="preserve"> log --</w:t>
-      </w:r>
-      <w:proofErr w:type="spellStart"/>
-      <w:r>
-        <w:rPr>
-          <w:rFonts w:ascii="Consolas" w:hAnsi="Consolas"/>
-          <w:sz w:val="18"/>
-        </w:rPr>
-        <w:t>oneline</w:t>
-      </w:r>
-      <w:proofErr w:type="spellEnd"/>
-      <w:r>
-        <w:rPr>
-          <w:rFonts w:ascii="Consolas" w:hAnsi="Consolas"/>
-          <w:sz w:val="18"/>
-        </w:rPr>
-        <w:t xml:space="preserve"> --graph</w:t>
+        <w:t>git log --oneline --graph</w:t>
       </w:r>
     </w:p>
     <w:p>
@@ -1657,21 +1146,7 @@
         <w:rPr>
           <w:b/>
         </w:rPr>
-        <w:t xml:space="preserve">📸 Screenshot 6 — </w:t>
-      </w:r>
-      <w:proofErr w:type="spellStart"/>
-      <w:r>
-        <w:rPr>
-          <w:b/>
-        </w:rPr>
-        <w:t>Git</w:t>
-      </w:r>
-      <w:proofErr w:type="spellEnd"/>
-      <w:r>
-        <w:rPr>
-          <w:b/>
-        </w:rPr>
-        <w:t xml:space="preserve"> History</w:t>
+        <w:t>📸 Screenshot 6 — Git History</w:t>
       </w:r>
     </w:p>
     <w:p>
@@ -1754,21 +1229,7 @@
         <w:rPr>
           <w:i/>
         </w:rPr>
-        <w:t xml:space="preserve">Figure 6: </w:t>
-      </w:r>
-      <w:proofErr w:type="spellStart"/>
-      <w:r>
-        <w:rPr>
-          <w:i/>
-        </w:rPr>
-        <w:t>Git</w:t>
-      </w:r>
-      <w:proofErr w:type="spellEnd"/>
-      <w:r>
-        <w:rPr>
-          <w:i/>
-        </w:rPr>
-        <w:t xml:space="preserve"> History.</w:t>
+        <w:t>Figure 6: Git History.</w:t>
       </w:r>
     </w:p>
     <w:p>
@@ -1784,15 +1245,7 @@
         <w:pStyle w:val="ListBullet"/>
       </w:pPr>
       <w:r>
-        <w:t xml:space="preserve">What information does a </w:t>
-      </w:r>
-      <w:proofErr w:type="spellStart"/>
-      <w:r>
-        <w:t>Git</w:t>
-      </w:r>
-      <w:proofErr w:type="spellEnd"/>
-      <w:r>
-        <w:t xml:space="preserve"> commit contain?</w:t>
+        <w:t>What information does a Git commit contain?</w:t>
       </w:r>
     </w:p>
     <w:p>
@@ -1815,23 +1268,7 @@
         <w:ind w:left="360"/>
       </w:pPr>
       <w:r>
-        <w:t xml:space="preserve">A </w:t>
-      </w:r>
-      <w:proofErr w:type="spellStart"/>
-      <w:r>
-        <w:t>Git</w:t>
-      </w:r>
-      <w:proofErr w:type="spellEnd"/>
-      <w:r>
-        <w:t xml:space="preserve"> commit contains a unique commit ID (hash), author and committer information, date and time, a commit message, parent commit reference(s), and a snapshot of the project's files at that point. This information allows </w:t>
-      </w:r>
-      <w:proofErr w:type="spellStart"/>
-      <w:r>
-        <w:t>Git</w:t>
-      </w:r>
-      <w:proofErr w:type="spellEnd"/>
-      <w:r>
-        <w:t xml:space="preserve"> to track the history of changes and identify who made each change and when.</w:t>
+        <w:t>A Git commit contains a unique commit ID (hash), author and committer information, date and time, a commit message, parent commit reference(s), and a snapshot of the project's files at that point. This information allows Git to track the history of changes and identify who made each change and when.</w:t>
       </w:r>
     </w:p>
     <w:p>
@@ -1860,53 +1297,27 @@
         <w:spacing w:before="60" w:after="100"/>
         <w:ind w:left="360"/>
       </w:pPr>
-      <w:proofErr w:type="spellStart"/>
-      <w:proofErr w:type="gramStart"/>
       <w:r>
         <w:rPr>
           <w:rFonts w:ascii="Consolas" w:hAnsi="Consolas"/>
           <w:sz w:val="18"/>
         </w:rPr>
-        <w:t>git</w:t>
-      </w:r>
-      <w:proofErr w:type="spellEnd"/>
-      <w:proofErr w:type="gramEnd"/>
+        <w:t xml:space="preserve">git remote add origin </w:t>
+      </w:r>
       <w:r>
         <w:rPr>
           <w:rFonts w:ascii="Consolas" w:hAnsi="Consolas"/>
           <w:sz w:val="18"/>
         </w:rPr>
-        <w:t xml:space="preserve"> remote add origin </w:t>
+        <w:t>https://github.com/MianAliHaider/Student-Task-Manager.git</w:t>
       </w:r>
       <w:r>
         <w:rPr>
           <w:rFonts w:ascii="Consolas" w:hAnsi="Consolas"/>
           <w:sz w:val="18"/>
         </w:rPr>
-        <w:t>https://github.com/MianAliHaider/Student-Task-Manager.git</w:t>
-      </w:r>
-      <w:r>
-        <w:rPr>
-          <w:rFonts w:ascii="Consolas" w:hAnsi="Consolas"/>
-          <w:sz w:val="18"/>
-        </w:rPr>
         <w:br/>
-      </w:r>
-      <w:proofErr w:type="spellStart"/>
-      <w:r>
-        <w:rPr>
-          <w:rFonts w:ascii="Consolas" w:hAnsi="Consolas"/>
-          <w:sz w:val="18"/>
-        </w:rPr>
-        <w:t>git</w:t>
-      </w:r>
-      <w:proofErr w:type="spellEnd"/>
-      <w:r>
-        <w:rPr>
-          <w:rFonts w:ascii="Consolas" w:hAnsi="Consolas"/>
-          <w:sz w:val="18"/>
-        </w:rPr>
-        <w:t xml:space="preserve"> remote -v</w:t>
+        <w:t>git remote -v</w:t>
       </w:r>
     </w:p>
     <w:p>
@@ -2019,46 +1430,20 @@
         <w:spacing w:before="60" w:after="100"/>
         <w:ind w:left="360"/>
       </w:pPr>
-      <w:proofErr w:type="spellStart"/>
-      <w:proofErr w:type="gramStart"/>
       <w:r>
         <w:rPr>
           <w:rFonts w:ascii="Consolas" w:hAnsi="Consolas"/>
           <w:sz w:val="18"/>
         </w:rPr>
-        <w:t>git</w:t>
-      </w:r>
-      <w:proofErr w:type="spellEnd"/>
-      <w:proofErr w:type="gramEnd"/>
+        <w:t>git branch -M main</w:t>
+      </w:r>
       <w:r>
         <w:rPr>
           <w:rFonts w:ascii="Consolas" w:hAnsi="Consolas"/>
           <w:sz w:val="18"/>
         </w:rPr>
-        <w:t xml:space="preserve"> branch -M main</w:t>
-      </w:r>
-      <w:r>
-        <w:rPr>
-          <w:rFonts w:ascii="Consolas" w:hAnsi="Consolas"/>
-          <w:sz w:val="18"/>
-        </w:rPr>
         <w:br/>
-      </w:r>
-      <w:proofErr w:type="spellStart"/>
-      <w:r>
-        <w:rPr>
-          <w:rFonts w:ascii="Consolas" w:hAnsi="Consolas"/>
-          <w:sz w:val="18"/>
-        </w:rPr>
-        <w:t>git</w:t>
-      </w:r>
-      <w:proofErr w:type="spellEnd"/>
-      <w:r>
-        <w:rPr>
-          <w:rFonts w:ascii="Consolas" w:hAnsi="Consolas"/>
-          <w:sz w:val="18"/>
-        </w:rPr>
-        <w:t xml:space="preserve"> push -u origin main</w:t>
+        <w:t>git push -u origin main</w:t>
       </w:r>
     </w:p>
     <w:p>
@@ -2171,46 +1556,20 @@
         <w:spacing w:before="60" w:after="100"/>
         <w:ind w:left="360"/>
       </w:pPr>
-      <w:proofErr w:type="spellStart"/>
-      <w:proofErr w:type="gramStart"/>
       <w:r>
         <w:rPr>
           <w:rFonts w:ascii="Consolas" w:hAnsi="Consolas"/>
           <w:sz w:val="18"/>
         </w:rPr>
-        <w:t>git</w:t>
-      </w:r>
-      <w:proofErr w:type="spellEnd"/>
-      <w:proofErr w:type="gramEnd"/>
+        <w:t>git switch -c feature/task-form</w:t>
+      </w:r>
       <w:r>
         <w:rPr>
           <w:rFonts w:ascii="Consolas" w:hAnsi="Consolas"/>
           <w:sz w:val="18"/>
         </w:rPr>
-        <w:t xml:space="preserve"> switch -c feature/task-form</w:t>
-      </w:r>
-      <w:r>
-        <w:rPr>
-          <w:rFonts w:ascii="Consolas" w:hAnsi="Consolas"/>
-          <w:sz w:val="18"/>
-        </w:rPr>
         <w:br/>
-      </w:r>
-      <w:proofErr w:type="spellStart"/>
-      <w:r>
-        <w:rPr>
-          <w:rFonts w:ascii="Consolas" w:hAnsi="Consolas"/>
-          <w:sz w:val="18"/>
-        </w:rPr>
-        <w:t>git</w:t>
-      </w:r>
-      <w:proofErr w:type="spellEnd"/>
-      <w:r>
-        <w:rPr>
-          <w:rFonts w:ascii="Consolas" w:hAnsi="Consolas"/>
-          <w:sz w:val="18"/>
-        </w:rPr>
-        <w:t xml:space="preserve"> branch</w:t>
+        <w:t>git branch</w:t>
       </w:r>
     </w:p>
     <w:p>
@@ -2314,15 +1673,7 @@
     </w:p>
     <w:p>
       <w:r>
-        <w:t xml:space="preserve">Student 1 modifies index.html to add a task title field, description, and </w:t>
-      </w:r>
-      <w:proofErr w:type="gramStart"/>
-      <w:r>
-        <w:t>Add</w:t>
-      </w:r>
-      <w:proofErr w:type="gramEnd"/>
-      <w:r>
-        <w:t xml:space="preserve"> button. Inspect the changes.</w:t>
+        <w:t>Student 1 modifies index.html to add a task title field, description, and Add button. Inspect the changes.</w:t>
       </w:r>
     </w:p>
     <w:p>
@@ -2330,46 +1681,20 @@
         <w:spacing w:before="60" w:after="100"/>
         <w:ind w:left="360"/>
       </w:pPr>
-      <w:proofErr w:type="spellStart"/>
-      <w:proofErr w:type="gramStart"/>
       <w:r>
         <w:rPr>
           <w:rFonts w:ascii="Consolas" w:hAnsi="Consolas"/>
           <w:sz w:val="18"/>
         </w:rPr>
-        <w:t>git</w:t>
-      </w:r>
-      <w:proofErr w:type="spellEnd"/>
-      <w:proofErr w:type="gramEnd"/>
+        <w:t>git status</w:t>
+      </w:r>
       <w:r>
         <w:rPr>
           <w:rFonts w:ascii="Consolas" w:hAnsi="Consolas"/>
           <w:sz w:val="18"/>
         </w:rPr>
-        <w:t xml:space="preserve"> status</w:t>
-      </w:r>
-      <w:r>
-        <w:rPr>
-          <w:rFonts w:ascii="Consolas" w:hAnsi="Consolas"/>
-          <w:sz w:val="18"/>
-        </w:rPr>
         <w:br/>
-      </w:r>
-      <w:proofErr w:type="spellStart"/>
-      <w:r>
-        <w:rPr>
-          <w:rFonts w:ascii="Consolas" w:hAnsi="Consolas"/>
-          <w:sz w:val="18"/>
-        </w:rPr>
-        <w:t>git</w:t>
-      </w:r>
-      <w:proofErr w:type="spellEnd"/>
-      <w:r>
-        <w:rPr>
-          <w:rFonts w:ascii="Consolas" w:hAnsi="Consolas"/>
-          <w:sz w:val="18"/>
-        </w:rPr>
-        <w:t xml:space="preserve"> diff</w:t>
+        <w:t>git diff</w:t>
       </w:r>
     </w:p>
     <w:p>
@@ -2377,21 +1702,7 @@
         <w:rPr>
           <w:b/>
         </w:rPr>
-        <w:t xml:space="preserve">📸 Screenshot 10 — </w:t>
-      </w:r>
-      <w:proofErr w:type="spellStart"/>
-      <w:r>
-        <w:rPr>
-          <w:b/>
-        </w:rPr>
-        <w:t>Git</w:t>
-      </w:r>
-      <w:proofErr w:type="spellEnd"/>
-      <w:r>
-        <w:rPr>
-          <w:b/>
-        </w:rPr>
-        <w:t xml:space="preserve"> Diff</w:t>
+        <w:t>📸 Screenshot 10 — Git Diff</w:t>
       </w:r>
     </w:p>
     <w:p>
@@ -2474,21 +1785,8 @@
         <w:rPr>
           <w:i/>
         </w:rPr>
-        <w:t xml:space="preserve">Figure 10: </w:t>
-      </w:r>
-      <w:proofErr w:type="spellStart"/>
-      <w:r>
-        <w:rPr>
-          <w:i/>
-        </w:rPr>
-        <w:t>Git</w:t>
-      </w:r>
-      <w:proofErr w:type="spellEnd"/>
-      <w:r>
-        <w:rPr>
-          <w:i/>
-        </w:rPr>
-        <w:t xml:space="preserve"> Diff.</w:t>
+        <w:lastRenderedPageBreak/>
+        <w:t>Figure 10: Git Diff.</w:t>
       </w:r>
     </w:p>
     <w:p>
@@ -2496,7 +1794,6 @@
         <w:rPr>
           <w:b/>
         </w:rPr>
-        <w:lastRenderedPageBreak/>
         <w:t>Questions / Explanation:</w:t>
       </w:r>
     </w:p>
@@ -2505,15 +1802,7 @@
         <w:pStyle w:val="ListBullet"/>
       </w:pPr>
       <w:r>
-        <w:t xml:space="preserve">What does </w:t>
-      </w:r>
-      <w:proofErr w:type="spellStart"/>
-      <w:r>
-        <w:t>git</w:t>
-      </w:r>
-      <w:proofErr w:type="spellEnd"/>
-      <w:r>
-        <w:t xml:space="preserve"> diff show?</w:t>
+        <w:t>What does git diff show?</w:t>
       </w:r>
     </w:p>
     <w:p>
@@ -2535,15 +1824,8 @@
         </w:numPr>
         <w:ind w:left="360"/>
       </w:pPr>
-      <w:proofErr w:type="spellStart"/>
-      <w:proofErr w:type="gramStart"/>
-      <w:r>
-        <w:t>git</w:t>
-      </w:r>
-      <w:proofErr w:type="spellEnd"/>
-      <w:proofErr w:type="gramEnd"/>
-      <w:r>
-        <w:t xml:space="preserve"> diff shows the differences between the current working files and the last committed version. It displays which lines were added, removed, or modified before the changes are committed.</w:t>
+      <w:r>
+        <w:t>git diff shows the differences between the current working files and the last committed version. It displays which lines were added, removed, or modified before the changes are committed.</w:t>
       </w:r>
     </w:p>
     <w:p>
@@ -2661,23 +1943,20 @@
         <w:spacing w:before="60" w:after="100"/>
         <w:ind w:left="360"/>
       </w:pPr>
-      <w:proofErr w:type="spellStart"/>
-      <w:proofErr w:type="gramStart"/>
       <w:r>
         <w:rPr>
           <w:rFonts w:ascii="Consolas" w:hAnsi="Consolas"/>
           <w:sz w:val="18"/>
         </w:rPr>
-        <w:t>git</w:t>
-      </w:r>
-      <w:proofErr w:type="spellEnd"/>
-      <w:proofErr w:type="gramEnd"/>
+        <w:t>git add .</w:t>
+      </w:r>
       <w:r>
         <w:rPr>
           <w:rFonts w:ascii="Consolas" w:hAnsi="Consolas"/>
           <w:sz w:val="18"/>
         </w:rPr>
-        <w:t xml:space="preserve"> add .</w:t>
+        <w:br/>
+        <w:t>git commit -m "Add task input form"</w:t>
       </w:r>
       <w:r>
         <w:rPr>
@@ -2685,57 +1964,8 @@
           <w:sz w:val="18"/>
         </w:rPr>
         <w:br/>
-      </w:r>
-      <w:proofErr w:type="spellStart"/>
-      <w:proofErr w:type="gramStart"/>
-      <w:r>
-        <w:rPr>
-          <w:rFonts w:ascii="Consolas" w:hAnsi="Consolas"/>
-          <w:sz w:val="18"/>
-        </w:rPr>
-        <w:t>git</w:t>
-      </w:r>
-      <w:proofErr w:type="spellEnd"/>
-      <w:proofErr w:type="gramEnd"/>
-      <w:r>
-        <w:rPr>
-          <w:rFonts w:ascii="Consolas" w:hAnsi="Consolas"/>
-          <w:sz w:val="18"/>
-        </w:rPr>
-        <w:t xml:space="preserve"> commit -m "Add task input form"</w:t>
-      </w:r>
-      <w:r>
-        <w:rPr>
-          <w:rFonts w:ascii="Consolas" w:hAnsi="Consolas"/>
-          <w:sz w:val="18"/>
-        </w:rPr>
-        <w:br/>
-      </w:r>
-      <w:proofErr w:type="spellStart"/>
-      <w:r>
-        <w:rPr>
-          <w:rFonts w:ascii="Consolas" w:hAnsi="Consolas"/>
-          <w:sz w:val="18"/>
-        </w:rPr>
-        <w:t>git</w:t>
-      </w:r>
-      <w:proofErr w:type="spellEnd"/>
-      <w:r>
-        <w:rPr>
-          <w:rFonts w:ascii="Consolas" w:hAnsi="Consolas"/>
-          <w:sz w:val="18"/>
-        </w:rPr>
-        <w:t xml:space="preserve"> log --</w:t>
-      </w:r>
-      <w:proofErr w:type="spellStart"/>
-      <w:r>
-        <w:rPr>
-          <w:rFonts w:ascii="Consolas" w:hAnsi="Consolas"/>
-          <w:sz w:val="18"/>
-        </w:rPr>
-        <w:t>oneline</w:t>
-      </w:r>
-      <w:proofErr w:type="spellEnd"/>
+        <w:t>git log --oneline</w:t>
+      </w:r>
     </w:p>
     <w:p>
       <w:r>
@@ -2847,23 +2077,12 @@
         <w:spacing w:before="60" w:after="100"/>
         <w:ind w:left="360"/>
       </w:pPr>
-      <w:proofErr w:type="spellStart"/>
-      <w:proofErr w:type="gramStart"/>
       <w:r>
         <w:rPr>
           <w:rFonts w:ascii="Consolas" w:hAnsi="Consolas"/>
           <w:sz w:val="18"/>
         </w:rPr>
-        <w:t>git</w:t>
-      </w:r>
-      <w:proofErr w:type="spellEnd"/>
-      <w:proofErr w:type="gramEnd"/>
-      <w:r>
-        <w:rPr>
-          <w:rFonts w:ascii="Consolas" w:hAnsi="Consolas"/>
-          <w:sz w:val="18"/>
-        </w:rPr>
-        <w:t xml:space="preserve"> push -u origin feature/task-form</w:t>
+        <w:t>git push -u origin feature/task-form</w:t>
       </w:r>
     </w:p>
     <w:p>
@@ -2975,39 +2194,35 @@
         <w:spacing w:before="60" w:after="100"/>
         <w:ind w:left="360"/>
       </w:pPr>
-      <w:proofErr w:type="spellStart"/>
-      <w:proofErr w:type="gramStart"/>
       <w:r>
         <w:rPr>
           <w:rFonts w:ascii="Consolas" w:hAnsi="Consolas"/>
           <w:sz w:val="18"/>
         </w:rPr>
-        <w:t>git</w:t>
-      </w:r>
-      <w:proofErr w:type="spellEnd"/>
-      <w:proofErr w:type="gramEnd"/>
+        <w:t>git clone &lt;repository-url&gt;</w:t>
+      </w:r>
       <w:r>
         <w:rPr>
           <w:rFonts w:ascii="Consolas" w:hAnsi="Consolas"/>
           <w:sz w:val="18"/>
         </w:rPr>
-        <w:t xml:space="preserve"> clone &lt;repository-</w:t>
-      </w:r>
-      <w:proofErr w:type="spellStart"/>
+        <w:br/>
+        <w:t>cd student-task-manager</w:t>
+      </w:r>
       <w:r>
         <w:rPr>
           <w:rFonts w:ascii="Consolas" w:hAnsi="Consolas"/>
           <w:sz w:val="18"/>
         </w:rPr>
-        <w:t>url</w:t>
-      </w:r>
-      <w:proofErr w:type="spellEnd"/>
+        <w:br/>
+      </w:r>
       <w:r>
         <w:rPr>
           <w:rFonts w:ascii="Consolas" w:hAnsi="Consolas"/>
           <w:sz w:val="18"/>
         </w:rPr>
-        <w:t>&gt;</w:t>
+        <w:lastRenderedPageBreak/>
+        <w:t>git switch -c feature/task-style</w:t>
       </w:r>
       <w:r>
         <w:rPr>
@@ -3015,53 +2230,7 @@
           <w:sz w:val="18"/>
         </w:rPr>
         <w:br/>
-        <w:t>cd student-task-manager</w:t>
-      </w:r>
-      <w:r>
-        <w:rPr>
-          <w:rFonts w:ascii="Consolas" w:hAnsi="Consolas"/>
-          <w:sz w:val="18"/>
-        </w:rPr>
-        <w:br/>
-      </w:r>
-      <w:proofErr w:type="spellStart"/>
-      <w:r>
-        <w:rPr>
-          <w:rFonts w:ascii="Consolas" w:hAnsi="Consolas"/>
-          <w:sz w:val="18"/>
-        </w:rPr>
-        <w:t>git</w:t>
-      </w:r>
-      <w:proofErr w:type="spellEnd"/>
-      <w:r>
-        <w:rPr>
-          <w:rFonts w:ascii="Consolas" w:hAnsi="Consolas"/>
-          <w:sz w:val="18"/>
-        </w:rPr>
-        <w:t xml:space="preserve"> switch -c feature/task-style</w:t>
-      </w:r>
-      <w:r>
-        <w:rPr>
-          <w:rFonts w:ascii="Consolas" w:hAnsi="Consolas"/>
-          <w:sz w:val="18"/>
-        </w:rPr>
-        <w:br/>
-      </w:r>
-      <w:proofErr w:type="spellStart"/>
-      <w:r>
-        <w:rPr>
-          <w:rFonts w:ascii="Consolas" w:hAnsi="Consolas"/>
-          <w:sz w:val="18"/>
-        </w:rPr>
-        <w:t>git</w:t>
-      </w:r>
-      <w:proofErr w:type="spellEnd"/>
-      <w:r>
-        <w:rPr>
-          <w:rFonts w:ascii="Consolas" w:hAnsi="Consolas"/>
-          <w:sz w:val="18"/>
-        </w:rPr>
-        <w:t xml:space="preserve"> branch</w:t>
+        <w:t>git branch</w:t>
       </w:r>
     </w:p>
     <w:p>
@@ -3069,7 +2238,6 @@
         <w:rPr>
           <w:b/>
         </w:rPr>
-        <w:lastRenderedPageBreak/>
         <w:t>📸 Screenshot 14 — Student 2 Branch</w:t>
       </w:r>
     </w:p>
@@ -3148,46 +2316,20 @@
         <w:spacing w:before="60" w:after="100"/>
         <w:ind w:left="360"/>
       </w:pPr>
-      <w:proofErr w:type="spellStart"/>
-      <w:proofErr w:type="gramStart"/>
       <w:r>
         <w:rPr>
           <w:rFonts w:ascii="Consolas" w:hAnsi="Consolas"/>
           <w:sz w:val="18"/>
         </w:rPr>
-        <w:t>git</w:t>
-      </w:r>
-      <w:proofErr w:type="spellEnd"/>
-      <w:proofErr w:type="gramEnd"/>
+        <w:t>git status</w:t>
+      </w:r>
       <w:r>
         <w:rPr>
           <w:rFonts w:ascii="Consolas" w:hAnsi="Consolas"/>
           <w:sz w:val="18"/>
         </w:rPr>
-        <w:t xml:space="preserve"> status</w:t>
-      </w:r>
-      <w:r>
-        <w:rPr>
-          <w:rFonts w:ascii="Consolas" w:hAnsi="Consolas"/>
-          <w:sz w:val="18"/>
-        </w:rPr>
         <w:br/>
-      </w:r>
-      <w:proofErr w:type="spellStart"/>
-      <w:r>
-        <w:rPr>
-          <w:rFonts w:ascii="Consolas" w:hAnsi="Consolas"/>
-          <w:sz w:val="18"/>
-        </w:rPr>
-        <w:t>git</w:t>
-      </w:r>
-      <w:proofErr w:type="spellEnd"/>
-      <w:r>
-        <w:rPr>
-          <w:rFonts w:ascii="Consolas" w:hAnsi="Consolas"/>
-          <w:sz w:val="18"/>
-        </w:rPr>
-        <w:t xml:space="preserve"> diff</w:t>
+        <w:t>git diff</w:t>
       </w:r>
     </w:p>
     <w:p>
@@ -3408,23 +2550,8 @@
         </w:numPr>
       </w:pPr>
       <w:r>
-        <w:t xml:space="preserve">Installed </w:t>
-      </w:r>
-      <w:proofErr w:type="spellStart"/>
-      <w:proofErr w:type="gramStart"/>
-      <w:r>
-        <w:t>Gh</w:t>
-      </w:r>
-      <w:proofErr w:type="spellEnd"/>
-      <w:proofErr w:type="gramEnd"/>
-      <w:r>
-        <w:t xml:space="preserve"> CLI terminal to add issues from the local PC via </w:t>
-      </w:r>
-      <w:proofErr w:type="spellStart"/>
-      <w:r>
-        <w:t>cmd</w:t>
-      </w:r>
-      <w:proofErr w:type="spellEnd"/>
+        <w:t>Installed Gh CLI terminal to add issues from the local PC via cmd</w:t>
+      </w:r>
       <w:r>
         <w:t xml:space="preserve"> line</w:t>
       </w:r>
@@ -3432,23 +2559,7 @@
         <w:tab/>
       </w:r>
       <w:r>
-        <w:t xml:space="preserve">. And </w:t>
-      </w:r>
-      <w:proofErr w:type="spellStart"/>
-      <w:r>
-        <w:t>auth</w:t>
-      </w:r>
-      <w:proofErr w:type="spellEnd"/>
-      <w:r>
-        <w:t xml:space="preserve"> the user to connect to </w:t>
-      </w:r>
-      <w:proofErr w:type="spellStart"/>
-      <w:r>
-        <w:t>github</w:t>
-      </w:r>
-      <w:proofErr w:type="spellEnd"/>
-      <w:r>
-        <w:t xml:space="preserve"> repo.</w:t>
+        <w:t>. And auth the user to connect to github repo.</w:t>
       </w:r>
     </w:p>
     <w:p>
@@ -4118,12 +3229,12 @@
         <w:rPr>
           <w:b/>
         </w:rPr>
+        <w:lastRenderedPageBreak/>
         <w:t>📸 Screenshot 18 — Code Review</w:t>
       </w:r>
     </w:p>
     <w:p>
       <w:r>
-        <w:lastRenderedPageBreak/>
         <w:t>Show review comments, approval, and conversation.</w:t>
       </w:r>
     </w:p>
@@ -4275,23 +3386,20 @@
         <w:spacing w:before="60" w:after="100"/>
         <w:ind w:left="360"/>
       </w:pPr>
-      <w:proofErr w:type="spellStart"/>
-      <w:proofErr w:type="gramStart"/>
       <w:r>
         <w:rPr>
           <w:rFonts w:ascii="Consolas" w:hAnsi="Consolas"/>
           <w:sz w:val="18"/>
         </w:rPr>
-        <w:t>git</w:t>
-      </w:r>
-      <w:proofErr w:type="spellEnd"/>
-      <w:proofErr w:type="gramEnd"/>
+        <w:t>git switch main</w:t>
+      </w:r>
       <w:r>
         <w:rPr>
           <w:rFonts w:ascii="Consolas" w:hAnsi="Consolas"/>
           <w:sz w:val="18"/>
         </w:rPr>
-        <w:t xml:space="preserve"> switch main</w:t>
+        <w:br/>
+        <w:t>git pull origin main</w:t>
       </w:r>
       <w:r>
         <w:rPr>
@@ -4299,61 +3407,7 @@
           <w:sz w:val="18"/>
         </w:rPr>
         <w:br/>
-      </w:r>
-      <w:proofErr w:type="spellStart"/>
-      <w:r>
-        <w:rPr>
-          <w:rFonts w:ascii="Consolas" w:hAnsi="Consolas"/>
-          <w:sz w:val="18"/>
-        </w:rPr>
-        <w:t>git</w:t>
-      </w:r>
-      <w:proofErr w:type="spellEnd"/>
-      <w:r>
-        <w:rPr>
-          <w:rFonts w:ascii="Consolas" w:hAnsi="Consolas"/>
-          <w:sz w:val="18"/>
-        </w:rPr>
-        <w:t xml:space="preserve"> pull origin main</w:t>
-      </w:r>
-      <w:r>
-        <w:rPr>
-          <w:rFonts w:ascii="Consolas" w:hAnsi="Consolas"/>
-          <w:sz w:val="18"/>
-        </w:rPr>
-        <w:br/>
-      </w:r>
-      <w:proofErr w:type="spellStart"/>
-      <w:r>
-        <w:rPr>
-          <w:rFonts w:ascii="Consolas" w:hAnsi="Consolas"/>
-          <w:sz w:val="18"/>
-        </w:rPr>
-        <w:t>git</w:t>
-      </w:r>
-      <w:proofErr w:type="spellEnd"/>
-      <w:r>
-        <w:rPr>
-          <w:rFonts w:ascii="Consolas" w:hAnsi="Consolas"/>
-          <w:sz w:val="18"/>
-        </w:rPr>
-        <w:t xml:space="preserve"> log --</w:t>
-      </w:r>
-      <w:proofErr w:type="spellStart"/>
-      <w:r>
-        <w:rPr>
-          <w:rFonts w:ascii="Consolas" w:hAnsi="Consolas"/>
-          <w:sz w:val="18"/>
-        </w:rPr>
-        <w:t>oneline</w:t>
-      </w:r>
-      <w:proofErr w:type="spellEnd"/>
-      <w:r>
-        <w:rPr>
-          <w:rFonts w:ascii="Consolas" w:hAnsi="Consolas"/>
-          <w:sz w:val="18"/>
-        </w:rPr>
-        <w:t xml:space="preserve"> --graph --all</w:t>
+        <w:t>git log --oneline --graph --all</w:t>
       </w:r>
     </w:p>
     <w:p>
@@ -4366,6 +3420,7 @@
     </w:p>
     <w:p>
       <w:r>
+        <w:lastRenderedPageBreak/>
         <w:t>Show the updated history.</w:t>
       </w:r>
     </w:p>
@@ -4378,7 +3433,6 @@
           <w:i/>
           <w:noProof/>
         </w:rPr>
-        <w:lastRenderedPageBreak/>
         <w:drawing>
           <wp:inline distT="0" distB="0" distL="0" distR="0" wp14:anchorId="0F297935" wp14:editId="2DCCF3D4">
             <wp:extent cx="6858000" cy="5345430"/>
@@ -4440,23 +3494,12 @@
         <w:spacing w:before="60" w:after="100"/>
         <w:ind w:left="360"/>
       </w:pPr>
-      <w:proofErr w:type="spellStart"/>
-      <w:proofErr w:type="gramStart"/>
       <w:r>
         <w:rPr>
           <w:rFonts w:ascii="Consolas" w:hAnsi="Consolas"/>
           <w:sz w:val="18"/>
         </w:rPr>
-        <w:t>git</w:t>
-      </w:r>
-      <w:proofErr w:type="spellEnd"/>
-      <w:proofErr w:type="gramEnd"/>
-      <w:r>
-        <w:rPr>
-          <w:rFonts w:ascii="Consolas" w:hAnsi="Consolas"/>
-          <w:sz w:val="18"/>
-        </w:rPr>
-        <w:t xml:space="preserve"> push -u origin feature/task-style</w:t>
+        <w:t>git push -u origin feature/task-style</w:t>
       </w:r>
     </w:p>
     <w:p>
@@ -4587,7 +3630,7 @@
         <w:tblLook w:val="04A0" w:firstRow="1" w:lastRow="0" w:firstColumn="1" w:lastColumn="0" w:noHBand="0" w:noVBand="1"/>
       </w:tblPr>
       <w:tblGrid>
-        <w:gridCol w:w="10080"/>
+        <w:gridCol w:w="10800"/>
       </w:tblGrid>
       <w:tr>
         <w:trPr>
@@ -4607,20 +3650,41 @@
                 <w:sz w:val="18"/>
               </w:rPr>
               <w:lastRenderedPageBreak/>
-              <w:t>[Insert Screenshot 22 here]</w:t>
-            </w:r>
-            <w:r>
-              <w:rPr>
-                <w:sz w:val="18"/>
-              </w:rPr>
-              <w:br/>
-            </w:r>
-            <w:r>
-              <w:rPr>
-                <w:sz w:val="18"/>
-              </w:rPr>
-              <w:br/>
-              <w:t>Evidence / output should be clearly visible.</w:t>
+              <w:drawing>
+                <wp:inline distT="0" distB="0" distL="0" distR="0" wp14:anchorId="50751159" wp14:editId="362773A7">
+                  <wp:extent cx="6858000" cy="3855720"/>
+                  <wp:effectExtent l="0" t="0" r="0" b="0"/>
+                  <wp:docPr id="1506568659" name="Picture 1"/>
+                  <wp:cNvGraphicFramePr>
+                    <a:graphicFrameLocks xmlns:a="http://schemas.openxmlformats.org/drawingml/2006/main" noChangeAspect="1"/>
+                  </wp:cNvGraphicFramePr>
+                  <a:graphic xmlns:a="http://schemas.openxmlformats.org/drawingml/2006/main">
+                    <a:graphicData uri="http://schemas.openxmlformats.org/drawingml/2006/picture">
+                      <pic:pic xmlns:pic="http://schemas.openxmlformats.org/drawingml/2006/picture">
+                        <pic:nvPicPr>
+                          <pic:cNvPr id="1506568659" name=""/>
+                          <pic:cNvPicPr/>
+                        </pic:nvPicPr>
+                        <pic:blipFill>
+                          <a:blip r:embed="rId38"/>
+                          <a:stretch>
+                            <a:fillRect/>
+                          </a:stretch>
+                        </pic:blipFill>
+                        <pic:spPr>
+                          <a:xfrm>
+                            <a:off x="0" y="0"/>
+                            <a:ext cx="6858000" cy="3855720"/>
+                          </a:xfrm>
+                          <a:prstGeom prst="rect">
+                            <a:avLst/>
+                          </a:prstGeom>
+                        </pic:spPr>
+                      </pic:pic>
+                    </a:graphicData>
+                  </a:graphic>
+                </wp:inline>
+              </w:drawing>
             </w:r>
           </w:p>
         </w:tc>
@@ -4657,7 +3721,7 @@
         <w:tblLook w:val="04A0" w:firstRow="1" w:lastRow="0" w:firstColumn="1" w:lastColumn="0" w:noHBand="0" w:noVBand="1"/>
       </w:tblPr>
       <w:tblGrid>
-        <w:gridCol w:w="10080"/>
+        <w:gridCol w:w="10800"/>
       </w:tblGrid>
       <w:tr>
         <w:trPr>
@@ -4676,20 +3740,41 @@
               <w:rPr>
                 <w:sz w:val="18"/>
               </w:rPr>
-              <w:t>[Insert Screenshot 23 here]</w:t>
-            </w:r>
-            <w:r>
-              <w:rPr>
-                <w:sz w:val="18"/>
-              </w:rPr>
-              <w:br/>
-            </w:r>
-            <w:r>
-              <w:rPr>
-                <w:sz w:val="18"/>
-              </w:rPr>
-              <w:br/>
-              <w:t>Evidence / output should be clearly visible.</w:t>
+              <w:drawing>
+                <wp:inline distT="0" distB="0" distL="0" distR="0" wp14:anchorId="534C6787" wp14:editId="352C8581">
+                  <wp:extent cx="6858000" cy="3855720"/>
+                  <wp:effectExtent l="0" t="0" r="0" b="0"/>
+                  <wp:docPr id="2062296146" name="Picture 1"/>
+                  <wp:cNvGraphicFramePr>
+                    <a:graphicFrameLocks xmlns:a="http://schemas.openxmlformats.org/drawingml/2006/main" noChangeAspect="1"/>
+                  </wp:cNvGraphicFramePr>
+                  <a:graphic xmlns:a="http://schemas.openxmlformats.org/drawingml/2006/main">
+                    <a:graphicData uri="http://schemas.openxmlformats.org/drawingml/2006/picture">
+                      <pic:pic xmlns:pic="http://schemas.openxmlformats.org/drawingml/2006/picture">
+                        <pic:nvPicPr>
+                          <pic:cNvPr id="2062296146" name=""/>
+                          <pic:cNvPicPr/>
+                        </pic:nvPicPr>
+                        <pic:blipFill>
+                          <a:blip r:embed="rId39"/>
+                          <a:stretch>
+                            <a:fillRect/>
+                          </a:stretch>
+                        </pic:blipFill>
+                        <pic:spPr>
+                          <a:xfrm>
+                            <a:off x="0" y="0"/>
+                            <a:ext cx="6858000" cy="3855720"/>
+                          </a:xfrm>
+                          <a:prstGeom prst="rect">
+                            <a:avLst/>
+                          </a:prstGeom>
+                        </pic:spPr>
+                      </pic:pic>
+                    </a:graphicData>
+                  </a:graphic>
+                </wp:inline>
+              </w:drawing>
             </w:r>
           </w:p>
         </w:tc>
@@ -4703,6 +3788,7 @@
         <w:rPr>
           <w:i/>
         </w:rPr>
+        <w:lastRenderedPageBreak/>
         <w:t>Figure 23: Second Merge.</w:t>
       </w:r>
     </w:p>
@@ -4711,15 +3797,7 @@
         <w:pStyle w:val="Heading1"/>
       </w:pPr>
       <w:r>
-        <w:t xml:space="preserve">Merge Conflicts and </w:t>
-      </w:r>
-      <w:proofErr w:type="spellStart"/>
-      <w:r>
-        <w:t>Git</w:t>
-      </w:r>
-      <w:proofErr w:type="spellEnd"/>
-      <w:r>
-        <w:t xml:space="preserve"> Recovery</w:t>
+        <w:t>Merge Conflicts and Git Recovery</w:t>
       </w:r>
     </w:p>
     <w:p>
@@ -4744,110 +3822,68 @@
           <w:sz w:val="18"/>
         </w:rPr>
       </w:pPr>
-      <w:proofErr w:type="spellStart"/>
-      <w:proofErr w:type="gramStart"/>
       <w:r>
         <w:rPr>
           <w:rFonts w:ascii="Consolas" w:hAnsi="Consolas"/>
           <w:sz w:val="18"/>
         </w:rPr>
-        <w:t>git</w:t>
-      </w:r>
-      <w:proofErr w:type="spellEnd"/>
-      <w:proofErr w:type="gramEnd"/>
+        <w:t>git status</w:t>
+      </w:r>
       <w:r>
         <w:rPr>
           <w:rFonts w:ascii="Consolas" w:hAnsi="Consolas"/>
           <w:sz w:val="18"/>
         </w:rPr>
-        <w:t xml:space="preserve"> status</w:t>
-      </w:r>
-      <w:r>
+        <w:br/>
+        <w:t>git merge &lt;branch-name&gt;</w:t>
+      </w:r>
+    </w:p>
+    <w:p>
+      <w:pPr>
+        <w:spacing w:before="60" w:after="100"/>
+        <w:ind w:left="360"/>
         <w:rPr>
           <w:rFonts w:ascii="Consolas" w:hAnsi="Consolas"/>
           <w:sz w:val="18"/>
         </w:rPr>
-        <w:br/>
-      </w:r>
-      <w:proofErr w:type="spellStart"/>
-      <w:r>
+      </w:pPr>
+    </w:p>
+    <w:p>
+      <w:pPr>
+        <w:spacing w:before="60" w:after="100"/>
+        <w:ind w:left="360"/>
         <w:rPr>
           <w:rFonts w:ascii="Consolas" w:hAnsi="Consolas"/>
           <w:sz w:val="18"/>
         </w:rPr>
-        <w:t>git</w:t>
-      </w:r>
-      <w:proofErr w:type="spellEnd"/>
+      </w:pPr>
       <w:r>
         <w:rPr>
           <w:rFonts w:ascii="Consolas" w:hAnsi="Consolas"/>
           <w:sz w:val="18"/>
         </w:rPr>
-        <w:t xml:space="preserve"> merge &lt;branch-name&gt;</w:t>
-      </w:r>
-    </w:p>
-    <w:p>
-      <w:pPr>
-        <w:spacing w:before="60" w:after="100"/>
-        <w:ind w:left="360"/>
+        <w:t>Student 2 created a new branch for this task feature/conflict-student2 with modification in README.md</w:t>
+      </w:r>
+      <w:r>
         <w:rPr>
           <w:rFonts w:ascii="Consolas" w:hAnsi="Consolas"/>
           <w:sz w:val="18"/>
         </w:rPr>
-      </w:pPr>
-    </w:p>
-    <w:p>
-      <w:pPr>
-        <w:spacing w:before="60" w:after="100"/>
-        <w:ind w:left="360"/>
+        <w:t xml:space="preserve"> (Opening line changed to #</w:t>
+      </w:r>
+      <w:r>
         <w:rPr>
           <w:rFonts w:ascii="Consolas" w:hAnsi="Consolas"/>
           <w:sz w:val="18"/>
         </w:rPr>
-      </w:pPr>
+        <w:t xml:space="preserve"> Student Task Management Application)</w:t>
+      </w:r>
       <w:r>
         <w:rPr>
           <w:rFonts w:ascii="Consolas" w:hAnsi="Consolas"/>
           <w:sz w:val="18"/>
         </w:rPr>
-        <w:t>Student 2 created a new branch for this task feature/conflict-student2 with modification in README.md</w:t>
-      </w:r>
-      <w:r>
-        <w:rPr>
-          <w:rFonts w:ascii="Consolas" w:hAnsi="Consolas"/>
-          <w:sz w:val="18"/>
-        </w:rPr>
-        <w:t xml:space="preserve"> (Opening line changed to #</w:t>
-      </w:r>
-      <w:r>
-        <w:rPr>
-          <w:rFonts w:ascii="Consolas" w:hAnsi="Consolas"/>
-          <w:sz w:val="18"/>
-        </w:rPr>
-        <w:t xml:space="preserve"> Student Task Management Application)</w:t>
-      </w:r>
-      <w:r>
-        <w:rPr>
-          <w:rFonts w:ascii="Consolas" w:hAnsi="Consolas"/>
-          <w:sz w:val="18"/>
-        </w:rPr>
-        <w:t xml:space="preserve"> and pushed the branch to </w:t>
-      </w:r>
-      <w:proofErr w:type="spellStart"/>
-      <w:r>
-        <w:rPr>
-          <w:rFonts w:ascii="Consolas" w:hAnsi="Consolas"/>
-          <w:sz w:val="18"/>
-        </w:rPr>
-        <w:t>github</w:t>
-      </w:r>
-      <w:proofErr w:type="spellEnd"/>
-      <w:r>
-        <w:rPr>
-          <w:rFonts w:ascii="Consolas" w:hAnsi="Consolas"/>
-          <w:sz w:val="18"/>
-        </w:rPr>
-        <w:t>.</w:t>
+        <w:t xml:space="preserve"> and pushed the branch to github.</w:t>
       </w:r>
     </w:p>
     <w:p>
@@ -4882,7 +3918,7 @@
                     <pic:cNvPicPr/>
                   </pic:nvPicPr>
                   <pic:blipFill>
-                    <a:blip r:embed="rId38"/>
+                    <a:blip r:embed="rId40"/>
                     <a:stretch>
                       <a:fillRect/>
                     </a:stretch>
@@ -4935,7 +3971,7 @@
                     <pic:cNvPicPr/>
                   </pic:nvPicPr>
                   <pic:blipFill>
-                    <a:blip r:embed="rId39"/>
+                    <a:blip r:embed="rId41"/>
                     <a:stretch>
                       <a:fillRect/>
                     </a:stretch>
@@ -4957,6 +3993,49 @@
       </w:r>
     </w:p>
     <w:p>
+      <w:pPr>
+        <w:spacing w:before="60" w:after="100"/>
+        <w:ind w:left="360"/>
+      </w:pPr>
+      <w:r>
+        <w:drawing>
+          <wp:inline distT="0" distB="0" distL="0" distR="0" wp14:anchorId="5F14953E" wp14:editId="29FD2743">
+            <wp:extent cx="6858000" cy="3855720"/>
+            <wp:effectExtent l="0" t="0" r="0" b="0"/>
+            <wp:docPr id="719987122" name="Picture 1"/>
+            <wp:cNvGraphicFramePr>
+              <a:graphicFrameLocks xmlns:a="http://schemas.openxmlformats.org/drawingml/2006/main" noChangeAspect="1"/>
+            </wp:cNvGraphicFramePr>
+            <a:graphic xmlns:a="http://schemas.openxmlformats.org/drawingml/2006/main">
+              <a:graphicData uri="http://schemas.openxmlformats.org/drawingml/2006/picture">
+                <pic:pic xmlns:pic="http://schemas.openxmlformats.org/drawingml/2006/picture">
+                  <pic:nvPicPr>
+                    <pic:cNvPr id="719987122" name=""/>
+                    <pic:cNvPicPr/>
+                  </pic:nvPicPr>
+                  <pic:blipFill>
+                    <a:blip r:embed="rId42"/>
+                    <a:stretch>
+                      <a:fillRect/>
+                    </a:stretch>
+                  </pic:blipFill>
+                  <pic:spPr>
+                    <a:xfrm>
+                      <a:off x="0" y="0"/>
+                      <a:ext cx="6858000" cy="3855720"/>
+                    </a:xfrm>
+                    <a:prstGeom prst="rect">
+                      <a:avLst/>
+                    </a:prstGeom>
+                  </pic:spPr>
+                </pic:pic>
+              </a:graphicData>
+            </a:graphic>
+          </wp:inline>
+        </w:drawing>
+      </w:r>
+    </w:p>
+    <w:p>
       <w:r>
         <w:rPr>
           <w:b/>
@@ -4976,228 +4055,7 @@
         <w:tblLook w:val="04A0" w:firstRow="1" w:lastRow="0" w:firstColumn="1" w:lastColumn="0" w:noHBand="0" w:noVBand="1"/>
       </w:tblPr>
       <w:tblGrid>
-        <w:gridCol w:w="10080"/>
-      </w:tblGrid>
-      <w:tr>
-        <w:trPr>
-          <w:jc w:val="center"/>
-        </w:trPr>
-        <w:tc>
-          <w:tcPr>
-            <w:tcW w:w="10080" w:type="dxa"/>
-            <w:shd w:val="clear" w:color="auto" w:fill="EDEDED"/>
-          </w:tcPr>
-          <w:p>
-            <w:pPr>
-              <w:jc w:val="center"/>
-            </w:pPr>
-            <w:r>
-              <w:rPr>
-                <w:sz w:val="18"/>
-              </w:rPr>
-              <w:t>[Insert Screenshot 24 here]</w:t>
-            </w:r>
-            <w:r>
-              <w:rPr>
-                <w:sz w:val="18"/>
-              </w:rPr>
-              <w:br/>
-            </w:r>
-            <w:r>
-              <w:rPr>
-                <w:sz w:val="18"/>
-              </w:rPr>
-              <w:br/>
-              <w:t>Evidence / output should be clearly visible.</w:t>
-            </w:r>
-          </w:p>
-        </w:tc>
-      </w:tr>
-    </w:tbl>
-    <w:p>
-      <w:pPr>
-        <w:jc w:val="center"/>
-      </w:pPr>
-      <w:r>
-        <w:rPr>
-          <w:i/>
-        </w:rPr>
-        <w:t>Figure 24: Merge Conflict.</w:t>
-      </w:r>
-    </w:p>
-    <w:p>
-      <w:r>
-        <w:rPr>
-          <w:b/>
-        </w:rPr>
-        <w:t>📸 Screenshot 25 — Conflict Markers</w:t>
-      </w:r>
-    </w:p>
-    <w:p>
-      <w:r>
-        <w:t>Open the conflicted file and show the &lt;&lt;&lt;&lt;&lt;&lt;&lt;, =======, and &gt;&gt;&gt;&gt;&gt;&gt;&gt; markers.</w:t>
-      </w:r>
-    </w:p>
-    <w:tbl>
-      <w:tblPr>
-        <w:tblW w:w="0" w:type="auto"/>
-        <w:jc w:val="center"/>
-        <w:tblLook w:val="04A0" w:firstRow="1" w:lastRow="0" w:firstColumn="1" w:lastColumn="0" w:noHBand="0" w:noVBand="1"/>
-      </w:tblPr>
-      <w:tblGrid>
-        <w:gridCol w:w="10080"/>
-      </w:tblGrid>
-      <w:tr>
-        <w:trPr>
-          <w:jc w:val="center"/>
-        </w:trPr>
-        <w:tc>
-          <w:tcPr>
-            <w:tcW w:w="10080" w:type="dxa"/>
-            <w:shd w:val="clear" w:color="auto" w:fill="EDEDED"/>
-          </w:tcPr>
-          <w:p>
-            <w:pPr>
-              <w:jc w:val="center"/>
-            </w:pPr>
-            <w:r>
-              <w:rPr>
-                <w:sz w:val="18"/>
-              </w:rPr>
-              <w:t>[Insert Screenshot 25 here]</w:t>
-            </w:r>
-            <w:r>
-              <w:rPr>
-                <w:sz w:val="18"/>
-              </w:rPr>
-              <w:br/>
-            </w:r>
-            <w:r>
-              <w:rPr>
-                <w:sz w:val="18"/>
-              </w:rPr>
-              <w:br/>
-              <w:t>Evidence / output should be clearly visible.</w:t>
-            </w:r>
-          </w:p>
-        </w:tc>
-      </w:tr>
-    </w:tbl>
-    <w:p>
-      <w:pPr>
-        <w:jc w:val="center"/>
-      </w:pPr>
-      <w:r>
-        <w:rPr>
-          <w:i/>
-        </w:rPr>
-        <w:t>Figure 25: Conflict Markers.</w:t>
-      </w:r>
-    </w:p>
-    <w:p>
-      <w:pPr>
-        <w:pStyle w:val="Heading2"/>
-      </w:pPr>
-      <w:r>
-        <w:t>Task 21 — Resolve the Merge Conflict</w:t>
-      </w:r>
-    </w:p>
-    <w:p>
-      <w:r>
-        <w:t>Discuss the final wording with your partner, remove conflict markers, save the file, stage it, and complete the merge.</w:t>
-      </w:r>
-    </w:p>
-    <w:p>
-      <w:pPr>
-        <w:spacing w:before="60" w:after="100"/>
-        <w:ind w:left="360"/>
-      </w:pPr>
-      <w:proofErr w:type="spellStart"/>
-      <w:proofErr w:type="gramStart"/>
-      <w:r>
-        <w:rPr>
-          <w:rFonts w:ascii="Consolas" w:hAnsi="Consolas"/>
-          <w:sz w:val="18"/>
-        </w:rPr>
-        <w:t>git</w:t>
-      </w:r>
-      <w:proofErr w:type="spellEnd"/>
-      <w:proofErr w:type="gramEnd"/>
-      <w:r>
-        <w:rPr>
-          <w:rFonts w:ascii="Consolas" w:hAnsi="Consolas"/>
-          <w:sz w:val="18"/>
-        </w:rPr>
-        <w:t xml:space="preserve"> add README.md</w:t>
-      </w:r>
-      <w:r>
-        <w:rPr>
-          <w:rFonts w:ascii="Consolas" w:hAnsi="Consolas"/>
-          <w:sz w:val="18"/>
-        </w:rPr>
-        <w:br/>
-      </w:r>
-      <w:proofErr w:type="spellStart"/>
-      <w:r>
-        <w:rPr>
-          <w:rFonts w:ascii="Consolas" w:hAnsi="Consolas"/>
-          <w:sz w:val="18"/>
-        </w:rPr>
-        <w:t>git</w:t>
-      </w:r>
-      <w:proofErr w:type="spellEnd"/>
-      <w:r>
-        <w:rPr>
-          <w:rFonts w:ascii="Consolas" w:hAnsi="Consolas"/>
-          <w:sz w:val="18"/>
-        </w:rPr>
-        <w:t xml:space="preserve"> commit</w:t>
-      </w:r>
-      <w:r>
-        <w:rPr>
-          <w:rFonts w:ascii="Consolas" w:hAnsi="Consolas"/>
-          <w:sz w:val="18"/>
-        </w:rPr>
-        <w:br/>
-      </w:r>
-      <w:proofErr w:type="spellStart"/>
-      <w:r>
-        <w:rPr>
-          <w:rFonts w:ascii="Consolas" w:hAnsi="Consolas"/>
-          <w:sz w:val="18"/>
-        </w:rPr>
-        <w:t>git</w:t>
-      </w:r>
-      <w:proofErr w:type="spellEnd"/>
-      <w:r>
-        <w:rPr>
-          <w:rFonts w:ascii="Consolas" w:hAnsi="Consolas"/>
-          <w:sz w:val="18"/>
-        </w:rPr>
-        <w:t xml:space="preserve"> status</w:t>
-      </w:r>
-    </w:p>
-    <w:p>
-      <w:r>
-        <w:rPr>
-          <w:b/>
-        </w:rPr>
-        <w:t>📸 Screenshot 26 — Conflict Resolution</w:t>
-      </w:r>
-    </w:p>
-    <w:p>
-      <w:r>
-        <w:t>Show the clean status after the conflict is resolved.</w:t>
-      </w:r>
-    </w:p>
-    <w:tbl>
-      <w:tblPr>
-        <w:tblW w:w="0" w:type="auto"/>
-        <w:jc w:val="center"/>
-        <w:tblLook w:val="04A0" w:firstRow="1" w:lastRow="0" w:firstColumn="1" w:lastColumn="0" w:noHBand="0" w:noVBand="1"/>
-      </w:tblPr>
-      <w:tblGrid>
-        <w:gridCol w:w="10080"/>
+        <w:gridCol w:w="10800"/>
       </w:tblGrid>
       <w:tr>
         <w:trPr>
@@ -5217,20 +4075,41 @@
                 <w:sz w:val="18"/>
               </w:rPr>
               <w:lastRenderedPageBreak/>
-              <w:t>[Insert Screenshot 26 here]</w:t>
-            </w:r>
-            <w:r>
-              <w:rPr>
-                <w:sz w:val="18"/>
-              </w:rPr>
-              <w:br/>
-            </w:r>
-            <w:r>
-              <w:rPr>
-                <w:sz w:val="18"/>
-              </w:rPr>
-              <w:br/>
-              <w:t>Evidence / output should be clearly visible.</w:t>
+              <w:drawing>
+                <wp:inline distT="0" distB="0" distL="0" distR="0" wp14:anchorId="4120E2E4" wp14:editId="25AD1A8C">
+                  <wp:extent cx="6858000" cy="3855720"/>
+                  <wp:effectExtent l="0" t="0" r="0" b="0"/>
+                  <wp:docPr id="1445951059" name="Picture 1"/>
+                  <wp:cNvGraphicFramePr>
+                    <a:graphicFrameLocks xmlns:a="http://schemas.openxmlformats.org/drawingml/2006/main" noChangeAspect="1"/>
+                  </wp:cNvGraphicFramePr>
+                  <a:graphic xmlns:a="http://schemas.openxmlformats.org/drawingml/2006/main">
+                    <a:graphicData uri="http://schemas.openxmlformats.org/drawingml/2006/picture">
+                      <pic:pic xmlns:pic="http://schemas.openxmlformats.org/drawingml/2006/picture">
+                        <pic:nvPicPr>
+                          <pic:cNvPr id="1445951059" name=""/>
+                          <pic:cNvPicPr/>
+                        </pic:nvPicPr>
+                        <pic:blipFill>
+                          <a:blip r:embed="rId43"/>
+                          <a:stretch>
+                            <a:fillRect/>
+                          </a:stretch>
+                        </pic:blipFill>
+                        <pic:spPr>
+                          <a:xfrm>
+                            <a:off x="0" y="0"/>
+                            <a:ext cx="6858000" cy="3855720"/>
+                          </a:xfrm>
+                          <a:prstGeom prst="rect">
+                            <a:avLst/>
+                          </a:prstGeom>
+                        </pic:spPr>
+                      </pic:pic>
+                    </a:graphicData>
+                  </a:graphic>
+                </wp:inline>
+              </w:drawing>
             </w:r>
           </w:p>
         </w:tc>
@@ -5244,7 +4123,98 @@
         <w:rPr>
           <w:i/>
         </w:rPr>
-        <w:t>Figure 26: Conflict Resolution.</w:t>
+        <w:t>Figure 24: Merge Conflict.</w:t>
+      </w:r>
+    </w:p>
+    <w:p>
+      <w:r>
+        <w:rPr>
+          <w:b/>
+        </w:rPr>
+        <w:t>📸 Screenshot 25 — Conflict Markers</w:t>
+      </w:r>
+    </w:p>
+    <w:p>
+      <w:r>
+        <w:t>Open the conflicted file and show the &lt;&lt;&lt;&lt;&lt;&lt;&lt;, =======, and &gt;&gt;&gt;&gt;&gt;&gt;&gt; markers.</w:t>
+      </w:r>
+    </w:p>
+    <w:tbl>
+      <w:tblPr>
+        <w:tblW w:w="0" w:type="auto"/>
+        <w:jc w:val="center"/>
+        <w:tblLook w:val="04A0" w:firstRow="1" w:lastRow="0" w:firstColumn="1" w:lastColumn="0" w:noHBand="0" w:noVBand="1"/>
+      </w:tblPr>
+      <w:tblGrid>
+        <w:gridCol w:w="10800"/>
+      </w:tblGrid>
+      <w:tr>
+        <w:trPr>
+          <w:jc w:val="center"/>
+        </w:trPr>
+        <w:tc>
+          <w:tcPr>
+            <w:tcW w:w="10080" w:type="dxa"/>
+            <w:shd w:val="clear" w:color="auto" w:fill="EDEDED"/>
+          </w:tcPr>
+          <w:p>
+            <w:pPr>
+              <w:jc w:val="center"/>
+            </w:pPr>
+            <w:r>
+              <w:rPr>
+                <w:sz w:val="18"/>
+              </w:rPr>
+              <w:drawing>
+                <wp:inline distT="0" distB="0" distL="0" distR="0" wp14:anchorId="4160817C" wp14:editId="2E544E83">
+                  <wp:extent cx="6858000" cy="3855720"/>
+                  <wp:effectExtent l="0" t="0" r="0" b="0"/>
+                  <wp:docPr id="779916068" name="Picture 1"/>
+                  <wp:cNvGraphicFramePr>
+                    <a:graphicFrameLocks xmlns:a="http://schemas.openxmlformats.org/drawingml/2006/main" noChangeAspect="1"/>
+                  </wp:cNvGraphicFramePr>
+                  <a:graphic xmlns:a="http://schemas.openxmlformats.org/drawingml/2006/main">
+                    <a:graphicData uri="http://schemas.openxmlformats.org/drawingml/2006/picture">
+                      <pic:pic xmlns:pic="http://schemas.openxmlformats.org/drawingml/2006/picture">
+                        <pic:nvPicPr>
+                          <pic:cNvPr id="779916068" name=""/>
+                          <pic:cNvPicPr/>
+                        </pic:nvPicPr>
+                        <pic:blipFill>
+                          <a:blip r:embed="rId44"/>
+                          <a:stretch>
+                            <a:fillRect/>
+                          </a:stretch>
+                        </pic:blipFill>
+                        <pic:spPr>
+                          <a:xfrm>
+                            <a:off x="0" y="0"/>
+                            <a:ext cx="6858000" cy="3855720"/>
+                          </a:xfrm>
+                          <a:prstGeom prst="rect">
+                            <a:avLst/>
+                          </a:prstGeom>
+                        </pic:spPr>
+                      </pic:pic>
+                    </a:graphicData>
+                  </a:graphic>
+                </wp:inline>
+              </w:drawing>
+            </w:r>
+          </w:p>
+        </w:tc>
+      </w:tr>
+    </w:tbl>
+    <w:p>
+      <w:pPr>
+        <w:jc w:val="center"/>
+      </w:pPr>
+      <w:r>
+        <w:rPr>
+          <w:i/>
+        </w:rPr>
+        <w:lastRenderedPageBreak/>
+        <w:t>Figure 25: Conflict Markers.</w:t>
       </w:r>
     </w:p>
     <w:p>
@@ -5252,20 +4222,12 @@
         <w:pStyle w:val="Heading2"/>
       </w:pPr>
       <w:r>
-        <w:t xml:space="preserve">Task 22 — Demonstrate </w:t>
-      </w:r>
-      <w:proofErr w:type="spellStart"/>
-      <w:r>
-        <w:t>Git</w:t>
-      </w:r>
-      <w:proofErr w:type="spellEnd"/>
-      <w:r>
-        <w:t xml:space="preserve"> Stash</w:t>
-      </w:r>
-    </w:p>
-    <w:p>
-      <w:r>
-        <w:t>Modify a file without committing it. Temporarily save the work, verify the clean status, inspect the stash, and restore the work.</w:t>
+        <w:t>Task 21 — Resolve the Merge Conflict</w:t>
+      </w:r>
+    </w:p>
+    <w:p>
+      <w:r>
+        <w:t>Discuss the final wording with your partner, remove conflict markers, save the file, stage it, and complete the merge.</w:t>
       </w:r>
     </w:p>
     <w:p>
@@ -5273,23 +4235,20 @@
         <w:spacing w:before="60" w:after="100"/>
         <w:ind w:left="360"/>
       </w:pPr>
-      <w:proofErr w:type="spellStart"/>
-      <w:proofErr w:type="gramStart"/>
       <w:r>
         <w:rPr>
           <w:rFonts w:ascii="Consolas" w:hAnsi="Consolas"/>
           <w:sz w:val="18"/>
         </w:rPr>
-        <w:t>git</w:t>
-      </w:r>
-      <w:proofErr w:type="spellEnd"/>
-      <w:proofErr w:type="gramEnd"/>
+        <w:t>git add README.md</w:t>
+      </w:r>
       <w:r>
         <w:rPr>
           <w:rFonts w:ascii="Consolas" w:hAnsi="Consolas"/>
           <w:sz w:val="18"/>
         </w:rPr>
-        <w:t xml:space="preserve"> stash</w:t>
+        <w:br/>
+        <w:t>git commit</w:t>
       </w:r>
       <w:r>
         <w:rPr>
@@ -5297,22 +4256,131 @@
           <w:sz w:val="18"/>
         </w:rPr>
         <w:br/>
-      </w:r>
-      <w:proofErr w:type="spellStart"/>
+        <w:t>git status</w:t>
+      </w:r>
+    </w:p>
+    <w:p>
+      <w:r>
+        <w:rPr>
+          <w:b/>
+        </w:rPr>
+        <w:t>📸 Screenshot 26 — Conflict Resolution</w:t>
+      </w:r>
+    </w:p>
+    <w:p>
+      <w:r>
+        <w:t>Show the clean status after the conflict is resolved.</w:t>
+      </w:r>
+    </w:p>
+    <w:tbl>
+      <w:tblPr>
+        <w:tblW w:w="0" w:type="auto"/>
+        <w:jc w:val="center"/>
+        <w:tblLook w:val="04A0" w:firstRow="1" w:lastRow="0" w:firstColumn="1" w:lastColumn="0" w:noHBand="0" w:noVBand="1"/>
+      </w:tblPr>
+      <w:tblGrid>
+        <w:gridCol w:w="10800"/>
+      </w:tblGrid>
+      <w:tr>
+        <w:trPr>
+          <w:jc w:val="center"/>
+        </w:trPr>
+        <w:tc>
+          <w:tcPr>
+            <w:tcW w:w="10080" w:type="dxa"/>
+            <w:shd w:val="clear" w:color="auto" w:fill="EDEDED"/>
+          </w:tcPr>
+          <w:p>
+            <w:pPr>
+              <w:jc w:val="center"/>
+            </w:pPr>
+            <w:r>
+              <w:rPr>
+                <w:sz w:val="18"/>
+              </w:rPr>
+              <w:drawing>
+                <wp:inline distT="0" distB="0" distL="0" distR="0" wp14:anchorId="52D112E9" wp14:editId="39CF4B90">
+                  <wp:extent cx="6858000" cy="3855720"/>
+                  <wp:effectExtent l="0" t="0" r="0" b="0"/>
+                  <wp:docPr id="386184448" name="Picture 1"/>
+                  <wp:cNvGraphicFramePr>
+                    <a:graphicFrameLocks xmlns:a="http://schemas.openxmlformats.org/drawingml/2006/main" noChangeAspect="1"/>
+                  </wp:cNvGraphicFramePr>
+                  <a:graphic xmlns:a="http://schemas.openxmlformats.org/drawingml/2006/main">
+                    <a:graphicData uri="http://schemas.openxmlformats.org/drawingml/2006/picture">
+                      <pic:pic xmlns:pic="http://schemas.openxmlformats.org/drawingml/2006/picture">
+                        <pic:nvPicPr>
+                          <pic:cNvPr id="386184448" name=""/>
+                          <pic:cNvPicPr/>
+                        </pic:nvPicPr>
+                        <pic:blipFill>
+                          <a:blip r:embed="rId45"/>
+                          <a:stretch>
+                            <a:fillRect/>
+                          </a:stretch>
+                        </pic:blipFill>
+                        <pic:spPr>
+                          <a:xfrm>
+                            <a:off x="0" y="0"/>
+                            <a:ext cx="6858000" cy="3855720"/>
+                          </a:xfrm>
+                          <a:prstGeom prst="rect">
+                            <a:avLst/>
+                          </a:prstGeom>
+                        </pic:spPr>
+                      </pic:pic>
+                    </a:graphicData>
+                  </a:graphic>
+                </wp:inline>
+              </w:drawing>
+            </w:r>
+          </w:p>
+        </w:tc>
+      </w:tr>
+    </w:tbl>
+    <w:p>
+      <w:pPr>
+        <w:jc w:val="center"/>
+      </w:pPr>
+      <w:r>
+        <w:rPr>
+          <w:i/>
+        </w:rPr>
+        <w:t>Figure 26: Conflict Resolution.</w:t>
+      </w:r>
+    </w:p>
+    <w:p>
+      <w:pPr>
+        <w:pStyle w:val="Heading2"/>
+      </w:pPr>
+      <w:r>
+        <w:t>Task 22 — Demonstrate Git Stash</w:t>
+      </w:r>
+    </w:p>
+    <w:p>
+      <w:r>
+        <w:t>Modify a file without committing it. Temporarily save the work, verify the clean status, inspect the stash, and restore the work.</w:t>
+      </w:r>
+    </w:p>
+    <w:p>
+      <w:pPr>
+        <w:spacing w:before="60" w:after="100"/>
+        <w:ind w:left="360"/>
+      </w:pPr>
       <w:r>
         <w:rPr>
           <w:rFonts w:ascii="Consolas" w:hAnsi="Consolas"/>
           <w:sz w:val="18"/>
         </w:rPr>
-        <w:t>git</w:t>
-      </w:r>
-      <w:proofErr w:type="spellEnd"/>
+        <w:t>git stash</w:t>
+      </w:r>
       <w:r>
         <w:rPr>
           <w:rFonts w:ascii="Consolas" w:hAnsi="Consolas"/>
           <w:sz w:val="18"/>
         </w:rPr>
-        <w:t xml:space="preserve"> status</w:t>
+        <w:br/>
+        <w:t>git status</w:t>
       </w:r>
       <w:r>
         <w:rPr>
@@ -5320,45 +4388,15 @@
           <w:sz w:val="18"/>
         </w:rPr>
         <w:br/>
-      </w:r>
-      <w:proofErr w:type="spellStart"/>
+        <w:t>git stash list</w:t>
+      </w:r>
       <w:r>
         <w:rPr>
           <w:rFonts w:ascii="Consolas" w:hAnsi="Consolas"/>
           <w:sz w:val="18"/>
         </w:rPr>
-        <w:t>git</w:t>
-      </w:r>
-      <w:proofErr w:type="spellEnd"/>
-      <w:r>
-        <w:rPr>
-          <w:rFonts w:ascii="Consolas" w:hAnsi="Consolas"/>
-          <w:sz w:val="18"/>
-        </w:rPr>
-        <w:t xml:space="preserve"> stash list</w:t>
-      </w:r>
-      <w:r>
-        <w:rPr>
-          <w:rFonts w:ascii="Consolas" w:hAnsi="Consolas"/>
-          <w:sz w:val="18"/>
-        </w:rPr>
         <w:br/>
-      </w:r>
-      <w:proofErr w:type="spellStart"/>
-      <w:r>
-        <w:rPr>
-          <w:rFonts w:ascii="Consolas" w:hAnsi="Consolas"/>
-          <w:sz w:val="18"/>
-        </w:rPr>
-        <w:t>git</w:t>
-      </w:r>
-      <w:proofErr w:type="spellEnd"/>
-      <w:r>
-        <w:rPr>
-          <w:rFonts w:ascii="Consolas" w:hAnsi="Consolas"/>
-          <w:sz w:val="18"/>
-        </w:rPr>
-        <w:t xml:space="preserve"> stash pop</w:t>
+        <w:t>git stash pop</w:t>
       </w:r>
     </w:p>
     <w:p>
@@ -5366,21 +4404,7 @@
         <w:rPr>
           <w:b/>
         </w:rPr>
-        <w:t xml:space="preserve">📸 Screenshot 27 — </w:t>
-      </w:r>
-      <w:proofErr w:type="spellStart"/>
-      <w:r>
-        <w:rPr>
-          <w:b/>
-        </w:rPr>
-        <w:t>Git</w:t>
-      </w:r>
-      <w:proofErr w:type="spellEnd"/>
-      <w:r>
-        <w:rPr>
-          <w:b/>
-        </w:rPr>
-        <w:t xml:space="preserve"> Stash</w:t>
+        <w:t>📸 Screenshot 27 — Git Stash</w:t>
       </w:r>
     </w:p>
     <w:p>
@@ -5397,6 +4421,7 @@
           <w:i/>
           <w:noProof/>
         </w:rPr>
+        <w:lastRenderedPageBreak/>
         <w:drawing>
           <wp:inline distT="0" distB="0" distL="0" distR="0" wp14:anchorId="4A653325" wp14:editId="18860B47">
             <wp:extent cx="6858000" cy="4010025"/>
@@ -5413,7 +4438,7 @@
                     <pic:cNvPicPr/>
                   </pic:nvPicPr>
                   <pic:blipFill>
-                    <a:blip r:embed="rId40"/>
+                    <a:blip r:embed="rId46"/>
                     <a:stretch>
                       <a:fillRect/>
                     </a:stretch>
@@ -5437,21 +4462,7 @@
         <w:rPr>
           <w:i/>
         </w:rPr>
-        <w:t xml:space="preserve">Figure 27: </w:t>
-      </w:r>
-      <w:proofErr w:type="spellStart"/>
-      <w:r>
-        <w:rPr>
-          <w:i/>
-        </w:rPr>
-        <w:t>Git</w:t>
-      </w:r>
-      <w:proofErr w:type="spellEnd"/>
-      <w:r>
-        <w:rPr>
-          <w:i/>
-        </w:rPr>
-        <w:t xml:space="preserve"> Stash.</w:t>
+        <w:t>Figure 27: Git Stash.</w:t>
       </w:r>
     </w:p>
     <w:p>
@@ -5467,15 +4478,7 @@
         <w:pStyle w:val="ListBullet"/>
       </w:pPr>
       <w:r>
-        <w:t xml:space="preserve">Why would a developer use </w:t>
-      </w:r>
-      <w:proofErr w:type="spellStart"/>
-      <w:r>
-        <w:t>git</w:t>
-      </w:r>
-      <w:proofErr w:type="spellEnd"/>
-      <w:r>
-        <w:t xml:space="preserve"> stash?</w:t>
+        <w:t>Why would a developer use git stash?</w:t>
       </w:r>
     </w:p>
     <w:p>
@@ -5487,25 +4490,13 @@
           <w:szCs w:val="24"/>
         </w:rPr>
       </w:pPr>
-      <w:proofErr w:type="spellStart"/>
-      <w:proofErr w:type="gramStart"/>
       <w:r>
         <w:rPr>
           <w:rFonts w:ascii="Courier New" w:eastAsia="Times New Roman" w:hAnsi="Courier New" w:cs="Courier New"/>
           <w:sz w:val="20"/>
           <w:szCs w:val="20"/>
         </w:rPr>
-        <w:t>git</w:t>
-      </w:r>
-      <w:proofErr w:type="spellEnd"/>
-      <w:proofErr w:type="gramEnd"/>
-      <w:r>
-        <w:rPr>
-          <w:rFonts w:ascii="Courier New" w:eastAsia="Times New Roman" w:hAnsi="Courier New" w:cs="Courier New"/>
-          <w:sz w:val="20"/>
-          <w:szCs w:val="20"/>
-        </w:rPr>
-        <w:t xml:space="preserve"> stash</w:t>
+        <w:t>git stash</w:t>
       </w:r>
       <w:r>
         <w:rPr>
@@ -5601,7 +4592,6 @@
           <w:sz w:val="24"/>
           <w:szCs w:val="24"/>
         </w:rPr>
-        <w:lastRenderedPageBreak/>
         <w:t>Pausing work to review another developer's code</w:t>
       </w:r>
     </w:p>
@@ -5648,28 +4638,12 @@
         <w:pStyle w:val="Heading2"/>
       </w:pPr>
       <w:r>
-        <w:t xml:space="preserve">Task 23 — Demonstrate </w:t>
-      </w:r>
-      <w:proofErr w:type="spellStart"/>
-      <w:r>
-        <w:t>Git</w:t>
-      </w:r>
-      <w:proofErr w:type="spellEnd"/>
-      <w:r>
-        <w:t xml:space="preserve"> Restore</w:t>
-      </w:r>
-    </w:p>
-    <w:p>
-      <w:r>
-        <w:t xml:space="preserve">Modify style.css, inspect the changes, </w:t>
-      </w:r>
-      <w:proofErr w:type="gramStart"/>
-      <w:r>
-        <w:t>then</w:t>
-      </w:r>
-      <w:proofErr w:type="gramEnd"/>
-      <w:r>
-        <w:t xml:space="preserve"> discard the uncommitted modification.</w:t>
+        <w:t>Task 23 — Demonstrate Git Restore</w:t>
+      </w:r>
+    </w:p>
+    <w:p>
+      <w:r>
+        <w:t>Modify style.css, inspect the changes, then discard the uncommitted modification.</w:t>
       </w:r>
     </w:p>
     <w:p>
@@ -5677,23 +4651,20 @@
         <w:spacing w:before="60" w:after="100"/>
         <w:ind w:left="360"/>
       </w:pPr>
-      <w:proofErr w:type="spellStart"/>
-      <w:proofErr w:type="gramStart"/>
       <w:r>
         <w:rPr>
           <w:rFonts w:ascii="Consolas" w:hAnsi="Consolas"/>
           <w:sz w:val="18"/>
         </w:rPr>
-        <w:t>git</w:t>
-      </w:r>
-      <w:proofErr w:type="spellEnd"/>
-      <w:proofErr w:type="gramEnd"/>
+        <w:t>git diff</w:t>
+      </w:r>
       <w:r>
         <w:rPr>
           <w:rFonts w:ascii="Consolas" w:hAnsi="Consolas"/>
           <w:sz w:val="18"/>
         </w:rPr>
-        <w:t xml:space="preserve"> diff</w:t>
+        <w:br/>
+        <w:t>git restore style.css</w:t>
       </w:r>
       <w:r>
         <w:rPr>
@@ -5701,45 +4672,7 @@
           <w:sz w:val="18"/>
         </w:rPr>
         <w:br/>
-      </w:r>
-      <w:proofErr w:type="spellStart"/>
-      <w:r>
-        <w:rPr>
-          <w:rFonts w:ascii="Consolas" w:hAnsi="Consolas"/>
-          <w:sz w:val="18"/>
-        </w:rPr>
-        <w:t>git</w:t>
-      </w:r>
-      <w:proofErr w:type="spellEnd"/>
-      <w:r>
-        <w:rPr>
-          <w:rFonts w:ascii="Consolas" w:hAnsi="Consolas"/>
-          <w:sz w:val="18"/>
-        </w:rPr>
-        <w:t xml:space="preserve"> restore style.css</w:t>
-      </w:r>
-      <w:r>
-        <w:rPr>
-          <w:rFonts w:ascii="Consolas" w:hAnsi="Consolas"/>
-          <w:sz w:val="18"/>
-        </w:rPr>
-        <w:br/>
-      </w:r>
-      <w:proofErr w:type="spellStart"/>
-      <w:r>
-        <w:rPr>
-          <w:rFonts w:ascii="Consolas" w:hAnsi="Consolas"/>
-          <w:sz w:val="18"/>
-        </w:rPr>
-        <w:t>git</w:t>
-      </w:r>
-      <w:proofErr w:type="spellEnd"/>
-      <w:r>
-        <w:rPr>
-          <w:rFonts w:ascii="Consolas" w:hAnsi="Consolas"/>
-          <w:sz w:val="18"/>
-        </w:rPr>
-        <w:t xml:space="preserve"> status</w:t>
+        <w:t>git status</w:t>
       </w:r>
     </w:p>
     <w:p>
@@ -5747,21 +4680,7 @@
         <w:rPr>
           <w:b/>
         </w:rPr>
-        <w:t xml:space="preserve">📸 Screenshot 28 — </w:t>
-      </w:r>
-      <w:proofErr w:type="spellStart"/>
-      <w:r>
-        <w:rPr>
-          <w:b/>
-        </w:rPr>
-        <w:t>Git</w:t>
-      </w:r>
-      <w:proofErr w:type="spellEnd"/>
-      <w:r>
-        <w:rPr>
-          <w:b/>
-        </w:rPr>
-        <w:t xml:space="preserve"> Restore</w:t>
+        <w:t>📸 Screenshot 28 — Git Restore</w:t>
       </w:r>
     </w:p>
     <w:p>
@@ -5795,7 +4714,7 @@
                     <pic:cNvPicPr/>
                   </pic:nvPicPr>
                   <pic:blipFill>
-                    <a:blip r:embed="rId41"/>
+                    <a:blip r:embed="rId47"/>
                     <a:stretch>
                       <a:fillRect/>
                     </a:stretch>
@@ -5819,21 +4738,7 @@
         <w:rPr>
           <w:i/>
         </w:rPr>
-        <w:t xml:space="preserve">Figure 28: </w:t>
-      </w:r>
-      <w:proofErr w:type="spellStart"/>
-      <w:r>
-        <w:rPr>
-          <w:i/>
-        </w:rPr>
-        <w:t>Git</w:t>
-      </w:r>
-      <w:proofErr w:type="spellEnd"/>
-      <w:r>
-        <w:rPr>
-          <w:i/>
-        </w:rPr>
-        <w:t xml:space="preserve"> Restore.</w:t>
+        <w:t>Figure 28: Git Restore.</w:t>
       </w:r>
     </w:p>
     <w:p>
@@ -5870,23 +4775,13 @@
         <w:lastRenderedPageBreak/>
         <w:t xml:space="preserve">When using </w:t>
       </w:r>
-      <w:proofErr w:type="spellStart"/>
       <w:r>
         <w:rPr>
           <w:rFonts w:ascii="Courier New" w:eastAsia="Times New Roman" w:hAnsi="Courier New" w:cs="Courier New"/>
           <w:sz w:val="20"/>
           <w:szCs w:val="20"/>
         </w:rPr>
-        <w:t>git</w:t>
-      </w:r>
-      <w:proofErr w:type="spellEnd"/>
-      <w:r>
-        <w:rPr>
-          <w:rFonts w:ascii="Courier New" w:eastAsia="Times New Roman" w:hAnsi="Courier New" w:cs="Courier New"/>
-          <w:sz w:val="20"/>
-          <w:szCs w:val="20"/>
-        </w:rPr>
-        <w:t xml:space="preserve"> restore &lt;file&gt;</w:t>
+        <w:t>git restore &lt;file&gt;</w:t>
       </w:r>
       <w:r>
         <w:rPr>
@@ -6028,15 +4923,7 @@
         <w:pStyle w:val="Heading2"/>
       </w:pPr>
       <w:r>
-        <w:t xml:space="preserve">Task 24 — Demonstrate </w:t>
-      </w:r>
-      <w:proofErr w:type="spellStart"/>
-      <w:r>
-        <w:t>Git</w:t>
-      </w:r>
-      <w:proofErr w:type="spellEnd"/>
-      <w:r>
-        <w:t xml:space="preserve"> Reset</w:t>
+        <w:t>Task 24 — Demonstrate Git Reset</w:t>
       </w:r>
     </w:p>
     <w:p>
@@ -6049,23 +4936,20 @@
         <w:spacing w:before="60" w:after="100"/>
         <w:ind w:left="360"/>
       </w:pPr>
-      <w:proofErr w:type="spellStart"/>
-      <w:proofErr w:type="gramStart"/>
       <w:r>
         <w:rPr>
           <w:rFonts w:ascii="Consolas" w:hAnsi="Consolas"/>
           <w:sz w:val="18"/>
         </w:rPr>
-        <w:t>git</w:t>
-      </w:r>
-      <w:proofErr w:type="spellEnd"/>
-      <w:proofErr w:type="gramEnd"/>
+        <w:t>git add .</w:t>
+      </w:r>
       <w:r>
         <w:rPr>
           <w:rFonts w:ascii="Consolas" w:hAnsi="Consolas"/>
           <w:sz w:val="18"/>
         </w:rPr>
-        <w:t xml:space="preserve"> add .</w:t>
+        <w:br/>
+        <w:t>git commit -m "Temporary test commit"</w:t>
       </w:r>
       <w:r>
         <w:rPr>
@@ -6073,102 +4957,23 @@
           <w:sz w:val="18"/>
         </w:rPr>
         <w:br/>
-      </w:r>
-      <w:proofErr w:type="spellStart"/>
-      <w:proofErr w:type="gramStart"/>
+        <w:t>git log --oneline</w:t>
+      </w:r>
       <w:r>
         <w:rPr>
           <w:rFonts w:ascii="Consolas" w:hAnsi="Consolas"/>
           <w:sz w:val="18"/>
         </w:rPr>
-        <w:t>git</w:t>
-      </w:r>
-      <w:proofErr w:type="spellEnd"/>
-      <w:proofErr w:type="gramEnd"/>
+        <w:br/>
+        <w:t>git reset --soft HEAD~1</w:t>
+      </w:r>
       <w:r>
         <w:rPr>
           <w:rFonts w:ascii="Consolas" w:hAnsi="Consolas"/>
           <w:sz w:val="18"/>
         </w:rPr>
-        <w:t xml:space="preserve"> commit -m "Temporary test commit"</w:t>
-      </w:r>
-      <w:r>
-        <w:rPr>
-          <w:rFonts w:ascii="Consolas" w:hAnsi="Consolas"/>
-          <w:sz w:val="18"/>
-        </w:rPr>
         <w:br/>
-      </w:r>
-      <w:proofErr w:type="spellStart"/>
-      <w:r>
-        <w:rPr>
-          <w:rFonts w:ascii="Consolas" w:hAnsi="Consolas"/>
-          <w:sz w:val="18"/>
-        </w:rPr>
-        <w:t>git</w:t>
-      </w:r>
-      <w:proofErr w:type="spellEnd"/>
-      <w:r>
-        <w:rPr>
-          <w:rFonts w:ascii="Consolas" w:hAnsi="Consolas"/>
-          <w:sz w:val="18"/>
-        </w:rPr>
-        <w:t xml:space="preserve"> log --</w:t>
-      </w:r>
-      <w:proofErr w:type="spellStart"/>
-      <w:r>
-        <w:rPr>
-          <w:rFonts w:ascii="Consolas" w:hAnsi="Consolas"/>
-          <w:sz w:val="18"/>
-        </w:rPr>
-        <w:t>oneline</w:t>
-      </w:r>
-      <w:proofErr w:type="spellEnd"/>
-      <w:r>
-        <w:rPr>
-          <w:rFonts w:ascii="Consolas" w:hAnsi="Consolas"/>
-          <w:sz w:val="18"/>
-        </w:rPr>
-        <w:br/>
-      </w:r>
-      <w:proofErr w:type="spellStart"/>
-      <w:r>
-        <w:rPr>
-          <w:rFonts w:ascii="Consolas" w:hAnsi="Consolas"/>
-          <w:sz w:val="18"/>
-        </w:rPr>
-        <w:t>git</w:t>
-      </w:r>
-      <w:proofErr w:type="spellEnd"/>
-      <w:r>
-        <w:rPr>
-          <w:rFonts w:ascii="Consolas" w:hAnsi="Consolas"/>
-          <w:sz w:val="18"/>
-        </w:rPr>
-        <w:t xml:space="preserve"> reset --soft HEAD~1</w:t>
-      </w:r>
-      <w:r>
-        <w:rPr>
-          <w:rFonts w:ascii="Consolas" w:hAnsi="Consolas"/>
-          <w:sz w:val="18"/>
-        </w:rPr>
-        <w:br/>
-      </w:r>
-      <w:proofErr w:type="spellStart"/>
-      <w:r>
-        <w:rPr>
-          <w:rFonts w:ascii="Consolas" w:hAnsi="Consolas"/>
-          <w:sz w:val="18"/>
-        </w:rPr>
-        <w:t>git</w:t>
-      </w:r>
-      <w:proofErr w:type="spellEnd"/>
-      <w:r>
-        <w:rPr>
-          <w:rFonts w:ascii="Consolas" w:hAnsi="Consolas"/>
-          <w:sz w:val="18"/>
-        </w:rPr>
-        <w:t xml:space="preserve"> status</w:t>
+        <w:t>git status</w:t>
       </w:r>
     </w:p>
     <w:p>
@@ -6176,21 +4981,7 @@
         <w:rPr>
           <w:b/>
         </w:rPr>
-        <w:t xml:space="preserve">📸 Screenshot 29 — </w:t>
-      </w:r>
-      <w:proofErr w:type="spellStart"/>
-      <w:r>
-        <w:rPr>
-          <w:b/>
-        </w:rPr>
-        <w:t>Git</w:t>
-      </w:r>
-      <w:proofErr w:type="spellEnd"/>
-      <w:r>
-        <w:rPr>
-          <w:b/>
-        </w:rPr>
-        <w:t xml:space="preserve"> Reset</w:t>
+        <w:t>📸 Screenshot 29 — Git Reset</w:t>
       </w:r>
     </w:p>
     <w:p>
@@ -6223,7 +5014,7 @@
                     <pic:cNvPicPr/>
                   </pic:nvPicPr>
                   <pic:blipFill>
-                    <a:blip r:embed="rId42"/>
+                    <a:blip r:embed="rId48"/>
                     <a:stretch>
                       <a:fillRect/>
                     </a:stretch>
@@ -6247,21 +5038,7 @@
         <w:rPr>
           <w:i/>
         </w:rPr>
-        <w:t xml:space="preserve">Figure 29: </w:t>
-      </w:r>
-      <w:proofErr w:type="spellStart"/>
-      <w:r>
-        <w:rPr>
-          <w:i/>
-        </w:rPr>
-        <w:t>Git</w:t>
-      </w:r>
-      <w:proofErr w:type="spellEnd"/>
-      <w:r>
-        <w:rPr>
-          <w:i/>
-        </w:rPr>
-        <w:t xml:space="preserve"> Reset.</w:t>
+        <w:t>Figure 29: Git Reset.</w:t>
       </w:r>
     </w:p>
     <w:p>
@@ -6297,23 +5074,13 @@
         </w:rPr>
         <w:t xml:space="preserve">With </w:t>
       </w:r>
-      <w:proofErr w:type="spellStart"/>
       <w:r>
         <w:rPr>
           <w:rFonts w:ascii="Courier New" w:eastAsia="Times New Roman" w:hAnsi="Courier New" w:cs="Courier New"/>
           <w:sz w:val="20"/>
           <w:szCs w:val="20"/>
         </w:rPr>
-        <w:t>git</w:t>
-      </w:r>
-      <w:proofErr w:type="spellEnd"/>
-      <w:r>
-        <w:rPr>
-          <w:rFonts w:ascii="Courier New" w:eastAsia="Times New Roman" w:hAnsi="Courier New" w:cs="Courier New"/>
-          <w:sz w:val="20"/>
-          <w:szCs w:val="20"/>
-        </w:rPr>
-        <w:t xml:space="preserve"> reset --soft HEAD~1</w:t>
+        <w:t>git reset --soft HEAD~1</w:t>
       </w:r>
       <w:r>
         <w:rPr>
@@ -6534,23 +5301,13 @@
         </w:rPr>
         <w:t xml:space="preserve">After </w:t>
       </w:r>
-      <w:proofErr w:type="spellStart"/>
       <w:r>
         <w:rPr>
           <w:rFonts w:ascii="Courier New" w:eastAsia="Times New Roman" w:hAnsi="Courier New" w:cs="Courier New"/>
           <w:sz w:val="20"/>
           <w:szCs w:val="20"/>
         </w:rPr>
-        <w:t>git</w:t>
-      </w:r>
-      <w:proofErr w:type="spellEnd"/>
-      <w:r>
-        <w:rPr>
-          <w:rFonts w:ascii="Courier New" w:eastAsia="Times New Roman" w:hAnsi="Courier New" w:cs="Courier New"/>
-          <w:sz w:val="20"/>
-          <w:szCs w:val="20"/>
-        </w:rPr>
-        <w:t xml:space="preserve"> reset --soft HEAD~1</w:t>
+        <w:t>git reset --soft HEAD~1</w:t>
       </w:r>
       <w:r>
         <w:rPr>
@@ -6658,23 +5415,13 @@
         </w:rPr>
         <w:t xml:space="preserve">Running </w:t>
       </w:r>
-      <w:proofErr w:type="spellStart"/>
       <w:r>
         <w:rPr>
           <w:rFonts w:ascii="Courier New" w:eastAsia="Times New Roman" w:hAnsi="Courier New" w:cs="Courier New"/>
           <w:sz w:val="20"/>
           <w:szCs w:val="20"/>
         </w:rPr>
-        <w:t>git</w:t>
-      </w:r>
-      <w:proofErr w:type="spellEnd"/>
-      <w:r>
-        <w:rPr>
-          <w:rFonts w:ascii="Courier New" w:eastAsia="Times New Roman" w:hAnsi="Courier New" w:cs="Courier New"/>
-          <w:sz w:val="20"/>
-          <w:szCs w:val="20"/>
-        </w:rPr>
-        <w:t xml:space="preserve"> commit</w:t>
+        <w:t>git commit</w:t>
       </w:r>
       <w:r>
         <w:rPr>
@@ -6812,25 +5559,7 @@
           <w:sz w:val="24"/>
           <w:szCs w:val="24"/>
         </w:rPr>
-        <w:t xml:space="preserve"> (default): Moves HEAD; </w:t>
-      </w:r>
-      <w:proofErr w:type="spellStart"/>
-      <w:r>
-        <w:rPr>
-          <w:rFonts w:ascii="Times New Roman" w:eastAsia="Times New Roman" w:hAnsi="Times New Roman" w:cs="Times New Roman"/>
-          <w:sz w:val="24"/>
-          <w:szCs w:val="24"/>
-        </w:rPr>
-        <w:t>unstages</w:t>
-      </w:r>
-      <w:proofErr w:type="spellEnd"/>
-      <w:r>
-        <w:rPr>
-          <w:rFonts w:ascii="Times New Roman" w:eastAsia="Times New Roman" w:hAnsi="Times New Roman" w:cs="Times New Roman"/>
-          <w:sz w:val="24"/>
-          <w:szCs w:val="24"/>
-        </w:rPr>
-        <w:t xml:space="preserve"> changes but keeps them in working directory</w:t>
+        <w:t xml:space="preserve"> (default): Moves HEAD; unstages changes but keeps them in working directory</w:t>
       </w:r>
     </w:p>
     <w:p>
@@ -6940,15 +5669,7 @@
         <w:pStyle w:val="Heading2"/>
       </w:pPr>
       <w:r>
-        <w:t xml:space="preserve">Task 25 — Demonstrate </w:t>
-      </w:r>
-      <w:proofErr w:type="spellStart"/>
-      <w:r>
-        <w:t>Git</w:t>
-      </w:r>
-      <w:proofErr w:type="spellEnd"/>
-      <w:r>
-        <w:t xml:space="preserve"> Revert</w:t>
+        <w:t>Task 25 — Demonstrate Git Revert</w:t>
       </w:r>
     </w:p>
     <w:p>
@@ -6961,109 +5682,36 @@
         <w:spacing w:before="60" w:after="100"/>
         <w:ind w:left="360"/>
       </w:pPr>
-      <w:proofErr w:type="spellStart"/>
-      <w:proofErr w:type="gramStart"/>
       <w:r>
         <w:rPr>
           <w:rFonts w:ascii="Consolas" w:hAnsi="Consolas"/>
           <w:sz w:val="18"/>
         </w:rPr>
-        <w:t>git</w:t>
-      </w:r>
-      <w:proofErr w:type="spellEnd"/>
-      <w:proofErr w:type="gramEnd"/>
+        <w:t>git log --oneline</w:t>
+      </w:r>
       <w:r>
         <w:rPr>
           <w:rFonts w:ascii="Consolas" w:hAnsi="Consolas"/>
           <w:sz w:val="18"/>
         </w:rPr>
-        <w:t xml:space="preserve"> log --</w:t>
-      </w:r>
-      <w:proofErr w:type="spellStart"/>
+        <w:br/>
+        <w:t>git revert &lt;commit-hash&gt;</w:t>
+      </w:r>
       <w:r>
         <w:rPr>
           <w:rFonts w:ascii="Consolas" w:hAnsi="Consolas"/>
           <w:sz w:val="18"/>
         </w:rPr>
-        <w:t>oneline</w:t>
-      </w:r>
-      <w:proofErr w:type="spellEnd"/>
-      <w:r>
-        <w:rPr>
-          <w:rFonts w:ascii="Consolas" w:hAnsi="Consolas"/>
-          <w:sz w:val="18"/>
-        </w:rPr>
         <w:br/>
-      </w:r>
-      <w:proofErr w:type="spellStart"/>
-      <w:r>
-        <w:rPr>
-          <w:rFonts w:ascii="Consolas" w:hAnsi="Consolas"/>
-          <w:sz w:val="18"/>
-        </w:rPr>
-        <w:t>git</w:t>
-      </w:r>
-      <w:proofErr w:type="spellEnd"/>
-      <w:r>
-        <w:rPr>
-          <w:rFonts w:ascii="Consolas" w:hAnsi="Consolas"/>
-          <w:sz w:val="18"/>
-        </w:rPr>
-        <w:t xml:space="preserve"> revert &lt;commit-hash&gt;</w:t>
-      </w:r>
-      <w:r>
-        <w:rPr>
-          <w:rFonts w:ascii="Consolas" w:hAnsi="Consolas"/>
-          <w:sz w:val="18"/>
-        </w:rPr>
-        <w:br/>
-      </w:r>
-      <w:proofErr w:type="spellStart"/>
-      <w:r>
-        <w:rPr>
-          <w:rFonts w:ascii="Consolas" w:hAnsi="Consolas"/>
-          <w:sz w:val="18"/>
-        </w:rPr>
-        <w:t>git</w:t>
-      </w:r>
-      <w:proofErr w:type="spellEnd"/>
-      <w:r>
-        <w:rPr>
-          <w:rFonts w:ascii="Consolas" w:hAnsi="Consolas"/>
-          <w:sz w:val="18"/>
-        </w:rPr>
-        <w:t xml:space="preserve"> log --</w:t>
-      </w:r>
-      <w:proofErr w:type="spellStart"/>
-      <w:r>
-        <w:rPr>
-          <w:rFonts w:ascii="Consolas" w:hAnsi="Consolas"/>
-          <w:sz w:val="18"/>
-        </w:rPr>
-        <w:t>oneline</w:t>
-      </w:r>
-      <w:proofErr w:type="spellEnd"/>
+        <w:t>git log --oneline</w:t>
+      </w:r>
     </w:p>
     <w:p>
       <w:r>
         <w:rPr>
           <w:b/>
         </w:rPr>
-        <w:t xml:space="preserve">📸 Screenshot 30 — </w:t>
-      </w:r>
-      <w:proofErr w:type="spellStart"/>
-      <w:r>
-        <w:rPr>
-          <w:b/>
-        </w:rPr>
-        <w:t>Git</w:t>
-      </w:r>
-      <w:proofErr w:type="spellEnd"/>
-      <w:r>
-        <w:rPr>
-          <w:b/>
-        </w:rPr>
-        <w:t xml:space="preserve"> Revert</w:t>
+        <w:t>📸 Screenshot 30 — Git Revert</w:t>
       </w:r>
     </w:p>
     <w:p>
@@ -7078,6 +5726,7 @@
       <w:r>
         <w:rPr>
           <w:i/>
+          <w:noProof/>
         </w:rPr>
         <w:lastRenderedPageBreak/>
         <w:drawing>
@@ -7096,7 +5745,7 @@
                     <pic:cNvPicPr/>
                   </pic:nvPicPr>
                   <pic:blipFill>
-                    <a:blip r:embed="rId43"/>
+                    <a:blip r:embed="rId49"/>
                     <a:stretch>
                       <a:fillRect/>
                     </a:stretch>
@@ -7120,21 +5769,7 @@
         <w:rPr>
           <w:i/>
         </w:rPr>
-        <w:t xml:space="preserve">Figure 30: </w:t>
-      </w:r>
-      <w:proofErr w:type="spellStart"/>
-      <w:r>
-        <w:rPr>
-          <w:i/>
-        </w:rPr>
-        <w:t>Git</w:t>
-      </w:r>
-      <w:proofErr w:type="spellEnd"/>
-      <w:r>
-        <w:rPr>
-          <w:i/>
-        </w:rPr>
-        <w:t xml:space="preserve"> Revert.</w:t>
+        <w:t>Figure 30: Git Revert.</w:t>
       </w:r>
     </w:p>
     <w:p>
@@ -7150,23 +5785,7 @@
         <w:pStyle w:val="ListBullet"/>
       </w:pPr>
       <w:r>
-        <w:t xml:space="preserve">Explain the difference between </w:t>
-      </w:r>
-      <w:proofErr w:type="spellStart"/>
-      <w:r>
-        <w:t>git</w:t>
-      </w:r>
-      <w:proofErr w:type="spellEnd"/>
-      <w:r>
-        <w:t xml:space="preserve"> reset and </w:t>
-      </w:r>
-      <w:proofErr w:type="spellStart"/>
-      <w:r>
-        <w:t>git</w:t>
-      </w:r>
-      <w:proofErr w:type="spellEnd"/>
-      <w:r>
-        <w:t xml:space="preserve"> revert.</w:t>
+        <w:t>Explain the difference between git reset and git revert.</w:t>
       </w:r>
     </w:p>
     <w:p>
@@ -7197,44 +5816,7 @@
           <w:b w:val="0"/>
           <w:bCs w:val="0"/>
         </w:rPr>
-        <w:lastRenderedPageBreak/>
-        <w:t xml:space="preserve">Difference between </w:t>
-      </w:r>
-      <w:proofErr w:type="spellStart"/>
-      <w:r>
-        <w:rPr>
-          <w:rStyle w:val="Strong"/>
-          <w:b w:val="0"/>
-          <w:bCs w:val="0"/>
-        </w:rPr>
-        <w:t>git</w:t>
-      </w:r>
-      <w:proofErr w:type="spellEnd"/>
-      <w:r>
-        <w:rPr>
-          <w:rStyle w:val="Strong"/>
-          <w:b w:val="0"/>
-          <w:bCs w:val="0"/>
-        </w:rPr>
-        <w:t xml:space="preserve"> reset and </w:t>
-      </w:r>
-      <w:proofErr w:type="spellStart"/>
-      <w:r>
-        <w:rPr>
-          <w:rStyle w:val="Strong"/>
-          <w:b w:val="0"/>
-          <w:bCs w:val="0"/>
-        </w:rPr>
-        <w:t>git</w:t>
-      </w:r>
-      <w:proofErr w:type="spellEnd"/>
-      <w:r>
-        <w:rPr>
-          <w:rStyle w:val="Strong"/>
-          <w:b w:val="0"/>
-          <w:bCs w:val="0"/>
-        </w:rPr>
-        <w:t xml:space="preserve"> revert</w:t>
+        <w:t>Difference between git reset and git revert</w:t>
       </w:r>
     </w:p>
     <w:tbl>
@@ -7259,9 +5841,9 @@
         <w:tblLook w:val="04A0" w:firstRow="1" w:lastRow="0" w:firstColumn="1" w:lastColumn="0" w:noHBand="0" w:noVBand="1"/>
       </w:tblPr>
       <w:tblGrid>
-        <w:gridCol w:w="1449"/>
-        <w:gridCol w:w="4112"/>
-        <w:gridCol w:w="3376"/>
+        <w:gridCol w:w="1414"/>
+        <w:gridCol w:w="3999"/>
+        <w:gridCol w:w="3348"/>
       </w:tblGrid>
       <w:tr>
         <w:trPr>
@@ -7306,7 +5888,6 @@
                 <w:bCs/>
               </w:rPr>
             </w:pPr>
-            <w:proofErr w:type="spellStart"/>
             <w:r>
               <w:rPr>
                 <w:rStyle w:val="HTMLCode"/>
@@ -7314,17 +5895,7 @@
                 <w:b/>
                 <w:bCs/>
               </w:rPr>
-              <w:t>git</w:t>
-            </w:r>
-            <w:proofErr w:type="spellEnd"/>
-            <w:r>
-              <w:rPr>
-                <w:rStyle w:val="HTMLCode"/>
-                <w:rFonts w:eastAsiaTheme="minorEastAsia"/>
-                <w:b/>
-                <w:bCs/>
-              </w:rPr>
-              <w:t xml:space="preserve"> reset</w:t>
+              <w:t>git reset</w:t>
             </w:r>
           </w:p>
         </w:tc>
@@ -7342,7 +5913,6 @@
                 <w:bCs/>
               </w:rPr>
             </w:pPr>
-            <w:proofErr w:type="spellStart"/>
             <w:r>
               <w:rPr>
                 <w:rStyle w:val="HTMLCode"/>
@@ -7350,17 +5920,7 @@
                 <w:b/>
                 <w:bCs/>
               </w:rPr>
-              <w:t>git</w:t>
-            </w:r>
-            <w:proofErr w:type="spellEnd"/>
-            <w:r>
-              <w:rPr>
-                <w:rStyle w:val="HTMLCode"/>
-                <w:rFonts w:eastAsiaTheme="minorEastAsia"/>
-                <w:b/>
-                <w:bCs/>
-              </w:rPr>
-              <w:t xml:space="preserve"> revert</w:t>
+              <w:t>git revert</w:t>
             </w:r>
           </w:p>
         </w:tc>
@@ -7546,15 +6106,7 @@
           </w:tcPr>
           <w:p>
             <w:r>
-              <w:t xml:space="preserve">Local cleanup, undoing </w:t>
-            </w:r>
-            <w:proofErr w:type="spellStart"/>
-            <w:r>
-              <w:t>unpushed</w:t>
-            </w:r>
-            <w:proofErr w:type="spellEnd"/>
-            <w:r>
-              <w:t xml:space="preserve"> commits</w:t>
+              <w:t>Local cleanup, undoing unpushed commits</w:t>
             </w:r>
           </w:p>
         </w:tc>
@@ -7598,21 +6150,12 @@
             <w:hideMark/>
           </w:tcPr>
           <w:p>
-            <w:proofErr w:type="spellStart"/>
             <w:r>
               <w:rPr>
                 <w:rStyle w:val="HTMLCode"/>
                 <w:rFonts w:eastAsiaTheme="minorEastAsia"/>
               </w:rPr>
-              <w:t>git</w:t>
-            </w:r>
-            <w:proofErr w:type="spellEnd"/>
-            <w:r>
-              <w:rPr>
-                <w:rStyle w:val="HTMLCode"/>
-                <w:rFonts w:eastAsiaTheme="minorEastAsia"/>
-              </w:rPr>
-              <w:t xml:space="preserve"> reset --hard HEAD~1</w:t>
+              <w:t>git reset --hard HEAD~1</w:t>
             </w:r>
           </w:p>
         </w:tc>
@@ -7623,21 +6166,12 @@
             <w:hideMark/>
           </w:tcPr>
           <w:p>
-            <w:proofErr w:type="spellStart"/>
             <w:r>
               <w:rPr>
                 <w:rStyle w:val="HTMLCode"/>
                 <w:rFonts w:eastAsiaTheme="minorEastAsia"/>
               </w:rPr>
-              <w:t>git</w:t>
-            </w:r>
-            <w:proofErr w:type="spellEnd"/>
-            <w:r>
-              <w:rPr>
-                <w:rStyle w:val="HTMLCode"/>
-                <w:rFonts w:eastAsiaTheme="minorEastAsia"/>
-              </w:rPr>
-              <w:t xml:space="preserve"> revert &lt;commit-hash&gt;</w:t>
+              <w:t>git revert &lt;commit-hash&gt;</w:t>
             </w:r>
           </w:p>
         </w:tc>
@@ -7717,23 +6251,20 @@
           <w:sz w:val="18"/>
         </w:rPr>
       </w:pPr>
-      <w:proofErr w:type="spellStart"/>
-      <w:proofErr w:type="gramStart"/>
       <w:r>
         <w:rPr>
           <w:rFonts w:ascii="Consolas" w:hAnsi="Consolas"/>
           <w:sz w:val="18"/>
         </w:rPr>
-        <w:t>git</w:t>
-      </w:r>
-      <w:proofErr w:type="spellEnd"/>
-      <w:proofErr w:type="gramEnd"/>
+        <w:t>git switch -c feature/task-search</w:t>
+      </w:r>
       <w:r>
         <w:rPr>
           <w:rFonts w:ascii="Consolas" w:hAnsi="Consolas"/>
           <w:sz w:val="18"/>
         </w:rPr>
-        <w:t xml:space="preserve"> switch -c feature/task-search</w:t>
+        <w:br/>
+        <w:t>git add .</w:t>
       </w:r>
       <w:r>
         <w:rPr>
@@ -7741,70 +6272,15 @@
           <w:sz w:val="18"/>
         </w:rPr>
         <w:br/>
-      </w:r>
-      <w:proofErr w:type="spellStart"/>
+        <w:t>git commit -m "Add task search functionality"</w:t>
+      </w:r>
       <w:r>
         <w:rPr>
           <w:rFonts w:ascii="Consolas" w:hAnsi="Consolas"/>
           <w:sz w:val="18"/>
         </w:rPr>
-        <w:t>git</w:t>
-      </w:r>
-      <w:proofErr w:type="spellEnd"/>
-      <w:r>
-        <w:rPr>
-          <w:rFonts w:ascii="Consolas" w:hAnsi="Consolas"/>
-          <w:sz w:val="18"/>
-        </w:rPr>
-        <w:t xml:space="preserve"> add .</w:t>
-      </w:r>
-      <w:r>
-        <w:rPr>
-          <w:rFonts w:ascii="Consolas" w:hAnsi="Consolas"/>
-          <w:sz w:val="18"/>
-        </w:rPr>
         <w:br/>
-      </w:r>
-      <w:proofErr w:type="spellStart"/>
-      <w:proofErr w:type="gramStart"/>
-      <w:r>
-        <w:rPr>
-          <w:rFonts w:ascii="Consolas" w:hAnsi="Consolas"/>
-          <w:sz w:val="18"/>
-        </w:rPr>
-        <w:t>git</w:t>
-      </w:r>
-      <w:proofErr w:type="spellEnd"/>
-      <w:proofErr w:type="gramEnd"/>
-      <w:r>
-        <w:rPr>
-          <w:rFonts w:ascii="Consolas" w:hAnsi="Consolas"/>
-          <w:sz w:val="18"/>
-        </w:rPr>
-        <w:t xml:space="preserve"> commit -m "Add task search functionality"</w:t>
-      </w:r>
-      <w:r>
-        <w:rPr>
-          <w:rFonts w:ascii="Consolas" w:hAnsi="Consolas"/>
-          <w:sz w:val="18"/>
-        </w:rPr>
-        <w:br/>
-      </w:r>
-      <w:proofErr w:type="spellStart"/>
-      <w:r>
-        <w:rPr>
-          <w:rFonts w:ascii="Consolas" w:hAnsi="Consolas"/>
-          <w:sz w:val="18"/>
-        </w:rPr>
-        <w:t>git</w:t>
-      </w:r>
-      <w:proofErr w:type="spellEnd"/>
-      <w:r>
-        <w:rPr>
-          <w:rFonts w:ascii="Consolas" w:hAnsi="Consolas"/>
-          <w:sz w:val="18"/>
-        </w:rPr>
-        <w:t xml:space="preserve"> push -u origin feature/task-search</w:t>
+        <w:t>git push -u origin feature/task-search</w:t>
       </w:r>
     </w:p>
     <w:p>
@@ -7813,6 +6289,9 @@
         <w:ind w:left="360"/>
       </w:pPr>
       <w:r>
+        <w:rPr>
+          <w:noProof/>
+        </w:rPr>
         <w:lastRenderedPageBreak/>
         <w:drawing>
           <wp:inline distT="0" distB="0" distL="0" distR="0" wp14:anchorId="1A025B5B" wp14:editId="0C50E314">
@@ -7830,7 +6309,7 @@
                     <pic:cNvPicPr/>
                   </pic:nvPicPr>
                   <pic:blipFill>
-                    <a:blip r:embed="rId44"/>
+                    <a:blip r:embed="rId50"/>
                     <a:stretch>
                       <a:fillRect/>
                     </a:stretch>
@@ -7888,6 +6367,7 @@
       <w:r>
         <w:rPr>
           <w:i/>
+          <w:noProof/>
         </w:rPr>
         <w:drawing>
           <wp:inline distT="0" distB="0" distL="0" distR="0" wp14:anchorId="6F0DA001" wp14:editId="0805831A">
@@ -7905,7 +6385,7 @@
                     <pic:cNvPicPr/>
                   </pic:nvPicPr>
                   <pic:blipFill>
-                    <a:blip r:embed="rId45"/>
+                    <a:blip r:embed="rId51"/>
                     <a:stretch>
                       <a:fillRect/>
                     </a:stretch>
@@ -7942,6 +6422,7 @@
       <w:r>
         <w:rPr>
           <w:i/>
+          <w:noProof/>
         </w:rPr>
         <w:drawing>
           <wp:inline distT="0" distB="0" distL="0" distR="0" wp14:anchorId="346A023B" wp14:editId="34D54D64">
@@ -7959,7 +6440,7 @@
                     <pic:cNvPicPr/>
                   </pic:nvPicPr>
                   <pic:blipFill>
-                    <a:blip r:embed="rId46"/>
+                    <a:blip r:embed="rId52"/>
                     <a:stretch>
                       <a:fillRect/>
                     </a:stretch>
@@ -7997,15 +6478,7 @@
       </w:pPr>
       <w:r>
         <w:lastRenderedPageBreak/>
-        <w:t xml:space="preserve">Task 28 — Create a </w:t>
-      </w:r>
-      <w:proofErr w:type="spellStart"/>
-      <w:r>
-        <w:t>Git</w:t>
-      </w:r>
-      <w:proofErr w:type="spellEnd"/>
-      <w:r>
-        <w:t xml:space="preserve"> Tag</w:t>
+        <w:t>Task 28 — Create a Git Tag</w:t>
       </w:r>
     </w:p>
     <w:p>
@@ -8018,23 +6491,20 @@
         <w:spacing w:before="60" w:after="100"/>
         <w:ind w:left="360"/>
       </w:pPr>
-      <w:proofErr w:type="spellStart"/>
-      <w:proofErr w:type="gramStart"/>
       <w:r>
         <w:rPr>
           <w:rFonts w:ascii="Consolas" w:hAnsi="Consolas"/>
           <w:sz w:val="18"/>
         </w:rPr>
-        <w:t>git</w:t>
-      </w:r>
-      <w:proofErr w:type="spellEnd"/>
-      <w:proofErr w:type="gramEnd"/>
+        <w:t>git tag v1.0.0</w:t>
+      </w:r>
       <w:r>
         <w:rPr>
           <w:rFonts w:ascii="Consolas" w:hAnsi="Consolas"/>
           <w:sz w:val="18"/>
         </w:rPr>
-        <w:t xml:space="preserve"> tag v1.0.0</w:t>
+        <w:br/>
+        <w:t>git tag</w:t>
       </w:r>
       <w:r>
         <w:rPr>
@@ -8042,45 +6512,7 @@
           <w:sz w:val="18"/>
         </w:rPr>
         <w:br/>
-      </w:r>
-      <w:proofErr w:type="spellStart"/>
-      <w:r>
-        <w:rPr>
-          <w:rFonts w:ascii="Consolas" w:hAnsi="Consolas"/>
-          <w:sz w:val="18"/>
-        </w:rPr>
-        <w:t>git</w:t>
-      </w:r>
-      <w:proofErr w:type="spellEnd"/>
-      <w:r>
-        <w:rPr>
-          <w:rFonts w:ascii="Consolas" w:hAnsi="Consolas"/>
-          <w:sz w:val="18"/>
-        </w:rPr>
-        <w:t xml:space="preserve"> tag</w:t>
-      </w:r>
-      <w:r>
-        <w:rPr>
-          <w:rFonts w:ascii="Consolas" w:hAnsi="Consolas"/>
-          <w:sz w:val="18"/>
-        </w:rPr>
-        <w:br/>
-      </w:r>
-      <w:proofErr w:type="spellStart"/>
-      <w:r>
-        <w:rPr>
-          <w:rFonts w:ascii="Consolas" w:hAnsi="Consolas"/>
-          <w:sz w:val="18"/>
-        </w:rPr>
-        <w:t>git</w:t>
-      </w:r>
-      <w:proofErr w:type="spellEnd"/>
-      <w:r>
-        <w:rPr>
-          <w:rFonts w:ascii="Consolas" w:hAnsi="Consolas"/>
-          <w:sz w:val="18"/>
-        </w:rPr>
-        <w:t xml:space="preserve"> push --tags</w:t>
+        <w:t>git push --tags</w:t>
       </w:r>
     </w:p>
     <w:p>
@@ -8088,21 +6520,7 @@
         <w:rPr>
           <w:b/>
         </w:rPr>
-        <w:t xml:space="preserve">📸 Screenshot 32 — </w:t>
-      </w:r>
-      <w:proofErr w:type="spellStart"/>
-      <w:r>
-        <w:rPr>
-          <w:b/>
-        </w:rPr>
-        <w:t>Git</w:t>
-      </w:r>
-      <w:proofErr w:type="spellEnd"/>
-      <w:r>
-        <w:rPr>
-          <w:b/>
-        </w:rPr>
-        <w:t xml:space="preserve"> Tag</w:t>
+        <w:t>📸 Screenshot 32 — Git Tag</w:t>
       </w:r>
     </w:p>
     <w:p>
@@ -8152,7 +6570,7 @@
                           <pic:cNvPicPr/>
                         </pic:nvPicPr>
                         <pic:blipFill>
-                          <a:blip r:embed="rId47"/>
+                          <a:blip r:embed="rId53"/>
                           <a:stretch>
                             <a:fillRect/>
                           </a:stretch>
@@ -8184,56 +6602,43 @@
         <w:rPr>
           <w:i/>
         </w:rPr>
-        <w:t xml:space="preserve">Figure 32: </w:t>
-      </w:r>
-      <w:proofErr w:type="spellStart"/>
+        <w:t>Figure 32: Git Tag.</w:t>
+      </w:r>
+    </w:p>
+    <w:p>
+      <w:pPr>
+        <w:pStyle w:val="Heading2"/>
+      </w:pPr>
+      <w:r>
+        <w:t>Task 29 — Create a GitHub Release</w:t>
+      </w:r>
+    </w:p>
+    <w:p>
+      <w:r>
+        <w:t>Create a GitHub Release for v1.0.0 and include concise release notes describing the completed features.</w:t>
+      </w:r>
+    </w:p>
+    <w:p>
+      <w:r>
+        <w:rPr>
+          <w:b/>
+        </w:rPr>
+        <w:t>📸 Screenshot 33 — GitHub Release</w:t>
+      </w:r>
+    </w:p>
+    <w:p>
+      <w:r>
+        <w:t>Show the v1.0.0 release page.</w:t>
+      </w:r>
+    </w:p>
+    <w:p>
+      <w:pPr>
+        <w:jc w:val="center"/>
+      </w:pPr>
       <w:r>
         <w:rPr>
           <w:i/>
-        </w:rPr>
-        <w:t>Git</w:t>
-      </w:r>
-      <w:proofErr w:type="spellEnd"/>
-      <w:r>
-        <w:rPr>
-          <w:i/>
-        </w:rPr>
-        <w:t xml:space="preserve"> Tag.</w:t>
-      </w:r>
-    </w:p>
-    <w:p>
-      <w:pPr>
-        <w:pStyle w:val="Heading2"/>
-      </w:pPr>
-      <w:r>
-        <w:t>Task 29 — Create a GitHub Release</w:t>
-      </w:r>
-    </w:p>
-    <w:p>
-      <w:r>
-        <w:t>Create a GitHub Release for v1.0.0 and include concise release notes describing the completed features.</w:t>
-      </w:r>
-    </w:p>
-    <w:p>
-      <w:r>
-        <w:rPr>
-          <w:b/>
-        </w:rPr>
-        <w:t>📸 Screenshot 33 — GitHub Release</w:t>
-      </w:r>
-    </w:p>
-    <w:p>
-      <w:r>
-        <w:t>Show the v1.0.0 release page.</w:t>
-      </w:r>
-    </w:p>
-    <w:p>
-      <w:pPr>
-        <w:jc w:val="center"/>
-      </w:pPr>
-      <w:r>
-        <w:rPr>
-          <w:i/>
+          <w:noProof/>
         </w:rPr>
         <w:lastRenderedPageBreak/>
         <w:drawing>
@@ -8252,7 +6657,7 @@
                     <pic:cNvPicPr/>
                   </pic:nvPicPr>
                   <pic:blipFill>
-                    <a:blip r:embed="rId48"/>
+                    <a:blip r:embed="rId54"/>
                     <a:stretch>
                       <a:fillRect/>
                     </a:stretch>
@@ -8284,15 +6689,7 @@
         <w:pStyle w:val="Heading2"/>
       </w:pPr>
       <w:r>
-        <w:t xml:space="preserve">Task 30 — Final </w:t>
-      </w:r>
-      <w:proofErr w:type="spellStart"/>
-      <w:r>
-        <w:t>Git</w:t>
-      </w:r>
-      <w:proofErr w:type="spellEnd"/>
-      <w:r>
-        <w:t xml:space="preserve"> History</w:t>
+        <w:t>Task 30 — Final Git History</w:t>
       </w:r>
     </w:p>
     <w:p>
@@ -8305,85 +6702,28 @@
         <w:spacing w:before="60" w:after="100"/>
         <w:ind w:left="360"/>
       </w:pPr>
-      <w:proofErr w:type="spellStart"/>
-      <w:proofErr w:type="gramStart"/>
       <w:r>
         <w:rPr>
           <w:rFonts w:ascii="Consolas" w:hAnsi="Consolas"/>
           <w:sz w:val="18"/>
         </w:rPr>
-        <w:t>git</w:t>
-      </w:r>
-      <w:proofErr w:type="spellEnd"/>
-      <w:proofErr w:type="gramEnd"/>
+        <w:t>git log --oneline --graph --all</w:t>
+      </w:r>
       <w:r>
         <w:rPr>
           <w:rFonts w:ascii="Consolas" w:hAnsi="Consolas"/>
           <w:sz w:val="18"/>
         </w:rPr>
-        <w:t xml:space="preserve"> log --</w:t>
-      </w:r>
-      <w:proofErr w:type="spellStart"/>
+        <w:br/>
+        <w:t>git branch -a</w:t>
+      </w:r>
       <w:r>
         <w:rPr>
           <w:rFonts w:ascii="Consolas" w:hAnsi="Consolas"/>
           <w:sz w:val="18"/>
         </w:rPr>
-        <w:t>oneline</w:t>
-      </w:r>
-      <w:proofErr w:type="spellEnd"/>
-      <w:r>
-        <w:rPr>
-          <w:rFonts w:ascii="Consolas" w:hAnsi="Consolas"/>
-          <w:sz w:val="18"/>
-        </w:rPr>
-        <w:t xml:space="preserve"> --graph --all</w:t>
-      </w:r>
-      <w:r>
-        <w:rPr>
-          <w:rFonts w:ascii="Consolas" w:hAnsi="Consolas"/>
-          <w:sz w:val="18"/>
-        </w:rPr>
         <w:br/>
-      </w:r>
-      <w:proofErr w:type="spellStart"/>
-      <w:r>
-        <w:rPr>
-          <w:rFonts w:ascii="Consolas" w:hAnsi="Consolas"/>
-          <w:sz w:val="18"/>
-        </w:rPr>
-        <w:t>git</w:t>
-      </w:r>
-      <w:proofErr w:type="spellEnd"/>
-      <w:r>
-        <w:rPr>
-          <w:rFonts w:ascii="Consolas" w:hAnsi="Consolas"/>
-          <w:sz w:val="18"/>
-        </w:rPr>
-        <w:t xml:space="preserve"> branch -a</w:t>
-      </w:r>
-      <w:r>
-        <w:rPr>
-          <w:rFonts w:ascii="Consolas" w:hAnsi="Consolas"/>
-          <w:sz w:val="18"/>
-        </w:rPr>
-        <w:br/>
-      </w:r>
-      <w:proofErr w:type="spellStart"/>
-      <w:r>
-        <w:rPr>
-          <w:rFonts w:ascii="Consolas" w:hAnsi="Consolas"/>
-          <w:sz w:val="18"/>
-        </w:rPr>
-        <w:t>git</w:t>
-      </w:r>
-      <w:proofErr w:type="spellEnd"/>
-      <w:r>
-        <w:rPr>
-          <w:rFonts w:ascii="Consolas" w:hAnsi="Consolas"/>
-          <w:sz w:val="18"/>
-        </w:rPr>
-        <w:t xml:space="preserve"> remote -v</w:t>
+        <w:t>git remote -v</w:t>
       </w:r>
     </w:p>
     <w:p>
@@ -8391,21 +6731,7 @@
         <w:rPr>
           <w:b/>
         </w:rPr>
-        <w:t xml:space="preserve">📸 Screenshot 34 — Final </w:t>
-      </w:r>
-      <w:proofErr w:type="spellStart"/>
-      <w:r>
-        <w:rPr>
-          <w:b/>
-        </w:rPr>
-        <w:t>Git</w:t>
-      </w:r>
-      <w:proofErr w:type="spellEnd"/>
-      <w:r>
-        <w:rPr>
-          <w:b/>
-        </w:rPr>
-        <w:t xml:space="preserve"> History</w:t>
+        <w:t>📸 Screenshot 34 — Final Git History</w:t>
       </w:r>
     </w:p>
     <w:p>
@@ -8420,6 +6746,7 @@
       <w:r>
         <w:rPr>
           <w:i/>
+          <w:noProof/>
         </w:rPr>
         <w:lastRenderedPageBreak/>
         <w:drawing>
@@ -8438,7 +6765,7 @@
                     <pic:cNvPicPr/>
                   </pic:nvPicPr>
                   <pic:blipFill>
-                    <a:blip r:embed="rId49"/>
+                    <a:blip r:embed="rId55"/>
                     <a:stretch>
                       <a:fillRect/>
                     </a:stretch>
@@ -8462,46 +6789,33 @@
         <w:rPr>
           <w:i/>
         </w:rPr>
-        <w:t xml:space="preserve">Figure 34: Final </w:t>
-      </w:r>
-      <w:proofErr w:type="spellStart"/>
-      <w:r>
+        <w:t>Figure 34: Final Git History.</w:t>
+      </w:r>
+    </w:p>
+    <w:p>
+      <w:r>
+        <w:rPr>
+          <w:b/>
+        </w:rPr>
+        <w:t>📸 Screenshot 35 — Final GitHub Repository</w:t>
+      </w:r>
+    </w:p>
+    <w:p>
+      <w:r>
+        <w:t>Show repository name, description, files, and visible project information.</w:t>
+      </w:r>
+    </w:p>
+    <w:p>
+      <w:pPr>
+        <w:jc w:val="center"/>
         <w:rPr>
           <w:i/>
         </w:rPr>
-        <w:t>Git</w:t>
-      </w:r>
-      <w:proofErr w:type="spellEnd"/>
+      </w:pPr>
       <w:r>
         <w:rPr>
           <w:i/>
-        </w:rPr>
-        <w:t xml:space="preserve"> History.</w:t>
-      </w:r>
-    </w:p>
-    <w:p>
-      <w:r>
-        <w:rPr>
-          <w:b/>
-        </w:rPr>
-        <w:t>📸 Screenshot 35 — Final GitHub Repository</w:t>
-      </w:r>
-    </w:p>
-    <w:p>
-      <w:r>
-        <w:t>Show repository name, description, files, and visible project information.</w:t>
-      </w:r>
-    </w:p>
-    <w:p>
-      <w:pPr>
-        <w:jc w:val="center"/>
-        <w:rPr>
-          <w:i/>
-        </w:rPr>
-      </w:pPr>
-      <w:r>
-        <w:rPr>
-          <w:i/>
+          <w:noProof/>
         </w:rPr>
         <w:lastRenderedPageBreak/>
         <w:drawing>
@@ -8520,7 +6834,7 @@
                     <pic:cNvPicPr/>
                   </pic:nvPicPr>
                   <pic:blipFill>
-                    <a:blip r:embed="rId50"/>
+                    <a:blip r:embed="rId56"/>
                     <a:stretch>
                       <a:fillRect/>
                     </a:stretch>
@@ -8607,7 +6921,7 @@
                           <pic:cNvPicPr/>
                         </pic:nvPicPr>
                         <pic:blipFill>
-                          <a:blip r:embed="rId51"/>
+                          <a:blip r:embed="rId57"/>
                           <a:stretch>
                             <a:fillRect/>
                           </a:stretch>
@@ -8657,8 +6971,6 @@
       <w:pPr>
         <w:jc w:val="center"/>
       </w:pPr>
-      <w:bookmarkStart w:id="0" w:name="_GoBack"/>
-      <w:bookmarkEnd w:id="0"/>
     </w:p>
     <w:p>
       <w:r>
@@ -8681,6 +6993,7 @@
       <w:r>
         <w:rPr>
           <w:i/>
+          <w:noProof/>
         </w:rPr>
         <w:drawing>
           <wp:inline distT="0" distB="0" distL="0" distR="0" wp14:anchorId="079F26FE" wp14:editId="375FF9E1">
@@ -8698,7 +7011,7 @@
                     <pic:cNvPicPr/>
                   </pic:nvPicPr>
                   <pic:blipFill>
-                    <a:blip r:embed="rId52"/>
+                    <a:blip r:embed="rId58"/>
                     <a:stretch>
                       <a:fillRect/>
                     </a:stretch>
@@ -8794,15 +7107,7 @@
         <w:pStyle w:val="Heading1"/>
       </w:pPr>
       <w:r>
-        <w:t xml:space="preserve">7. </w:t>
-      </w:r>
-      <w:proofErr w:type="spellStart"/>
-      <w:r>
-        <w:t>Git</w:t>
-      </w:r>
-      <w:proofErr w:type="spellEnd"/>
-      <w:r>
-        <w:t xml:space="preserve"> Command Demonstration Table</w:t>
+        <w:t>7. Git Command Demonstration Table</w:t>
       </w:r>
     </w:p>
     <w:tbl>
@@ -8820,8 +7125,8 @@
         <w:tblLook w:val="04A0" w:firstRow="1" w:lastRow="0" w:firstColumn="1" w:lastColumn="0" w:noHBand="0" w:noVBand="1"/>
       </w:tblPr>
       <w:tblGrid>
-        <w:gridCol w:w="1667"/>
-        <w:gridCol w:w="5828"/>
+        <w:gridCol w:w="1666"/>
+        <w:gridCol w:w="5829"/>
         <w:gridCol w:w="3295"/>
       </w:tblGrid>
       <w:tr>
@@ -8883,19 +7188,9 @@
             <w:pPr>
               <w:spacing w:after="0"/>
             </w:pPr>
-            <w:proofErr w:type="spellStart"/>
             <w:r>
-              <w:t>git</w:t>
+              <w:t>git init</w:t>
             </w:r>
-            <w:proofErr w:type="spellEnd"/>
-            <w:r>
-              <w:t xml:space="preserve"> </w:t>
-            </w:r>
-            <w:proofErr w:type="spellStart"/>
-            <w:r>
-              <w:t>init</w:t>
-            </w:r>
-            <w:proofErr w:type="spellEnd"/>
           </w:p>
         </w:tc>
         <w:tc>
@@ -8907,15 +7202,7 @@
               <w:spacing w:after="0"/>
             </w:pPr>
             <w:r>
-              <w:t xml:space="preserve">Initialize a local </w:t>
-            </w:r>
-            <w:proofErr w:type="spellStart"/>
-            <w:r>
-              <w:t>Git</w:t>
-            </w:r>
-            <w:proofErr w:type="spellEnd"/>
-            <w:r>
-              <w:t xml:space="preserve"> repository.</w:t>
+              <w:t>Initialize a local Git repository.</w:t>
             </w:r>
           </w:p>
         </w:tc>
@@ -8945,13 +7232,8 @@
             <w:pPr>
               <w:spacing w:after="0"/>
             </w:pPr>
-            <w:proofErr w:type="spellStart"/>
             <w:r>
-              <w:t>git</w:t>
-            </w:r>
-            <w:proofErr w:type="spellEnd"/>
-            <w:r>
-              <w:t xml:space="preserve"> status</w:t>
+              <w:t>git status</w:t>
             </w:r>
           </w:p>
         </w:tc>
@@ -8994,13 +7276,8 @@
             <w:pPr>
               <w:spacing w:after="0"/>
             </w:pPr>
-            <w:proofErr w:type="spellStart"/>
             <w:r>
-              <w:t>git</w:t>
-            </w:r>
-            <w:proofErr w:type="spellEnd"/>
-            <w:r>
-              <w:t xml:space="preserve"> add</w:t>
+              <w:t>git add</w:t>
             </w:r>
           </w:p>
         </w:tc>
@@ -9043,13 +7320,8 @@
             <w:pPr>
               <w:spacing w:after="0"/>
             </w:pPr>
-            <w:proofErr w:type="spellStart"/>
             <w:r>
-              <w:t>git</w:t>
-            </w:r>
-            <w:proofErr w:type="spellEnd"/>
-            <w:r>
-              <w:t xml:space="preserve"> commit</w:t>
+              <w:t>git commit</w:t>
             </w:r>
           </w:p>
         </w:tc>
@@ -9092,13 +7364,8 @@
             <w:pPr>
               <w:spacing w:after="0"/>
             </w:pPr>
-            <w:proofErr w:type="spellStart"/>
             <w:r>
-              <w:t>git</w:t>
-            </w:r>
-            <w:proofErr w:type="spellEnd"/>
-            <w:r>
-              <w:t xml:space="preserve"> log</w:t>
+              <w:t>git log</w:t>
             </w:r>
           </w:p>
         </w:tc>
@@ -9141,13 +7408,8 @@
             <w:pPr>
               <w:spacing w:after="0"/>
             </w:pPr>
-            <w:proofErr w:type="spellStart"/>
             <w:r>
-              <w:t>git</w:t>
-            </w:r>
-            <w:proofErr w:type="spellEnd"/>
-            <w:r>
-              <w:t xml:space="preserve"> branch</w:t>
+              <w:t>git branch</w:t>
             </w:r>
           </w:p>
         </w:tc>
@@ -9190,13 +7452,8 @@
             <w:pPr>
               <w:spacing w:after="0"/>
             </w:pPr>
-            <w:proofErr w:type="spellStart"/>
             <w:r>
-              <w:t>git</w:t>
-            </w:r>
-            <w:proofErr w:type="spellEnd"/>
-            <w:r>
-              <w:t xml:space="preserve"> switch</w:t>
+              <w:t>git switch</w:t>
             </w:r>
           </w:p>
         </w:tc>
@@ -9239,13 +7496,9 @@
             <w:pPr>
               <w:spacing w:after="0"/>
             </w:pPr>
-            <w:proofErr w:type="spellStart"/>
             <w:r>
-              <w:t>git</w:t>
-            </w:r>
-            <w:proofErr w:type="spellEnd"/>
-            <w:r>
-              <w:t xml:space="preserve"> diff</w:t>
+              <w:lastRenderedPageBreak/>
+              <w:t>git diff</w:t>
             </w:r>
           </w:p>
         </w:tc>
@@ -9258,15 +7511,7 @@
               <w:spacing w:after="0"/>
             </w:pPr>
             <w:r>
-              <w:t xml:space="preserve">Show </w:t>
-            </w:r>
-            <w:proofErr w:type="spellStart"/>
-            <w:r>
-              <w:t>unstaged</w:t>
-            </w:r>
-            <w:proofErr w:type="spellEnd"/>
-            <w:r>
-              <w:t xml:space="preserve"> changes.</w:t>
+              <w:t>Show unstaged changes.</w:t>
             </w:r>
           </w:p>
         </w:tc>
@@ -9296,14 +7541,8 @@
             <w:pPr>
               <w:spacing w:after="0"/>
             </w:pPr>
-            <w:proofErr w:type="spellStart"/>
             <w:r>
-              <w:lastRenderedPageBreak/>
-              <w:t>git</w:t>
-            </w:r>
-            <w:proofErr w:type="spellEnd"/>
-            <w:r>
-              <w:t xml:space="preserve"> diff --staged</w:t>
+              <w:t>git diff --staged</w:t>
             </w:r>
           </w:p>
         </w:tc>
@@ -9346,13 +7585,8 @@
             <w:pPr>
               <w:spacing w:after="0"/>
             </w:pPr>
-            <w:proofErr w:type="spellStart"/>
             <w:r>
-              <w:t>git</w:t>
-            </w:r>
-            <w:proofErr w:type="spellEnd"/>
-            <w:r>
-              <w:t xml:space="preserve"> clone</w:t>
+              <w:t>git clone</w:t>
             </w:r>
           </w:p>
         </w:tc>
@@ -9395,13 +7629,8 @@
             <w:pPr>
               <w:spacing w:after="0"/>
             </w:pPr>
-            <w:proofErr w:type="spellStart"/>
             <w:r>
-              <w:t>git</w:t>
-            </w:r>
-            <w:proofErr w:type="spellEnd"/>
-            <w:r>
-              <w:t xml:space="preserve"> remote -v</w:t>
+              <w:t>git remote -v</w:t>
             </w:r>
           </w:p>
         </w:tc>
@@ -9444,13 +7673,8 @@
             <w:pPr>
               <w:spacing w:after="0"/>
             </w:pPr>
-            <w:proofErr w:type="spellStart"/>
             <w:r>
-              <w:t>git</w:t>
-            </w:r>
-            <w:proofErr w:type="spellEnd"/>
-            <w:r>
-              <w:t xml:space="preserve"> push</w:t>
+              <w:t>git push</w:t>
             </w:r>
           </w:p>
         </w:tc>
@@ -9493,13 +7717,8 @@
             <w:pPr>
               <w:spacing w:after="0"/>
             </w:pPr>
-            <w:proofErr w:type="spellStart"/>
             <w:r>
-              <w:t>git</w:t>
-            </w:r>
-            <w:proofErr w:type="spellEnd"/>
-            <w:r>
-              <w:t xml:space="preserve"> fetch</w:t>
+              <w:t>git fetch</w:t>
             </w:r>
           </w:p>
         </w:tc>
@@ -9542,13 +7761,8 @@
             <w:pPr>
               <w:spacing w:after="0"/>
             </w:pPr>
-            <w:proofErr w:type="spellStart"/>
             <w:r>
-              <w:t>git</w:t>
-            </w:r>
-            <w:proofErr w:type="spellEnd"/>
-            <w:r>
-              <w:t xml:space="preserve"> pull</w:t>
+              <w:t>git pull</w:t>
             </w:r>
           </w:p>
         </w:tc>
@@ -9591,13 +7805,8 @@
             <w:pPr>
               <w:spacing w:after="0"/>
             </w:pPr>
-            <w:proofErr w:type="spellStart"/>
             <w:r>
-              <w:t>git</w:t>
-            </w:r>
-            <w:proofErr w:type="spellEnd"/>
-            <w:r>
-              <w:t xml:space="preserve"> merge</w:t>
+              <w:t>git merge</w:t>
             </w:r>
           </w:p>
         </w:tc>
@@ -9640,13 +7849,8 @@
             <w:pPr>
               <w:spacing w:after="0"/>
             </w:pPr>
-            <w:proofErr w:type="spellStart"/>
             <w:r>
-              <w:t>git</w:t>
-            </w:r>
-            <w:proofErr w:type="spellEnd"/>
-            <w:r>
-              <w:t xml:space="preserve"> stash</w:t>
+              <w:t>git stash</w:t>
             </w:r>
           </w:p>
         </w:tc>
@@ -9689,13 +7893,8 @@
             <w:pPr>
               <w:spacing w:after="0"/>
             </w:pPr>
-            <w:proofErr w:type="spellStart"/>
             <w:r>
-              <w:t>git</w:t>
-            </w:r>
-            <w:proofErr w:type="spellEnd"/>
-            <w:r>
-              <w:t xml:space="preserve"> restore</w:t>
+              <w:t>git restore</w:t>
             </w:r>
           </w:p>
         </w:tc>
@@ -9738,13 +7937,8 @@
             <w:pPr>
               <w:spacing w:after="0"/>
             </w:pPr>
-            <w:proofErr w:type="spellStart"/>
             <w:r>
-              <w:t>git</w:t>
-            </w:r>
-            <w:proofErr w:type="spellEnd"/>
-            <w:r>
-              <w:t xml:space="preserve"> reset</w:t>
+              <w:t>git reset</w:t>
             </w:r>
           </w:p>
         </w:tc>
@@ -9757,15 +7951,7 @@
               <w:spacing w:after="0"/>
             </w:pPr>
             <w:r>
-              <w:t>Move HEAD/branch reference and optionally reset index/</w:t>
-            </w:r>
-            <w:proofErr w:type="spellStart"/>
-            <w:r>
-              <w:t>worktree</w:t>
-            </w:r>
-            <w:proofErr w:type="spellEnd"/>
-            <w:r>
-              <w:t>.</w:t>
+              <w:t>Move HEAD/branch reference and optionally reset index/worktree.</w:t>
             </w:r>
           </w:p>
         </w:tc>
@@ -9795,13 +7981,8 @@
             <w:pPr>
               <w:spacing w:after="0"/>
             </w:pPr>
-            <w:proofErr w:type="spellStart"/>
             <w:r>
-              <w:t>git</w:t>
-            </w:r>
-            <w:proofErr w:type="spellEnd"/>
-            <w:r>
-              <w:t xml:space="preserve"> revert</w:t>
+              <w:t>git revert</w:t>
             </w:r>
           </w:p>
         </w:tc>
@@ -9844,13 +8025,8 @@
             <w:pPr>
               <w:spacing w:after="0"/>
             </w:pPr>
-            <w:proofErr w:type="spellStart"/>
             <w:r>
-              <w:t>git</w:t>
-            </w:r>
-            <w:proofErr w:type="spellEnd"/>
-            <w:r>
-              <w:t xml:space="preserve"> show</w:t>
+              <w:t>git show</w:t>
             </w:r>
           </w:p>
         </w:tc>
@@ -9893,13 +8069,8 @@
             <w:pPr>
               <w:spacing w:after="0"/>
             </w:pPr>
-            <w:proofErr w:type="spellStart"/>
             <w:r>
-              <w:t>git</w:t>
-            </w:r>
-            <w:proofErr w:type="spellEnd"/>
-            <w:r>
-              <w:t xml:space="preserve"> blame</w:t>
+              <w:t>git blame</w:t>
             </w:r>
           </w:p>
         </w:tc>
@@ -9942,13 +8113,8 @@
             <w:pPr>
               <w:spacing w:after="0"/>
             </w:pPr>
-            <w:proofErr w:type="spellStart"/>
             <w:r>
-              <w:t>git</w:t>
-            </w:r>
-            <w:proofErr w:type="spellEnd"/>
-            <w:r>
-              <w:t xml:space="preserve"> tag</w:t>
+              <w:t>git tag</w:t>
             </w:r>
           </w:p>
         </w:tc>
@@ -10029,13 +8195,8 @@
       <w:pPr>
         <w:pStyle w:val="ListBullet"/>
       </w:pPr>
-      <w:proofErr w:type="spellStart"/>
-      <w:r>
-        <w:t>Git</w:t>
-      </w:r>
-      <w:proofErr w:type="spellEnd"/>
-      <w:r>
-        <w:t xml:space="preserve"> Workflow</w:t>
+      <w:r>
+        <w:t>Git Workflow</w:t>
       </w:r>
     </w:p>
     <w:p>
@@ -10050,13 +8211,8 @@
       <w:pPr>
         <w:pStyle w:val="ListBullet"/>
       </w:pPr>
-      <w:proofErr w:type="spellStart"/>
-      <w:r>
-        <w:t>Git</w:t>
-      </w:r>
-      <w:proofErr w:type="spellEnd"/>
-      <w:r>
-        <w:t xml:space="preserve"> Commands Demonstrated</w:t>
+      <w:r>
+        <w:t>Git Commands Demonstrated</w:t>
       </w:r>
     </w:p>
     <w:p>
@@ -10199,17 +8355,8 @@
     </w:p>
     <w:p>
       <w:r>
-        <w:t xml:space="preserve">Avoid meaningless messages such as: changes, update, final, </w:t>
-      </w:r>
-      <w:proofErr w:type="spellStart"/>
-      <w:proofErr w:type="gramStart"/>
-      <w:r>
-        <w:t>abc</w:t>
-      </w:r>
-      <w:proofErr w:type="spellEnd"/>
-      <w:proofErr w:type="gramEnd"/>
-      <w:r>
-        <w:t>, test, work, new.</w:t>
+        <w:lastRenderedPageBreak/>
+        <w:t>Avoid meaningless messages such as: changes, update, final, abc, test, work, new.</w:t>
       </w:r>
     </w:p>
     <w:p>
@@ -10217,7 +8364,6 @@
         <w:pStyle w:val="Heading1"/>
       </w:pPr>
       <w:r>
-        <w:lastRenderedPageBreak/>
         <w:t>11. Final Report Questions</w:t>
       </w:r>
     </w:p>
@@ -10233,7 +8379,6 @@
       <w:r>
         <w:t>Answer: _</w:t>
       </w:r>
-      <w:proofErr w:type="gramStart"/>
       <w:r>
         <w:rPr>
           <w:rFonts w:hAnsi="Symbol"/>
@@ -10248,33 +8393,49 @@
           <w:b/>
           <w:bCs/>
         </w:rPr>
-        <w:t>Working</w:t>
-      </w:r>
-      <w:proofErr w:type="gramEnd"/>
+        <w:t>Working Directory:</w:t>
+      </w:r>
+      <w:r>
+        <w:t xml:space="preserve"> The local folder on your filesystem where you actively view, add, and edit files. Changes here are untracked or unstaged until explicitly added.</w:t>
+      </w:r>
+    </w:p>
+    <w:p>
+      <w:pPr>
+        <w:pStyle w:val="NormalWeb"/>
+      </w:pPr>
+      <w:r>
+        <w:rPr>
+          <w:rFonts w:hAnsi="Symbol"/>
+        </w:rPr>
+        <w:t></w:t>
+      </w:r>
+      <w:r>
+        <w:t xml:space="preserve">  </w:t>
+      </w:r>
       <w:r>
         <w:rPr>
           <w:b/>
           <w:bCs/>
         </w:rPr>
-        <w:t xml:space="preserve"> Directory:</w:t>
-      </w:r>
-      <w:r>
-        <w:t xml:space="preserve"> The local folder on your filesystem where you actively view, add, and edit files. Changes here are untracked or </w:t>
-      </w:r>
-      <w:proofErr w:type="spellStart"/>
-      <w:r>
-        <w:t>unstaged</w:t>
-      </w:r>
-      <w:proofErr w:type="spellEnd"/>
-      <w:r>
-        <w:t xml:space="preserve"> until explicitly added.</w:t>
+        <w:t>Staging Area (Index):</w:t>
+      </w:r>
+      <w:r>
+        <w:t xml:space="preserve"> An intermediate preview layer where files are marked with </w:t>
+      </w:r>
+      <w:r>
+        <w:rPr>
+          <w:rStyle w:val="HTMLCode"/>
+        </w:rPr>
+        <w:t>git add</w:t>
+      </w:r>
+      <w:r>
+        <w:t xml:space="preserve"> to indicate they are prepared to be included in the next commit.</w:t>
       </w:r>
     </w:p>
     <w:p>
       <w:pPr>
         <w:pStyle w:val="NormalWeb"/>
       </w:pPr>
-      <w:proofErr w:type="gramStart"/>
       <w:r>
         <w:rPr>
           <w:rFonts w:hAnsi="Symbol"/>
@@ -10289,42 +8450,57 @@
           <w:b/>
           <w:bCs/>
         </w:rPr>
-        <w:t>Staging</w:t>
-      </w:r>
-      <w:proofErr w:type="gramEnd"/>
+        <w:t>Local Repository:</w:t>
+      </w:r>
+      <w:r>
+        <w:t xml:space="preserve"> The </w:t>
+      </w:r>
+      <w:r>
+        <w:rPr>
+          <w:rStyle w:val="HTMLCode"/>
+        </w:rPr>
+        <w:t>.git</w:t>
+      </w:r>
+      <w:r>
+        <w:t xml:space="preserve"> directory on your local machine storing committed project history, snapshots, and local branches permanently.</w:t>
+      </w:r>
+    </w:p>
+    <w:p>
+      <w:pPr>
+        <w:pStyle w:val="NormalWeb"/>
+      </w:pPr>
+      <w:r>
+        <w:rPr>
+          <w:rFonts w:hAnsi="Symbol"/>
+        </w:rPr>
+        <w:t></w:t>
+      </w:r>
+      <w:r>
+        <w:t xml:space="preserve">  </w:t>
+      </w:r>
       <w:r>
         <w:rPr>
           <w:b/>
           <w:bCs/>
         </w:rPr>
-        <w:t xml:space="preserve"> Area (Index):</w:t>
-      </w:r>
-      <w:r>
-        <w:t xml:space="preserve"> An intermediate preview layer where files are marked with </w:t>
-      </w:r>
-      <w:proofErr w:type="spellStart"/>
-      <w:r>
-        <w:rPr>
-          <w:rStyle w:val="HTMLCode"/>
-        </w:rPr>
-        <w:t>git</w:t>
-      </w:r>
-      <w:proofErr w:type="spellEnd"/>
-      <w:r>
-        <w:rPr>
-          <w:rStyle w:val="HTMLCode"/>
-        </w:rPr>
-        <w:t xml:space="preserve"> add</w:t>
-      </w:r>
-      <w:r>
-        <w:t xml:space="preserve"> to indicate they are prepared to be included in the next commit.</w:t>
+        <w:t>Remote Repository:</w:t>
+      </w:r>
+      <w:r>
+        <w:t xml:space="preserve"> A centralized version of the repository hosted on a network or server platform (e.g., GitHub, GitLab) used for team collaboration, code reviews, and remote backups.</w:t>
+      </w:r>
+    </w:p>
+    <w:p>
+      <w:r>
+        <w:t>Q2. What is the difference between git fetch and git pull?</w:t>
       </w:r>
     </w:p>
     <w:p>
       <w:pPr>
         <w:pStyle w:val="NormalWeb"/>
       </w:pPr>
-      <w:proofErr w:type="gramStart"/>
+      <w:r>
+        <w:t xml:space="preserve">Answer: </w:t>
+      </w:r>
       <w:r>
         <w:rPr>
           <w:rFonts w:hAnsi="Symbol"/>
@@ -10334,139 +8510,54 @@
       <w:r>
         <w:t xml:space="preserve">  </w:t>
       </w:r>
-      <w:r>
-        <w:rPr>
-          <w:b/>
-          <w:bCs/>
-        </w:rPr>
-        <w:t>Local</w:t>
-      </w:r>
-      <w:proofErr w:type="gramEnd"/>
-      <w:r>
-        <w:rPr>
-          <w:b/>
-          <w:bCs/>
-        </w:rPr>
-        <w:t xml:space="preserve"> Repository:</w:t>
-      </w:r>
-      <w:r>
-        <w:t xml:space="preserve"> The </w:t>
-      </w:r>
-      <w:r>
-        <w:rPr>
-          <w:rStyle w:val="HTMLCode"/>
-        </w:rPr>
-        <w:t>.</w:t>
-      </w:r>
-      <w:proofErr w:type="spellStart"/>
-      <w:r>
-        <w:rPr>
-          <w:rStyle w:val="HTMLCode"/>
-        </w:rPr>
-        <w:t>git</w:t>
-      </w:r>
-      <w:proofErr w:type="spellEnd"/>
-      <w:r>
-        <w:t xml:space="preserve"> directory on your local machine storing committed project history, snapshots, and local branches permanently.</w:t>
-      </w:r>
-    </w:p>
-    <w:p>
-      <w:pPr>
-        <w:pStyle w:val="NormalWeb"/>
-      </w:pPr>
-      <w:proofErr w:type="gramStart"/>
-      <w:r>
-        <w:rPr>
-          <w:rFonts w:hAnsi="Symbol"/>
-        </w:rPr>
-        <w:t></w:t>
-      </w:r>
-      <w:r>
-        <w:t xml:space="preserve">  </w:t>
-      </w:r>
-      <w:r>
-        <w:rPr>
-          <w:b/>
-          <w:bCs/>
-        </w:rPr>
-        <w:t>Remote</w:t>
-      </w:r>
-      <w:proofErr w:type="gramEnd"/>
-      <w:r>
-        <w:rPr>
-          <w:b/>
-          <w:bCs/>
-        </w:rPr>
-        <w:t xml:space="preserve"> Repository:</w:t>
-      </w:r>
-      <w:r>
-        <w:t xml:space="preserve"> A centralized version of the repository hosted on a network or server platform (e.g., GitHub, </w:t>
-      </w:r>
-      <w:proofErr w:type="spellStart"/>
-      <w:r>
-        <w:t>GitLab</w:t>
-      </w:r>
-      <w:proofErr w:type="spellEnd"/>
-      <w:r>
-        <w:t>) used for team collaboration, code reviews, and remote backups.</w:t>
-      </w:r>
-    </w:p>
-    <w:p>
-      <w:r>
-        <w:t xml:space="preserve">Q2. What is the difference between </w:t>
-      </w:r>
-      <w:proofErr w:type="spellStart"/>
-      <w:r>
-        <w:t>git</w:t>
-      </w:r>
-      <w:proofErr w:type="spellEnd"/>
-      <w:r>
-        <w:t xml:space="preserve"> fetch and </w:t>
-      </w:r>
-      <w:proofErr w:type="spellStart"/>
-      <w:r>
-        <w:t>git</w:t>
-      </w:r>
-      <w:proofErr w:type="spellEnd"/>
-      <w:r>
-        <w:t xml:space="preserve"> pull?</w:t>
-      </w:r>
-    </w:p>
-    <w:p>
-      <w:pPr>
-        <w:pStyle w:val="NormalWeb"/>
-      </w:pPr>
-      <w:r>
-        <w:t xml:space="preserve">Answer: </w:t>
-      </w:r>
-      <w:proofErr w:type="gramStart"/>
-      <w:r>
-        <w:rPr>
-          <w:rFonts w:hAnsi="Symbol"/>
-        </w:rPr>
-        <w:t></w:t>
-      </w:r>
-      <w:r>
-        <w:t xml:space="preserve">  </w:t>
-      </w:r>
-      <w:proofErr w:type="spellStart"/>
       <w:r>
         <w:rPr>
           <w:rStyle w:val="HTMLCode"/>
           <w:b/>
           <w:bCs/>
         </w:rPr>
-        <w:t>git</w:t>
-      </w:r>
-      <w:proofErr w:type="spellEnd"/>
-      <w:proofErr w:type="gramEnd"/>
+        <w:t>git fetch</w:t>
+      </w:r>
+      <w:r>
+        <w:rPr>
+          <w:b/>
+          <w:bCs/>
+        </w:rPr>
+        <w:t>:</w:t>
+      </w:r>
+      <w:r>
+        <w:t xml:space="preserve"> Downloads the latest commits, branches, and tags from the remote repository to your local machine, updating remote tracking branches (such as </w:t>
+      </w:r>
+      <w:r>
+        <w:rPr>
+          <w:rStyle w:val="HTMLCode"/>
+        </w:rPr>
+        <w:t>origin/main</w:t>
+      </w:r>
+      <w:r>
+        <w:t>) without modifying your current working files or active branch.</w:t>
+      </w:r>
+    </w:p>
+    <w:p>
+      <w:pPr>
+        <w:pStyle w:val="NormalWeb"/>
+      </w:pPr>
+      <w:r>
+        <w:rPr>
+          <w:rFonts w:hAnsi="Symbol"/>
+        </w:rPr>
+        <w:t></w:t>
+      </w:r>
+      <w:r>
+        <w:t xml:space="preserve">  </w:t>
+      </w:r>
       <w:r>
         <w:rPr>
           <w:rStyle w:val="HTMLCode"/>
           <w:b/>
           <w:bCs/>
         </w:rPr>
-        <w:t xml:space="preserve"> fetch</w:t>
+        <w:t>git pull</w:t>
       </w:r>
       <w:r>
         <w:rPr>
@@ -10476,23 +8567,39 @@
         <w:t>:</w:t>
       </w:r>
       <w:r>
-        <w:t xml:space="preserve"> Downloads the latest commits, branches, and tags from the remote repository to your local machine, updating remote tracking branches (such as </w:t>
+        <w:t xml:space="preserve"> Performs a </w:t>
       </w:r>
       <w:r>
         <w:rPr>
           <w:rStyle w:val="HTMLCode"/>
         </w:rPr>
-        <w:t>origin/main</w:t>
-      </w:r>
-      <w:r>
-        <w:t>) without modifying your current working files or active branch.</w:t>
+        <w:t>git fetch</w:t>
+      </w:r>
+      <w:r>
+        <w:t xml:space="preserve"> immediately followed by a </w:t>
+      </w:r>
+      <w:r>
+        <w:rPr>
+          <w:rStyle w:val="HTMLCode"/>
+        </w:rPr>
+        <w:t>git merge</w:t>
+      </w:r>
+      <w:r>
+        <w:t xml:space="preserve"> (or rebase), integrating incoming remote changes directly into your active working branch.</w:t>
+      </w:r>
+    </w:p>
+    <w:p>
+      <w:r>
+        <w:t>Q3. What is the difference between git merge and git rebase? You only need to explain rebase; you do not have to perform it.</w:t>
       </w:r>
     </w:p>
     <w:p>
       <w:pPr>
         <w:pStyle w:val="NormalWeb"/>
       </w:pPr>
-      <w:proofErr w:type="gramStart"/>
+      <w:r>
+        <w:t xml:space="preserve">Answer: </w:t>
+      </w:r>
       <w:r>
         <w:rPr>
           <w:rFonts w:hAnsi="Symbol"/>
@@ -10502,24 +8609,45 @@
       <w:r>
         <w:t xml:space="preserve">  </w:t>
       </w:r>
-      <w:proofErr w:type="spellStart"/>
       <w:r>
         <w:rPr>
           <w:rStyle w:val="HTMLCode"/>
           <w:b/>
           <w:bCs/>
         </w:rPr>
-        <w:t>git</w:t>
-      </w:r>
-      <w:proofErr w:type="spellEnd"/>
-      <w:proofErr w:type="gramEnd"/>
+        <w:t>git merge</w:t>
+      </w:r>
+      <w:r>
+        <w:rPr>
+          <w:b/>
+          <w:bCs/>
+        </w:rPr>
+        <w:t>:</w:t>
+      </w:r>
+      <w:r>
+        <w:t xml:space="preserve"> Combines independent branch histories by creating a dedicated merge commit, preserving the exact chronological sequence and branch topology.</w:t>
+      </w:r>
+    </w:p>
+    <w:p>
+      <w:pPr>
+        <w:pStyle w:val="NormalWeb"/>
+      </w:pPr>
+      <w:r>
+        <w:rPr>
+          <w:rFonts w:hAnsi="Symbol"/>
+        </w:rPr>
+        <w:t></w:t>
+      </w:r>
+      <w:r>
+        <w:t xml:space="preserve">  </w:t>
+      </w:r>
       <w:r>
         <w:rPr>
           <w:rStyle w:val="HTMLCode"/>
           <w:b/>
           <w:bCs/>
         </w:rPr>
-        <w:t xml:space="preserve"> pull</w:t>
+        <w:t>git rebase</w:t>
       </w:r>
       <w:r>
         <w:rPr>
@@ -10529,62 +8657,22 @@
         <w:t>:</w:t>
       </w:r>
       <w:r>
-        <w:t xml:space="preserve"> Performs a </w:t>
-      </w:r>
-      <w:proofErr w:type="spellStart"/>
+        <w:t xml:space="preserve"> Moves or applies the commits of your current feature branch on top of another branch (e.g., </w:t>
+      </w:r>
       <w:r>
         <w:rPr>
           <w:rStyle w:val="HTMLCode"/>
         </w:rPr>
-        <w:t>git</w:t>
-      </w:r>
-      <w:proofErr w:type="spellEnd"/>
-      <w:r>
-        <w:rPr>
-          <w:rStyle w:val="HTMLCode"/>
-        </w:rPr>
-        <w:t xml:space="preserve"> fetch</w:t>
-      </w:r>
-      <w:r>
-        <w:t xml:space="preserve"> immediately followed by a </w:t>
-      </w:r>
-      <w:proofErr w:type="spellStart"/>
-      <w:r>
-        <w:rPr>
-          <w:rStyle w:val="HTMLCode"/>
-        </w:rPr>
-        <w:t>git</w:t>
-      </w:r>
-      <w:proofErr w:type="spellEnd"/>
-      <w:r>
-        <w:rPr>
-          <w:rStyle w:val="HTMLCode"/>
-        </w:rPr>
-        <w:t xml:space="preserve"> merge</w:t>
-      </w:r>
-      <w:r>
-        <w:t xml:space="preserve"> (or rebase), integrating incoming remote changes directly into your active working branch.</w:t>
-      </w:r>
-    </w:p>
-    <w:p>
-      <w:r>
-        <w:t xml:space="preserve">Q3. What is the difference between </w:t>
-      </w:r>
-      <w:proofErr w:type="spellStart"/>
-      <w:r>
-        <w:t>git</w:t>
-      </w:r>
-      <w:proofErr w:type="spellEnd"/>
-      <w:r>
-        <w:t xml:space="preserve"> merge and </w:t>
-      </w:r>
-      <w:proofErr w:type="spellStart"/>
-      <w:r>
-        <w:t>git</w:t>
-      </w:r>
-      <w:proofErr w:type="spellEnd"/>
-      <w:r>
-        <w:t xml:space="preserve"> rebase? You only need to explain rebase; you do not have to perform it.</w:t>
+        <w:t>main</w:t>
+      </w:r>
+      <w:r>
+        <w:t>), rewriting commit hashes to create a clean, linear project history without merge commits.</w:t>
+      </w:r>
+    </w:p>
+    <w:p/>
+    <w:p>
+      <w:r>
+        <w:t>Q4. What is the difference between git reset and git revert?</w:t>
       </w:r>
     </w:p>
     <w:p>
@@ -10594,7 +8682,6 @@
       <w:r>
         <w:t xml:space="preserve">Answer: </w:t>
       </w:r>
-      <w:proofErr w:type="gramStart"/>
       <w:r>
         <w:rPr>
           <w:rFonts w:hAnsi="Symbol"/>
@@ -10604,24 +8691,72 @@
       <w:r>
         <w:t xml:space="preserve">  </w:t>
       </w:r>
-      <w:proofErr w:type="spellStart"/>
       <w:r>
         <w:rPr>
           <w:rStyle w:val="HTMLCode"/>
           <w:b/>
           <w:bCs/>
         </w:rPr>
-        <w:t>git</w:t>
-      </w:r>
-      <w:proofErr w:type="spellEnd"/>
-      <w:proofErr w:type="gramEnd"/>
+        <w:t>git reset</w:t>
+      </w:r>
+      <w:r>
+        <w:rPr>
+          <w:b/>
+          <w:bCs/>
+        </w:rPr>
+        <w:t>:</w:t>
+      </w:r>
+      <w:r>
+        <w:t xml:space="preserve"> Moves the current branch pointer backward to an earlier commit, altering commit history. Depending on the flag used (</w:t>
+      </w:r>
+      <w:r>
+        <w:rPr>
+          <w:rStyle w:val="HTMLCode"/>
+        </w:rPr>
+        <w:t>--soft</w:t>
+      </w:r>
+      <w:r>
+        <w:t xml:space="preserve">, </w:t>
+      </w:r>
+      <w:r>
+        <w:rPr>
+          <w:rStyle w:val="HTMLCode"/>
+        </w:rPr>
+        <w:t>--mixed</w:t>
+      </w:r>
+      <w:r>
+        <w:t xml:space="preserve">, </w:t>
+      </w:r>
+      <w:r>
+        <w:rPr>
+          <w:rStyle w:val="HTMLCode"/>
+        </w:rPr>
+        <w:t>--hard</w:t>
+      </w:r>
+      <w:r>
+        <w:t>), changes can remain staged, unstaged, or be permanently discarded.</w:t>
+      </w:r>
+    </w:p>
+    <w:p>
+      <w:pPr>
+        <w:pStyle w:val="NormalWeb"/>
+      </w:pPr>
+      <w:r>
+        <w:rPr>
+          <w:rFonts w:hAnsi="Symbol"/>
+        </w:rPr>
+        <w:t></w:t>
+      </w:r>
+      <w:r>
+        <w:t xml:space="preserve">  </w:t>
+      </w:r>
       <w:r>
         <w:rPr>
           <w:rStyle w:val="HTMLCode"/>
           <w:b/>
           <w:bCs/>
         </w:rPr>
-        <w:t xml:space="preserve"> merge</w:t>
+        <w:t>git revert</w:t>
       </w:r>
       <w:r>
         <w:rPr>
@@ -10631,14 +8766,26 @@
         <w:t>:</w:t>
       </w:r>
       <w:r>
-        <w:t xml:space="preserve"> Combines independent branch histories by creating a dedicated merge commit, preserving the exact chronological sequence and branch topology.</w:t>
+        <w:t xml:space="preserve"> Creates a new commit that applies inverse changes to undo an earlier commit, preserving existing commit history safely for collaborative repositories.</w:t>
+      </w:r>
+    </w:p>
+    <w:p/>
+    <w:p>
+      <w:r>
+        <w:t>Q5. Why should developers normally create feature branches instead of making every change directly on main?</w:t>
       </w:r>
     </w:p>
     <w:p>
       <w:pPr>
         <w:pStyle w:val="NormalWeb"/>
       </w:pPr>
-      <w:proofErr w:type="gramStart"/>
+      <w:r>
+        <w:lastRenderedPageBreak/>
+        <w:t>Answer:</w:t>
+      </w:r>
+      <w:r>
+        <w:t xml:space="preserve"> </w:t>
+      </w:r>
       <w:r>
         <w:rPr>
           <w:rFonts w:hAnsi="Symbol"/>
@@ -10646,787 +8793,406 @@
         <w:t></w:t>
       </w:r>
       <w:r>
+        <w:t xml:space="preserve">  Isolates in-progress features, experiments, or bug fixes without destabilizing production code on </w:t>
+      </w:r>
+      <w:r>
+        <w:rPr>
+          <w:rStyle w:val="HTMLCode"/>
+        </w:rPr>
+        <w:t>main</w:t>
+      </w:r>
+      <w:r>
+        <w:t>.</w:t>
+      </w:r>
+    </w:p>
+    <w:p>
+      <w:pPr>
+        <w:pStyle w:val="NormalWeb"/>
+      </w:pPr>
+      <w:r>
+        <w:rPr>
+          <w:rFonts w:hAnsi="Symbol"/>
+        </w:rPr>
+        <w:t></w:t>
+      </w:r>
+      <w:r>
+        <w:t xml:space="preserve">  Enables team collaboration via Pull Requests, peer code reviews, and automated CI/CD checks before code merges.</w:t>
+      </w:r>
+    </w:p>
+    <w:p>
+      <w:pPr>
+        <w:pStyle w:val="NormalWeb"/>
+      </w:pPr>
+      <w:r>
+        <w:rPr>
+          <w:rFonts w:hAnsi="Symbol"/>
+        </w:rPr>
+        <w:t></w:t>
+      </w:r>
+      <w:r>
+        <w:t xml:space="preserve">  Permits multiple developers to work concurrently on distinct features without colliding in active working branches.</w:t>
+      </w:r>
+    </w:p>
+    <w:p/>
+    <w:p>
+      <w:r>
+        <w:t>Q6. What causes a Git merge conflict?</w:t>
+      </w:r>
+    </w:p>
+    <w:p>
+      <w:r>
+        <w:t xml:space="preserve">Answer: </w:t>
+      </w:r>
+      <w:r>
+        <w:t>A merge conflict occurs when two branches modify the exact same lines of code within a file differently, or when one branch deletes a file that another branch edits, preventing Git from resolving the differences automatically.</w:t>
+      </w:r>
+    </w:p>
+    <w:p>
+      <w:r>
+        <w:t>Q7. How did you resolve your merge conflict?</w:t>
+      </w:r>
+    </w:p>
+    <w:p>
+      <w:pPr>
+        <w:pStyle w:val="NormalWeb"/>
+      </w:pPr>
+      <w:r>
+        <w:t xml:space="preserve">Answer: </w:t>
+      </w:r>
+      <w:r>
+        <w:rPr>
+          <w:rFonts w:hAnsi="Symbol"/>
+        </w:rPr>
+        <w:t></w:t>
+      </w:r>
+      <w:r>
+        <w:t xml:space="preserve">  Opened the conflicting file(s) containing conflict markers (</w:t>
+      </w:r>
+      <w:r>
+        <w:rPr>
+          <w:rStyle w:val="HTMLCode"/>
+        </w:rPr>
+        <w:t>&lt;&lt;&lt;&lt;&lt;&lt;&lt;</w:t>
+      </w:r>
+      <w:r>
+        <w:t xml:space="preserve">, </w:t>
+      </w:r>
+      <w:r>
+        <w:rPr>
+          <w:rStyle w:val="HTMLCode"/>
+        </w:rPr>
+        <w:t>=======</w:t>
+      </w:r>
+      <w:r>
+        <w:t xml:space="preserve">, </w:t>
+      </w:r>
+      <w:r>
+        <w:rPr>
+          <w:rStyle w:val="HTMLCode"/>
+        </w:rPr>
+        <w:t>&gt;&gt;&gt;&gt;&gt;&gt;&gt;</w:t>
+      </w:r>
+      <w:r>
+        <w:t>).</w:t>
+      </w:r>
+    </w:p>
+    <w:p>
+      <w:pPr>
+        <w:pStyle w:val="NormalWeb"/>
+      </w:pPr>
+      <w:r>
+        <w:rPr>
+          <w:rFonts w:hAnsi="Symbol"/>
+        </w:rPr>
+        <w:t></w:t>
+      </w:r>
+      <w:r>
+        <w:t xml:space="preserve">  Discussed changes with the collaborator, edited the conflicting sections to combine the correct logic, and removed all conflict marker tags.</w:t>
+      </w:r>
+    </w:p>
+    <w:p>
+      <w:pPr>
+        <w:pStyle w:val="NormalWeb"/>
+      </w:pPr>
+      <w:r>
+        <w:rPr>
+          <w:rFonts w:hAnsi="Symbol"/>
+        </w:rPr>
+        <w:t></w:t>
+      </w:r>
+      <w:r>
+        <w:t xml:space="preserve">  Staged the resolved files using </w:t>
+      </w:r>
+      <w:r>
+        <w:rPr>
+          <w:rStyle w:val="HTMLCode"/>
+        </w:rPr>
+        <w:t>git add &lt;file&gt;</w:t>
+      </w:r>
+      <w:r>
+        <w:t xml:space="preserve"> and completed the merge via </w:t>
+      </w:r>
+      <w:r>
+        <w:rPr>
+          <w:rStyle w:val="HTMLCode"/>
+        </w:rPr>
+        <w:t>git commit</w:t>
+      </w:r>
+      <w:r>
+        <w:t xml:space="preserve"> before pushing to GitHub.</w:t>
+      </w:r>
+    </w:p>
+    <w:p>
+      <w:r>
+        <w:t>Q8. Why is a Pull Request useful?</w:t>
+      </w:r>
+    </w:p>
+    <w:p>
+      <w:pPr>
+        <w:pStyle w:val="NormalWeb"/>
+      </w:pPr>
+      <w:r>
+        <w:t>Answer:</w:t>
+      </w:r>
+      <w:r>
+        <w:t xml:space="preserve"> </w:t>
+      </w:r>
+      <w:r>
+        <w:rPr>
+          <w:rFonts w:hAnsi="Symbol"/>
+        </w:rPr>
+        <w:t></w:t>
+      </w:r>
+      <w:r>
+        <w:t xml:space="preserve">  Provides a formal code review mechanism to verify code quality, structure, and functionality prior to merging into production branches.</w:t>
+      </w:r>
+    </w:p>
+    <w:p>
+      <w:pPr>
+        <w:pStyle w:val="NormalWeb"/>
+      </w:pPr>
+      <w:r>
+        <w:rPr>
+          <w:rFonts w:hAnsi="Symbol"/>
+        </w:rPr>
+        <w:t></w:t>
+      </w:r>
+      <w:r>
+        <w:t xml:space="preserve">  Facilitates team discussion, inline commenting, and automated integration checks.</w:t>
+      </w:r>
+    </w:p>
+    <w:p>
+      <w:pPr>
+        <w:pStyle w:val="NormalWeb"/>
+      </w:pPr>
+      <w:r>
+        <w:rPr>
+          <w:rFonts w:hAnsi="Symbol"/>
+        </w:rPr>
+        <w:t></w:t>
+      </w:r>
+      <w:r>
+        <w:t xml:space="preserve">  Documents architectural decisions and historical context tied to specific feature branches.</w:t>
+      </w:r>
+    </w:p>
+    <w:p>
+      <w:r>
+        <w:t>Q9. Why should commit messages be meaningful?</w:t>
+      </w:r>
+    </w:p>
+    <w:p>
+      <w:pPr>
+        <w:pStyle w:val="NormalWeb"/>
+      </w:pPr>
+      <w:r>
+        <w:t>Answer:</w:t>
+      </w:r>
+      <w:r>
+        <w:rPr>
+          <w:rFonts w:hAnsi="Symbol"/>
+        </w:rPr>
+        <w:t xml:space="preserve"> </w:t>
+      </w:r>
+      <w:r>
+        <w:rPr>
+          <w:rFonts w:hAnsi="Symbol"/>
+        </w:rPr>
+        <w:t></w:t>
+      </w:r>
+      <w:r>
+        <w:t xml:space="preserve">  Communicates the specific intent and business logic behind changes to collaborators and future maintainers.</w:t>
+      </w:r>
+    </w:p>
+    <w:p>
+      <w:pPr>
+        <w:pStyle w:val="NormalWeb"/>
+      </w:pPr>
+      <w:r>
+        <w:rPr>
+          <w:rFonts w:hAnsi="Symbol"/>
+        </w:rPr>
+        <w:t></w:t>
+      </w:r>
+      <w:r>
+        <w:t xml:space="preserve">  Accelerates debugging and code auditing when inspecting history using commands like </w:t>
+      </w:r>
+      <w:r>
+        <w:rPr>
+          <w:rStyle w:val="HTMLCode"/>
+        </w:rPr>
+        <w:t>git log</w:t>
+      </w:r>
+      <w:r>
+        <w:t xml:space="preserve">, </w:t>
+      </w:r>
+      <w:r>
+        <w:rPr>
+          <w:rStyle w:val="HTMLCode"/>
+        </w:rPr>
+        <w:t>git blame</w:t>
+      </w:r>
+      <w:r>
+        <w:t xml:space="preserve">, and </w:t>
+      </w:r>
+      <w:r>
+        <w:rPr>
+          <w:rStyle w:val="HTMLCode"/>
+        </w:rPr>
+        <w:t>git bisect</w:t>
+      </w:r>
+      <w:r>
+        <w:t>.</w:t>
+      </w:r>
+    </w:p>
+    <w:p>
+      <w:pPr>
+        <w:pStyle w:val="NormalWeb"/>
+      </w:pPr>
+      <w:r>
+        <w:rPr>
+          <w:rFonts w:hAnsi="Symbol"/>
+        </w:rPr>
+        <w:t></w:t>
+      </w:r>
+      <w:r>
+        <w:t xml:space="preserve">  Enables automated changelog generation and structured release tracking.</w:t>
+      </w:r>
+    </w:p>
+    <w:p>
+      <w:pPr>
+        <w:pStyle w:val="NormalWeb"/>
+      </w:pPr>
+      <w:r>
+        <w:t>Q10. What problems did you encounter during this assignment and how did you solve them?</w:t>
+      </w:r>
+    </w:p>
+    <w:p>
+      <w:pPr>
+        <w:pStyle w:val="NormalWeb"/>
+      </w:pPr>
+      <w:r>
+        <w:t xml:space="preserve">Answer: </w:t>
+      </w:r>
+      <w:r>
+        <w:rPr>
+          <w:rFonts w:hAnsi="Symbol"/>
+        </w:rPr>
+        <w:t></w:t>
+      </w:r>
+      <w:r>
         <w:t xml:space="preserve">  </w:t>
       </w:r>
-      <w:proofErr w:type="spellStart"/>
-      <w:r>
-        <w:rPr>
-          <w:rStyle w:val="HTMLCode"/>
+      <w:r>
+        <w:rPr>
           <w:b/>
           <w:bCs/>
         </w:rPr>
-        <w:t>git</w:t>
-      </w:r>
-      <w:proofErr w:type="spellEnd"/>
-      <w:proofErr w:type="gramEnd"/>
+        <w:t>Merge Conflicts:</w:t>
+      </w:r>
+      <w:r>
+        <w:t xml:space="preserve"> Encountered overlapping modifications between feature branches and </w:t>
+      </w:r>
       <w:r>
         <w:rPr>
           <w:rStyle w:val="HTMLCode"/>
+        </w:rPr>
+        <w:t>main</w:t>
+      </w:r>
+      <w:r>
+        <w:t>. Resolved by inspecting file markers, selecting appropriate code edits, staging resolved files, and finalizing merge commits.</w:t>
+      </w:r>
+    </w:p>
+    <w:p>
+      <w:pPr>
+        <w:pStyle w:val="NormalWeb"/>
+      </w:pPr>
+      <w:r>
+        <w:rPr>
+          <w:rFonts w:hAnsi="Symbol"/>
+        </w:rPr>
+        <w:lastRenderedPageBreak/>
+        <w:t></w:t>
+      </w:r>
+      <w:r>
+        <w:t xml:space="preserve">  </w:t>
+      </w:r>
+      <w:r>
+        <w:rPr>
           <w:b/>
           <w:bCs/>
         </w:rPr>
-        <w:t xml:space="preserve"> rebase</w:t>
+        <w:t>Tracking Remote Branches:</w:t>
+      </w:r>
+      <w:r>
+        <w:t xml:space="preserve"> Ran into detached HEAD states or missing upstream tracking when pushing new branches (</w:t>
+      </w:r>
+      <w:r>
+        <w:rPr>
+          <w:rStyle w:val="HTMLCode"/>
+        </w:rPr>
+        <w:t>feature/task-style</w:t>
+      </w:r>
+      <w:r>
+        <w:t xml:space="preserve">). Resolved by executing </w:t>
+      </w:r>
+      <w:r>
+        <w:rPr>
+          <w:rStyle w:val="HTMLCode"/>
+        </w:rPr>
+        <w:t>git push -u origin &lt;branch-name&gt;</w:t>
+      </w:r>
+      <w:r>
+        <w:t xml:space="preserve"> and verifying log trees with </w:t>
+      </w:r>
+      <w:r>
+        <w:rPr>
+          <w:rStyle w:val="HTMLCode"/>
+        </w:rPr>
+        <w:t>git log --oneline --graph --all</w:t>
+      </w:r>
+      <w:r>
+        <w:t>.</w:t>
+      </w:r>
+    </w:p>
+    <w:p>
+      <w:pPr>
+        <w:pStyle w:val="NormalWeb"/>
+      </w:pPr>
+      <w:r>
+        <w:rPr>
+          <w:rFonts w:hAnsi="Symbol"/>
+        </w:rPr>
+        <w:t></w:t>
+      </w:r>
+      <w:r>
+        <w:t xml:space="preserve">  </w:t>
       </w:r>
       <w:r>
         <w:rPr>
           <w:b/>
           <w:bCs/>
         </w:rPr>
-        <w:t>:</w:t>
-      </w:r>
-      <w:r>
-        <w:t xml:space="preserve"> Moves or applies the commits of your current feature branch on top of another branch (e.g., </w:t>
-      </w:r>
-      <w:r>
-        <w:rPr>
-          <w:rStyle w:val="HTMLCode"/>
-        </w:rPr>
-        <w:t>main</w:t>
-      </w:r>
-      <w:r>
-        <w:t>), rewriting commit hashes to create a clean, linear project history without merge commits.</w:t>
-      </w:r>
-    </w:p>
-    <w:p/>
-    <w:p>
-      <w:r>
-        <w:t xml:space="preserve">Q4. What is the difference between </w:t>
-      </w:r>
-      <w:proofErr w:type="spellStart"/>
-      <w:r>
-        <w:t>git</w:t>
-      </w:r>
-      <w:proofErr w:type="spellEnd"/>
-      <w:r>
-        <w:t xml:space="preserve"> reset and </w:t>
-      </w:r>
-      <w:proofErr w:type="spellStart"/>
-      <w:r>
-        <w:t>git</w:t>
-      </w:r>
-      <w:proofErr w:type="spellEnd"/>
-      <w:r>
-        <w:t xml:space="preserve"> revert?</w:t>
-      </w:r>
-    </w:p>
-    <w:p>
-      <w:pPr>
-        <w:pStyle w:val="NormalWeb"/>
-      </w:pPr>
-      <w:r>
-        <w:t xml:space="preserve">Answer: </w:t>
-      </w:r>
-      <w:proofErr w:type="gramStart"/>
-      <w:r>
-        <w:rPr>
-          <w:rFonts w:hAnsi="Symbol"/>
-        </w:rPr>
-        <w:t></w:t>
-      </w:r>
-      <w:r>
-        <w:t xml:space="preserve">  </w:t>
-      </w:r>
-      <w:proofErr w:type="spellStart"/>
-      <w:r>
-        <w:rPr>
-          <w:rStyle w:val="HTMLCode"/>
-          <w:b/>
-          <w:bCs/>
-        </w:rPr>
-        <w:t>git</w:t>
-      </w:r>
-      <w:proofErr w:type="spellEnd"/>
-      <w:proofErr w:type="gramEnd"/>
-      <w:r>
-        <w:rPr>
-          <w:rStyle w:val="HTMLCode"/>
-          <w:b/>
-          <w:bCs/>
-        </w:rPr>
-        <w:t xml:space="preserve"> reset</w:t>
-      </w:r>
-      <w:r>
-        <w:rPr>
-          <w:b/>
-          <w:bCs/>
-        </w:rPr>
-        <w:t>:</w:t>
-      </w:r>
-      <w:r>
-        <w:t xml:space="preserve"> Moves the current branch pointer backward to an earlier commit, altering commit history. Depending on the flag used (</w:t>
-      </w:r>
-      <w:r>
-        <w:rPr>
-          <w:rStyle w:val="HTMLCode"/>
-        </w:rPr>
-        <w:t>--soft</w:t>
-      </w:r>
-      <w:r>
-        <w:t xml:space="preserve">, </w:t>
-      </w:r>
-      <w:r>
-        <w:rPr>
-          <w:rStyle w:val="HTMLCode"/>
-        </w:rPr>
-        <w:t>--mixed</w:t>
-      </w:r>
-      <w:r>
-        <w:t xml:space="preserve">, </w:t>
-      </w:r>
-      <w:r>
-        <w:rPr>
-          <w:rStyle w:val="HTMLCode"/>
-        </w:rPr>
-        <w:t>--hard</w:t>
-      </w:r>
-      <w:r>
-        <w:t xml:space="preserve">), changes can remain staged, </w:t>
-      </w:r>
-      <w:proofErr w:type="spellStart"/>
-      <w:r>
-        <w:t>unstaged</w:t>
-      </w:r>
-      <w:proofErr w:type="spellEnd"/>
-      <w:r>
-        <w:t>, or be permanently discarded.</w:t>
-      </w:r>
-    </w:p>
-    <w:p>
-      <w:pPr>
-        <w:pStyle w:val="NormalWeb"/>
-      </w:pPr>
-      <w:proofErr w:type="gramStart"/>
-      <w:r>
-        <w:rPr>
-          <w:rFonts w:hAnsi="Symbol"/>
-        </w:rPr>
-        <w:t></w:t>
-      </w:r>
-      <w:r>
-        <w:t xml:space="preserve">  </w:t>
-      </w:r>
-      <w:proofErr w:type="spellStart"/>
-      <w:r>
-        <w:rPr>
-          <w:rStyle w:val="HTMLCode"/>
-          <w:b/>
-          <w:bCs/>
-        </w:rPr>
-        <w:t>git</w:t>
-      </w:r>
-      <w:proofErr w:type="spellEnd"/>
-      <w:proofErr w:type="gramEnd"/>
-      <w:r>
-        <w:rPr>
-          <w:rStyle w:val="HTMLCode"/>
-          <w:b/>
-          <w:bCs/>
-        </w:rPr>
-        <w:t xml:space="preserve"> revert</w:t>
-      </w:r>
-      <w:r>
-        <w:rPr>
-          <w:b/>
-          <w:bCs/>
-        </w:rPr>
-        <w:t>:</w:t>
-      </w:r>
-      <w:r>
-        <w:t xml:space="preserve"> Creates a new commit that applies inverse changes to undo an earlier commit, preserving existing commit history safely for collaborative repositories.</w:t>
-      </w:r>
-    </w:p>
-    <w:p/>
-    <w:p>
-      <w:r>
-        <w:t>Q5. Why should developers normally create feature branches instead of making every change directly on main?</w:t>
-      </w:r>
-    </w:p>
-    <w:p>
-      <w:pPr>
-        <w:pStyle w:val="NormalWeb"/>
-      </w:pPr>
-      <w:r>
-        <w:lastRenderedPageBreak/>
-        <w:t>Answer:</w:t>
-      </w:r>
-      <w:r>
-        <w:t xml:space="preserve"> </w:t>
-      </w:r>
-      <w:proofErr w:type="gramStart"/>
-      <w:r>
-        <w:rPr>
-          <w:rFonts w:hAnsi="Symbol"/>
-        </w:rPr>
-        <w:t></w:t>
-      </w:r>
-      <w:r>
-        <w:t xml:space="preserve">  Isolates</w:t>
-      </w:r>
-      <w:proofErr w:type="gramEnd"/>
-      <w:r>
-        <w:t xml:space="preserve"> in-progress features, experiments, or bug fixes without destabilizing production code on </w:t>
-      </w:r>
-      <w:r>
-        <w:rPr>
-          <w:rStyle w:val="HTMLCode"/>
-        </w:rPr>
-        <w:t>main</w:t>
-      </w:r>
-      <w:r>
-        <w:t>.</w:t>
-      </w:r>
-    </w:p>
-    <w:p>
-      <w:pPr>
-        <w:pStyle w:val="NormalWeb"/>
-      </w:pPr>
-      <w:proofErr w:type="gramStart"/>
-      <w:r>
-        <w:rPr>
-          <w:rFonts w:hAnsi="Symbol"/>
-        </w:rPr>
-        <w:t></w:t>
-      </w:r>
-      <w:r>
-        <w:t xml:space="preserve">  Enables</w:t>
-      </w:r>
-      <w:proofErr w:type="gramEnd"/>
-      <w:r>
-        <w:t xml:space="preserve"> team collaboration via Pull Requests, peer code reviews, and automated CI/CD checks before code merges.</w:t>
-      </w:r>
-    </w:p>
-    <w:p>
-      <w:pPr>
-        <w:pStyle w:val="NormalWeb"/>
-      </w:pPr>
-      <w:proofErr w:type="gramStart"/>
-      <w:r>
-        <w:rPr>
-          <w:rFonts w:hAnsi="Symbol"/>
-        </w:rPr>
-        <w:t></w:t>
-      </w:r>
-      <w:r>
-        <w:t xml:space="preserve">  Permits</w:t>
-      </w:r>
-      <w:proofErr w:type="gramEnd"/>
-      <w:r>
-        <w:t xml:space="preserve"> multiple developers to work concurrently on distinct features without colliding in active working branches.</w:t>
-      </w:r>
-    </w:p>
-    <w:p/>
-    <w:p>
-      <w:r>
-        <w:t xml:space="preserve">Q6. What causes a </w:t>
-      </w:r>
-      <w:proofErr w:type="spellStart"/>
-      <w:r>
-        <w:t>Git</w:t>
-      </w:r>
-      <w:proofErr w:type="spellEnd"/>
-      <w:r>
-        <w:t xml:space="preserve"> merge conflict?</w:t>
-      </w:r>
-    </w:p>
-    <w:p>
-      <w:r>
-        <w:t xml:space="preserve">Answer: </w:t>
-      </w:r>
-      <w:r>
-        <w:t xml:space="preserve">A merge conflict occurs when two branches modify the exact same lines of code within a file differently, or when one branch deletes a file that another branch edits, preventing </w:t>
-      </w:r>
-      <w:proofErr w:type="spellStart"/>
-      <w:r>
-        <w:t>Git</w:t>
-      </w:r>
-      <w:proofErr w:type="spellEnd"/>
-      <w:r>
-        <w:t xml:space="preserve"> from resolving the differences automatically.</w:t>
-      </w:r>
-    </w:p>
-    <w:p>
-      <w:r>
-        <w:t>Q7. How did you resolve your merge conflict?</w:t>
-      </w:r>
-    </w:p>
-    <w:p>
-      <w:pPr>
-        <w:pStyle w:val="NormalWeb"/>
-      </w:pPr>
-      <w:r>
-        <w:t xml:space="preserve">Answer: </w:t>
-      </w:r>
-      <w:proofErr w:type="gramStart"/>
-      <w:r>
-        <w:rPr>
-          <w:rFonts w:hAnsi="Symbol"/>
-        </w:rPr>
-        <w:t></w:t>
-      </w:r>
-      <w:r>
-        <w:t xml:space="preserve">  Opened</w:t>
-      </w:r>
-      <w:proofErr w:type="gramEnd"/>
-      <w:r>
-        <w:t xml:space="preserve"> the conflicting file(s) containing conflict markers (</w:t>
-      </w:r>
-      <w:r>
-        <w:rPr>
-          <w:rStyle w:val="HTMLCode"/>
-        </w:rPr>
-        <w:t>&lt;&lt;&lt;&lt;&lt;&lt;&lt;</w:t>
-      </w:r>
-      <w:r>
-        <w:t xml:space="preserve">, </w:t>
-      </w:r>
-      <w:r>
-        <w:rPr>
-          <w:rStyle w:val="HTMLCode"/>
-        </w:rPr>
-        <w:t>=======</w:t>
-      </w:r>
-      <w:r>
-        <w:t xml:space="preserve">, </w:t>
-      </w:r>
-      <w:r>
-        <w:rPr>
-          <w:rStyle w:val="HTMLCode"/>
-        </w:rPr>
-        <w:t>&gt;&gt;&gt;&gt;&gt;&gt;&gt;</w:t>
-      </w:r>
-      <w:r>
-        <w:t>).</w:t>
-      </w:r>
-    </w:p>
-    <w:p>
-      <w:pPr>
-        <w:pStyle w:val="NormalWeb"/>
-      </w:pPr>
-      <w:proofErr w:type="gramStart"/>
-      <w:r>
-        <w:rPr>
-          <w:rFonts w:hAnsi="Symbol"/>
-        </w:rPr>
-        <w:t></w:t>
-      </w:r>
-      <w:r>
-        <w:t xml:space="preserve">  Discussed</w:t>
-      </w:r>
-      <w:proofErr w:type="gramEnd"/>
-      <w:r>
-        <w:t xml:space="preserve"> changes with the collaborator, edited the conflicting sections to combine the correct logic, and removed all conflict marker tags.</w:t>
-      </w:r>
-    </w:p>
-    <w:p>
-      <w:pPr>
-        <w:pStyle w:val="NormalWeb"/>
-      </w:pPr>
-      <w:proofErr w:type="gramStart"/>
-      <w:r>
-        <w:rPr>
-          <w:rFonts w:hAnsi="Symbol"/>
-        </w:rPr>
-        <w:t></w:t>
-      </w:r>
-      <w:r>
-        <w:t xml:space="preserve">  Staged</w:t>
-      </w:r>
-      <w:proofErr w:type="gramEnd"/>
-      <w:r>
-        <w:t xml:space="preserve"> the resolved files using </w:t>
-      </w:r>
-      <w:proofErr w:type="spellStart"/>
-      <w:r>
-        <w:rPr>
-          <w:rStyle w:val="HTMLCode"/>
-        </w:rPr>
-        <w:t>git</w:t>
-      </w:r>
-      <w:proofErr w:type="spellEnd"/>
-      <w:r>
-        <w:rPr>
-          <w:rStyle w:val="HTMLCode"/>
-        </w:rPr>
-        <w:t xml:space="preserve"> add &lt;file&gt;</w:t>
-      </w:r>
-      <w:r>
-        <w:t xml:space="preserve"> and completed the merge via </w:t>
-      </w:r>
-      <w:proofErr w:type="spellStart"/>
-      <w:r>
-        <w:rPr>
-          <w:rStyle w:val="HTMLCode"/>
-        </w:rPr>
-        <w:t>git</w:t>
-      </w:r>
-      <w:proofErr w:type="spellEnd"/>
-      <w:r>
-        <w:rPr>
-          <w:rStyle w:val="HTMLCode"/>
-        </w:rPr>
-        <w:t xml:space="preserve"> commit</w:t>
-      </w:r>
-      <w:r>
-        <w:t xml:space="preserve"> before pushing to GitHub.</w:t>
-      </w:r>
-    </w:p>
-    <w:p>
-      <w:r>
-        <w:t>Q8. Why is a Pull Request useful?</w:t>
-      </w:r>
-    </w:p>
-    <w:p>
-      <w:pPr>
-        <w:pStyle w:val="NormalWeb"/>
-      </w:pPr>
-      <w:r>
-        <w:t>Answer:</w:t>
-      </w:r>
-      <w:r>
-        <w:t xml:space="preserve"> </w:t>
-      </w:r>
-      <w:proofErr w:type="gramStart"/>
-      <w:r>
-        <w:rPr>
-          <w:rFonts w:hAnsi="Symbol"/>
-        </w:rPr>
-        <w:t></w:t>
-      </w:r>
-      <w:r>
-        <w:t xml:space="preserve">  Provides</w:t>
-      </w:r>
-      <w:proofErr w:type="gramEnd"/>
-      <w:r>
-        <w:t xml:space="preserve"> a formal code review mechanism to verify code quality, structure, and functionality prior to merging into production branches.</w:t>
-      </w:r>
-    </w:p>
-    <w:p>
-      <w:pPr>
-        <w:pStyle w:val="NormalWeb"/>
-      </w:pPr>
-      <w:proofErr w:type="gramStart"/>
-      <w:r>
-        <w:rPr>
-          <w:rFonts w:hAnsi="Symbol"/>
-        </w:rPr>
-        <w:t></w:t>
-      </w:r>
-      <w:r>
-        <w:t xml:space="preserve">  Facilitates</w:t>
-      </w:r>
-      <w:proofErr w:type="gramEnd"/>
-      <w:r>
-        <w:t xml:space="preserve"> team discussion, inline commenting, and automated integration checks.</w:t>
-      </w:r>
-    </w:p>
-    <w:p>
-      <w:pPr>
-        <w:pStyle w:val="NormalWeb"/>
-      </w:pPr>
-      <w:proofErr w:type="gramStart"/>
-      <w:r>
-        <w:rPr>
-          <w:rFonts w:hAnsi="Symbol"/>
-        </w:rPr>
-        <w:t></w:t>
-      </w:r>
-      <w:r>
-        <w:t xml:space="preserve">  Documents</w:t>
-      </w:r>
-      <w:proofErr w:type="gramEnd"/>
-      <w:r>
-        <w:t xml:space="preserve"> architectural decisions and historical context tied to specific feature branches.</w:t>
-      </w:r>
-    </w:p>
-    <w:p>
-      <w:r>
-        <w:t>Q9. Why should commit messages be meaningful?</w:t>
-      </w:r>
-    </w:p>
-    <w:p>
-      <w:pPr>
-        <w:pStyle w:val="NormalWeb"/>
-      </w:pPr>
-      <w:r>
-        <w:t>Answer:</w:t>
-      </w:r>
-      <w:r>
-        <w:rPr>
-          <w:rFonts w:hAnsi="Symbol"/>
-        </w:rPr>
-        <w:t xml:space="preserve"> </w:t>
-      </w:r>
-      <w:proofErr w:type="gramStart"/>
-      <w:r>
-        <w:rPr>
-          <w:rFonts w:hAnsi="Symbol"/>
-        </w:rPr>
-        <w:t></w:t>
-      </w:r>
-      <w:r>
-        <w:t xml:space="preserve">  Communicates</w:t>
-      </w:r>
-      <w:proofErr w:type="gramEnd"/>
-      <w:r>
-        <w:t xml:space="preserve"> the specific intent and business logic behind changes to collaborators and future maintainers.</w:t>
-      </w:r>
-    </w:p>
-    <w:p>
-      <w:pPr>
-        <w:pStyle w:val="NormalWeb"/>
-      </w:pPr>
-      <w:r>
-        <w:rPr>
-          <w:rFonts w:hAnsi="Symbol"/>
-        </w:rPr>
-        <w:t></w:t>
-      </w:r>
-      <w:r>
-        <w:t xml:space="preserve">  Accelerates debugging and code auditing when inspecting history using commands like </w:t>
-      </w:r>
-      <w:proofErr w:type="spellStart"/>
-      <w:r>
-        <w:rPr>
-          <w:rStyle w:val="HTMLCode"/>
-        </w:rPr>
-        <w:t>git</w:t>
-      </w:r>
-      <w:proofErr w:type="spellEnd"/>
-      <w:r>
-        <w:rPr>
-          <w:rStyle w:val="HTMLCode"/>
-        </w:rPr>
-        <w:t xml:space="preserve"> log</w:t>
-      </w:r>
-      <w:r>
-        <w:t xml:space="preserve">, </w:t>
-      </w:r>
-      <w:proofErr w:type="spellStart"/>
-      <w:r>
-        <w:rPr>
-          <w:rStyle w:val="HTMLCode"/>
-        </w:rPr>
-        <w:t>git</w:t>
-      </w:r>
-      <w:proofErr w:type="spellEnd"/>
-      <w:r>
-        <w:rPr>
-          <w:rStyle w:val="HTMLCode"/>
-        </w:rPr>
-        <w:t xml:space="preserve"> blame</w:t>
-      </w:r>
-      <w:r>
-        <w:t xml:space="preserve">, and </w:t>
-      </w:r>
-      <w:proofErr w:type="spellStart"/>
-      <w:r>
-        <w:rPr>
-          <w:rStyle w:val="HTMLCode"/>
-        </w:rPr>
-        <w:t>git</w:t>
-      </w:r>
-      <w:proofErr w:type="spellEnd"/>
-      <w:r>
-        <w:rPr>
-          <w:rStyle w:val="HTMLCode"/>
-        </w:rPr>
-        <w:t xml:space="preserve"> bisect</w:t>
-      </w:r>
-      <w:r>
-        <w:t>.</w:t>
-      </w:r>
-    </w:p>
-    <w:p>
-      <w:pPr>
-        <w:pStyle w:val="NormalWeb"/>
-      </w:pPr>
-      <w:proofErr w:type="gramStart"/>
-      <w:r>
-        <w:rPr>
-          <w:rFonts w:hAnsi="Symbol"/>
-        </w:rPr>
-        <w:t></w:t>
-      </w:r>
-      <w:r>
-        <w:t xml:space="preserve">  Enables</w:t>
-      </w:r>
-      <w:proofErr w:type="gramEnd"/>
-      <w:r>
-        <w:t xml:space="preserve"> automated changelog generation and structured release tracking.</w:t>
-      </w:r>
-    </w:p>
-    <w:p>
-      <w:pPr>
-        <w:pStyle w:val="NormalWeb"/>
-      </w:pPr>
-      <w:r>
-        <w:t>Q10. What problems did you encounter during this assignment and how did you solve them?</w:t>
-      </w:r>
-    </w:p>
-    <w:p>
-      <w:pPr>
-        <w:pStyle w:val="NormalWeb"/>
-      </w:pPr>
-      <w:r>
-        <w:t xml:space="preserve">Answer: </w:t>
-      </w:r>
-      <w:proofErr w:type="gramStart"/>
-      <w:r>
-        <w:rPr>
-          <w:rFonts w:hAnsi="Symbol"/>
-        </w:rPr>
-        <w:t></w:t>
-      </w:r>
-      <w:r>
-        <w:t xml:space="preserve">  </w:t>
-      </w:r>
-      <w:r>
-        <w:rPr>
-          <w:b/>
-          <w:bCs/>
-        </w:rPr>
-        <w:t>Merge</w:t>
-      </w:r>
-      <w:proofErr w:type="gramEnd"/>
-      <w:r>
-        <w:rPr>
-          <w:b/>
-          <w:bCs/>
-        </w:rPr>
-        <w:t xml:space="preserve"> Conflicts:</w:t>
-      </w:r>
-      <w:r>
-        <w:t xml:space="preserve"> Encountered overlapping modifications between feature branches and </w:t>
-      </w:r>
-      <w:r>
-        <w:rPr>
-          <w:rStyle w:val="HTMLCode"/>
-        </w:rPr>
-        <w:t>main</w:t>
-      </w:r>
-      <w:r>
-        <w:t>. Resolved by inspecting file markers, selecting appropriate code edits, staging resolved files, and finalizing merge commits.</w:t>
-      </w:r>
-    </w:p>
-    <w:p>
-      <w:pPr>
-        <w:pStyle w:val="NormalWeb"/>
-      </w:pPr>
-      <w:proofErr w:type="gramStart"/>
-      <w:r>
-        <w:rPr>
-          <w:rFonts w:hAnsi="Symbol"/>
-        </w:rPr>
-        <w:lastRenderedPageBreak/>
-        <w:t></w:t>
-      </w:r>
-      <w:r>
-        <w:t xml:space="preserve">  </w:t>
-      </w:r>
-      <w:r>
-        <w:rPr>
-          <w:b/>
-          <w:bCs/>
-        </w:rPr>
-        <w:t>Tracking</w:t>
-      </w:r>
-      <w:proofErr w:type="gramEnd"/>
-      <w:r>
-        <w:rPr>
-          <w:b/>
-          <w:bCs/>
-        </w:rPr>
-        <w:t xml:space="preserve"> Remote Branches:</w:t>
-      </w:r>
-      <w:r>
-        <w:t xml:space="preserve"> Ran into detached HEAD states or missing upstream tracking when pushing new branches (</w:t>
-      </w:r>
-      <w:r>
-        <w:rPr>
-          <w:rStyle w:val="HTMLCode"/>
-        </w:rPr>
-        <w:t>feature/task-style</w:t>
-      </w:r>
-      <w:r>
-        <w:t xml:space="preserve">). Resolved by executing </w:t>
-      </w:r>
-      <w:proofErr w:type="spellStart"/>
-      <w:r>
-        <w:rPr>
-          <w:rStyle w:val="HTMLCode"/>
-        </w:rPr>
-        <w:t>git</w:t>
-      </w:r>
-      <w:proofErr w:type="spellEnd"/>
-      <w:r>
-        <w:rPr>
-          <w:rStyle w:val="HTMLCode"/>
-        </w:rPr>
-        <w:t xml:space="preserve"> push -u origin &lt;branch-name&gt;</w:t>
-      </w:r>
-      <w:r>
-        <w:t xml:space="preserve"> and verifying log trees with </w:t>
-      </w:r>
-      <w:proofErr w:type="spellStart"/>
-      <w:r>
-        <w:rPr>
-          <w:rStyle w:val="HTMLCode"/>
-        </w:rPr>
-        <w:t>git</w:t>
-      </w:r>
-      <w:proofErr w:type="spellEnd"/>
-      <w:r>
-        <w:rPr>
-          <w:rStyle w:val="HTMLCode"/>
-        </w:rPr>
-        <w:t xml:space="preserve"> log --</w:t>
-      </w:r>
-      <w:proofErr w:type="spellStart"/>
-      <w:r>
-        <w:rPr>
-          <w:rStyle w:val="HTMLCode"/>
-        </w:rPr>
-        <w:t>oneline</w:t>
-      </w:r>
-      <w:proofErr w:type="spellEnd"/>
-      <w:r>
-        <w:rPr>
-          <w:rStyle w:val="HTMLCode"/>
-        </w:rPr>
-        <w:t xml:space="preserve"> --graph --all</w:t>
-      </w:r>
-      <w:r>
-        <w:t>.</w:t>
-      </w:r>
-    </w:p>
-    <w:p>
-      <w:pPr>
-        <w:pStyle w:val="NormalWeb"/>
-      </w:pPr>
-      <w:proofErr w:type="gramStart"/>
-      <w:r>
-        <w:rPr>
-          <w:rFonts w:hAnsi="Symbol"/>
-        </w:rPr>
-        <w:t></w:t>
-      </w:r>
-      <w:r>
-        <w:t xml:space="preserve">  </w:t>
-      </w:r>
-      <w:r>
-        <w:rPr>
-          <w:b/>
-          <w:bCs/>
-        </w:rPr>
-        <w:t>Collaborator</w:t>
-      </w:r>
-      <w:proofErr w:type="gramEnd"/>
-      <w:r>
-        <w:rPr>
-          <w:b/>
-          <w:bCs/>
-        </w:rPr>
-        <w:t xml:space="preserve"> Approvals:</w:t>
+        <w:t>Collaborator Approvals:</w:t>
       </w:r>
       <w:r>
         <w:t xml:space="preserve"> Handled pull request review requirements and branch protection rules by coordinating approvals and comments on GitHub before completing the merge.</w:t>
@@ -11446,7 +9212,7 @@
       <w:pPr>
         <w:spacing w:after="0"/>
         <w:sectPr>
-          <w:footerReference w:type="default" r:id="rId53"/>
+          <w:footerReference w:type="default" r:id="rId59"/>
           <w:pgSz w:w="12240" w:h="15840"/>
           <w:pgMar w:top="720" w:right="720" w:bottom="720" w:left="720" w:header="720" w:footer="720" w:gutter="0"/>
           <w:cols w:space="720"/>
@@ -11459,15 +9225,7 @@
         <w:spacing w:after="0"/>
       </w:pPr>
       <w:r>
-        <w:t xml:space="preserve">☐ </w:t>
-      </w:r>
-      <w:proofErr w:type="spellStart"/>
-      <w:r>
-        <w:t>Git</w:t>
-      </w:r>
-      <w:proofErr w:type="spellEnd"/>
-      <w:r>
-        <w:t xml:space="preserve"> installed and configured</w:t>
+        <w:t>☐ Git installed and configured</w:t>
       </w:r>
     </w:p>
     <w:p>
@@ -11483,15 +9241,7 @@
         <w:spacing w:after="0"/>
       </w:pPr>
       <w:r>
-        <w:t xml:space="preserve">☐ </w:t>
-      </w:r>
-      <w:proofErr w:type="gramStart"/>
-      <w:r>
-        <w:t>Multiple</w:t>
-      </w:r>
-      <w:proofErr w:type="gramEnd"/>
-      <w:r>
-        <w:t xml:space="preserve"> meaningful commits created</w:t>
+        <w:t>☐ Multiple meaningful commits created</w:t>
       </w:r>
     </w:p>
     <w:p>
@@ -11555,17 +9305,7 @@
         <w:spacing w:after="0"/>
       </w:pPr>
       <w:r>
-        <w:t xml:space="preserve">☐ </w:t>
-      </w:r>
-      <w:proofErr w:type="spellStart"/>
-      <w:proofErr w:type="gramStart"/>
-      <w:r>
-        <w:t>git</w:t>
-      </w:r>
-      <w:proofErr w:type="spellEnd"/>
-      <w:proofErr w:type="gramEnd"/>
-      <w:r>
-        <w:t xml:space="preserve"> stash demonstrated</w:t>
+        <w:t>☐ git stash demonstrated</w:t>
       </w:r>
     </w:p>
     <w:p>
@@ -11573,17 +9313,7 @@
         <w:spacing w:after="0"/>
       </w:pPr>
       <w:r>
-        <w:t xml:space="preserve">☐ </w:t>
-      </w:r>
-      <w:proofErr w:type="spellStart"/>
-      <w:proofErr w:type="gramStart"/>
-      <w:r>
-        <w:t>git</w:t>
-      </w:r>
-      <w:proofErr w:type="spellEnd"/>
-      <w:proofErr w:type="gramEnd"/>
-      <w:r>
-        <w:t xml:space="preserve"> restore demonstrated</w:t>
+        <w:t>☐ git restore demonstrated</w:t>
       </w:r>
     </w:p>
     <w:p>
@@ -11591,17 +9321,7 @@
         <w:spacing w:after="0"/>
       </w:pPr>
       <w:r>
-        <w:t xml:space="preserve">☐ </w:t>
-      </w:r>
-      <w:proofErr w:type="spellStart"/>
-      <w:proofErr w:type="gramStart"/>
-      <w:r>
-        <w:t>git</w:t>
-      </w:r>
-      <w:proofErr w:type="spellEnd"/>
-      <w:proofErr w:type="gramEnd"/>
-      <w:r>
-        <w:t xml:space="preserve"> reset demonstrated</w:t>
+        <w:t>☐ git reset demonstrated</w:t>
       </w:r>
     </w:p>
     <w:p>
@@ -11609,17 +9329,7 @@
         <w:spacing w:after="0"/>
       </w:pPr>
       <w:r>
-        <w:t xml:space="preserve">☐ </w:t>
-      </w:r>
-      <w:proofErr w:type="spellStart"/>
-      <w:proofErr w:type="gramStart"/>
-      <w:r>
-        <w:t>git</w:t>
-      </w:r>
-      <w:proofErr w:type="spellEnd"/>
-      <w:proofErr w:type="gramEnd"/>
-      <w:r>
-        <w:t xml:space="preserve"> revert demonstrated</w:t>
+        <w:t>☐ git revert demonstrated</w:t>
       </w:r>
     </w:p>
     <w:p>
@@ -11627,15 +9337,7 @@
         <w:spacing w:after="0"/>
       </w:pPr>
       <w:r>
-        <w:t xml:space="preserve">☐ </w:t>
-      </w:r>
-      <w:proofErr w:type="spellStart"/>
-      <w:r>
-        <w:t>Git</w:t>
-      </w:r>
-      <w:proofErr w:type="spellEnd"/>
-      <w:r>
-        <w:t xml:space="preserve"> tag v1.0.0 created</w:t>
+        <w:t>☐ Git tag v1.0.0 created</w:t>
       </w:r>
     </w:p>
     <w:p>
@@ -11651,15 +9353,7 @@
         <w:spacing w:after="0"/>
       </w:pPr>
       <w:r>
-        <w:t xml:space="preserve">☐ </w:t>
-      </w:r>
-      <w:proofErr w:type="gramStart"/>
-      <w:r>
-        <w:t>Both</w:t>
-      </w:r>
-      <w:proofErr w:type="gramEnd"/>
-      <w:r>
-        <w:t xml:space="preserve"> students contributed</w:t>
+        <w:t>☐ Both students contributed</w:t>
       </w:r>
     </w:p>
     <w:p>
@@ -11667,15 +9361,7 @@
         <w:spacing w:after="0"/>
       </w:pPr>
       <w:r>
-        <w:t xml:space="preserve">☐ </w:t>
-      </w:r>
-      <w:proofErr w:type="gramStart"/>
-      <w:r>
-        <w:t>All</w:t>
-      </w:r>
-      <w:proofErr w:type="gramEnd"/>
-      <w:r>
-        <w:t xml:space="preserve"> required screenshots inserted</w:t>
+        <w:t>☐ All required screenshots inserted</w:t>
       </w:r>
     </w:p>
     <w:p>
@@ -11707,15 +9393,7 @@
         <w:spacing w:after="0"/>
       </w:pPr>
       <w:r>
-        <w:t xml:space="preserve">☐ Final </w:t>
-      </w:r>
-      <w:proofErr w:type="spellStart"/>
-      <w:r>
-        <w:t>Git</w:t>
-      </w:r>
-      <w:proofErr w:type="spellEnd"/>
-      <w:r>
-        <w:t xml:space="preserve"> history screenshot included</w:t>
+        <w:t>☐ Final Git history screenshot included</w:t>
       </w:r>
     </w:p>
     <w:p>
@@ -11761,31 +9439,13 @@
         <w:spacing w:before="60" w:after="100"/>
         <w:ind w:left="360"/>
       </w:pPr>
-      <w:proofErr w:type="spellStart"/>
       <w:r>
         <w:rPr>
           <w:rFonts w:ascii="Consolas" w:hAnsi="Consolas"/>
           <w:sz w:val="18"/>
         </w:rPr>
-        <w:t>Git</w:t>
-      </w:r>
-      <w:proofErr w:type="spellEnd"/>
-      <w:r>
-        <w:rPr>
-          <w:rFonts w:ascii="Consolas" w:hAnsi="Consolas"/>
-          <w:sz w:val="18"/>
-        </w:rPr>
-        <w:t>-GitHub-Assignment_&lt;RollNo1&gt;_&lt;RollNo2&gt;.</w:t>
-      </w:r>
-      <w:proofErr w:type="spellStart"/>
-      <w:r>
-        <w:rPr>
-          <w:rFonts w:ascii="Consolas" w:hAnsi="Consolas"/>
-          <w:sz w:val="18"/>
-        </w:rPr>
-        <w:t>docx</w:t>
-      </w:r>
-      <w:proofErr w:type="spellEnd"/>
+        <w:t>Git-GitHub-Assignment_&lt;RollNo1&gt;_&lt;RollNo2&gt;.docx</w:t>
+      </w:r>
     </w:p>
     <w:p>
       <w:r>
@@ -11871,13 +9531,8 @@
               <w:spacing w:after="0"/>
             </w:pPr>
             <w:r>
-              <w:t xml:space="preserve">Start </w:t>
+              <w:t>Start Git</w:t>
             </w:r>
-            <w:proofErr w:type="spellStart"/>
-            <w:r>
-              <w:t>Git</w:t>
-            </w:r>
-            <w:proofErr w:type="spellEnd"/>
           </w:p>
         </w:tc>
         <w:tc>
@@ -11888,19 +9543,9 @@
             <w:pPr>
               <w:spacing w:after="0"/>
             </w:pPr>
-            <w:proofErr w:type="spellStart"/>
             <w:r>
-              <w:t>git</w:t>
+              <w:t>git init</w:t>
             </w:r>
-            <w:proofErr w:type="spellEnd"/>
-            <w:r>
-              <w:t xml:space="preserve"> </w:t>
-            </w:r>
-            <w:proofErr w:type="spellStart"/>
-            <w:r>
-              <w:t>init</w:t>
-            </w:r>
-            <w:proofErr w:type="spellEnd"/>
           </w:p>
         </w:tc>
       </w:tr>
@@ -11929,13 +9574,8 @@
             <w:pPr>
               <w:spacing w:after="0"/>
             </w:pPr>
-            <w:proofErr w:type="spellStart"/>
             <w:r>
-              <w:t>git</w:t>
-            </w:r>
-            <w:proofErr w:type="spellEnd"/>
-            <w:r>
-              <w:t xml:space="preserve"> status</w:t>
+              <w:t>git status</w:t>
             </w:r>
           </w:p>
         </w:tc>
@@ -11965,13 +9605,8 @@
             <w:pPr>
               <w:spacing w:after="0"/>
             </w:pPr>
-            <w:proofErr w:type="spellStart"/>
             <w:r>
-              <w:t>git</w:t>
-            </w:r>
-            <w:proofErr w:type="spellEnd"/>
-            <w:r>
-              <w:t xml:space="preserve"> add file</w:t>
+              <w:t>git add file</w:t>
             </w:r>
           </w:p>
         </w:tc>
@@ -12001,15 +9636,8 @@
             <w:pPr>
               <w:spacing w:after="0"/>
             </w:pPr>
-            <w:proofErr w:type="spellStart"/>
-            <w:proofErr w:type="gramStart"/>
             <w:r>
-              <w:t>git</w:t>
-            </w:r>
-            <w:proofErr w:type="spellEnd"/>
-            <w:proofErr w:type="gramEnd"/>
-            <w:r>
-              <w:t xml:space="preserve"> add .</w:t>
+              <w:t>git add .</w:t>
             </w:r>
           </w:p>
         </w:tc>
@@ -12039,13 +9667,8 @@
             <w:pPr>
               <w:spacing w:after="0"/>
             </w:pPr>
-            <w:proofErr w:type="spellStart"/>
             <w:r>
-              <w:t>git</w:t>
-            </w:r>
-            <w:proofErr w:type="spellEnd"/>
-            <w:r>
-              <w:t xml:space="preserve"> commit -m "message"</w:t>
+              <w:t>git commit -m "message"</w:t>
             </w:r>
           </w:p>
         </w:tc>
@@ -12075,13 +9698,8 @@
             <w:pPr>
               <w:spacing w:after="0"/>
             </w:pPr>
-            <w:proofErr w:type="spellStart"/>
             <w:r>
-              <w:t>git</w:t>
-            </w:r>
-            <w:proofErr w:type="spellEnd"/>
-            <w:r>
-              <w:t xml:space="preserve"> log</w:t>
+              <w:t>git log</w:t>
             </w:r>
           </w:p>
         </w:tc>
@@ -12111,19 +9729,9 @@
             <w:pPr>
               <w:spacing w:after="0"/>
             </w:pPr>
-            <w:proofErr w:type="spellStart"/>
             <w:r>
-              <w:t>git</w:t>
+              <w:t>git log --oneline</w:t>
             </w:r>
-            <w:proofErr w:type="spellEnd"/>
-            <w:r>
-              <w:t xml:space="preserve"> log --</w:t>
-            </w:r>
-            <w:proofErr w:type="spellStart"/>
-            <w:r>
-              <w:t>oneline</w:t>
-            </w:r>
-            <w:proofErr w:type="spellEnd"/>
           </w:p>
         </w:tc>
       </w:tr>
@@ -12152,13 +9760,8 @@
             <w:pPr>
               <w:spacing w:after="0"/>
             </w:pPr>
-            <w:proofErr w:type="spellStart"/>
             <w:r>
-              <w:t>git</w:t>
-            </w:r>
-            <w:proofErr w:type="spellEnd"/>
-            <w:r>
-              <w:t xml:space="preserve"> diff</w:t>
+              <w:t>git diff</w:t>
             </w:r>
           </w:p>
         </w:tc>
@@ -12188,13 +9791,8 @@
             <w:pPr>
               <w:spacing w:after="0"/>
             </w:pPr>
-            <w:proofErr w:type="spellStart"/>
             <w:r>
-              <w:t>git</w:t>
-            </w:r>
-            <w:proofErr w:type="spellEnd"/>
-            <w:r>
-              <w:t xml:space="preserve"> diff --staged</w:t>
+              <w:t>git diff --staged</w:t>
             </w:r>
           </w:p>
         </w:tc>
@@ -12224,13 +9822,8 @@
             <w:pPr>
               <w:spacing w:after="0"/>
             </w:pPr>
-            <w:proofErr w:type="spellStart"/>
             <w:r>
-              <w:t>git</w:t>
-            </w:r>
-            <w:proofErr w:type="spellEnd"/>
-            <w:r>
-              <w:t xml:space="preserve"> switch -c branch-name</w:t>
+              <w:t>git switch -c branch-name</w:t>
             </w:r>
           </w:p>
         </w:tc>
@@ -12260,13 +9853,8 @@
             <w:pPr>
               <w:spacing w:after="0"/>
             </w:pPr>
-            <w:proofErr w:type="spellStart"/>
             <w:r>
-              <w:t>git</w:t>
-            </w:r>
-            <w:proofErr w:type="spellEnd"/>
-            <w:r>
-              <w:t xml:space="preserve"> switch branch-name</w:t>
+              <w:t>git switch branch-name</w:t>
             </w:r>
           </w:p>
         </w:tc>
@@ -12296,13 +9884,8 @@
             <w:pPr>
               <w:spacing w:after="0"/>
             </w:pPr>
-            <w:proofErr w:type="spellStart"/>
             <w:r>
-              <w:t>git</w:t>
-            </w:r>
-            <w:proofErr w:type="spellEnd"/>
-            <w:r>
-              <w:t xml:space="preserve"> branch</w:t>
+              <w:t>git branch</w:t>
             </w:r>
           </w:p>
         </w:tc>
@@ -12332,13 +9915,8 @@
             <w:pPr>
               <w:spacing w:after="0"/>
             </w:pPr>
-            <w:proofErr w:type="spellStart"/>
             <w:r>
-              <w:t>git</w:t>
-            </w:r>
-            <w:proofErr w:type="spellEnd"/>
-            <w:r>
-              <w:t xml:space="preserve"> merge branch-name</w:t>
+              <w:t>git merge branch-name</w:t>
             </w:r>
           </w:p>
         </w:tc>
@@ -12368,13 +9946,8 @@
             <w:pPr>
               <w:spacing w:after="0"/>
             </w:pPr>
-            <w:proofErr w:type="spellStart"/>
             <w:r>
-              <w:t>git</w:t>
-            </w:r>
-            <w:proofErr w:type="spellEnd"/>
-            <w:r>
-              <w:t xml:space="preserve"> clone URL</w:t>
+              <w:t>git clone URL</w:t>
             </w:r>
           </w:p>
         </w:tc>
@@ -12404,13 +9977,8 @@
             <w:pPr>
               <w:spacing w:after="0"/>
             </w:pPr>
-            <w:proofErr w:type="spellStart"/>
             <w:r>
-              <w:t>git</w:t>
-            </w:r>
-            <w:proofErr w:type="spellEnd"/>
-            <w:r>
-              <w:t xml:space="preserve"> remote add origin URL</w:t>
+              <w:t>git remote add origin URL</w:t>
             </w:r>
           </w:p>
         </w:tc>
@@ -12440,13 +10008,8 @@
             <w:pPr>
               <w:spacing w:after="0"/>
             </w:pPr>
-            <w:proofErr w:type="spellStart"/>
             <w:r>
-              <w:t>git</w:t>
-            </w:r>
-            <w:proofErr w:type="spellEnd"/>
-            <w:r>
-              <w:t xml:space="preserve"> remote -v</w:t>
+              <w:t>git remote -v</w:t>
             </w:r>
           </w:p>
         </w:tc>
@@ -12476,13 +10039,8 @@
             <w:pPr>
               <w:spacing w:after="0"/>
             </w:pPr>
-            <w:proofErr w:type="spellStart"/>
             <w:r>
-              <w:t>git</w:t>
-            </w:r>
-            <w:proofErr w:type="spellEnd"/>
-            <w:r>
-              <w:t xml:space="preserve"> fetch</w:t>
+              <w:t>git fetch</w:t>
             </w:r>
           </w:p>
         </w:tc>
@@ -12512,13 +10070,8 @@
             <w:pPr>
               <w:spacing w:after="0"/>
             </w:pPr>
-            <w:proofErr w:type="spellStart"/>
             <w:r>
-              <w:t>git</w:t>
-            </w:r>
-            <w:proofErr w:type="spellEnd"/>
-            <w:r>
-              <w:t xml:space="preserve"> pull</w:t>
+              <w:t>git pull</w:t>
             </w:r>
           </w:p>
         </w:tc>
@@ -12548,13 +10101,8 @@
             <w:pPr>
               <w:spacing w:after="0"/>
             </w:pPr>
-            <w:proofErr w:type="spellStart"/>
             <w:r>
-              <w:t>git</w:t>
-            </w:r>
-            <w:proofErr w:type="spellEnd"/>
-            <w:r>
-              <w:t xml:space="preserve"> push</w:t>
+              <w:t>git push</w:t>
             </w:r>
           </w:p>
         </w:tc>
@@ -12584,13 +10132,8 @@
             <w:pPr>
               <w:spacing w:after="0"/>
             </w:pPr>
-            <w:proofErr w:type="spellStart"/>
             <w:r>
-              <w:t>git</w:t>
-            </w:r>
-            <w:proofErr w:type="spellEnd"/>
-            <w:r>
-              <w:t xml:space="preserve"> stash</w:t>
+              <w:t>git stash</w:t>
             </w:r>
           </w:p>
         </w:tc>
@@ -12620,13 +10163,8 @@
             <w:pPr>
               <w:spacing w:after="0"/>
             </w:pPr>
-            <w:proofErr w:type="spellStart"/>
             <w:r>
-              <w:t>git</w:t>
-            </w:r>
-            <w:proofErr w:type="spellEnd"/>
-            <w:r>
-              <w:t xml:space="preserve"> stash pop</w:t>
+              <w:t>git stash pop</w:t>
             </w:r>
           </w:p>
         </w:tc>
@@ -12656,13 +10194,8 @@
             <w:pPr>
               <w:spacing w:after="0"/>
             </w:pPr>
-            <w:proofErr w:type="spellStart"/>
             <w:r>
-              <w:t>git</w:t>
-            </w:r>
-            <w:proofErr w:type="spellEnd"/>
-            <w:r>
-              <w:t xml:space="preserve"> restore file</w:t>
+              <w:t>git restore file</w:t>
             </w:r>
           </w:p>
         </w:tc>
@@ -12692,13 +10225,8 @@
             <w:pPr>
               <w:spacing w:after="0"/>
             </w:pPr>
-            <w:proofErr w:type="spellStart"/>
             <w:r>
-              <w:t>git</w:t>
-            </w:r>
-            <w:proofErr w:type="spellEnd"/>
-            <w:r>
-              <w:t xml:space="preserve"> revert HASH</w:t>
+              <w:t>git revert HASH</w:t>
             </w:r>
           </w:p>
         </w:tc>
@@ -12728,13 +10256,8 @@
             <w:pPr>
               <w:spacing w:after="0"/>
             </w:pPr>
-            <w:proofErr w:type="spellStart"/>
             <w:r>
-              <w:t>git</w:t>
-            </w:r>
-            <w:proofErr w:type="spellEnd"/>
-            <w:r>
-              <w:t xml:space="preserve"> show HASH</w:t>
+              <w:t>git show HASH</w:t>
             </w:r>
           </w:p>
         </w:tc>
@@ -12764,13 +10287,8 @@
             <w:pPr>
               <w:spacing w:after="0"/>
             </w:pPr>
-            <w:proofErr w:type="spellStart"/>
             <w:r>
-              <w:t>git</w:t>
-            </w:r>
-            <w:proofErr w:type="spellEnd"/>
-            <w:r>
-              <w:t xml:space="preserve"> tag v1.0.0</w:t>
+              <w:t>git tag v1.0.0</w:t>
             </w:r>
           </w:p>
         </w:tc>
@@ -12800,13 +10318,8 @@
             <w:pPr>
               <w:spacing w:after="0"/>
             </w:pPr>
-            <w:proofErr w:type="spellStart"/>
             <w:r>
-              <w:t>git</w:t>
-            </w:r>
-            <w:proofErr w:type="spellEnd"/>
-            <w:r>
-              <w:t xml:space="preserve"> push --tags</w:t>
+              <w:t>git push --tags</w:t>
             </w:r>
           </w:p>
         </w:tc>
@@ -12836,13 +10349,8 @@
             <w:pPr>
               <w:spacing w:after="0"/>
             </w:pPr>
-            <w:proofErr w:type="spellStart"/>
             <w:r>
-              <w:t>git</w:t>
-            </w:r>
-            <w:proofErr w:type="spellEnd"/>
-            <w:r>
-              <w:t xml:space="preserve"> blame file</w:t>
+              <w:t>git blame file</w:t>
             </w:r>
           </w:p>
         </w:tc>
@@ -12861,7 +10369,7 @@
 </file>
 
 <file path=word/endnotes.xml><?xml version="1.0" encoding="utf-8"?>
-<w:endnotes xmlns:wpc="http://schemas.microsoft.com/office/word/2010/wordprocessingCanvas" xmlns:mc="http://schemas.openxmlformats.org/markup-compatibility/2006" xmlns:o="urn:schemas-microsoft-com:office:office" xmlns:r="http://schemas.openxmlformats.org/officeDocument/2006/relationships" xmlns:m="http://schemas.openxmlformats.org/officeDocument/2006/math" xmlns:v="urn:schemas-microsoft-com:vml" xmlns:wp14="http://schemas.microsoft.com/office/word/2010/wordprocessingDrawing" xmlns:wp="http://schemas.openxmlformats.org/drawingml/2006/wordprocessingDrawing" xmlns:w10="urn:schemas-microsoft-com:office:word" xmlns:w="http://schemas.openxmlformats.org/wordprocessingml/2006/main" xmlns:w14="http://schemas.microsoft.com/office/word/2010/wordml" xmlns:w15="http://schemas.microsoft.com/office/word/2012/wordml" xmlns:wpg="http://schemas.microsoft.com/office/word/2010/wordprocessingGroup" xmlns:wpi="http://schemas.microsoft.com/office/word/2010/wordprocessingInk" xmlns:wne="http://schemas.microsoft.com/office/word/2006/wordml" xmlns:wps="http://schemas.microsoft.com/office/word/2010/wordprocessingShape" mc:Ignorable="w14 w15 wp14">
+<w:endnotes xmlns:wpc="http://schemas.microsoft.com/office/word/2010/wordprocessingCanvas" xmlns:cx="http://schemas.microsoft.com/office/drawing/2014/chartex" xmlns:cx1="http://schemas.microsoft.com/office/drawing/2015/9/8/chartex" xmlns:cx2="http://schemas.microsoft.com/office/drawing/2015/10/21/chartex" xmlns:cx3="http://schemas.microsoft.com/office/drawing/2016/5/9/chartex" xmlns:cx4="http://schemas.microsoft.com/office/drawing/2016/5/10/chartex" xmlns:cx5="http://schemas.microsoft.com/office/drawing/2016/5/11/chartex" xmlns:cx6="http://schemas.microsoft.com/office/drawing/2016/5/12/chartex" xmlns:cx7="http://schemas.microsoft.com/office/drawing/2016/5/13/chartex" xmlns:cx8="http://schemas.microsoft.com/office/drawing/2016/5/14/chartex" xmlns:mc="http://schemas.openxmlformats.org/markup-compatibility/2006" xmlns:aink="http://schemas.microsoft.com/office/drawing/2016/ink" xmlns:am3d="http://schemas.microsoft.com/office/drawing/2017/model3d" xmlns:o="urn:schemas-microsoft-com:office:office" xmlns:oel="http://schemas.microsoft.com/office/2019/extlst" xmlns:r="http://schemas.openxmlformats.org/officeDocument/2006/relationships" xmlns:m="http://schemas.openxmlformats.org/officeDocument/2006/math" xmlns:v="urn:schemas-microsoft-com:vml" xmlns:wp14="http://schemas.microsoft.com/office/word/2010/wordprocessingDrawing" xmlns:wp="http://schemas.openxmlformats.org/drawingml/2006/wordprocessingDrawing" xmlns:w10="urn:schemas-microsoft-com:office:word" xmlns:w="http://schemas.openxmlformats.org/wordprocessingml/2006/main" xmlns:w14="http://schemas.microsoft.com/office/word/2010/wordml" xmlns:w15="http://schemas.microsoft.com/office/word/2012/wordml" xmlns:w16cex="http://schemas.microsoft.com/office/word/2018/wordml/cex" xmlns:w16cid="http://schemas.microsoft.com/office/word/2016/wordml/cid" xmlns:w16="http://schemas.microsoft.com/office/word/2018/wordml" xmlns:w16du="http://schemas.microsoft.com/office/word/2023/wordml/word16du" xmlns:w16sdtdh="http://schemas.microsoft.com/office/word/2020/wordml/sdtdatahash" xmlns:w16sdtfl="http://schemas.microsoft.com/office/word/2024/wordml/sdtformatlock" xmlns:w16se="http://schemas.microsoft.com/office/word/2015/wordml/symex" xmlns:wpg="http://schemas.microsoft.com/office/word/2010/wordprocessingGroup" xmlns:wpi="http://schemas.microsoft.com/office/word/2010/wordprocessingInk" xmlns:wne="http://schemas.microsoft.com/office/word/2006/wordml" xmlns:wps="http://schemas.microsoft.com/office/word/2010/wordprocessingShape" mc:Ignorable="w14 w15 w16se w16cid w16 w16cex w16sdtdh w16sdtfl w16du wp14">
   <w:endnote w:type="separator" w:id="-1">
     <w:p>
       <w:pPr>
@@ -12886,32 +10394,24 @@
 </file>
 
 <file path=word/footer1.xml><?xml version="1.0" encoding="utf-8"?>
-<w:ftr xmlns:wpc="http://schemas.microsoft.com/office/word/2010/wordprocessingCanvas" xmlns:mc="http://schemas.openxmlformats.org/markup-compatibility/2006" xmlns:o="urn:schemas-microsoft-com:office:office" xmlns:r="http://schemas.openxmlformats.org/officeDocument/2006/relationships" xmlns:m="http://schemas.openxmlformats.org/officeDocument/2006/math" xmlns:v="urn:schemas-microsoft-com:vml" xmlns:wp14="http://schemas.microsoft.com/office/word/2010/wordprocessingDrawing" xmlns:wp="http://schemas.openxmlformats.org/drawingml/2006/wordprocessingDrawing" xmlns:w10="urn:schemas-microsoft-com:office:word" xmlns:w="http://schemas.openxmlformats.org/wordprocessingml/2006/main" xmlns:w14="http://schemas.microsoft.com/office/word/2010/wordml" xmlns:w15="http://schemas.microsoft.com/office/word/2012/wordml" xmlns:wpg="http://schemas.microsoft.com/office/word/2010/wordprocessingGroup" xmlns:wpi="http://schemas.microsoft.com/office/word/2010/wordprocessingInk" xmlns:wne="http://schemas.microsoft.com/office/word/2006/wordml" xmlns:wps="http://schemas.microsoft.com/office/word/2010/wordprocessingShape" mc:Ignorable="w14 w15 wp14">
+<w:ftr xmlns:wpc="http://schemas.microsoft.com/office/word/2010/wordprocessingCanvas" xmlns:cx="http://schemas.microsoft.com/office/drawing/2014/chartex" xmlns:cx1="http://schemas.microsoft.com/office/drawing/2015/9/8/chartex" xmlns:cx2="http://schemas.microsoft.com/office/drawing/2015/10/21/chartex" xmlns:cx3="http://schemas.microsoft.com/office/drawing/2016/5/9/chartex" xmlns:cx4="http://schemas.microsoft.com/office/drawing/2016/5/10/chartex" xmlns:cx5="http://schemas.microsoft.com/office/drawing/2016/5/11/chartex" xmlns:cx6="http://schemas.microsoft.com/office/drawing/2016/5/12/chartex" xmlns:cx7="http://schemas.microsoft.com/office/drawing/2016/5/13/chartex" xmlns:cx8="http://schemas.microsoft.com/office/drawing/2016/5/14/chartex" xmlns:mc="http://schemas.openxmlformats.org/markup-compatibility/2006" xmlns:aink="http://schemas.microsoft.com/office/drawing/2016/ink" xmlns:am3d="http://schemas.microsoft.com/office/drawing/2017/model3d" xmlns:o="urn:schemas-microsoft-com:office:office" xmlns:oel="http://schemas.microsoft.com/office/2019/extlst" xmlns:r="http://schemas.openxmlformats.org/officeDocument/2006/relationships" xmlns:m="http://schemas.openxmlformats.org/officeDocument/2006/math" xmlns:v="urn:schemas-microsoft-com:vml" xmlns:wp14="http://schemas.microsoft.com/office/word/2010/wordprocessingDrawing" xmlns:wp="http://schemas.openxmlformats.org/drawingml/2006/wordprocessingDrawing" xmlns:w10="urn:schemas-microsoft-com:office:word" xmlns:w="http://schemas.openxmlformats.org/wordprocessingml/2006/main" xmlns:w14="http://schemas.microsoft.com/office/word/2010/wordml" xmlns:w15="http://schemas.microsoft.com/office/word/2012/wordml" xmlns:w16cex="http://schemas.microsoft.com/office/word/2018/wordml/cex" xmlns:w16cid="http://schemas.microsoft.com/office/word/2016/wordml/cid" xmlns:w16="http://schemas.microsoft.com/office/word/2018/wordml" xmlns:w16du="http://schemas.microsoft.com/office/word/2023/wordml/word16du" xmlns:w16sdtdh="http://schemas.microsoft.com/office/word/2020/wordml/sdtdatahash" xmlns:w16sdtfl="http://schemas.microsoft.com/office/word/2024/wordml/sdtformatlock" xmlns:w16se="http://schemas.microsoft.com/office/word/2015/wordml/symex" xmlns:wpg="http://schemas.microsoft.com/office/word/2010/wordprocessingGroup" xmlns:wpi="http://schemas.microsoft.com/office/word/2010/wordprocessingInk" xmlns:wne="http://schemas.microsoft.com/office/word/2006/wordml" xmlns:wps="http://schemas.microsoft.com/office/word/2010/wordprocessingShape" mc:Ignorable="w14 w15 w16se w16cid w16 w16cex w16sdtdh w16sdtfl w16du wp14">
   <w:p>
     <w:pPr>
       <w:pStyle w:val="Footer"/>
       <w:jc w:val="center"/>
     </w:pPr>
-    <w:proofErr w:type="spellStart"/>
     <w:r>
       <w:rPr>
         <w:sz w:val="16"/>
       </w:rPr>
-      <w:t>Git</w:t>
-    </w:r>
-    <w:proofErr w:type="spellEnd"/>
-    <w:r>
-      <w:rPr>
-        <w:sz w:val="16"/>
-      </w:rPr>
-      <w:t xml:space="preserve"> &amp; GitHub Collaborative Assignment | Pair-Based | 5 Days</w:t>
+      <w:t>Git &amp; GitHub Collaborative Assignment | Pair-Based | 5 Days</w:t>
     </w:r>
   </w:p>
 </w:ftr>
 </file>
 
 <file path=word/footnotes.xml><?xml version="1.0" encoding="utf-8"?>
-<w:footnotes xmlns:wpc="http://schemas.microsoft.com/office/word/2010/wordprocessingCanvas" xmlns:mc="http://schemas.openxmlformats.org/markup-compatibility/2006" xmlns:o="urn:schemas-microsoft-com:office:office" xmlns:r="http://schemas.openxmlformats.org/officeDocument/2006/relationships" xmlns:m="http://schemas.openxmlformats.org/officeDocument/2006/math" xmlns:v="urn:schemas-microsoft-com:vml" xmlns:wp14="http://schemas.microsoft.com/office/word/2010/wordprocessingDrawing" xmlns:wp="http://schemas.openxmlformats.org/drawingml/2006/wordprocessingDrawing" xmlns:w10="urn:schemas-microsoft-com:office:word" xmlns:w="http://schemas.openxmlformats.org/wordprocessingml/2006/main" xmlns:w14="http://schemas.microsoft.com/office/word/2010/wordml" xmlns:w15="http://schemas.microsoft.com/office/word/2012/wordml" xmlns:wpg="http://schemas.microsoft.com/office/word/2010/wordprocessingGroup" xmlns:wpi="http://schemas.microsoft.com/office/word/2010/wordprocessingInk" xmlns:wne="http://schemas.microsoft.com/office/word/2006/wordml" xmlns:wps="http://schemas.microsoft.com/office/word/2010/wordprocessingShape" mc:Ignorable="w14 w15 wp14">
+<w:footnotes xmlns:wpc="http://schemas.microsoft.com/office/word/2010/wordprocessingCanvas" xmlns:cx="http://schemas.microsoft.com/office/drawing/2014/chartex" xmlns:cx1="http://schemas.microsoft.com/office/drawing/2015/9/8/chartex" xmlns:cx2="http://schemas.microsoft.com/office/drawing/2015/10/21/chartex" xmlns:cx3="http://schemas.microsoft.com/office/drawing/2016/5/9/chartex" xmlns:cx4="http://schemas.microsoft.com/office/drawing/2016/5/10/chartex" xmlns:cx5="http://schemas.microsoft.com/office/drawing/2016/5/11/chartex" xmlns:cx6="http://schemas.microsoft.com/office/drawing/2016/5/12/chartex" xmlns:cx7="http://schemas.microsoft.com/office/drawing/2016/5/13/chartex" xmlns:cx8="http://schemas.microsoft.com/office/drawing/2016/5/14/chartex" xmlns:mc="http://schemas.openxmlformats.org/markup-compatibility/2006" xmlns:aink="http://schemas.microsoft.com/office/drawing/2016/ink" xmlns:am3d="http://schemas.microsoft.com/office/drawing/2017/model3d" xmlns:o="urn:schemas-microsoft-com:office:office" xmlns:oel="http://schemas.microsoft.com/office/2019/extlst" xmlns:r="http://schemas.openxmlformats.org/officeDocument/2006/relationships" xmlns:m="http://schemas.openxmlformats.org/officeDocument/2006/math" xmlns:v="urn:schemas-microsoft-com:vml" xmlns:wp14="http://schemas.microsoft.com/office/word/2010/wordprocessingDrawing" xmlns:wp="http://schemas.openxmlformats.org/drawingml/2006/wordprocessingDrawing" xmlns:w10="urn:schemas-microsoft-com:office:word" xmlns:w="http://schemas.openxmlformats.org/wordprocessingml/2006/main" xmlns:w14="http://schemas.microsoft.com/office/word/2010/wordml" xmlns:w15="http://schemas.microsoft.com/office/word/2012/wordml" xmlns:w16cex="http://schemas.microsoft.com/office/word/2018/wordml/cex" xmlns:w16cid="http://schemas.microsoft.com/office/word/2016/wordml/cid" xmlns:w16="http://schemas.microsoft.com/office/word/2018/wordml" xmlns:w16du="http://schemas.microsoft.com/office/word/2023/wordml/word16du" xmlns:w16sdtdh="http://schemas.microsoft.com/office/word/2020/wordml/sdtdatahash" xmlns:w16sdtfl="http://schemas.microsoft.com/office/word/2024/wordml/sdtformatlock" xmlns:w16se="http://schemas.microsoft.com/office/word/2015/wordml/symex" xmlns:wpg="http://schemas.microsoft.com/office/word/2010/wordprocessingGroup" xmlns:wpi="http://schemas.microsoft.com/office/word/2010/wordprocessingInk" xmlns:wne="http://schemas.microsoft.com/office/word/2006/wordml" xmlns:wps="http://schemas.microsoft.com/office/word/2010/wordprocessingShape" mc:Ignorable="w14 w15 w16se w16cid w16 w16cex w16sdtdh w16sdtfl w16du wp14">
   <w:footnote w:type="separator" w:id="-1">
     <w:p>
       <w:pPr>
@@ -12936,7 +10436,7 @@
 </file>
 
 <file path=word/numbering.xml><?xml version="1.0" encoding="utf-8"?>
-<w:numbering xmlns:wpc="http://schemas.microsoft.com/office/word/2010/wordprocessingCanvas" xmlns:mc="http://schemas.openxmlformats.org/markup-compatibility/2006" xmlns:o="urn:schemas-microsoft-com:office:office" xmlns:r="http://schemas.openxmlformats.org/officeDocument/2006/relationships" xmlns:m="http://schemas.openxmlformats.org/officeDocument/2006/math" xmlns:v="urn:schemas-microsoft-com:vml" xmlns:wp14="http://schemas.microsoft.com/office/word/2010/wordprocessingDrawing" xmlns:wp="http://schemas.openxmlformats.org/drawingml/2006/wordprocessingDrawing" xmlns:w10="urn:schemas-microsoft-com:office:word" xmlns:w="http://schemas.openxmlformats.org/wordprocessingml/2006/main" xmlns:w14="http://schemas.microsoft.com/office/word/2010/wordml" xmlns:w15="http://schemas.microsoft.com/office/word/2012/wordml" xmlns:wpg="http://schemas.microsoft.com/office/word/2010/wordprocessingGroup" xmlns:wpi="http://schemas.microsoft.com/office/word/2010/wordprocessingInk" xmlns:wne="http://schemas.microsoft.com/office/word/2006/wordml" xmlns:wps="http://schemas.microsoft.com/office/word/2010/wordprocessingShape" mc:Ignorable="w14 w15 wp14">
+<w:numbering xmlns:wpc="http://schemas.microsoft.com/office/word/2010/wordprocessingCanvas" xmlns:cx="http://schemas.microsoft.com/office/drawing/2014/chartex" xmlns:cx1="http://schemas.microsoft.com/office/drawing/2015/9/8/chartex" xmlns:cx2="http://schemas.microsoft.com/office/drawing/2015/10/21/chartex" xmlns:cx3="http://schemas.microsoft.com/office/drawing/2016/5/9/chartex" xmlns:cx4="http://schemas.microsoft.com/office/drawing/2016/5/10/chartex" xmlns:cx5="http://schemas.microsoft.com/office/drawing/2016/5/11/chartex" xmlns:cx6="http://schemas.microsoft.com/office/drawing/2016/5/12/chartex" xmlns:cx7="http://schemas.microsoft.com/office/drawing/2016/5/13/chartex" xmlns:cx8="http://schemas.microsoft.com/office/drawing/2016/5/14/chartex" xmlns:mc="http://schemas.openxmlformats.org/markup-compatibility/2006" xmlns:aink="http://schemas.microsoft.com/office/drawing/2016/ink" xmlns:am3d="http://schemas.microsoft.com/office/drawing/2017/model3d" xmlns:o="urn:schemas-microsoft-com:office:office" xmlns:oel="http://schemas.microsoft.com/office/2019/extlst" xmlns:r="http://schemas.openxmlformats.org/officeDocument/2006/relationships" xmlns:m="http://schemas.openxmlformats.org/officeDocument/2006/math" xmlns:v="urn:schemas-microsoft-com:vml" xmlns:wp14="http://schemas.microsoft.com/office/word/2010/wordprocessingDrawing" xmlns:wp="http://schemas.openxmlformats.org/drawingml/2006/wordprocessingDrawing" xmlns:w10="urn:schemas-microsoft-com:office:word" xmlns:w="http://schemas.openxmlformats.org/wordprocessingml/2006/main" xmlns:w14="http://schemas.microsoft.com/office/word/2010/wordml" xmlns:w15="http://schemas.microsoft.com/office/word/2012/wordml" xmlns:w16cex="http://schemas.microsoft.com/office/word/2018/wordml/cex" xmlns:w16cid="http://schemas.microsoft.com/office/word/2016/wordml/cid" xmlns:w16="http://schemas.microsoft.com/office/word/2018/wordml" xmlns:w16du="http://schemas.microsoft.com/office/word/2023/wordml/word16du" xmlns:w16sdtdh="http://schemas.microsoft.com/office/word/2020/wordml/sdtdatahash" xmlns:w16sdtfl="http://schemas.microsoft.com/office/word/2024/wordml/sdtformatlock" xmlns:w16se="http://schemas.microsoft.com/office/word/2015/wordml/symex" xmlns:wpg="http://schemas.microsoft.com/office/word/2010/wordprocessingGroup" xmlns:wpi="http://schemas.microsoft.com/office/word/2010/wordprocessingInk" xmlns:wne="http://schemas.microsoft.com/office/word/2006/wordml" xmlns:wps="http://schemas.microsoft.com/office/word/2010/wordprocessingShape" mc:Ignorable="w14 w15 w16se w16cid w16 w16cex w16sdtdh w16sdtfl w16du wp14">
   <w:abstractNum w:abstractNumId="0" w15:restartNumberingAfterBreak="0">
     <w:nsid w:val="FFFFFF7C"/>
     <w:multiLevelType w:val="singleLevel"/>
@@ -14120,62 +11620,62 @@
       </w:pPr>
     </w:lvl>
   </w:abstractNum>
-  <w:num w:numId="1">
+  <w:num w:numId="1" w16cid:durableId="124156533">
     <w:abstractNumId w:val="8"/>
   </w:num>
-  <w:num w:numId="2">
+  <w:num w:numId="2" w16cid:durableId="1098599397">
     <w:abstractNumId w:val="6"/>
   </w:num>
-  <w:num w:numId="3">
+  <w:num w:numId="3" w16cid:durableId="1782452455">
     <w:abstractNumId w:val="5"/>
   </w:num>
-  <w:num w:numId="4">
+  <w:num w:numId="4" w16cid:durableId="1460150988">
     <w:abstractNumId w:val="4"/>
   </w:num>
-  <w:num w:numId="5">
+  <w:num w:numId="5" w16cid:durableId="1119253652">
     <w:abstractNumId w:val="7"/>
   </w:num>
-  <w:num w:numId="6">
+  <w:num w:numId="6" w16cid:durableId="472063962">
     <w:abstractNumId w:val="3"/>
   </w:num>
-  <w:num w:numId="7">
+  <w:num w:numId="7" w16cid:durableId="440419513">
     <w:abstractNumId w:val="2"/>
   </w:num>
-  <w:num w:numId="8">
+  <w:num w:numId="8" w16cid:durableId="2061899590">
     <w:abstractNumId w:val="1"/>
   </w:num>
-  <w:num w:numId="9">
+  <w:num w:numId="9" w16cid:durableId="199511673">
     <w:abstractNumId w:val="0"/>
   </w:num>
-  <w:num w:numId="10">
+  <w:num w:numId="10" w16cid:durableId="391854973">
     <w:abstractNumId w:val="12"/>
   </w:num>
-  <w:num w:numId="11">
+  <w:num w:numId="11" w16cid:durableId="1216038841">
     <w:abstractNumId w:val="16"/>
   </w:num>
-  <w:num w:numId="12">
+  <w:num w:numId="12" w16cid:durableId="429930468">
     <w:abstractNumId w:val="13"/>
   </w:num>
-  <w:num w:numId="13">
+  <w:num w:numId="13" w16cid:durableId="1266155549">
     <w:abstractNumId w:val="14"/>
   </w:num>
-  <w:num w:numId="14">
+  <w:num w:numId="14" w16cid:durableId="1781293306">
     <w:abstractNumId w:val="11"/>
   </w:num>
-  <w:num w:numId="15">
+  <w:num w:numId="15" w16cid:durableId="1957709581">
     <w:abstractNumId w:val="10"/>
   </w:num>
-  <w:num w:numId="16">
+  <w:num w:numId="16" w16cid:durableId="1364211591">
     <w:abstractNumId w:val="15"/>
   </w:num>
-  <w:num w:numId="17">
+  <w:num w:numId="17" w16cid:durableId="1247879512">
     <w:abstractNumId w:val="9"/>
   </w:num>
 </w:numbering>
 </file>
 
 <file path=word/styles.xml><?xml version="1.0" encoding="utf-8"?>
-<w:styles xmlns:mc="http://schemas.openxmlformats.org/markup-compatibility/2006" xmlns:r="http://schemas.openxmlformats.org/officeDocument/2006/relationships" xmlns:w="http://schemas.openxmlformats.org/wordprocessingml/2006/main" xmlns:w14="http://schemas.microsoft.com/office/word/2010/wordml" xmlns:w15="http://schemas.microsoft.com/office/word/2012/wordml" mc:Ignorable="w14 w15">
+<w:styles xmlns:mc="http://schemas.openxmlformats.org/markup-compatibility/2006" xmlns:r="http://schemas.openxmlformats.org/officeDocument/2006/relationships" xmlns:w="http://schemas.openxmlformats.org/wordprocessingml/2006/main" xmlns:w14="http://schemas.microsoft.com/office/word/2010/wordml" xmlns:w15="http://schemas.microsoft.com/office/word/2012/wordml" xmlns:w16cex="http://schemas.microsoft.com/office/word/2018/wordml/cex" xmlns:w16cid="http://schemas.microsoft.com/office/word/2016/wordml/cid" xmlns:w16="http://schemas.microsoft.com/office/word/2018/wordml" xmlns:w16du="http://schemas.microsoft.com/office/word/2023/wordml/word16du" xmlns:w16sdtdh="http://schemas.microsoft.com/office/word/2020/wordml/sdtdatahash" xmlns:w16sdtfl="http://schemas.microsoft.com/office/word/2024/wordml/sdtformatlock" xmlns:w16se="http://schemas.microsoft.com/office/word/2015/wordml/symex" mc:Ignorable="w14 w15 w16se w16cid w16 w16cex w16sdtdh w16sdtfl w16du">
   <w:docDefaults>
     <w:rPrDefault>
       <w:rPr>
@@ -14191,7 +11691,7 @@
       </w:pPr>
     </w:pPrDefault>
   </w:docDefaults>
-  <w:latentStyles w:defLockedState="0" w:defUIPriority="99" w:defSemiHidden="0" w:defUnhideWhenUsed="0" w:defQFormat="0" w:count="371">
+  <w:latentStyles w:defLockedState="0" w:defUIPriority="99" w:defSemiHidden="0" w:defUnhideWhenUsed="0" w:defQFormat="0" w:count="376">
     <w:lsdException w:name="Normal" w:uiPriority="0" w:qFormat="1"/>
     <w:lsdException w:name="heading 1" w:uiPriority="9" w:qFormat="1"/>
     <w:lsdException w:name="heading 2" w:semiHidden="1" w:uiPriority="9" w:unhideWhenUsed="1" w:qFormat="1"/>
@@ -14554,6 +12054,11 @@
     <w:lsdException w:name="List Table 5 Dark Accent 6" w:uiPriority="50"/>
     <w:lsdException w:name="List Table 6 Colorful Accent 6" w:uiPriority="51"/>
     <w:lsdException w:name="List Table 7 Colorful Accent 6" w:uiPriority="52"/>
+    <w:lsdException w:name="Mention" w:semiHidden="1" w:unhideWhenUsed="1"/>
+    <w:lsdException w:name="Smart Hyperlink" w:semiHidden="1" w:unhideWhenUsed="1"/>
+    <w:lsdException w:name="Hashtag" w:semiHidden="1" w:unhideWhenUsed="1"/>
+    <w:lsdException w:name="Unresolved Mention" w:semiHidden="1" w:unhideWhenUsed="1"/>
+    <w:lsdException w:name="Smart Link" w:semiHidden="1" w:unhideWhenUsed="1"/>
   </w:latentStyles>
   <w:style w:type="paragraph" w:default="1" w:styleId="Normal">
     <w:name w:val="Normal"/>
@@ -25564,8 +23069,8 @@
       <w:u w:val="single"/>
     </w:rPr>
   </w:style>
-  <w:style w:type="character" w:customStyle="1" w:styleId="UnresolvedMention">
-    <w:name w:val="Unresolved Mention"/>
+  <w:style w:type="character" w:customStyle="1" w:styleId="UnresolvedMention1">
+    <w:name w:val="Unresolved Mention1"/>
     <w:basedOn w:val="DefaultParagraphFont"/>
     <w:uiPriority w:val="99"/>
     <w:semiHidden/>
